--- a/docs/content/weather/weather_activity.docx
+++ b/docs/content/weather/weather_activity.docx
@@ -31,7 +31,7 @@
         <w:pStyle w:val="Date"/>
       </w:pPr>
       <w:r>
-        <w:t xml:space="preserve">2026-09-04</w:t>
+        <w:t xml:space="preserve">2026-09-08</w:t>
       </w:r>
     </w:p>
     <w:bookmarkStart w:id="16" w:name="downloading-and-summarizing-climate-data"/>

--- a/docs/content/weather/weather_activity.docx
+++ b/docs/content/weather/weather_activity.docx
@@ -31,7 +31,7 @@
         <w:pStyle w:val="Date"/>
       </w:pPr>
       <w:r>
-        <w:t xml:space="preserve">2026-09-08</w:t>
+        <w:t xml:space="preserve">2026-09-10</w:t>
       </w:r>
     </w:p>
     <w:bookmarkStart w:id="16" w:name="downloading-and-summarizing-climate-data"/>

--- a/docs/content/weather/weather_activity.docx
+++ b/docs/content/weather/weather_activity.docx
@@ -31,7 +31,7 @@
         <w:pStyle w:val="Date"/>
       </w:pPr>
       <w:r>
-        <w:t xml:space="preserve">2026-09-10</w:t>
+        <w:t xml:space="preserve">2026-09-14</w:t>
       </w:r>
     </w:p>
     <w:bookmarkStart w:id="16" w:name="downloading-and-summarizing-climate-data"/>

--- a/docs/content/weather/weather_activity.docx
+++ b/docs/content/weather/weather_activity.docx
@@ -10762,7 +10762,6 @@
         <w:bottom w:color="FF0000" w:space="1" w:sz="8" w:val="single"/>
         <w:right w:color="FF0000" w:space="4" w:sz="8" w:val="single"/>
       </w:pBdr>
-      <w:shd w:color="auto" w:fill="auto" w:val="pct15"/>
       <w:spacing w:after="120" w:before="120"/>
       <w:ind w:left="432" w:right="432"/>
     </w:pPr>
@@ -10783,7 +10782,6 @@
         <w:bottom w:color="auto" w:space="1" w:sz="8" w:val="single"/>
         <w:right w:color="auto" w:space="4" w:sz="8" w:val="single"/>
       </w:pBdr>
-      <w:shd w:color="auto" w:fill="auto" w:val="pct15"/>
       <w:spacing w:after="240" w:before="240"/>
       <w:ind w:left="432" w:right="432"/>
     </w:pPr>
@@ -10798,7 +10796,6 @@
     <w:qFormat/>
     <w:rsid w:val="00771E03"/>
     <w:pPr>
-      <w:shd w:color="auto" w:fill="auto" w:val="pct15"/>
       <w:spacing w:after="240" w:before="240"/>
       <w:ind w:left="432" w:right="432"/>
     </w:pPr>

--- a/docs/content/weather/weather_activity.docx
+++ b/docs/content/weather/weather_activity.docx
@@ -31,7 +31,7 @@
         <w:pStyle w:val="Date"/>
       </w:pPr>
       <w:r>
-        <w:t xml:space="preserve">2026-09-14</w:t>
+        <w:t xml:space="preserve">2026-09-21</w:t>
       </w:r>
     </w:p>
     <w:bookmarkStart w:id="16" w:name="downloading-and-summarizing-climate-data"/>

--- a/docs/content/weather/weather_activity.docx
+++ b/docs/content/weather/weather_activity.docx
@@ -31,7 +31,7 @@
         <w:pStyle w:val="Date"/>
       </w:pPr>
       <w:r>
-        <w:t xml:space="preserve">2026-09-21</w:t>
+        <w:t xml:space="preserve">2026-09-22</w:t>
       </w:r>
     </w:p>
     <w:bookmarkStart w:id="16" w:name="downloading-and-summarizing-climate-data"/>

--- a/docs/content/weather/weather_activity.docx
+++ b/docs/content/weather/weather_activity.docx
@@ -31,7 +31,7 @@
         <w:pStyle w:val="Date"/>
       </w:pPr>
       <w:r>
-        <w:t xml:space="preserve">2026-09-22</w:t>
+        <w:t xml:space="preserve">2026-09-23</w:t>
       </w:r>
     </w:p>
     <w:bookmarkStart w:id="16" w:name="downloading-and-summarizing-climate-data"/>

--- a/docs/content/weather/weather_activity.docx
+++ b/docs/content/weather/weather_activity.docx
@@ -10845,6 +10845,252 @@
       <w:spacing w:after="100"/>
     </w:pPr>
   </w:style>
+  <w:style w:styleId="BodyText" w:type="paragraph">
+    <w:name w:val="Body Text"/>
+    <w:basedOn w:val="Normal"/>
+    <w:link w:val="BodyTextChar"/>
+    <w:qFormat/>
+    <w:pPr>
+      <w:spacing w:after="180" w:before="180"/>
+    </w:pPr>
+  </w:style>
+  <w:style w:customStyle="1" w:styleId="FirstParagraph" w:type="paragraph">
+    <w:name w:val="First Paragraph"/>
+    <w:basedOn w:val="BodyText"/>
+    <w:next w:val="BodyText"/>
+    <w:qFormat/>
+  </w:style>
+  <w:style w:customStyle="1" w:styleId="Compact" w:type="paragraph">
+    <w:name w:val="Compact"/>
+    <w:basedOn w:val="BodyText"/>
+    <w:qFormat/>
+    <w:pPr>
+      <w:spacing w:after="36" w:before="36"/>
+    </w:pPr>
+  </w:style>
+  <w:style w:customStyle="1" w:styleId="Author" w:type="paragraph">
+    <w:name w:val="Author"/>
+    <w:basedOn w:val="Title"/>
+    <w:next w:val="BodyText"/>
+    <w:qFormat/>
+    <w:pPr>
+      <w:keepNext/>
+      <w:keepLines/>
+    </w:pPr>
+    <w:rPr>
+      <w:sz w:val="24"/>
+      <w:szCs w:val="24"/>
+    </w:rPr>
+  </w:style>
+  <w:style w:styleId="Date" w:type="paragraph">
+    <w:name w:val="Date"/>
+    <w:basedOn w:val="Title"/>
+    <w:next w:val="BodyText"/>
+    <w:qFormat/>
+    <w:pPr>
+      <w:keepNext/>
+      <w:keepLines/>
+    </w:pPr>
+    <w:rPr>
+      <w:sz w:val="24"/>
+      <w:szCs w:val="24"/>
+    </w:rPr>
+  </w:style>
+  <w:style w:customStyle="1" w:styleId="AbstractTitle" w:type="paragraph">
+    <w:name w:val="Abstract Title"/>
+    <w:basedOn w:val="Normal"/>
+    <w:next w:val="Abstract"/>
+    <w:qFormat/>
+    <w:pPr>
+      <w:keepNext/>
+      <w:keepLines/>
+      <w:spacing w:after="0" w:before="300"/>
+      <w:jc w:val="center"/>
+    </w:pPr>
+    <w:rPr>
+      <w:b/>
+      <w:sz w:val="20"/>
+      <w:szCs w:val="20"/>
+    </w:rPr>
+  </w:style>
+  <w:style w:customStyle="1" w:styleId="Abstract" w:type="paragraph">
+    <w:name w:val="Abstract"/>
+    <w:basedOn w:val="Normal"/>
+    <w:next w:val="BodyText"/>
+    <w:qFormat/>
+    <w:pPr>
+      <w:keepNext/>
+      <w:keepLines/>
+      <w:spacing w:after="300" w:before="100"/>
+    </w:pPr>
+    <w:rPr>
+      <w:sz w:val="20"/>
+      <w:szCs w:val="20"/>
+    </w:rPr>
+  </w:style>
+  <w:style w:styleId="Bibliography" w:type="paragraph">
+    <w:name w:val="Bibliography"/>
+    <w:basedOn w:val="Normal"/>
+    <w:next w:val="Bibliography"/>
+    <w:qFormat/>
+    <w:pPr/>
+    <w:rPr/>
+  </w:style>
+  <w:style w:styleId="BlockText" w:type="paragraph">
+    <w:name w:val="Block Text"/>
+    <w:basedOn w:val="BodyText"/>
+    <w:next w:val="BodyText"/>
+    <w:uiPriority w:val="9"/>
+    <w:unhideWhenUsed/>
+    <w:qFormat/>
+    <w:pPr>
+      <w:spacing w:after="100" w:before="100"/>
+      <w:ind w:firstLine="0" w:left="480" w:right="480"/>
+    </w:pPr>
+  </w:style>
+  <w:style w:styleId="FootnoteText" w:type="paragraph">
+    <w:name w:val="Footnote Text"/>
+    <w:basedOn w:val="Normal"/>
+    <w:next w:val="FootnoteText"/>
+    <w:uiPriority w:val="9"/>
+    <w:unhideWhenUsed/>
+    <w:qFormat/>
+  </w:style>
+  <w:style w:styleId="FootnoteBlockText" w:type="paragraph">
+    <w:name w:val="Footnote Block Text"/>
+    <w:basedOn w:val="FootnoteText"/>
+    <w:next w:val="FootnoteText"/>
+    <w:uiPriority w:val="9"/>
+    <w:unhideWhenUsed/>
+    <w:qFormat/>
+    <w:pPr>
+      <w:spacing w:after="100" w:before="100"/>
+      <w:ind w:firstLine="0" w:left="480" w:right="480"/>
+    </w:pPr>
+  </w:style>
+  <w:style w:styleId="Table" w:type="table">
+    <w:name w:val="Table"/>
+    <w:basedOn w:val="TableNormal"/>
+    <w:semiHidden/>
+    <w:unhideWhenUsed/>
+    <w:qFormat/>
+    <w:tblPr>
+      <w:tblInd w:type="dxa" w:w="0"/>
+      <w:tblCellMar>
+        <w:top w:type="dxa" w:w="0"/>
+        <w:left w:type="dxa" w:w="108"/>
+        <w:bottom w:type="dxa" w:w="0"/>
+        <w:right w:type="dxa" w:w="108"/>
+      </w:tblCellMar>
+    </w:tblPr>
+    <w:tblStylePr w:type="firstRow">
+      <w:tcPr>
+        <w:tcBorders>
+          <w:bottom w:val="single"/>
+        </w:tcBorders>
+        <w:vAlign w:val="bottom"/>
+      </w:tcPr>
+    </w:tblStylePr>
+  </w:style>
+  <w:style w:customStyle="1" w:styleId="DefinitionTerm" w:type="paragraph">
+    <w:name w:val="Definition Term"/>
+    <w:basedOn w:val="Normal"/>
+    <w:next w:val="Definition"/>
+    <w:pPr>
+      <w:keepNext/>
+      <w:keepLines/>
+      <w:spacing w:after="0"/>
+    </w:pPr>
+    <w:rPr>
+      <w:b/>
+    </w:rPr>
+  </w:style>
+  <w:style w:customStyle="1" w:styleId="Definition" w:type="paragraph">
+    <w:name w:val="Definition"/>
+    <w:basedOn w:val="Normal"/>
+  </w:style>
+  <w:style w:styleId="Caption" w:type="paragraph">
+    <w:name w:val="Caption"/>
+    <w:basedOn w:val="Normal"/>
+    <w:link w:val="BodyTextChar"/>
+    <w:pPr>
+      <w:spacing w:after="120" w:before="0"/>
+    </w:pPr>
+    <w:rPr>
+      <w:i/>
+    </w:rPr>
+  </w:style>
+  <w:style w:customStyle="1" w:styleId="TableCaption" w:type="paragraph">
+    <w:name w:val="Table Caption"/>
+    <w:basedOn w:val="Caption"/>
+    <w:pPr>
+      <w:keepNext/>
+    </w:pPr>
+  </w:style>
+  <w:style w:customStyle="1" w:styleId="ImageCaption" w:type="paragraph">
+    <w:name w:val="Image Caption"/>
+    <w:basedOn w:val="Caption"/>
+  </w:style>
+  <w:style w:customStyle="1" w:styleId="Figure" w:type="paragraph">
+    <w:name w:val="Figure"/>
+    <w:basedOn w:val="Normal"/>
+  </w:style>
+  <w:style w:customStyle="1" w:styleId="CaptionedFigure" w:type="paragraph">
+    <w:name w:val="Captioned Figure"/>
+    <w:basedOn w:val="Figure"/>
+    <w:pPr>
+      <w:keepNext/>
+    </w:pPr>
+  </w:style>
+  <w:style w:customStyle="1" w:styleId="BodyTextChar" w:type="character">
+    <w:name w:val="Body Text Char"/>
+    <w:basedOn w:val="DefaultParagraphFont"/>
+    <w:link w:val="BodyText"/>
+  </w:style>
+  <w:style w:customStyle="1" w:styleId="VerbatimChar" w:type="character">
+    <w:name w:val="Verbatim Char"/>
+    <w:basedOn w:val="BodyTextChar"/>
+    <w:rPr>
+      <w:rFonts w:ascii="Consolas" w:hAnsi="Consolas"/>
+      <w:sz w:val="22"/>
+    </w:rPr>
+  </w:style>
+  <w:style w:customStyle="1" w:styleId="SectionNumber" w:type="character">
+    <w:name w:val="Section Number"/>
+    <w:basedOn w:val="BodyTextChar"/>
+  </w:style>
+  <w:style w:styleId="FootnoteReference" w:type="character">
+    <w:name w:val="Footnote Reference"/>
+    <w:basedOn w:val="BodyTextChar"/>
+    <w:rPr>
+      <w:vertAlign w:val="superscript"/>
+    </w:rPr>
+  </w:style>
+  <w:style w:styleId="Hyperlink" w:type="character">
+    <w:name w:val="Hyperlink"/>
+    <w:basedOn w:val="BodyTextChar"/>
+    <w:rPr>
+      <w:color w:themeColor="accent1" w:val="4F81BD"/>
+    </w:rPr>
+  </w:style>
+  <w:style w:styleId="TOCHeading" w:type="paragraph">
+    <w:name w:val="TOC Heading"/>
+    <w:basedOn w:val="Heading1"/>
+    <w:next w:val="BodyText"/>
+    <w:uiPriority w:val="39"/>
+    <w:unhideWhenUsed/>
+    <w:qFormat/>
+    <w:pPr>
+      <w:spacing w:before="240" w:line="259" w:lineRule="auto"/>
+      <w:outlineLvl w:val="9"/>
+    </w:pPr>
+    <w:rPr>
+      <w:rFonts w:asciiTheme="majorHAnsi" w:cstheme="majorBidi" w:eastAsiaTheme="majorEastAsia" w:hAnsiTheme="majorHAnsi"/>
+      <w:b w:val="0"/>
+      <w:bCs w:val="0"/>
+      <w:color w:themeColor="accent1" w:themeShade="BF" w:val="365F91"/>
+    </w:rPr>
+  </w:style>
   <w:style w:type="character" w:customStyle="1" w:styleId="KeywordTok">
     <w:name w:val="KeywordTok"/>
     <w:basedOn w:val="VerbatimChar"/>

--- a/docs/content/weather/weather_activity.docx
+++ b/docs/content/weather/weather_activity.docx
@@ -9326,7 +9326,7 @@
     <w:bookmarkEnd w:id="46"/>
     <w:sectPr>
       <w:pgSz w:h="15840" w:w="12240"/>
-      <w:pgMar w:bottom="1440" w:footer="720" w:gutter="0" w:header="720" w:left="1440" w:right="1440" w:top="1440"/>
+      <w:pgMar w:bottom="720" w:footer="432" w:gutter="0" w:header="432" w:left="720" w:right="1008" w:top="720"/>
       <w:cols w:space="720"/>
       <w:docGrid w:linePitch="360"/>
     </w:sectPr>
@@ -9844,7 +9844,11 @@
         <w14:ligatures w14:val="standardContextual"/>
       </w:rPr>
     </w:rPrDefault>
-    <w:pPrDefault/>
+    <w:pPrDefault>
+      <w:pPr>
+        <w:spacing w:after="0" w:before="0" w:line="240" w:lineRule="auto"/>
+      </w:pPr>
+    </w:pPrDefault>
   </w:docDefaults>
   <w:latentStyles w:count="376" w:defLockedState="0" w:defQFormat="0" w:defSemiHidden="0" w:defUIPriority="99" w:defUnhideWhenUsed="0">
     <w:lsdException w:name="Normal" w:qFormat="1" w:uiPriority="0"/>
@@ -10644,7 +10648,7 @@
     <w:qFormat/>
     <w:rsid w:val="00AF5CF1"/>
     <w:pPr>
-      <w:spacing w:after="160" w:before="160"/>
+      <w:spacing w:after="0" w:before="0"/>
       <w:jc w:val="center"/>
     </w:pPr>
     <w:rPr>
@@ -10762,7 +10766,7 @@
         <w:bottom w:color="FF0000" w:space="1" w:sz="8" w:val="single"/>
         <w:right w:color="FF0000" w:space="4" w:sz="8" w:val="single"/>
       </w:pBdr>
-      <w:spacing w:after="120" w:before="120"/>
+      <w:spacing w:after="40" w:before="40"/>
       <w:ind w:left="432" w:right="432"/>
     </w:pPr>
     <w:rPr>
@@ -10782,7 +10786,7 @@
         <w:bottom w:color="auto" w:space="1" w:sz="8" w:val="single"/>
         <w:right w:color="auto" w:space="4" w:sz="8" w:val="single"/>
       </w:pBdr>
-      <w:spacing w:after="240" w:before="240"/>
+      <w:spacing w:after="40" w:before="40"/>
       <w:ind w:left="432" w:right="432"/>
     </w:pPr>
     <w:rPr>
@@ -10796,7 +10800,7 @@
     <w:qFormat/>
     <w:rsid w:val="00771E03"/>
     <w:pPr>
-      <w:spacing w:after="240" w:before="240"/>
+      <w:spacing w:after="40" w:before="40"/>
       <w:ind w:left="432" w:right="432"/>
     </w:pPr>
     <w:rPr>
@@ -10842,7 +10846,7 @@
     <w:unhideWhenUsed/>
     <w:rsid w:val="00322D32"/>
     <w:pPr>
-      <w:spacing w:after="100"/>
+      <w:spacing w:after="0" w:before="0"/>
     </w:pPr>
   </w:style>
   <w:style w:styleId="BodyText" w:type="paragraph">
@@ -10851,7 +10855,7 @@
     <w:link w:val="BodyTextChar"/>
     <w:qFormat/>
     <w:pPr>
-      <w:spacing w:after="180" w:before="180"/>
+      <w:spacing w:after="0" w:before="0"/>
     </w:pPr>
   </w:style>
   <w:style w:customStyle="1" w:styleId="FirstParagraph" w:type="paragraph">
@@ -10859,13 +10863,16 @@
     <w:basedOn w:val="BodyText"/>
     <w:next w:val="BodyText"/>
     <w:qFormat/>
+    <w:pPr>
+      <w:spacing w:after="0" w:before="0"/>
+    </w:pPr>
   </w:style>
   <w:style w:customStyle="1" w:styleId="Compact" w:type="paragraph">
     <w:name w:val="Compact"/>
     <w:basedOn w:val="BodyText"/>
     <w:qFormat/>
     <w:pPr>
-      <w:spacing w:after="36" w:before="36"/>
+      <w:spacing w:after="0" w:before="0"/>
     </w:pPr>
   </w:style>
   <w:style w:customStyle="1" w:styleId="Author" w:type="paragraph">
@@ -10944,7 +10951,7 @@
     <w:unhideWhenUsed/>
     <w:qFormat/>
     <w:pPr>
-      <w:spacing w:after="100" w:before="100"/>
+      <w:spacing w:after="0" w:before="0"/>
       <w:ind w:firstLine="0" w:left="480" w:right="480"/>
     </w:pPr>
   </w:style>
@@ -11014,7 +11021,7 @@
     <w:basedOn w:val="Normal"/>
     <w:link w:val="BodyTextChar"/>
     <w:pPr>
-      <w:spacing w:after="120" w:before="0"/>
+      <w:spacing w:after="0" w:before="0"/>
     </w:pPr>
     <w:rPr>
       <w:i/>
@@ -11024,21 +11031,29 @@
     <w:name w:val="Table Caption"/>
     <w:basedOn w:val="Caption"/>
     <w:pPr>
+      <w:spacing w:after="0" w:before="0"/>
       <w:keepNext/>
     </w:pPr>
   </w:style>
   <w:style w:customStyle="1" w:styleId="ImageCaption" w:type="paragraph">
     <w:name w:val="Image Caption"/>
     <w:basedOn w:val="Caption"/>
+    <w:pPr>
+      <w:spacing w:after="0" w:before="0"/>
+    </w:pPr>
   </w:style>
   <w:style w:customStyle="1" w:styleId="Figure" w:type="paragraph">
     <w:name w:val="Figure"/>
     <w:basedOn w:val="Normal"/>
+    <w:pPr>
+      <w:spacing w:after="0" w:before="0"/>
+    </w:pPr>
   </w:style>
   <w:style w:customStyle="1" w:styleId="CaptionedFigure" w:type="paragraph">
     <w:name w:val="Captioned Figure"/>
     <w:basedOn w:val="Figure"/>
     <w:pPr>
+      <w:spacing w:after="0" w:before="0"/>
       <w:keepNext/>
     </w:pPr>
   </w:style>
@@ -11051,8 +11066,8 @@
     <w:name w:val="Verbatim Char"/>
     <w:basedOn w:val="BodyTextChar"/>
     <w:rPr>
-      <w:rFonts w:ascii="Consolas" w:hAnsi="Consolas"/>
-      <w:sz w:val="22"/>
+      <w:rFonts w:ascii="Courier New" w:cs="Courier New" w:hAnsi="Courier New"/>
+      <w:sz w:val="20"/>
     </w:rPr>
   </w:style>
   <w:style w:customStyle="1" w:styleId="SectionNumber" w:type="character">

--- a/docs/content/weather/weather_activity.docx
+++ b/docs/content/weather/weather_activity.docx
@@ -1772,7 +1772,16 @@
         <w:rPr>
           <w:rStyle w:val="VerbatimChar"/>
         </w:rPr>
-        <w:t xml:space="preserve">What dominates the plot (seasonal cycle / long-term trend / both)?</w:t>
+        <w:t xml:space="preserve">What dominates the plot (seasonal</w:t>
+      </w:r>
+      <w:r>
+        <w:br/>
+      </w:r>
+      <w:r>
+        <w:rPr>
+          <w:rStyle w:val="VerbatimChar"/>
+        </w:rPr>
+        <w:t xml:space="preserve">cycle / long-term trend / both)?</w:t>
       </w:r>
       <w:r>
         <w:br/>
@@ -3274,7 +3283,7 @@
         <w:rPr>
           <w:rStyle w:val="VerbatimChar"/>
         </w:rPr>
-        <w:t xml:space="preserve">Level      Rows     What it shows clearly      What it hides</w:t>
+        <w:t xml:space="preserve">Level     Rows    What it shows clearly   What it hides</w:t>
       </w:r>
       <w:r>
         <w:br/>
@@ -3283,7 +3292,7 @@
         <w:rPr>
           <w:rStyle w:val="VerbatimChar"/>
         </w:rPr>
-        <w:t xml:space="preserve">--------   ------   -------------------------  -------------------------</w:t>
+        <w:t xml:space="preserve">-------   -----   ---------------------   ---------------------</w:t>
       </w:r>
       <w:r>
         <w:br/>
@@ -3663,7 +3672,7 @@
         <w:rPr>
           <w:rStyle w:val="CommentTok"/>
         </w:rPr>
-        <w:t xml:space="preserve"># Pull the slope and convert to °C per decade --------------------</w:t>
+        <w:t xml:space="preserve"># Pull the slope and convert to °C per decade -------------------</w:t>
       </w:r>
       <w:r>
         <w:br/>
@@ -3906,7 +3915,16 @@
         <w:rPr>
           <w:rStyle w:val="NormalTok"/>
         </w:rPr>
-        <w:t xml:space="preserve">), </w:t>
+        <w:t xml:space="preserve">),</w:t>
+      </w:r>
+      <w:r>
+        <w:br/>
+      </w:r>
+      <w:r>
+        <w:rPr>
+          <w:rStyle w:val="NormalTok"/>
+        </w:rPr>
+        <w:t xml:space="preserve">    </w:t>
       </w:r>
       <w:r>
         <w:rPr>
@@ -4016,7 +4034,16 @@
         <w:rPr>
           <w:rStyle w:val="VerbatimChar"/>
         </w:rPr>
-        <w:t xml:space="preserve">Is the warming trend statistically significant at α = 0.05?  Y / N</w:t>
+        <w:t xml:space="preserve">Is the warming trend statistically</w:t>
+      </w:r>
+      <w:r>
+        <w:br/>
+      </w:r>
+      <w:r>
+        <w:rPr>
+          <w:rStyle w:val="VerbatimChar"/>
+        </w:rPr>
+        <w:t xml:space="preserve">significant at α = 0.05?  Y / N</w:t>
       </w:r>
     </w:p>
     <w:p>
@@ -4171,7 +4198,7 @@
         <w:rPr>
           <w:rStyle w:val="CommentTok"/>
         </w:rPr>
-        <w:t xml:space="preserve"># Label each day as summer, winter, or shoulder season -------------</w:t>
+        <w:t xml:space="preserve"># Label each day as summer, winter, or shoulder season ----------</w:t>
       </w:r>
       <w:r>
         <w:br/>
@@ -4507,7 +4534,7 @@
         <w:rPr>
           <w:rStyle w:val="CommentTok"/>
         </w:rPr>
-        <w:t xml:space="preserve"># Quick check - did it work? -----------------------------------------</w:t>
+        <w:t xml:space="preserve"># Quick check - did it work? ------------------------------------</w:t>
       </w:r>
       <w:r>
         <w:br/>
@@ -4719,7 +4746,7 @@
         <w:rPr>
           <w:rStyle w:val="CommentTok"/>
         </w:rPr>
-        <w:t xml:space="preserve"># Keep only summer and winter, then summarize by year ----------------</w:t>
+        <w:t xml:space="preserve"># Keep only summer and winter, then summarize by year -----------</w:t>
       </w:r>
       <w:r>
         <w:br/>
@@ -5058,7 +5085,7 @@
         <w:rPr>
           <w:rStyle w:val="CommentTok"/>
         </w:rPr>
-        <w:t xml:space="preserve"># Plot both seasons with separate trend lines --------------------------</w:t>
+        <w:t xml:space="preserve"># Plot both seasons with separate trend lines -------------------</w:t>
       </w:r>
       <w:r>
         <w:br/>
@@ -5739,7 +5766,7 @@
         <w:rPr>
           <w:rStyle w:val="CommentTok"/>
         </w:rPr>
-        <w:t xml:space="preserve"># Summer-only model -------------------------------------------------</w:t>
+        <w:t xml:space="preserve"># Summer-only model ---------------------------------------------</w:t>
       </w:r>
       <w:r>
         <w:br/>
@@ -5936,7 +5963,7 @@
         <w:rPr>
           <w:rStyle w:val="CommentTok"/>
         </w:rPr>
-        <w:t xml:space="preserve"># Winter-only model -------------------------------------------------</w:t>
+        <w:t xml:space="preserve"># Winter-only model ---------------------------------------------</w:t>
       </w:r>
       <w:r>
         <w:br/>
@@ -6133,7 +6160,7 @@
         <w:rPr>
           <w:rStyle w:val="CommentTok"/>
         </w:rPr>
-        <w:t xml:space="preserve"># Compare the two slopes ----------------------------------------------</w:t>
+        <w:t xml:space="preserve"># Compare the two slopes ----------------------------------------</w:t>
       </w:r>
       <w:r>
         <w:br/>
@@ -6208,7 +6235,16 @@
         <w:rPr>
           <w:rStyle w:val="NormalTok"/>
         </w:rPr>
-        <w:t xml:space="preserve">), </w:t>
+        <w:t xml:space="preserve">),</w:t>
+      </w:r>
+      <w:r>
+        <w:br/>
+      </w:r>
+      <w:r>
+        <w:rPr>
+          <w:rStyle w:val="NormalTok"/>
+        </w:rPr>
+        <w:t xml:space="preserve">    </w:t>
       </w:r>
       <w:r>
         <w:rPr>
@@ -6307,7 +6343,16 @@
         <w:rPr>
           <w:rStyle w:val="NormalTok"/>
         </w:rPr>
-        <w:t xml:space="preserve">), </w:t>
+        <w:t xml:space="preserve">),</w:t>
+      </w:r>
+      <w:r>
+        <w:br/>
+      </w:r>
+      <w:r>
+        <w:rPr>
+          <w:rStyle w:val="NormalTok"/>
+        </w:rPr>
+        <w:t xml:space="preserve">    </w:t>
       </w:r>
       <w:r>
         <w:rPr>
@@ -6366,7 +6411,7 @@
         <w:rPr>
           <w:rStyle w:val="VerbatimChar"/>
         </w:rPr>
-        <w:t xml:space="preserve">Season    Slope (°C/year)   Rate (°C/decade)   p-value   Significant? (Y/N)</w:t>
+        <w:t xml:space="preserve">Season   Slope (°C/yr)   Rate (°C/decade)   p-value   Signif.?</w:t>
       </w:r>
       <w:r>
         <w:br/>
@@ -6375,7 +6420,7 @@
         <w:rPr>
           <w:rStyle w:val="VerbatimChar"/>
         </w:rPr>
-        <w:t xml:space="preserve">-------   ----------------  ------------------  --------  -------------------</w:t>
+        <w:t xml:space="preserve">------   -------------   ----------------   -------   --------</w:t>
       </w:r>
       <w:r>
         <w:br/>
@@ -6455,7 +6500,16 @@
         <w:rPr>
           <w:rStyle w:val="VerbatimChar"/>
         </w:rPr>
-        <w:t xml:space="preserve">Why might winter and summer warm at different rates? (Hint: think about ice cover, snow reflectivity, cloud cover)</w:t>
+        <w:t xml:space="preserve">Why might winter and summer warm at different rates? (Hint:</w:t>
+      </w:r>
+      <w:r>
+        <w:br/>
+      </w:r>
+      <w:r>
+        <w:rPr>
+          <w:rStyle w:val="VerbatimChar"/>
+        </w:rPr>
+        <w:t xml:space="preserve">think about ice cover, snow reflectivity, cloud cover)</w:t>
       </w:r>
     </w:p>
     <w:p>
@@ -6895,7 +6949,7 @@
         <w:rPr>
           <w:rStyle w:val="CommentTok"/>
         </w:rPr>
-        <w:t xml:space="preserve"># Add all four seasons instead of just summer/winter -----------------</w:t>
+        <w:t xml:space="preserve"># Add all four seasons instead of just summer/winter ------------</w:t>
       </w:r>
       <w:r>
         <w:br/>
@@ -7464,7 +7518,7 @@
         <w:rPr>
           <w:rStyle w:val="CommentTok"/>
         </w:rPr>
-        <w:t xml:space="preserve"># Explore snow/ice flag data -------------------------------------------</w:t>
+        <w:t xml:space="preserve"># Explore snow/ice flag data ------------------------------------</w:t>
       </w:r>
       <w:r>
         <w:br/>
@@ -8665,7 +8719,7 @@
         <w:rPr>
           <w:rStyle w:val="CommentTok"/>
         </w:rPr>
-        <w:t xml:space="preserve"># get_GSOD(years = ..., station = "your-station") -&gt; group_by(YEAR) -&gt;</w:t>
+        <w:t xml:space="preserve"># get_GSOD(years = ..., station =</w:t>
       </w:r>
       <w:r>
         <w:br/>
@@ -8674,7 +8728,25 @@
         <w:rPr>
           <w:rStyle w:val="CommentTok"/>
         </w:rPr>
-        <w:t xml:space="preserve">#   summarize(mean_temp = mean(TEMP, na.rm = TRUE)) -&gt; lm(mean_temp ~ YEAR)</w:t>
+        <w:t xml:space="preserve"># "your-station") -&gt; group_by(YEAR) -&gt;</w:t>
+      </w:r>
+      <w:r>
+        <w:br/>
+      </w:r>
+      <w:r>
+        <w:rPr>
+          <w:rStyle w:val="CommentTok"/>
+        </w:rPr>
+        <w:t xml:space="preserve">#   summarize(mean_temp = mean(TEMP, na.rm</w:t>
+      </w:r>
+      <w:r>
+        <w:br/>
+      </w:r>
+      <w:r>
+        <w:rPr>
+          <w:rStyle w:val="CommentTok"/>
+        </w:rPr>
+        <w:t xml:space="preserve">#   = TRUE)) -&gt; lm(mean_temp ~ YEAR)</w:t>
       </w:r>
     </w:p>
     <w:p>

--- a/docs/content/weather/weather_activity.docx
+++ b/docs/content/weather/weather_activity.docx
@@ -31,7 +31,7 @@
         <w:pStyle w:val="Date"/>
       </w:pPr>
       <w:r>
-        <w:t xml:space="preserve">2026-09-23</w:t>
+        <w:t xml:space="preserve">2026-09-24</w:t>
       </w:r>
     </w:p>
     <w:bookmarkStart w:id="16" w:name="downloading-and-summarizing-climate-data"/>

--- a/docs/content/weather/weather_activity.docx
+++ b/docs/content/weather/weather_activity.docx
@@ -31,7 +31,7 @@
         <w:pStyle w:val="Date"/>
       </w:pPr>
       <w:r>
-        <w:t xml:space="preserve">2026-09-24</w:t>
+        <w:t xml:space="preserve">2026-09-29</w:t>
       </w:r>
     </w:p>
     <w:bookmarkStart w:id="16" w:name="downloading-and-summarizing-climate-data"/>

--- a/docs/content/weather/weather_activity.docx
+++ b/docs/content/weather/weather_activity.docx
@@ -31,7 +31,7 @@
         <w:pStyle w:val="Date"/>
       </w:pPr>
       <w:r>
-        <w:t xml:space="preserve">2026-09-29</w:t>
+        <w:t xml:space="preserve">2026-10-01</w:t>
       </w:r>
     </w:p>
     <w:bookmarkStart w:id="16" w:name="downloading-and-summarizing-climate-data"/>

--- a/docs/content/weather/weather_activity.docx
+++ b/docs/content/weather/weather_activity.docx
@@ -31,7 +31,7 @@
         <w:pStyle w:val="Date"/>
       </w:pPr>
       <w:r>
-        <w:t xml:space="preserve">2026-10-05</w:t>
+        <w:t xml:space="preserve">2026-10-08</w:t>
       </w:r>
     </w:p>
     <w:bookmarkStart w:id="18" w:name="in-class-activity-12-real-climate-data"/>
@@ -227,7 +227,7 @@
                     <a:graphicData uri="http://schemas.openxmlformats.org/drawingml/2006/picture">
                       <pic:pic>
                         <pic:nvPicPr>
-                          <pic:cNvPr descr="/opt/quarto/share/formats/docx/tip.png" id="11" name="Picture"/>
+                          <pic:cNvPr descr="/Applications/Positron.app/Contents/Resources/app/quarto/share/formats/docx/tip.png" id="11" name="Picture"/>
                           <pic:cNvPicPr>
                             <a:picLocks noChangeArrowheads="1" noChangeAspect="1"/>
                           </pic:cNvPicPr>
@@ -453,7 +453,7 @@
                     <a:graphicData uri="http://schemas.openxmlformats.org/drawingml/2006/picture">
                       <pic:pic>
                         <pic:nvPicPr>
-                          <pic:cNvPr descr="/opt/quarto/share/formats/docx/important.png" id="15" name="Picture"/>
+                          <pic:cNvPr descr="/Applications/Positron.app/Contents/Resources/app/quarto/share/formats/docx/important.png" id="15" name="Picture"/>
                           <pic:cNvPicPr>
                             <a:picLocks noChangeArrowheads="1" noChangeAspect="1"/>
                           </pic:cNvPicPr>

--- a/docs/content/weather/weather_activity.docx
+++ b/docs/content/weather/weather_activity.docx
@@ -103,7 +103,7 @@
         </w:numPr>
       </w:pPr>
       <w:r>
-        <w:t xml:space="preserve">Summarize ~28,000 daily records into one mean per year</w:t>
+        <w:t xml:space="preserve">Summarize ~25,000 daily records into one mean per year</w:t>
       </w:r>
     </w:p>
     <w:p>
@@ -362,13 +362,49 @@
                 <w:b/>
                 <w:bCs/>
               </w:rPr>
-              <w:t xml:space="preserve">New package:</w:t>
+              <w:t xml:space="preserve">New packages:</w:t>
             </w:r>
             <w:r>
               <w:t xml:space="preserve"> </w:t>
             </w:r>
             <w:r>
-              <w:t xml:space="preserve">install</w:t>
+              <w:t xml:space="preserve">install these two once, from the Console:</w:t>
+            </w:r>
+            <w:r>
+              <w:t xml:space="preserve"> </w:t>
+            </w:r>
+            <w:r>
+              <w:rPr>
+                <w:rStyle w:val="VerbatimChar"/>
+              </w:rPr>
+              <w:t xml:space="preserve">install.packages("GSODR")</w:t>
+            </w:r>
+            <w:r>
+              <w:t xml:space="preserve"> </w:t>
+            </w:r>
+            <w:r>
+              <w:t xml:space="preserve">and</w:t>
+            </w:r>
+            <w:r>
+              <w:t xml:space="preserve"> </w:t>
+            </w:r>
+            <w:r>
+              <w:rPr>
+                <w:rStyle w:val="VerbatimChar"/>
+              </w:rPr>
+              <w:t xml:space="preserve">install.packages("nasapower")</w:t>
+            </w:r>
+          </w:p>
+          <w:p>
+            <w:pPr>
+              <w:pStyle w:val="Compact"/>
+              <w:numPr>
+                <w:ilvl w:val="1"/>
+                <w:numId w:val="1003"/>
+              </w:numPr>
+            </w:pPr>
+            <w:r>
+              <w:t xml:space="preserve">loading</w:t>
             </w:r>
             <w:r>
               <w:t xml:space="preserve"> </w:t>
@@ -383,16 +419,20 @@
               <w:t xml:space="preserve"> </w:t>
             </w:r>
             <w:r>
-              <w:t xml:space="preserve">once, from the Console:</w:t>
+              <w:t xml:space="preserve">prints a notice that the GSOD data</w:t>
             </w:r>
             <w:r>
               <w:t xml:space="preserve"> </w:t>
             </w:r>
             <w:r>
               <w:rPr>
-                <w:rStyle w:val="VerbatimChar"/>
+                <w:b/>
+                <w:bCs/>
               </w:rPr>
-              <w:t xml:space="preserve">install.packages("GSODR")</w:t>
+              <w:t xml:space="preserve">retired in Aug 2025</w:t>
+            </w:r>
+            <w:r>
+              <w:t xml:space="preserve">. That is expected — not an error. The historical archive still downloads fine.</w:t>
             </w:r>
           </w:p>
           <w:p/>
@@ -513,7 +553,7 @@
               <w:pStyle w:val="Compact"/>
               <w:numPr>
                 <w:ilvl w:val="0"/>
-                <w:numId w:val="1003"/>
+                <w:numId w:val="1004"/>
               </w:numPr>
             </w:pPr>
             <w:r>
@@ -541,7 +581,7 @@
               <w:pStyle w:val="Compact"/>
               <w:numPr>
                 <w:ilvl w:val="0"/>
-                <w:numId w:val="1003"/>
+                <w:numId w:val="1004"/>
               </w:numPr>
             </w:pPr>
             <w:r>
@@ -584,7 +624,7 @@
                 <w:b/>
                 <w:bCs/>
               </w:rPr>
-              <w:t xml:space="preserve">Extension</w:t>
+              <w:t xml:space="preserve">Homework</w:t>
             </w:r>
             <w:r>
               <w:t xml:space="preserve"> </w:t>
@@ -598,7 +638,7 @@
               <w:pStyle w:val="Compact"/>
               <w:numPr>
                 <w:ilvl w:val="0"/>
-                <w:numId w:val="1003"/>
+                <w:numId w:val="1004"/>
               </w:numPr>
             </w:pPr>
             <w:r>
@@ -872,19 +912,91 @@
         <w:rPr>
           <w:rStyle w:val="CommentTok"/>
         </w:rPr>
-        <w:t xml:space="preserve"># NOAA weather station data</w:t>
-      </w:r>
-      <w:r>
-        <w:br/>
-      </w:r>
-      <w:r>
-        <w:br/>
+        <w:t xml:space="preserve"># NOAA station data - Duluth, in class</w:t>
+      </w:r>
+      <w:r>
+        <w:br/>
+      </w:r>
+      <w:r>
+        <w:rPr>
+          <w:rStyle w:val="FunctionTok"/>
+        </w:rPr>
+        <w:t xml:space="preserve">library</w:t>
+      </w:r>
+      <w:r>
+        <w:rPr>
+          <w:rStyle w:val="NormalTok"/>
+        </w:rPr>
+        <w:t xml:space="preserve">(nasapower)   </w:t>
       </w:r>
       <w:r>
         <w:rPr>
           <w:rStyle w:val="CommentTok"/>
         </w:rPr>
-        <w:t xml:space="preserve"># Download daily Duluth weather, 1948-2025 -------------</w:t>
+        <w:t xml:space="preserve"># NASA data by lat/long - your city, homework</w:t>
+      </w:r>
+      <w:r>
+        <w:br/>
+      </w:r>
+      <w:r>
+        <w:br/>
+      </w:r>
+      <w:r>
+        <w:rPr>
+          <w:rStyle w:val="CommentTok"/>
+        </w:rPr>
+        <w:t xml:space="preserve"># Download daily Duluth weather, 1948-2024 -------------</w:t>
+      </w:r>
+      <w:r>
+        <w:br/>
+      </w:r>
+      <w:r>
+        <w:rPr>
+          <w:rStyle w:val="CommentTok"/>
+        </w:rPr>
+        <w:t xml:space="preserve"># 1965-1972 are missing for this station, so skip them</w:t>
+      </w:r>
+      <w:r>
+        <w:br/>
+      </w:r>
+      <w:r>
+        <w:rPr>
+          <w:rStyle w:val="NormalTok"/>
+        </w:rPr>
+        <w:t xml:space="preserve">gap_years </w:t>
+      </w:r>
+      <w:r>
+        <w:rPr>
+          <w:rStyle w:val="OtherTok"/>
+        </w:rPr>
+        <w:t xml:space="preserve">&lt;-</w:t>
+      </w:r>
+      <w:r>
+        <w:rPr>
+          <w:rStyle w:val="NormalTok"/>
+        </w:rPr>
+        <w:t xml:space="preserve"> </w:t>
+      </w:r>
+      <w:r>
+        <w:rPr>
+          <w:rStyle w:val="DecValTok"/>
+        </w:rPr>
+        <w:t xml:space="preserve">1965</w:t>
+      </w:r>
+      <w:r>
+        <w:rPr>
+          <w:rStyle w:val="SpecialCharTok"/>
+        </w:rPr>
+        <w:t xml:space="preserve">:</w:t>
+      </w:r>
+      <w:r>
+        <w:rPr>
+          <w:rStyle w:val="DecValTok"/>
+        </w:rPr>
+        <w:t xml:space="preserve">1972</w:t>
+      </w:r>
+      <w:r>
+        <w:br/>
       </w:r>
       <w:r>
         <w:br/>
@@ -933,6 +1045,18 @@
       </w:r>
       <w:r>
         <w:rPr>
+          <w:rStyle w:val="FunctionTok"/>
+        </w:rPr>
+        <w:t xml:space="preserve">setdiff</w:t>
+      </w:r>
+      <w:r>
+        <w:rPr>
+          <w:rStyle w:val="NormalTok"/>
+        </w:rPr>
+        <w:t xml:space="preserve">(</w:t>
+      </w:r>
+      <w:r>
+        <w:rPr>
           <w:rStyle w:val="DecValTok"/>
         </w:rPr>
         <w:t xml:space="preserve">1948</w:t>
@@ -947,13 +1071,13 @@
         <w:rPr>
           <w:rStyle w:val="DecValTok"/>
         </w:rPr>
-        <w:t xml:space="preserve">2025</w:t>
-      </w:r>
-      <w:r>
-        <w:rPr>
-          <w:rStyle w:val="NormalTok"/>
-        </w:rPr>
-        <w:t xml:space="preserve">,</w:t>
+        <w:t xml:space="preserve">2024</w:t>
+      </w:r>
+      <w:r>
+        <w:rPr>
+          <w:rStyle w:val="NormalTok"/>
+        </w:rPr>
+        <w:t xml:space="preserve">, gap_years),</w:t>
       </w:r>
       <w:r>
         <w:br/>
@@ -1021,7 +1145,89 @@
         <w:pStyle w:val="FirstParagraph"/>
       </w:pPr>
       <w:r>
-        <w:t xml:space="preserve">This takes a minute — it is pulling 78 years of daily records from NOAA.</w:t>
+        <w:t xml:space="preserve">This takes a minute — it is pulling 69 years of daily records from NOAA.</w:t>
+      </w:r>
+    </w:p>
+    <w:p>
+      <w:pPr>
+        <w:pStyle w:val="BodyText"/>
+      </w:pPr>
+      <w:r>
+        <w:t xml:space="preserve">Duluth International reported under a</w:t>
+      </w:r>
+      <w:r>
+        <w:t xml:space="preserve"> </w:t>
+      </w:r>
+      <w:r>
+        <w:rPr>
+          <w:b/>
+          <w:bCs/>
+        </w:rPr>
+        <w:t xml:space="preserve">different station ID from 1965 to 1972</w:t>
+      </w:r>
+      <w:r>
+        <w:t xml:space="preserve">, so this station has no files for those 8 years.</w:t>
+      </w:r>
+      <w:r>
+        <w:t xml:space="preserve"> </w:t>
+      </w:r>
+      <w:r>
+        <w:rPr>
+          <w:rStyle w:val="VerbatimChar"/>
+        </w:rPr>
+        <w:t xml:space="preserve">setdiff()</w:t>
+      </w:r>
+      <w:r>
+        <w:t xml:space="preserve"> </w:t>
+      </w:r>
+      <w:r>
+        <w:t xml:space="preserve">takes them out of the year vector. If you leave them in,</w:t>
+      </w:r>
+      <w:r>
+        <w:t xml:space="preserve"> </w:t>
+      </w:r>
+      <w:r>
+        <w:rPr>
+          <w:rStyle w:val="VerbatimChar"/>
+        </w:rPr>
+        <w:t xml:space="preserve">get_GSOD()</w:t>
+      </w:r>
+      <w:r>
+        <w:t xml:space="preserve"> </w:t>
+      </w:r>
+      <w:r>
+        <w:t xml:space="preserve">does not quietly skip them — the</w:t>
+      </w:r>
+      <w:r>
+        <w:t xml:space="preserve"> </w:t>
+      </w:r>
+      <w:r>
+        <w:rPr>
+          <w:b/>
+          <w:bCs/>
+        </w:rPr>
+        <w:t xml:space="preserve">entire download fails</w:t>
+      </w:r>
+      <w:r>
+        <w:t xml:space="preserve"> </w:t>
+      </w:r>
+      <w:r>
+        <w:t xml:space="preserve">with</w:t>
+      </w:r>
+      <w:r>
+        <w:t xml:space="preserve"> </w:t>
+      </w:r>
+      <w:r>
+        <w:rPr>
+          <w:rStyle w:val="VerbatimChar"/>
+        </w:rPr>
+        <w:t xml:space="preserve">The file downloads have failed. Please retry.</w:t>
+      </w:r>
+      <w:r>
+        <w:t xml:space="preserve"> </w:t>
+      </w:r>
+      <w:r>
+        <w:t xml:space="preserve">Retrying will not help; the year vector is the problem.</w:t>
       </w:r>
     </w:p>
     <w:p>
@@ -2591,7 +2797,7 @@
         <w:t xml:space="preserve">°C per decade</w:t>
       </w:r>
       <w:r>
-        <w:t xml:space="preserve">. Write it down. Over the 78 years of record, roughly how many degrees is that in total?</w:t>
+        <w:t xml:space="preserve">. Write it down. The record spans 77 years (1948–2024) — roughly how many degrees is that in total?</w:t>
       </w:r>
     </w:p>
     <w:p>
@@ -3610,1312 +3816,6 @@
           <w:rStyle w:val="NormalTok"/>
         </w:rPr>
         <w:t xml:space="preserve">)</w:t>
-      </w:r>
-    </w:p>
-    <w:p>
-      <w:pPr>
-        <w:pStyle w:val="Compact"/>
-        <w:numPr>
-          <w:ilvl w:val="0"/>
-          <w:numId w:val="1004"/>
-        </w:numPr>
-      </w:pPr>
-      <w:r>
-        <w:rPr>
-          <w:rStyle w:val="VerbatimChar"/>
-        </w:rPr>
-        <w:t xml:space="preserve">!=</w:t>
-      </w:r>
-      <w:r>
-        <w:t xml:space="preserve"> </w:t>
-      </w:r>
-      <w:r>
-        <w:t xml:space="preserve">means</w:t>
-      </w:r>
-      <w:r>
-        <w:t xml:space="preserve"> </w:t>
-      </w:r>
-      <w:r>
-        <w:t xml:space="preserve">“is not”</w:t>
-      </w:r>
-      <w:r>
-        <w:t xml:space="preserve"> </w:t>
-      </w:r>
-      <w:r>
-        <w:t xml:space="preserve">— this keeps only the two extremes</w:t>
-      </w:r>
-    </w:p>
-    <w:p>
-      <w:pPr>
-        <w:pStyle w:val="Compact"/>
-        <w:numPr>
-          <w:ilvl w:val="0"/>
-          <w:numId w:val="1004"/>
-        </w:numPr>
-      </w:pPr>
-      <w:r>
-        <w:rPr>
-          <w:rStyle w:val="VerbatimChar"/>
-        </w:rPr>
-        <w:t xml:space="preserve">group_by(year, season)</w:t>
-      </w:r>
-      <w:r>
-        <w:t xml:space="preserve"> </w:t>
-      </w:r>
-      <w:r>
-        <w:t xml:space="preserve">uses</w:t>
-      </w:r>
-      <w:r>
-        <w:t xml:space="preserve"> </w:t>
-      </w:r>
-      <w:r>
-        <w:rPr>
-          <w:b/>
-          <w:bCs/>
-        </w:rPr>
-        <w:t xml:space="preserve">two</w:t>
-      </w:r>
-      <w:r>
-        <w:t xml:space="preserve"> </w:t>
-      </w:r>
-      <w:r>
-        <w:t xml:space="preserve">grouping columns, so you get one mean per year</w:t>
-      </w:r>
-      <w:r>
-        <w:t xml:space="preserve"> </w:t>
-      </w:r>
-      <w:r>
-        <w:rPr>
-          <w:b/>
-          <w:bCs/>
-        </w:rPr>
-        <w:t xml:space="preserve">per season</w:t>
-      </w:r>
-    </w:p>
-    <w:p>
-      <w:pPr>
-        <w:pStyle w:val="FirstParagraph"/>
-      </w:pPr>
-      <w:r>
-        <w:t xml:space="preserve">✏️</w:t>
-      </w:r>
-      <w:r>
-        <w:t xml:space="preserve"> </w:t>
-      </w:r>
-      <w:r>
-        <w:rPr>
-          <w:b/>
-          <w:bCs/>
-        </w:rPr>
-        <w:t xml:space="preserve">Q7:</w:t>
-      </w:r>
-      <w:r>
-        <w:t xml:space="preserve"> </w:t>
-      </w:r>
-      <w:r>
-        <w:t xml:space="preserve">How many rows does</w:t>
-      </w:r>
-      <w:r>
-        <w:t xml:space="preserve"> </w:t>
-      </w:r>
-      <w:r>
-        <w:rPr>
-          <w:rStyle w:val="VerbatimChar"/>
-        </w:rPr>
-        <w:t xml:space="preserve">season_year_df</w:t>
-      </w:r>
-      <w:r>
-        <w:t xml:space="preserve"> </w:t>
-      </w:r>
-      <w:r>
-        <w:t xml:space="preserve">have? Where does that number come from?</w:t>
-      </w:r>
-    </w:p>
-    <w:p>
-      <w:r>
-        <w:pict>
-          <v:rect style="width:0;height:1.5pt" o:hralign="center" o:hrstd="t" o:hr="t"/>
-        </w:pict>
-      </w:r>
-    </w:p>
-    <w:bookmarkEnd w:id="26"/>
-    <w:bookmarkStart w:id="27" w:name="part-8-plot-both-seasons"/>
-    <w:p>
-      <w:pPr>
-        <w:pStyle w:val="Heading1"/>
-      </w:pPr>
-      <w:r>
-        <w:t xml:space="preserve">Part 8 · Plot both seasons</w:t>
-      </w:r>
-    </w:p>
-    <w:p>
-      <w:pPr>
-        <w:pStyle w:val="FirstParagraph"/>
-      </w:pPr>
-      <w:r>
-        <w:rPr>
-          <w:b/>
-          <w:bCs/>
-        </w:rPr>
-        <w:t xml:space="preserve">▶ Run this:</w:t>
-      </w:r>
-    </w:p>
-    <w:p>
-      <w:pPr>
-        <w:pStyle w:val="SourceCode"/>
-      </w:pPr>
-      <w:r>
-        <w:rPr>
-          <w:rStyle w:val="CommentTok"/>
-        </w:rPr>
-        <w:t xml:space="preserve"># One line per season ----------------------------------</w:t>
-      </w:r>
-      <w:r>
-        <w:br/>
-      </w:r>
-      <w:r>
-        <w:rPr>
-          <w:rStyle w:val="NormalTok"/>
-        </w:rPr>
-        <w:t xml:space="preserve">season_year_df </w:t>
-      </w:r>
-      <w:r>
-        <w:rPr>
-          <w:rStyle w:val="SpecialCharTok"/>
-        </w:rPr>
-        <w:t xml:space="preserve">%&gt;%</w:t>
-      </w:r>
-      <w:r>
-        <w:br/>
-      </w:r>
-      <w:r>
-        <w:rPr>
-          <w:rStyle w:val="NormalTok"/>
-        </w:rPr>
-        <w:t xml:space="preserve">  </w:t>
-      </w:r>
-      <w:r>
-        <w:rPr>
-          <w:rStyle w:val="FunctionTok"/>
-        </w:rPr>
-        <w:t xml:space="preserve">ggplot</w:t>
-      </w:r>
-      <w:r>
-        <w:rPr>
-          <w:rStyle w:val="NormalTok"/>
-        </w:rPr>
-        <w:t xml:space="preserve">(</w:t>
-      </w:r>
-      <w:r>
-        <w:rPr>
-          <w:rStyle w:val="FunctionTok"/>
-        </w:rPr>
-        <w:t xml:space="preserve">aes</w:t>
-      </w:r>
-      <w:r>
-        <w:rPr>
-          <w:rStyle w:val="NormalTok"/>
-        </w:rPr>
-        <w:t xml:space="preserve">(</w:t>
-      </w:r>
-      <w:r>
-        <w:rPr>
-          <w:rStyle w:val="AttributeTok"/>
-        </w:rPr>
-        <w:t xml:space="preserve">x =</w:t>
-      </w:r>
-      <w:r>
-        <w:rPr>
-          <w:rStyle w:val="NormalTok"/>
-        </w:rPr>
-        <w:t xml:space="preserve"> year, </w:t>
-      </w:r>
-      <w:r>
-        <w:rPr>
-          <w:rStyle w:val="AttributeTok"/>
-        </w:rPr>
-        <w:t xml:space="preserve">y =</w:t>
-      </w:r>
-      <w:r>
-        <w:rPr>
-          <w:rStyle w:val="NormalTok"/>
-        </w:rPr>
-        <w:t xml:space="preserve"> temp, </w:t>
-      </w:r>
-      <w:r>
-        <w:rPr>
-          <w:rStyle w:val="AttributeTok"/>
-        </w:rPr>
-        <w:t xml:space="preserve">color =</w:t>
-      </w:r>
-      <w:r>
-        <w:rPr>
-          <w:rStyle w:val="NormalTok"/>
-        </w:rPr>
-        <w:t xml:space="preserve"> season)) </w:t>
-      </w:r>
-      <w:r>
-        <w:rPr>
-          <w:rStyle w:val="SpecialCharTok"/>
-        </w:rPr>
-        <w:t xml:space="preserve">+</w:t>
-      </w:r>
-      <w:r>
-        <w:br/>
-      </w:r>
-      <w:r>
-        <w:rPr>
-          <w:rStyle w:val="NormalTok"/>
-        </w:rPr>
-        <w:t xml:space="preserve">  </w:t>
-      </w:r>
-      <w:r>
-        <w:rPr>
-          <w:rStyle w:val="FunctionTok"/>
-        </w:rPr>
-        <w:t xml:space="preserve">geom_point</w:t>
-      </w:r>
-      <w:r>
-        <w:rPr>
-          <w:rStyle w:val="NormalTok"/>
-        </w:rPr>
-        <w:t xml:space="preserve">() </w:t>
-      </w:r>
-      <w:r>
-        <w:rPr>
-          <w:rStyle w:val="SpecialCharTok"/>
-        </w:rPr>
-        <w:t xml:space="preserve">+</w:t>
-      </w:r>
-      <w:r>
-        <w:br/>
-      </w:r>
-      <w:r>
-        <w:rPr>
-          <w:rStyle w:val="NormalTok"/>
-        </w:rPr>
-        <w:t xml:space="preserve">  </w:t>
-      </w:r>
-      <w:r>
-        <w:rPr>
-          <w:rStyle w:val="FunctionTok"/>
-        </w:rPr>
-        <w:t xml:space="preserve">geom_smooth</w:t>
-      </w:r>
-      <w:r>
-        <w:rPr>
-          <w:rStyle w:val="NormalTok"/>
-        </w:rPr>
-        <w:t xml:space="preserve">(</w:t>
-      </w:r>
-      <w:r>
-        <w:rPr>
-          <w:rStyle w:val="AttributeTok"/>
-        </w:rPr>
-        <w:t xml:space="preserve">method =</w:t>
-      </w:r>
-      <w:r>
-        <w:rPr>
-          <w:rStyle w:val="NormalTok"/>
-        </w:rPr>
-        <w:t xml:space="preserve"> </w:t>
-      </w:r>
-      <w:r>
-        <w:rPr>
-          <w:rStyle w:val="StringTok"/>
-        </w:rPr>
-        <w:t xml:space="preserve">"lm"</w:t>
-      </w:r>
-      <w:r>
-        <w:rPr>
-          <w:rStyle w:val="NormalTok"/>
-        </w:rPr>
-        <w:t xml:space="preserve">)</w:t>
-      </w:r>
-    </w:p>
-    <w:p>
-      <w:pPr>
-        <w:pStyle w:val="FirstParagraph"/>
-      </w:pPr>
-      <w:r>
-        <w:t xml:space="preserve">Putting</w:t>
-      </w:r>
-      <w:r>
-        <w:t xml:space="preserve"> </w:t>
-      </w:r>
-      <w:r>
-        <w:rPr>
-          <w:rStyle w:val="VerbatimChar"/>
-        </w:rPr>
-        <w:t xml:space="preserve">color = season</w:t>
-      </w:r>
-      <w:r>
-        <w:t xml:space="preserve"> </w:t>
-      </w:r>
-      <w:r>
-        <w:t xml:space="preserve">inside</w:t>
-      </w:r>
-      <w:r>
-        <w:t xml:space="preserve"> </w:t>
-      </w:r>
-      <w:r>
-        <w:rPr>
-          <w:rStyle w:val="VerbatimChar"/>
-        </w:rPr>
-        <w:t xml:space="preserve">aes()</w:t>
-      </w:r>
-      <w:r>
-        <w:t xml:space="preserve"> </w:t>
-      </w:r>
-      <w:r>
-        <w:t xml:space="preserve">does two things at once: it colors the points</w:t>
-      </w:r>
-      <w:r>
-        <w:t xml:space="preserve"> </w:t>
-      </w:r>
-      <w:r>
-        <w:rPr>
-          <w:b/>
-          <w:bCs/>
-        </w:rPr>
-        <w:t xml:space="preserve">and</w:t>
-      </w:r>
-      <w:r>
-        <w:t xml:space="preserve"> </w:t>
-      </w:r>
-      <w:r>
-        <w:t xml:space="preserve">makes</w:t>
-      </w:r>
-      <w:r>
-        <w:t xml:space="preserve"> </w:t>
-      </w:r>
-      <w:r>
-        <w:rPr>
-          <w:rStyle w:val="VerbatimChar"/>
-        </w:rPr>
-        <w:t xml:space="preserve">geom_smooth()</w:t>
-      </w:r>
-      <w:r>
-        <w:t xml:space="preserve"> </w:t>
-      </w:r>
-      <w:r>
-        <w:t xml:space="preserve">fit a separate line for each season.</w:t>
-      </w:r>
-    </w:p>
-    <w:p>
-      <w:pPr>
-        <w:pStyle w:val="BodyText"/>
-      </w:pPr>
-      <w:r>
-        <w:t xml:space="preserve">✏️</w:t>
-      </w:r>
-      <w:r>
-        <w:t xml:space="preserve"> </w:t>
-      </w:r>
-      <w:r>
-        <w:rPr>
-          <w:b/>
-          <w:bCs/>
-        </w:rPr>
-        <w:t xml:space="preserve">Q8a:</w:t>
-      </w:r>
-      <w:r>
-        <w:t xml:space="preserve"> </w:t>
-      </w:r>
-      <w:r>
-        <w:t xml:space="preserve">Roughly what temperature is each band centered on?</w:t>
-      </w:r>
-    </w:p>
-    <w:p>
-      <w:pPr>
-        <w:pStyle w:val="BodyText"/>
-      </w:pPr>
-      <w:r>
-        <w:t xml:space="preserve">✏️</w:t>
-      </w:r>
-      <w:r>
-        <w:t xml:space="preserve"> </w:t>
-      </w:r>
-      <w:r>
-        <w:rPr>
-          <w:b/>
-          <w:bCs/>
-        </w:rPr>
-        <w:t xml:space="preserve">Q8b:</w:t>
-      </w:r>
-      <w:r>
-        <w:t xml:space="preserve"> </w:t>
-      </w:r>
-      <w:r>
-        <w:t xml:space="preserve">Which line looks</w:t>
-      </w:r>
-      <w:r>
-        <w:t xml:space="preserve"> </w:t>
-      </w:r>
-      <w:r>
-        <w:rPr>
-          <w:b/>
-          <w:bCs/>
-        </w:rPr>
-        <w:t xml:space="preserve">steeper</w:t>
-      </w:r>
-      <w:r>
-        <w:t xml:space="preserve">? Why is steepness the thing to compare, and not which band sits higher?</w:t>
-      </w:r>
-    </w:p>
-    <w:p>
-      <w:r>
-        <w:pict>
-          <v:rect style="width:0;height:1.5pt" o:hralign="center" o:hrstd="t" o:hr="t"/>
-        </w:pict>
-      </w:r>
-    </w:p>
-    <w:bookmarkEnd w:id="27"/>
-    <w:bookmarkStart w:id="28" w:name="part-9-a-model-for-each-season"/>
-    <w:p>
-      <w:pPr>
-        <w:pStyle w:val="Heading1"/>
-      </w:pPr>
-      <w:r>
-        <w:t xml:space="preserve">Part 9 · A model for each season</w:t>
-      </w:r>
-    </w:p>
-    <w:p>
-      <w:pPr>
-        <w:pStyle w:val="FirstParagraph"/>
-      </w:pPr>
-      <w:r>
-        <w:rPr>
-          <w:b/>
-          <w:bCs/>
-        </w:rPr>
-        <w:t xml:space="preserve">▶ Run this:</w:t>
-      </w:r>
-    </w:p>
-    <w:p>
-      <w:pPr>
-        <w:pStyle w:val="SourceCode"/>
-      </w:pPr>
-      <w:r>
-        <w:rPr>
-          <w:rStyle w:val="CommentTok"/>
-        </w:rPr>
-        <w:t xml:space="preserve"># Summer only ------------------------------------------</w:t>
-      </w:r>
-      <w:r>
-        <w:br/>
-      </w:r>
-      <w:r>
-        <w:rPr>
-          <w:rStyle w:val="NormalTok"/>
-        </w:rPr>
-        <w:t xml:space="preserve">summer_df </w:t>
-      </w:r>
-      <w:r>
-        <w:rPr>
-          <w:rStyle w:val="OtherTok"/>
-        </w:rPr>
-        <w:t xml:space="preserve">&lt;-</w:t>
-      </w:r>
-      <w:r>
-        <w:rPr>
-          <w:rStyle w:val="NormalTok"/>
-        </w:rPr>
-        <w:t xml:space="preserve"> season_year_df </w:t>
-      </w:r>
-      <w:r>
-        <w:rPr>
-          <w:rStyle w:val="SpecialCharTok"/>
-        </w:rPr>
-        <w:t xml:space="preserve">%&gt;%</w:t>
-      </w:r>
-      <w:r>
-        <w:br/>
-      </w:r>
-      <w:r>
-        <w:rPr>
-          <w:rStyle w:val="NormalTok"/>
-        </w:rPr>
-        <w:t xml:space="preserve">  </w:t>
-      </w:r>
-      <w:r>
-        <w:rPr>
-          <w:rStyle w:val="FunctionTok"/>
-        </w:rPr>
-        <w:t xml:space="preserve">filter</w:t>
-      </w:r>
-      <w:r>
-        <w:rPr>
-          <w:rStyle w:val="NormalTok"/>
-        </w:rPr>
-        <w:t xml:space="preserve">(season </w:t>
-      </w:r>
-      <w:r>
-        <w:rPr>
-          <w:rStyle w:val="SpecialCharTok"/>
-        </w:rPr>
-        <w:t xml:space="preserve">==</w:t>
-      </w:r>
-      <w:r>
-        <w:rPr>
-          <w:rStyle w:val="NormalTok"/>
-        </w:rPr>
-        <w:t xml:space="preserve"> </w:t>
-      </w:r>
-      <w:r>
-        <w:rPr>
-          <w:rStyle w:val="StringTok"/>
-        </w:rPr>
-        <w:t xml:space="preserve">"summer"</w:t>
-      </w:r>
-      <w:r>
-        <w:rPr>
-          <w:rStyle w:val="NormalTok"/>
-        </w:rPr>
-        <w:t xml:space="preserve">)</w:t>
-      </w:r>
-      <w:r>
-        <w:br/>
-      </w:r>
-      <w:r>
-        <w:br/>
-      </w:r>
-      <w:r>
-        <w:rPr>
-          <w:rStyle w:val="NormalTok"/>
-        </w:rPr>
-        <w:t xml:space="preserve">summer_model </w:t>
-      </w:r>
-      <w:r>
-        <w:rPr>
-          <w:rStyle w:val="OtherTok"/>
-        </w:rPr>
-        <w:t xml:space="preserve">&lt;-</w:t>
-      </w:r>
-      <w:r>
-        <w:rPr>
-          <w:rStyle w:val="NormalTok"/>
-        </w:rPr>
-        <w:t xml:space="preserve"> </w:t>
-      </w:r>
-      <w:r>
-        <w:rPr>
-          <w:rStyle w:val="FunctionTok"/>
-        </w:rPr>
-        <w:t xml:space="preserve">lm</w:t>
-      </w:r>
-      <w:r>
-        <w:rPr>
-          <w:rStyle w:val="NormalTok"/>
-        </w:rPr>
-        <w:t xml:space="preserve">(temp </w:t>
-      </w:r>
-      <w:r>
-        <w:rPr>
-          <w:rStyle w:val="SpecialCharTok"/>
-        </w:rPr>
-        <w:t xml:space="preserve">~</w:t>
-      </w:r>
-      <w:r>
-        <w:rPr>
-          <w:rStyle w:val="NormalTok"/>
-        </w:rPr>
-        <w:t xml:space="preserve"> year, </w:t>
-      </w:r>
-      <w:r>
-        <w:rPr>
-          <w:rStyle w:val="AttributeTok"/>
-        </w:rPr>
-        <w:t xml:space="preserve">data =</w:t>
-      </w:r>
-      <w:r>
-        <w:rPr>
-          <w:rStyle w:val="NormalTok"/>
-        </w:rPr>
-        <w:t xml:space="preserve"> summer_df)</w:t>
-      </w:r>
-      <w:r>
-        <w:br/>
-      </w:r>
-      <w:r>
-        <w:rPr>
-          <w:rStyle w:val="FunctionTok"/>
-        </w:rPr>
-        <w:t xml:space="preserve">summary</w:t>
-      </w:r>
-      <w:r>
-        <w:rPr>
-          <w:rStyle w:val="NormalTok"/>
-        </w:rPr>
-        <w:t xml:space="preserve">(summer_model)</w:t>
-      </w:r>
-    </w:p>
-    <w:p>
-      <w:pPr>
-        <w:pStyle w:val="SourceCode"/>
-      </w:pPr>
-      <w:r>
-        <w:rPr>
-          <w:rStyle w:val="CommentTok"/>
-        </w:rPr>
-        <w:t xml:space="preserve"># Winter only ------------------------------------------</w:t>
-      </w:r>
-      <w:r>
-        <w:br/>
-      </w:r>
-      <w:r>
-        <w:rPr>
-          <w:rStyle w:val="NormalTok"/>
-        </w:rPr>
-        <w:t xml:space="preserve">winter_df </w:t>
-      </w:r>
-      <w:r>
-        <w:rPr>
-          <w:rStyle w:val="OtherTok"/>
-        </w:rPr>
-        <w:t xml:space="preserve">&lt;-</w:t>
-      </w:r>
-      <w:r>
-        <w:rPr>
-          <w:rStyle w:val="NormalTok"/>
-        </w:rPr>
-        <w:t xml:space="preserve"> season_year_df </w:t>
-      </w:r>
-      <w:r>
-        <w:rPr>
-          <w:rStyle w:val="SpecialCharTok"/>
-        </w:rPr>
-        <w:t xml:space="preserve">%&gt;%</w:t>
-      </w:r>
-      <w:r>
-        <w:br/>
-      </w:r>
-      <w:r>
-        <w:rPr>
-          <w:rStyle w:val="NormalTok"/>
-        </w:rPr>
-        <w:t xml:space="preserve">  </w:t>
-      </w:r>
-      <w:r>
-        <w:rPr>
-          <w:rStyle w:val="FunctionTok"/>
-        </w:rPr>
-        <w:t xml:space="preserve">filter</w:t>
-      </w:r>
-      <w:r>
-        <w:rPr>
-          <w:rStyle w:val="NormalTok"/>
-        </w:rPr>
-        <w:t xml:space="preserve">(season </w:t>
-      </w:r>
-      <w:r>
-        <w:rPr>
-          <w:rStyle w:val="SpecialCharTok"/>
-        </w:rPr>
-        <w:t xml:space="preserve">==</w:t>
-      </w:r>
-      <w:r>
-        <w:rPr>
-          <w:rStyle w:val="NormalTok"/>
-        </w:rPr>
-        <w:t xml:space="preserve"> </w:t>
-      </w:r>
-      <w:r>
-        <w:rPr>
-          <w:rStyle w:val="StringTok"/>
-        </w:rPr>
-        <w:t xml:space="preserve">"winter"</w:t>
-      </w:r>
-      <w:r>
-        <w:rPr>
-          <w:rStyle w:val="NormalTok"/>
-        </w:rPr>
-        <w:t xml:space="preserve">)</w:t>
-      </w:r>
-      <w:r>
-        <w:br/>
-      </w:r>
-      <w:r>
-        <w:br/>
-      </w:r>
-      <w:r>
-        <w:rPr>
-          <w:rStyle w:val="NormalTok"/>
-        </w:rPr>
-        <w:t xml:space="preserve">winter_model </w:t>
-      </w:r>
-      <w:r>
-        <w:rPr>
-          <w:rStyle w:val="OtherTok"/>
-        </w:rPr>
-        <w:t xml:space="preserve">&lt;-</w:t>
-      </w:r>
-      <w:r>
-        <w:rPr>
-          <w:rStyle w:val="NormalTok"/>
-        </w:rPr>
-        <w:t xml:space="preserve"> </w:t>
-      </w:r>
-      <w:r>
-        <w:rPr>
-          <w:rStyle w:val="FunctionTok"/>
-        </w:rPr>
-        <w:t xml:space="preserve">lm</w:t>
-      </w:r>
-      <w:r>
-        <w:rPr>
-          <w:rStyle w:val="NormalTok"/>
-        </w:rPr>
-        <w:t xml:space="preserve">(temp </w:t>
-      </w:r>
-      <w:r>
-        <w:rPr>
-          <w:rStyle w:val="SpecialCharTok"/>
-        </w:rPr>
-        <w:t xml:space="preserve">~</w:t>
-      </w:r>
-      <w:r>
-        <w:rPr>
-          <w:rStyle w:val="NormalTok"/>
-        </w:rPr>
-        <w:t xml:space="preserve"> year, </w:t>
-      </w:r>
-      <w:r>
-        <w:rPr>
-          <w:rStyle w:val="AttributeTok"/>
-        </w:rPr>
-        <w:t xml:space="preserve">data =</w:t>
-      </w:r>
-      <w:r>
-        <w:rPr>
-          <w:rStyle w:val="NormalTok"/>
-        </w:rPr>
-        <w:t xml:space="preserve"> winter_df)</w:t>
-      </w:r>
-      <w:r>
-        <w:br/>
-      </w:r>
-      <w:r>
-        <w:rPr>
-          <w:rStyle w:val="FunctionTok"/>
-        </w:rPr>
-        <w:t xml:space="preserve">summary</w:t>
-      </w:r>
-      <w:r>
-        <w:rPr>
-          <w:rStyle w:val="NormalTok"/>
-        </w:rPr>
-        <w:t xml:space="preserve">(winter_model)</w:t>
-      </w:r>
-    </w:p>
-    <w:p>
-      <w:pPr>
-        <w:pStyle w:val="FirstParagraph"/>
-      </w:pPr>
-      <w:r>
-        <w:t xml:space="preserve">Filter first, then the</w:t>
-      </w:r>
-      <w:r>
-        <w:t xml:space="preserve"> </w:t>
-      </w:r>
-      <w:r>
-        <w:rPr>
-          <w:b/>
-          <w:bCs/>
-        </w:rPr>
-        <w:t xml:space="preserve">same</w:t>
-      </w:r>
-      <w:r>
-        <w:rPr>
-          <w:b/>
-          <w:bCs/>
-        </w:rPr>
-        <w:t xml:space="preserve"> </w:t>
-      </w:r>
-      <w:r>
-        <w:rPr>
-          <w:rStyle w:val="VerbatimChar"/>
-          <w:b/>
-          <w:bCs/>
-        </w:rPr>
-        <w:t xml:space="preserve">lm()</w:t>
-      </w:r>
-      <w:r>
-        <w:rPr>
-          <w:b/>
-          <w:bCs/>
-        </w:rPr>
-        <w:t xml:space="preserve"> </w:t>
-      </w:r>
-      <w:r>
-        <w:rPr>
-          <w:b/>
-          <w:bCs/>
-        </w:rPr>
-        <w:t xml:space="preserve">as Part 5</w:t>
-      </w:r>
-      <w:r>
-        <w:t xml:space="preserve">. Two small models are much easier to read than one complicated one.</w:t>
-      </w:r>
-    </w:p>
-    <w:p>
-      <w:pPr>
-        <w:pStyle w:val="BodyText"/>
-      </w:pPr>
-      <w:r>
-        <w:t xml:space="preserve">✏️</w:t>
-      </w:r>
-      <w:r>
-        <w:t xml:space="preserve"> </w:t>
-      </w:r>
-      <w:r>
-        <w:rPr>
-          <w:b/>
-          <w:bCs/>
-        </w:rPr>
-        <w:t xml:space="preserve">Q9a:</w:t>
-      </w:r>
-      <w:r>
-        <w:t xml:space="preserve"> </w:t>
-      </w:r>
-      <w:r>
-        <w:t xml:space="preserve">Fill in this table by reading the</w:t>
-      </w:r>
-      <w:r>
-        <w:t xml:space="preserve"> </w:t>
-      </w:r>
-      <w:r>
-        <w:rPr>
-          <w:rStyle w:val="VerbatimChar"/>
-        </w:rPr>
-        <w:t xml:space="preserve">year</w:t>
-      </w:r>
-      <w:r>
-        <w:t xml:space="preserve"> </w:t>
-      </w:r>
-      <w:r>
-        <w:t xml:space="preserve">row of each</w:t>
-      </w:r>
-      <w:r>
-        <w:t xml:space="preserve"> </w:t>
-      </w:r>
-      <w:r>
-        <w:rPr>
-          <w:rStyle w:val="VerbatimChar"/>
-        </w:rPr>
-        <w:t xml:space="preserve">summary()</w:t>
-      </w:r>
-      <w:r>
-        <w:t xml:space="preserve">:</w:t>
-      </w:r>
-    </w:p>
-    <w:p>
-      <w:pPr>
-        <w:pStyle w:val="SourceCode"/>
-      </w:pPr>
-      <w:r>
-        <w:rPr>
-          <w:rStyle w:val="VerbatimChar"/>
-        </w:rPr>
-        <w:t xml:space="preserve">            slope (C/yr)   x10 (C/decade)   p-value</w:t>
-      </w:r>
-      <w:r>
-        <w:br/>
-      </w:r>
-      <w:r>
-        <w:rPr>
-          <w:rStyle w:val="VerbatimChar"/>
-        </w:rPr>
-        <w:t xml:space="preserve">annual</w:t>
-      </w:r>
-      <w:r>
-        <w:br/>
-      </w:r>
-      <w:r>
-        <w:rPr>
-          <w:rStyle w:val="VerbatimChar"/>
-        </w:rPr>
-        <w:t xml:space="preserve">summer</w:t>
-      </w:r>
-      <w:r>
-        <w:br/>
-      </w:r>
-      <w:r>
-        <w:rPr>
-          <w:rStyle w:val="VerbatimChar"/>
-        </w:rPr>
-        <w:t xml:space="preserve">winter</w:t>
-      </w:r>
-    </w:p>
-    <w:p>
-      <w:pPr>
-        <w:pStyle w:val="FirstParagraph"/>
-      </w:pPr>
-      <w:r>
-        <w:t xml:space="preserve">✏️</w:t>
-      </w:r>
-      <w:r>
-        <w:t xml:space="preserve"> </w:t>
-      </w:r>
-      <w:r>
-        <w:rPr>
-          <w:b/>
-          <w:bCs/>
-        </w:rPr>
-        <w:t xml:space="preserve">Q9b:</w:t>
-      </w:r>
-      <w:r>
-        <w:t xml:space="preserve"> </w:t>
-      </w:r>
-      <w:r>
-        <w:t xml:space="preserve">Which season is warming faster, and by roughly how much? Does the annual rate from Part 5 sit between them?</w:t>
-      </w:r>
-    </w:p>
-    <w:p>
-      <w:pPr>
-        <w:pStyle w:val="BodyText"/>
-      </w:pPr>
-      <w:r>
-        <w:t xml:space="preserve">✏️</w:t>
-      </w:r>
-      <w:r>
-        <w:t xml:space="preserve"> </w:t>
-      </w:r>
-      <w:r>
-        <w:rPr>
-          <w:b/>
-          <w:bCs/>
-        </w:rPr>
-        <w:t xml:space="preserve">Q9c:</w:t>
-      </w:r>
-      <w:r>
-        <w:t xml:space="preserve"> </w:t>
-      </w:r>
-      <w:r>
-        <w:t xml:space="preserve">Why does an annual mean</w:t>
-      </w:r>
-      <w:r>
-        <w:t xml:space="preserve"> </w:t>
-      </w:r>
-      <w:r>
-        <w:rPr>
-          <w:i/>
-          <w:iCs/>
-        </w:rPr>
-        <w:t xml:space="preserve">hide</w:t>
-      </w:r>
-      <w:r>
-        <w:t xml:space="preserve"> </w:t>
-      </w:r>
-      <w:r>
-        <w:t xml:space="preserve">this? Name one biological thing that depends on winter temperature but not on the annual average.</w:t>
-      </w:r>
-    </w:p>
-    <w:p>
-      <w:pPr>
-        <w:pStyle w:val="BodyText"/>
-      </w:pPr>
-      <w:r>
-        <w:t xml:space="preserve">✏️</w:t>
-      </w:r>
-      <w:r>
-        <w:t xml:space="preserve"> </w:t>
-      </w:r>
-      <w:r>
-        <w:rPr>
-          <w:b/>
-          <w:bCs/>
-        </w:rPr>
-        <w:t xml:space="preserve">Q9d:</w:t>
-      </w:r>
-      <w:r>
-        <w:t xml:space="preserve"> </w:t>
-      </w:r>
-      <w:r>
-        <w:t xml:space="preserve">Write a results sentence for the annual trend. Give the slope with units, the per-decade rate, F with both df,</w:t>
-      </w:r>
-      <w:r>
-        <w:t xml:space="preserve"> </w:t>
-      </w:r>
-      <w:r>
-        <w:rPr>
-          <w:i/>
-          <w:iCs/>
-        </w:rPr>
-        <w:t xml:space="preserve">p</w:t>
-      </w:r>
-      <w:r>
-        <w:t xml:space="preserve">, and R².</w:t>
-      </w:r>
-    </w:p>
-    <w:p>
-      <w:r>
-        <w:pict>
-          <v:rect style="width:0;height:1.5pt" o:hralign="center" o:hrstd="t" o:hr="t"/>
-        </w:pict>
-      </w:r>
-    </w:p>
-    <w:bookmarkEnd w:id="28"/>
-    <w:bookmarkStart w:id="29" w:name="part-10-find-the-station-for-your-city"/>
-    <w:p>
-      <w:pPr>
-        <w:pStyle w:val="Heading1"/>
-      </w:pPr>
-      <w:r>
-        <w:t xml:space="preserve">Part 10 · Find the station for your city</w:t>
-      </w:r>
-    </w:p>
-    <w:p>
-      <w:pPr>
-        <w:pStyle w:val="FirstParagraph"/>
-      </w:pPr>
-      <w:r>
-        <w:rPr>
-          <w:b/>
-          <w:bCs/>
-        </w:rPr>
-        <w:t xml:space="preserve">▶ Run this:</w:t>
-      </w:r>
-    </w:p>
-    <w:p>
-      <w:pPr>
-        <w:pStyle w:val="SourceCode"/>
-      </w:pPr>
-      <w:r>
-        <w:rPr>
-          <w:rStyle w:val="CommentTok"/>
-        </w:rPr>
-        <w:t xml:space="preserve"># Find stations near a place -- Duluth is 46.84, -92.19</w:t>
-      </w:r>
-      <w:r>
-        <w:br/>
-      </w:r>
-      <w:r>
-        <w:rPr>
-          <w:rStyle w:val="FunctionTok"/>
-        </w:rPr>
-        <w:t xml:space="preserve">nearest_stations</w:t>
-      </w:r>
-      <w:r>
-        <w:rPr>
-          <w:rStyle w:val="NormalTok"/>
-        </w:rPr>
-        <w:t xml:space="preserve">(</w:t>
-      </w:r>
-      <w:r>
-        <w:rPr>
-          <w:rStyle w:val="AttributeTok"/>
-        </w:rPr>
-        <w:t xml:space="preserve">LAT =</w:t>
-      </w:r>
-      <w:r>
-        <w:rPr>
-          <w:rStyle w:val="NormalTok"/>
-        </w:rPr>
-        <w:t xml:space="preserve"> </w:t>
-      </w:r>
-      <w:r>
-        <w:rPr>
-          <w:rStyle w:val="FloatTok"/>
-        </w:rPr>
-        <w:t xml:space="preserve">46.84</w:t>
-      </w:r>
-      <w:r>
-        <w:rPr>
-          <w:rStyle w:val="NormalTok"/>
-        </w:rPr>
-        <w:t xml:space="preserve">, </w:t>
-      </w:r>
-      <w:r>
-        <w:rPr>
-          <w:rStyle w:val="AttributeTok"/>
-        </w:rPr>
-        <w:t xml:space="preserve">LON =</w:t>
-      </w:r>
-      <w:r>
-        <w:rPr>
-          <w:rStyle w:val="NormalTok"/>
-        </w:rPr>
-        <w:t xml:space="preserve"> </w:t>
-      </w:r>
-      <w:r>
-        <w:rPr>
-          <w:rStyle w:val="SpecialCharTok"/>
-        </w:rPr>
-        <w:t xml:space="preserve">-</w:t>
-      </w:r>
-      <w:r>
-        <w:rPr>
-          <w:rStyle w:val="FloatTok"/>
-        </w:rPr>
-        <w:t xml:space="preserve">92.19</w:t>
-      </w:r>
-      <w:r>
-        <w:rPr>
-          <w:rStyle w:val="NormalTok"/>
-        </w:rPr>
-        <w:t xml:space="preserve">,</w:t>
-      </w:r>
-      <w:r>
-        <w:br/>
-      </w:r>
-      <w:r>
-        <w:rPr>
-          <w:rStyle w:val="NormalTok"/>
-        </w:rPr>
-        <w:t xml:space="preserve">                 </w:t>
-      </w:r>
-      <w:r>
-        <w:rPr>
-          <w:rStyle w:val="AttributeTok"/>
-        </w:rPr>
-        <w:t xml:space="preserve">distance =</w:t>
-      </w:r>
-      <w:r>
-        <w:rPr>
-          <w:rStyle w:val="NormalTok"/>
-        </w:rPr>
-        <w:t xml:space="preserve"> </w:t>
-      </w:r>
-      <w:r>
-        <w:rPr>
-          <w:rStyle w:val="DecValTok"/>
-        </w:rPr>
-        <w:t xml:space="preserve">50</w:t>
-      </w:r>
-      <w:r>
-        <w:rPr>
-          <w:rStyle w:val="NormalTok"/>
-        </w:rPr>
-        <w:t xml:space="preserve">) </w:t>
-      </w:r>
-      <w:r>
-        <w:rPr>
-          <w:rStyle w:val="SpecialCharTok"/>
-        </w:rPr>
-        <w:t xml:space="preserve">%&gt;%</w:t>
-      </w:r>
-      <w:r>
-        <w:br/>
-      </w:r>
-      <w:r>
-        <w:rPr>
-          <w:rStyle w:val="NormalTok"/>
-        </w:rPr>
-        <w:t xml:space="preserve">  </w:t>
-      </w:r>
-      <w:r>
-        <w:rPr>
-          <w:rStyle w:val="FunctionTok"/>
-        </w:rPr>
-        <w:t xml:space="preserve">clean_names</w:t>
-      </w:r>
-      <w:r>
-        <w:rPr>
-          <w:rStyle w:val="NormalTok"/>
-        </w:rPr>
-        <w:t xml:space="preserve">() </w:t>
-      </w:r>
-      <w:r>
-        <w:rPr>
-          <w:rStyle w:val="SpecialCharTok"/>
-        </w:rPr>
-        <w:t xml:space="preserve">%&gt;%</w:t>
-      </w:r>
-      <w:r>
-        <w:br/>
-      </w:r>
-      <w:r>
-        <w:rPr>
-          <w:rStyle w:val="NormalTok"/>
-        </w:rPr>
-        <w:t xml:space="preserve">  </w:t>
-      </w:r>
-      <w:r>
-        <w:rPr>
-          <w:rStyle w:val="FunctionTok"/>
-        </w:rPr>
-        <w:t xml:space="preserve">select</w:t>
-      </w:r>
-      <w:r>
-        <w:rPr>
-          <w:rStyle w:val="NormalTok"/>
-        </w:rPr>
-        <w:t xml:space="preserve">(stnid, name, begin, end) </w:t>
-      </w:r>
-      <w:r>
-        <w:rPr>
-          <w:rStyle w:val="SpecialCharTok"/>
-        </w:rPr>
-        <w:t xml:space="preserve">%&gt;%</w:t>
-      </w:r>
-      <w:r>
-        <w:br/>
-      </w:r>
-      <w:r>
-        <w:rPr>
-          <w:rStyle w:val="NormalTok"/>
-        </w:rPr>
-        <w:t xml:space="preserve">  </w:t>
-      </w:r>
-      <w:r>
-        <w:rPr>
-          <w:rStyle w:val="FunctionTok"/>
-        </w:rPr>
-        <w:t xml:space="preserve">head</w:t>
-      </w:r>
-      <w:r>
-        <w:rPr>
-          <w:rStyle w:val="NormalTok"/>
-        </w:rPr>
-        <w:t xml:space="preserve">(</w:t>
-      </w:r>
-      <w:r>
-        <w:rPr>
-          <w:rStyle w:val="DecValTok"/>
-        </w:rPr>
-        <w:t xml:space="preserve">3</w:t>
-      </w:r>
-      <w:r>
-        <w:rPr>
-          <w:rStyle w:val="NormalTok"/>
-        </w:rPr>
-        <w:t xml:space="preserve">)</w:t>
-      </w:r>
-    </w:p>
-    <w:p>
-      <w:pPr>
-        <w:pStyle w:val="FirstParagraph"/>
-      </w:pPr>
-      <w:r>
-        <w:rPr>
-          <w:rStyle w:val="VerbatimChar"/>
-        </w:rPr>
-        <w:t xml:space="preserve">nearest_stations()</w:t>
-      </w:r>
-      <w:r>
-        <w:t xml:space="preserve"> </w:t>
-      </w:r>
-      <w:r>
-        <w:t xml:space="preserve">takes a latitude, a longitude, and a radius in km.</w:t>
-      </w:r>
-    </w:p>
-    <w:p>
-      <w:pPr>
-        <w:pStyle w:val="BodyText"/>
-      </w:pPr>
-      <w:r>
-        <w:rPr>
-          <w:b/>
-          <w:bCs/>
-        </w:rPr>
-        <w:t xml:space="preserve">✏️ Your turn:</w:t>
-      </w:r>
-      <w:r>
-        <w:t xml:space="preserve"> </w:t>
-      </w:r>
-      <w:r>
-        <w:t xml:space="preserve">pick a city — anywhere in the world. Look up its latitude and longitude (any search engine will tell you). Remember:</w:t>
       </w:r>
     </w:p>
     <w:p>
@@ -4928,32 +3828,27 @@
       </w:pPr>
       <w:r>
         <w:rPr>
-          <w:b/>
-          <w:bCs/>
-        </w:rPr>
-        <w:t xml:space="preserve">south</w:t>
-      </w:r>
-      <w:r>
-        <w:t xml:space="preserve"> </w:t>
-      </w:r>
-      <w:r>
-        <w:t xml:space="preserve">of the equator →</w:t>
-      </w:r>
-      <w:r>
-        <w:t xml:space="preserve"> </w:t>
-      </w:r>
-      <w:r>
-        <w:rPr>
-          <w:b/>
-          <w:bCs/>
-        </w:rPr>
-        <w:t xml:space="preserve">negative</w:t>
-      </w:r>
-      <w:r>
-        <w:t xml:space="preserve"> </w:t>
-      </w:r>
-      <w:r>
-        <w:t xml:space="preserve">latitude</w:t>
+          <w:rStyle w:val="VerbatimChar"/>
+        </w:rPr>
+        <w:t xml:space="preserve">!=</w:t>
+      </w:r>
+      <w:r>
+        <w:t xml:space="preserve"> </w:t>
+      </w:r>
+      <w:r>
+        <w:t xml:space="preserve">means</w:t>
+      </w:r>
+      <w:r>
+        <w:t xml:space="preserve"> </w:t>
+      </w:r>
+      <w:r>
+        <w:t xml:space="preserve">“is not”</w:t>
+      </w:r>
+      <w:r>
+        <w:t xml:space="preserve"> </w:t>
+      </w:r>
+      <w:r>
+        <w:t xml:space="preserve">— this keeps only the two extremes</w:t>
       </w:r>
     </w:p>
     <w:p>
@@ -4966,16 +3861,31 @@
       </w:pPr>
       <w:r>
         <w:rPr>
+          <w:rStyle w:val="VerbatimChar"/>
+        </w:rPr>
+        <w:t xml:space="preserve">group_by(year, season)</w:t>
+      </w:r>
+      <w:r>
+        <w:t xml:space="preserve"> </w:t>
+      </w:r>
+      <w:r>
+        <w:t xml:space="preserve">uses</w:t>
+      </w:r>
+      <w:r>
+        <w:t xml:space="preserve"> </w:t>
+      </w:r>
+      <w:r>
+        <w:rPr>
           <w:b/>
           <w:bCs/>
         </w:rPr>
-        <w:t xml:space="preserve">west</w:t>
-      </w:r>
-      <w:r>
-        <w:t xml:space="preserve"> </w:t>
-      </w:r>
-      <w:r>
-        <w:t xml:space="preserve">of Greenwich →</w:t>
+        <w:t xml:space="preserve">two</w:t>
+      </w:r>
+      <w:r>
+        <w:t xml:space="preserve"> </w:t>
+      </w:r>
+      <w:r>
+        <w:t xml:space="preserve">grouping columns, so you get one mean per year</w:t>
       </w:r>
       <w:r>
         <w:t xml:space="preserve"> </w:t>
@@ -4985,41 +3895,12 @@
           <w:b/>
           <w:bCs/>
         </w:rPr>
-        <w:t xml:space="preserve">negative</w:t>
-      </w:r>
-      <w:r>
-        <w:t xml:space="preserve"> </w:t>
-      </w:r>
-      <w:r>
-        <w:t xml:space="preserve">longitude</w:t>
+        <w:t xml:space="preserve">per season</w:t>
       </w:r>
     </w:p>
     <w:p>
       <w:pPr>
         <w:pStyle w:val="FirstParagraph"/>
-      </w:pPr>
-      <w:r>
-        <w:t xml:space="preserve">Then run</w:t>
-      </w:r>
-      <w:r>
-        <w:t xml:space="preserve"> </w:t>
-      </w:r>
-      <w:r>
-        <w:rPr>
-          <w:rStyle w:val="VerbatimChar"/>
-        </w:rPr>
-        <w:t xml:space="preserve">nearest_stations()</w:t>
-      </w:r>
-      <w:r>
-        <w:t xml:space="preserve"> </w:t>
-      </w:r>
-      <w:r>
-        <w:t xml:space="preserve">with your coordinates.</w:t>
-      </w:r>
-    </w:p>
-    <w:p>
-      <w:pPr>
-        <w:pStyle w:val="BodyText"/>
       </w:pPr>
       <w:r>
         <w:t xml:space="preserve">✏️</w:t>
@@ -5032,37 +3913,13 @@
           <w:b/>
           <w:bCs/>
         </w:rPr>
-        <w:t xml:space="preserve">Q10a:</w:t>
-      </w:r>
-      <w:r>
-        <w:t xml:space="preserve"> </w:t>
-      </w:r>
-      <w:r>
-        <w:t xml:space="preserve">What city did you pick? What is its latitude and longitude?</w:t>
-      </w:r>
-    </w:p>
-    <w:p>
-      <w:pPr>
-        <w:pStyle w:val="BodyText"/>
-      </w:pPr>
-      <w:r>
-        <w:t xml:space="preserve">✏️</w:t>
-      </w:r>
-      <w:r>
-        <w:t xml:space="preserve"> </w:t>
-      </w:r>
-      <w:r>
-        <w:rPr>
-          <w:b/>
-          <w:bCs/>
-        </w:rPr>
-        <w:t xml:space="preserve">Q10b:</w:t>
-      </w:r>
-      <w:r>
-        <w:t xml:space="preserve"> </w:t>
-      </w:r>
-      <w:r>
-        <w:t xml:space="preserve">Give the</w:t>
+        <w:t xml:space="preserve">Q7:</w:t>
+      </w:r>
+      <w:r>
+        <w:t xml:space="preserve"> </w:t>
+      </w:r>
+      <w:r>
+        <w:t xml:space="preserve">How many rows does</w:t>
       </w:r>
       <w:r>
         <w:t xml:space="preserve"> </w:t>
@@ -5071,173 +3928,13 @@
         <w:rPr>
           <w:rStyle w:val="VerbatimChar"/>
         </w:rPr>
-        <w:t xml:space="preserve">stnid</w:t>
-      </w:r>
-      <w:r>
-        <w:t xml:space="preserve">, the</w:t>
-      </w:r>
-      <w:r>
-        <w:t xml:space="preserve"> </w:t>
-      </w:r>
-      <w:r>
-        <w:rPr>
-          <w:rStyle w:val="VerbatimChar"/>
-        </w:rPr>
-        <w:t xml:space="preserve">name</w:t>
-      </w:r>
-      <w:r>
-        <w:t xml:space="preserve">, and the</w:t>
-      </w:r>
-      <w:r>
-        <w:t xml:space="preserve"> </w:t>
-      </w:r>
-      <w:r>
-        <w:rPr>
-          <w:rStyle w:val="VerbatimChar"/>
-        </w:rPr>
-        <w:t xml:space="preserve">begin</w:t>
-      </w:r>
-      <w:r>
-        <w:t xml:space="preserve"> </w:t>
-      </w:r>
-      <w:r>
-        <w:t xml:space="preserve">and</w:t>
-      </w:r>
-      <w:r>
-        <w:t xml:space="preserve"> </w:t>
-      </w:r>
-      <w:r>
-        <w:rPr>
-          <w:rStyle w:val="VerbatimChar"/>
-        </w:rPr>
-        <w:t xml:space="preserve">end</w:t>
-      </w:r>
-      <w:r>
-        <w:t xml:space="preserve"> </w:t>
-      </w:r>
-      <w:r>
-        <w:t xml:space="preserve">years of the station you chose.</w:t>
-      </w:r>
-    </w:p>
-    <w:p>
-      <w:pPr>
-        <w:pStyle w:val="BodyText"/>
-      </w:pPr>
-      <w:r>
-        <w:t xml:space="preserve">✏️</w:t>
-      </w:r>
-      <w:r>
-        <w:t xml:space="preserve"> </w:t>
-      </w:r>
-      <w:r>
-        <w:rPr>
-          <w:b/>
-          <w:bCs/>
-        </w:rPr>
-        <w:t xml:space="preserve">Q10c:</w:t>
-      </w:r>
-      <w:r>
-        <w:t xml:space="preserve"> </w:t>
-      </w:r>
-      <w:r>
-        <w:t xml:space="preserve">Is your city in the northern or southern hemisphere? Will you need to swap the season labels?</w:t>
-      </w:r>
-    </w:p>
-    <w:p>
-      <w:pPr>
-        <w:pStyle w:val="BlockText"/>
-      </w:pPr>
-      <w:r>
-        <w:t xml:space="preserve">⚠️</w:t>
-      </w:r>
-      <w:r>
-        <w:t xml:space="preserve"> </w:t>
-      </w:r>
-      <w:r>
-        <w:rPr>
-          <w:b/>
-          <w:bCs/>
-        </w:rPr>
-        <w:t xml:space="preserve">Watch out!</w:t>
-      </w:r>
-      <w:r>
-        <w:t xml:space="preserve"> </w:t>
-      </w:r>
-      <w:r>
-        <w:t xml:space="preserve">A trend needs decades. Pick a station whose</w:t>
-      </w:r>
-      <w:r>
-        <w:t xml:space="preserve"> </w:t>
-      </w:r>
-      <w:r>
-        <w:rPr>
-          <w:rStyle w:val="VerbatimChar"/>
-        </w:rPr>
-        <w:t xml:space="preserve">begin</w:t>
-      </w:r>
-      <w:r>
-        <w:t xml:space="preserve"> </w:t>
-      </w:r>
-      <w:r>
-        <w:t xml:space="preserve">year is</w:t>
-      </w:r>
-      <w:r>
-        <w:t xml:space="preserve"> </w:t>
-      </w:r>
-      <w:r>
-        <w:rPr>
-          <w:b/>
-          <w:bCs/>
-        </w:rPr>
-        <w:t xml:space="preserve">1970 or earlier</w:t>
-      </w:r>
-      <w:r>
-        <w:t xml:space="preserve">, and only ask</w:t>
-      </w:r>
-      <w:r>
-        <w:t xml:space="preserve"> </w:t>
-      </w:r>
-      <w:r>
-        <w:rPr>
-          <w:rStyle w:val="VerbatimChar"/>
-        </w:rPr>
-        <w:t xml:space="preserve">get_GSOD()</w:t>
-      </w:r>
-      <w:r>
-        <w:t xml:space="preserve"> </w:t>
-      </w:r>
-      <w:r>
-        <w:t xml:space="preserve">for years the station actually has — requesting years before</w:t>
-      </w:r>
-      <w:r>
-        <w:t xml:space="preserve"> </w:t>
-      </w:r>
-      <w:r>
-        <w:rPr>
-          <w:rStyle w:val="VerbatimChar"/>
-        </w:rPr>
-        <w:t xml:space="preserve">begin</w:t>
-      </w:r>
-      <w:r>
-        <w:t xml:space="preserve"> </w:t>
-      </w:r>
-      <w:r>
-        <w:t xml:space="preserve">makes the download fail.</w:t>
-      </w:r>
-    </w:p>
-    <w:p>
-      <w:pPr>
-        <w:pStyle w:val="FirstParagraph"/>
-      </w:pPr>
-      <w:r>
-        <w:rPr>
-          <w:b/>
-          <w:bCs/>
-        </w:rPr>
-        <w:t xml:space="preserve">Save your script</w:t>
-      </w:r>
-      <w:r>
-        <w:t xml:space="preserve">, then run it top to bottom one last time before you hand it in.</w:t>
+        <w:t xml:space="preserve">season_year_df</w:t>
+      </w:r>
+      <w:r>
+        <w:t xml:space="preserve"> </w:t>
+      </w:r>
+      <w:r>
+        <w:t xml:space="preserve">have? Where does that number come from?</w:t>
       </w:r>
     </w:p>
     <w:p>
@@ -5247,88 +3944,207 @@
         </w:pict>
       </w:r>
     </w:p>
-    <w:bookmarkEnd w:id="29"/>
-    <w:bookmarkStart w:id="33" w:name="extension-out-of-class-30-min"/>
+    <w:bookmarkEnd w:id="26"/>
+    <w:bookmarkStart w:id="27" w:name="part-8-plot-both-seasons"/>
     <w:p>
       <w:pPr>
         <w:pStyle w:val="Heading1"/>
       </w:pPr>
       <w:r>
-        <w:t xml:space="preserve">Extension — out of class (~30 min)</w:t>
+        <w:t xml:space="preserve">Part 8 · Plot both seasons</w:t>
       </w:r>
     </w:p>
     <w:p>
       <w:pPr>
         <w:pStyle w:val="FirstParagraph"/>
       </w:pPr>
-      <w:r>
-        <w:rPr>
-          <w:i/>
-          <w:iCs/>
-        </w:rPr>
-        <w:t xml:space="preserve">Turn this in with your script, as</w:t>
-      </w:r>
-      <w:r>
-        <w:rPr>
-          <w:i/>
-          <w:iCs/>
-        </w:rPr>
-        <w:t xml:space="preserve"> </w:t>
-      </w:r>
-      <w:r>
-        <w:rPr>
-          <w:rStyle w:val="VerbatimChar"/>
-          <w:i/>
-          <w:iCs/>
-        </w:rPr>
-        <w:t xml:space="preserve">#</w:t>
-      </w:r>
-      <w:r>
-        <w:rPr>
-          <w:i/>
-          <w:iCs/>
-        </w:rPr>
-        <w:t xml:space="preserve"> </w:t>
-      </w:r>
-      <w:r>
-        <w:rPr>
-          <w:i/>
-          <w:iCs/>
-        </w:rPr>
-        <w:t xml:space="preserve">comments at the bottom of the file. Everyone analyses Duluth — the city is yours.</w:t>
-      </w:r>
-    </w:p>
-    <w:bookmarkStart w:id="30" w:name="e1-your-citys-warming-rate"/>
-    <w:p>
-      <w:pPr>
-        <w:pStyle w:val="Heading2"/>
-      </w:pPr>
-      <w:r>
-        <w:t xml:space="preserve">E1 · Your city’s warming rate</w:t>
-      </w:r>
-    </w:p>
-    <w:p>
-      <w:pPr>
-        <w:pStyle w:val="FirstParagraph"/>
-      </w:pPr>
-      <w:r>
-        <w:t xml:space="preserve">Only</w:t>
-      </w:r>
-      <w:r>
-        <w:t xml:space="preserve"> </w:t>
-      </w:r>
       <w:r>
         <w:rPr>
           <w:b/>
           <w:bCs/>
         </w:rPr>
-        <w:t xml:space="preserve">one line changes</w:t>
-      </w:r>
-      <w:r>
-        <w:t xml:space="preserve"> </w:t>
-      </w:r>
-      <w:r>
-        <w:t xml:space="preserve">from the in-class code — the station in</w:t>
+        <w:t xml:space="preserve">▶ Run this:</w:t>
+      </w:r>
+    </w:p>
+    <w:p>
+      <w:pPr>
+        <w:pStyle w:val="SourceCode"/>
+      </w:pPr>
+      <w:r>
+        <w:rPr>
+          <w:rStyle w:val="CommentTok"/>
+        </w:rPr>
+        <w:t xml:space="preserve"># One line per season ----------------------------------</w:t>
+      </w:r>
+      <w:r>
+        <w:br/>
+      </w:r>
+      <w:r>
+        <w:rPr>
+          <w:rStyle w:val="NormalTok"/>
+        </w:rPr>
+        <w:t xml:space="preserve">season_year_df </w:t>
+      </w:r>
+      <w:r>
+        <w:rPr>
+          <w:rStyle w:val="SpecialCharTok"/>
+        </w:rPr>
+        <w:t xml:space="preserve">%&gt;%</w:t>
+      </w:r>
+      <w:r>
+        <w:br/>
+      </w:r>
+      <w:r>
+        <w:rPr>
+          <w:rStyle w:val="NormalTok"/>
+        </w:rPr>
+        <w:t xml:space="preserve">  </w:t>
+      </w:r>
+      <w:r>
+        <w:rPr>
+          <w:rStyle w:val="FunctionTok"/>
+        </w:rPr>
+        <w:t xml:space="preserve">ggplot</w:t>
+      </w:r>
+      <w:r>
+        <w:rPr>
+          <w:rStyle w:val="NormalTok"/>
+        </w:rPr>
+        <w:t xml:space="preserve">(</w:t>
+      </w:r>
+      <w:r>
+        <w:rPr>
+          <w:rStyle w:val="FunctionTok"/>
+        </w:rPr>
+        <w:t xml:space="preserve">aes</w:t>
+      </w:r>
+      <w:r>
+        <w:rPr>
+          <w:rStyle w:val="NormalTok"/>
+        </w:rPr>
+        <w:t xml:space="preserve">(</w:t>
+      </w:r>
+      <w:r>
+        <w:rPr>
+          <w:rStyle w:val="AttributeTok"/>
+        </w:rPr>
+        <w:t xml:space="preserve">x =</w:t>
+      </w:r>
+      <w:r>
+        <w:rPr>
+          <w:rStyle w:val="NormalTok"/>
+        </w:rPr>
+        <w:t xml:space="preserve"> year, </w:t>
+      </w:r>
+      <w:r>
+        <w:rPr>
+          <w:rStyle w:val="AttributeTok"/>
+        </w:rPr>
+        <w:t xml:space="preserve">y =</w:t>
+      </w:r>
+      <w:r>
+        <w:rPr>
+          <w:rStyle w:val="NormalTok"/>
+        </w:rPr>
+        <w:t xml:space="preserve"> temp, </w:t>
+      </w:r>
+      <w:r>
+        <w:rPr>
+          <w:rStyle w:val="AttributeTok"/>
+        </w:rPr>
+        <w:t xml:space="preserve">color =</w:t>
+      </w:r>
+      <w:r>
+        <w:rPr>
+          <w:rStyle w:val="NormalTok"/>
+        </w:rPr>
+        <w:t xml:space="preserve"> season)) </w:t>
+      </w:r>
+      <w:r>
+        <w:rPr>
+          <w:rStyle w:val="SpecialCharTok"/>
+        </w:rPr>
+        <w:t xml:space="preserve">+</w:t>
+      </w:r>
+      <w:r>
+        <w:br/>
+      </w:r>
+      <w:r>
+        <w:rPr>
+          <w:rStyle w:val="NormalTok"/>
+        </w:rPr>
+        <w:t xml:space="preserve">  </w:t>
+      </w:r>
+      <w:r>
+        <w:rPr>
+          <w:rStyle w:val="FunctionTok"/>
+        </w:rPr>
+        <w:t xml:space="preserve">geom_point</w:t>
+      </w:r>
+      <w:r>
+        <w:rPr>
+          <w:rStyle w:val="NormalTok"/>
+        </w:rPr>
+        <w:t xml:space="preserve">() </w:t>
+      </w:r>
+      <w:r>
+        <w:rPr>
+          <w:rStyle w:val="SpecialCharTok"/>
+        </w:rPr>
+        <w:t xml:space="preserve">+</w:t>
+      </w:r>
+      <w:r>
+        <w:br/>
+      </w:r>
+      <w:r>
+        <w:rPr>
+          <w:rStyle w:val="NormalTok"/>
+        </w:rPr>
+        <w:t xml:space="preserve">  </w:t>
+      </w:r>
+      <w:r>
+        <w:rPr>
+          <w:rStyle w:val="FunctionTok"/>
+        </w:rPr>
+        <w:t xml:space="preserve">geom_smooth</w:t>
+      </w:r>
+      <w:r>
+        <w:rPr>
+          <w:rStyle w:val="NormalTok"/>
+        </w:rPr>
+        <w:t xml:space="preserve">(</w:t>
+      </w:r>
+      <w:r>
+        <w:rPr>
+          <w:rStyle w:val="AttributeTok"/>
+        </w:rPr>
+        <w:t xml:space="preserve">method =</w:t>
+      </w:r>
+      <w:r>
+        <w:rPr>
+          <w:rStyle w:val="NormalTok"/>
+        </w:rPr>
+        <w:t xml:space="preserve"> </w:t>
+      </w:r>
+      <w:r>
+        <w:rPr>
+          <w:rStyle w:val="StringTok"/>
+        </w:rPr>
+        <w:t xml:space="preserve">"lm"</w:t>
+      </w:r>
+      <w:r>
+        <w:rPr>
+          <w:rStyle w:val="NormalTok"/>
+        </w:rPr>
+        <w:t xml:space="preserve">)</w:t>
+      </w:r>
+    </w:p>
+    <w:p>
+      <w:pPr>
+        <w:pStyle w:val="FirstParagraph"/>
+      </w:pPr>
+      <w:r>
+        <w:t xml:space="preserve">Putting</w:t>
       </w:r>
       <w:r>
         <w:t xml:space="preserve"> </w:t>
@@ -5337,521 +4153,28 @@
         <w:rPr>
           <w:rStyle w:val="VerbatimChar"/>
         </w:rPr>
-        <w:t xml:space="preserve">get_GSOD()</w:t>
-      </w:r>
-      <w:r>
-        <w:t xml:space="preserve">. Everything after it is identical:</w:t>
-      </w:r>
-    </w:p>
-    <w:p>
-      <w:pPr>
-        <w:pStyle w:val="SourceCode"/>
-      </w:pPr>
-      <w:r>
-        <w:rPr>
-          <w:rStyle w:val="CommentTok"/>
-        </w:rPr>
-        <w:t xml:space="preserve"># The ONLY line that changes ---------------------------</w:t>
-      </w:r>
-      <w:r>
-        <w:br/>
-      </w:r>
-      <w:r>
-        <w:rPr>
-          <w:rStyle w:val="NormalTok"/>
-        </w:rPr>
-        <w:t xml:space="preserve">city_df </w:t>
-      </w:r>
-      <w:r>
-        <w:rPr>
-          <w:rStyle w:val="OtherTok"/>
-        </w:rPr>
-        <w:t xml:space="preserve">&lt;-</w:t>
-      </w:r>
-      <w:r>
-        <w:rPr>
-          <w:rStyle w:val="NormalTok"/>
-        </w:rPr>
-        <w:t xml:space="preserve"> </w:t>
-      </w:r>
-      <w:r>
-        <w:rPr>
-          <w:rStyle w:val="FunctionTok"/>
-        </w:rPr>
-        <w:t xml:space="preserve">get_GSOD</w:t>
-      </w:r>
-      <w:r>
-        <w:rPr>
-          <w:rStyle w:val="NormalTok"/>
-        </w:rPr>
-        <w:t xml:space="preserve">(</w:t>
-      </w:r>
-      <w:r>
-        <w:rPr>
-          <w:rStyle w:val="AttributeTok"/>
-        </w:rPr>
-        <w:t xml:space="preserve">years =</w:t>
-      </w:r>
-      <w:r>
-        <w:rPr>
-          <w:rStyle w:val="NormalTok"/>
-        </w:rPr>
-        <w:t xml:space="preserve"> </w:t>
-      </w:r>
-      <w:r>
-        <w:rPr>
-          <w:rStyle w:val="DecValTok"/>
-        </w:rPr>
-        <w:t xml:space="preserve">1973</w:t>
-      </w:r>
-      <w:r>
-        <w:rPr>
-          <w:rStyle w:val="SpecialCharTok"/>
-        </w:rPr>
-        <w:t xml:space="preserve">:</w:t>
-      </w:r>
-      <w:r>
-        <w:rPr>
-          <w:rStyle w:val="DecValTok"/>
-        </w:rPr>
-        <w:t xml:space="preserve">2025</w:t>
-      </w:r>
-      <w:r>
-        <w:rPr>
-          <w:rStyle w:val="NormalTok"/>
-        </w:rPr>
-        <w:t xml:space="preserve">,</w:t>
-      </w:r>
-      <w:r>
-        <w:br/>
-      </w:r>
-      <w:r>
-        <w:rPr>
-          <w:rStyle w:val="NormalTok"/>
-        </w:rPr>
-        <w:t xml:space="preserve">                    </w:t>
-      </w:r>
-      <w:r>
-        <w:rPr>
-          <w:rStyle w:val="AttributeTok"/>
-        </w:rPr>
-        <w:t xml:space="preserve">station =</w:t>
-      </w:r>
-      <w:r>
-        <w:rPr>
-          <w:rStyle w:val="NormalTok"/>
-        </w:rPr>
-        <w:t xml:space="preserve"> </w:t>
-      </w:r>
-      <w:r>
-        <w:rPr>
-          <w:rStyle w:val="StringTok"/>
-        </w:rPr>
-        <w:t xml:space="preserve">"YOUR-STATION-ID"</w:t>
-      </w:r>
-      <w:r>
-        <w:rPr>
-          <w:rStyle w:val="NormalTok"/>
-        </w:rPr>
-        <w:t xml:space="preserve">) </w:t>
-      </w:r>
-      <w:r>
-        <w:rPr>
-          <w:rStyle w:val="SpecialCharTok"/>
-        </w:rPr>
-        <w:t xml:space="preserve">%&gt;%</w:t>
-      </w:r>
-      <w:r>
-        <w:br/>
-      </w:r>
-      <w:r>
-        <w:rPr>
-          <w:rStyle w:val="NormalTok"/>
-        </w:rPr>
-        <w:t xml:space="preserve">  </w:t>
-      </w:r>
-      <w:r>
-        <w:rPr>
-          <w:rStyle w:val="FunctionTok"/>
-        </w:rPr>
-        <w:t xml:space="preserve">clean_names</w:t>
-      </w:r>
-      <w:r>
-        <w:rPr>
-          <w:rStyle w:val="NormalTok"/>
-        </w:rPr>
-        <w:t xml:space="preserve">()</w:t>
-      </w:r>
-      <w:r>
-        <w:br/>
-      </w:r>
-      <w:r>
-        <w:br/>
-      </w:r>
-      <w:r>
-        <w:rPr>
-          <w:rStyle w:val="CommentTok"/>
-        </w:rPr>
-        <w:t xml:space="preserve"># Everything below is the same as Parts 2, 4 and 5 -----</w:t>
-      </w:r>
-      <w:r>
-        <w:br/>
-      </w:r>
-      <w:r>
-        <w:rPr>
-          <w:rStyle w:val="NormalTok"/>
-        </w:rPr>
-        <w:t xml:space="preserve">city_year_df </w:t>
-      </w:r>
-      <w:r>
-        <w:rPr>
-          <w:rStyle w:val="OtherTok"/>
-        </w:rPr>
-        <w:t xml:space="preserve">&lt;-</w:t>
-      </w:r>
-      <w:r>
-        <w:rPr>
-          <w:rStyle w:val="NormalTok"/>
-        </w:rPr>
-        <w:t xml:space="preserve"> city_df </w:t>
-      </w:r>
-      <w:r>
-        <w:rPr>
-          <w:rStyle w:val="SpecialCharTok"/>
-        </w:rPr>
-        <w:t xml:space="preserve">%&gt;%</w:t>
-      </w:r>
-      <w:r>
-        <w:br/>
-      </w:r>
-      <w:r>
-        <w:rPr>
-          <w:rStyle w:val="NormalTok"/>
-        </w:rPr>
-        <w:t xml:space="preserve">  </w:t>
-      </w:r>
-      <w:r>
-        <w:rPr>
-          <w:rStyle w:val="FunctionTok"/>
-        </w:rPr>
-        <w:t xml:space="preserve">group_by</w:t>
-      </w:r>
-      <w:r>
-        <w:rPr>
-          <w:rStyle w:val="NormalTok"/>
-        </w:rPr>
-        <w:t xml:space="preserve">(year) </w:t>
-      </w:r>
-      <w:r>
-        <w:rPr>
-          <w:rStyle w:val="SpecialCharTok"/>
-        </w:rPr>
-        <w:t xml:space="preserve">%&gt;%</w:t>
-      </w:r>
-      <w:r>
-        <w:br/>
-      </w:r>
-      <w:r>
-        <w:rPr>
-          <w:rStyle w:val="NormalTok"/>
-        </w:rPr>
-        <w:t xml:space="preserve">  </w:t>
-      </w:r>
-      <w:r>
-        <w:rPr>
-          <w:rStyle w:val="FunctionTok"/>
-        </w:rPr>
-        <w:t xml:space="preserve">summarize</w:t>
-      </w:r>
-      <w:r>
-        <w:rPr>
-          <w:rStyle w:val="NormalTok"/>
-        </w:rPr>
-        <w:t xml:space="preserve">(</w:t>
-      </w:r>
-      <w:r>
-        <w:rPr>
-          <w:rStyle w:val="AttributeTok"/>
-        </w:rPr>
-        <w:t xml:space="preserve">temp =</w:t>
-      </w:r>
-      <w:r>
-        <w:rPr>
-          <w:rStyle w:val="NormalTok"/>
-        </w:rPr>
-        <w:t xml:space="preserve"> </w:t>
-      </w:r>
-      <w:r>
-        <w:rPr>
-          <w:rStyle w:val="FunctionTok"/>
-        </w:rPr>
-        <w:t xml:space="preserve">mean</w:t>
-      </w:r>
-      <w:r>
-        <w:rPr>
-          <w:rStyle w:val="NormalTok"/>
-        </w:rPr>
-        <w:t xml:space="preserve">(temp, </w:t>
-      </w:r>
-      <w:r>
-        <w:rPr>
-          <w:rStyle w:val="AttributeTok"/>
-        </w:rPr>
-        <w:t xml:space="preserve">na.rm =</w:t>
-      </w:r>
-      <w:r>
-        <w:rPr>
-          <w:rStyle w:val="NormalTok"/>
-        </w:rPr>
-        <w:t xml:space="preserve"> </w:t>
-      </w:r>
-      <w:r>
-        <w:rPr>
-          <w:rStyle w:val="ConstantTok"/>
-        </w:rPr>
-        <w:t xml:space="preserve">TRUE</w:t>
-      </w:r>
-      <w:r>
-        <w:rPr>
-          <w:rStyle w:val="NormalTok"/>
-        </w:rPr>
-        <w:t xml:space="preserve">))</w:t>
-      </w:r>
-      <w:r>
-        <w:br/>
-      </w:r>
-      <w:r>
-        <w:br/>
-      </w:r>
-      <w:r>
-        <w:rPr>
-          <w:rStyle w:val="NormalTok"/>
-        </w:rPr>
-        <w:t xml:space="preserve">city_year_df </w:t>
-      </w:r>
-      <w:r>
-        <w:rPr>
-          <w:rStyle w:val="SpecialCharTok"/>
-        </w:rPr>
-        <w:t xml:space="preserve">%&gt;%</w:t>
-      </w:r>
-      <w:r>
-        <w:br/>
-      </w:r>
-      <w:r>
-        <w:rPr>
-          <w:rStyle w:val="NormalTok"/>
-        </w:rPr>
-        <w:t xml:space="preserve">  </w:t>
-      </w:r>
-      <w:r>
-        <w:rPr>
-          <w:rStyle w:val="FunctionTok"/>
-        </w:rPr>
-        <w:t xml:space="preserve">ggplot</w:t>
-      </w:r>
-      <w:r>
-        <w:rPr>
-          <w:rStyle w:val="NormalTok"/>
-        </w:rPr>
-        <w:t xml:space="preserve">(</w:t>
-      </w:r>
-      <w:r>
-        <w:rPr>
-          <w:rStyle w:val="FunctionTok"/>
-        </w:rPr>
-        <w:t xml:space="preserve">aes</w:t>
-      </w:r>
-      <w:r>
-        <w:rPr>
-          <w:rStyle w:val="NormalTok"/>
-        </w:rPr>
-        <w:t xml:space="preserve">(</w:t>
-      </w:r>
-      <w:r>
-        <w:rPr>
-          <w:rStyle w:val="AttributeTok"/>
-        </w:rPr>
-        <w:t xml:space="preserve">x =</w:t>
-      </w:r>
-      <w:r>
-        <w:rPr>
-          <w:rStyle w:val="NormalTok"/>
-        </w:rPr>
-        <w:t xml:space="preserve"> year, </w:t>
-      </w:r>
-      <w:r>
-        <w:rPr>
-          <w:rStyle w:val="AttributeTok"/>
-        </w:rPr>
-        <w:t xml:space="preserve">y =</w:t>
-      </w:r>
-      <w:r>
-        <w:rPr>
-          <w:rStyle w:val="NormalTok"/>
-        </w:rPr>
-        <w:t xml:space="preserve"> temp)) </w:t>
-      </w:r>
-      <w:r>
-        <w:rPr>
-          <w:rStyle w:val="SpecialCharTok"/>
-        </w:rPr>
-        <w:t xml:space="preserve">+</w:t>
-      </w:r>
-      <w:r>
-        <w:br/>
-      </w:r>
-      <w:r>
-        <w:rPr>
-          <w:rStyle w:val="NormalTok"/>
-        </w:rPr>
-        <w:t xml:space="preserve">  </w:t>
-      </w:r>
-      <w:r>
-        <w:rPr>
-          <w:rStyle w:val="FunctionTok"/>
-        </w:rPr>
-        <w:t xml:space="preserve">geom_point</w:t>
-      </w:r>
-      <w:r>
-        <w:rPr>
-          <w:rStyle w:val="NormalTok"/>
-        </w:rPr>
-        <w:t xml:space="preserve">() </w:t>
-      </w:r>
-      <w:r>
-        <w:rPr>
-          <w:rStyle w:val="SpecialCharTok"/>
-        </w:rPr>
-        <w:t xml:space="preserve">+</w:t>
-      </w:r>
-      <w:r>
-        <w:br/>
-      </w:r>
-      <w:r>
-        <w:rPr>
-          <w:rStyle w:val="NormalTok"/>
-        </w:rPr>
-        <w:t xml:space="preserve">  </w:t>
-      </w:r>
-      <w:r>
-        <w:rPr>
-          <w:rStyle w:val="FunctionTok"/>
-        </w:rPr>
-        <w:t xml:space="preserve">geom_smooth</w:t>
-      </w:r>
-      <w:r>
-        <w:rPr>
-          <w:rStyle w:val="NormalTok"/>
-        </w:rPr>
-        <w:t xml:space="preserve">(</w:t>
-      </w:r>
-      <w:r>
-        <w:rPr>
-          <w:rStyle w:val="AttributeTok"/>
-        </w:rPr>
-        <w:t xml:space="preserve">method =</w:t>
-      </w:r>
-      <w:r>
-        <w:rPr>
-          <w:rStyle w:val="NormalTok"/>
-        </w:rPr>
-        <w:t xml:space="preserve"> </w:t>
-      </w:r>
-      <w:r>
-        <w:rPr>
-          <w:rStyle w:val="StringTok"/>
-        </w:rPr>
-        <w:t xml:space="preserve">"lm"</w:t>
-      </w:r>
-      <w:r>
-        <w:rPr>
-          <w:rStyle w:val="NormalTok"/>
-        </w:rPr>
-        <w:t xml:space="preserve">)</w:t>
-      </w:r>
-      <w:r>
-        <w:br/>
-      </w:r>
-      <w:r>
-        <w:br/>
-      </w:r>
-      <w:r>
-        <w:rPr>
-          <w:rStyle w:val="NormalTok"/>
-        </w:rPr>
-        <w:t xml:space="preserve">city_model </w:t>
-      </w:r>
-      <w:r>
-        <w:rPr>
-          <w:rStyle w:val="OtherTok"/>
-        </w:rPr>
-        <w:t xml:space="preserve">&lt;-</w:t>
-      </w:r>
-      <w:r>
-        <w:rPr>
-          <w:rStyle w:val="NormalTok"/>
-        </w:rPr>
-        <w:t xml:space="preserve"> </w:t>
-      </w:r>
-      <w:r>
-        <w:rPr>
-          <w:rStyle w:val="FunctionTok"/>
-        </w:rPr>
-        <w:t xml:space="preserve">lm</w:t>
-      </w:r>
-      <w:r>
-        <w:rPr>
-          <w:rStyle w:val="NormalTok"/>
-        </w:rPr>
-        <w:t xml:space="preserve">(temp </w:t>
-      </w:r>
-      <w:r>
-        <w:rPr>
-          <w:rStyle w:val="SpecialCharTok"/>
-        </w:rPr>
-        <w:t xml:space="preserve">~</w:t>
-      </w:r>
-      <w:r>
-        <w:rPr>
-          <w:rStyle w:val="NormalTok"/>
-        </w:rPr>
-        <w:t xml:space="preserve"> year, </w:t>
-      </w:r>
-      <w:r>
-        <w:rPr>
-          <w:rStyle w:val="AttributeTok"/>
-        </w:rPr>
-        <w:t xml:space="preserve">data =</w:t>
-      </w:r>
-      <w:r>
-        <w:rPr>
-          <w:rStyle w:val="NormalTok"/>
-        </w:rPr>
-        <w:t xml:space="preserve"> city_year_df)</w:t>
-      </w:r>
-      <w:r>
-        <w:br/>
-      </w:r>
-      <w:r>
-        <w:rPr>
-          <w:rStyle w:val="FunctionTok"/>
-        </w:rPr>
-        <w:t xml:space="preserve">summary</w:t>
-      </w:r>
-      <w:r>
-        <w:rPr>
-          <w:rStyle w:val="NormalTok"/>
-        </w:rPr>
-        <w:t xml:space="preserve">(city_model)</w:t>
-      </w:r>
-    </w:p>
-    <w:p>
-      <w:pPr>
-        <w:pStyle w:val="FirstParagraph"/>
-      </w:pPr>
-      <w:r>
-        <w:t xml:space="preserve">Report, as comments: your city and station ID, the years of record, the slope in</w:t>
+        <w:t xml:space="preserve">color = season</w:t>
+      </w:r>
+      <w:r>
+        <w:t xml:space="preserve"> </w:t>
+      </w:r>
+      <w:r>
+        <w:t xml:space="preserve">inside</w:t>
+      </w:r>
+      <w:r>
+        <w:t xml:space="preserve"> </w:t>
+      </w:r>
+      <w:r>
+        <w:rPr>
+          <w:rStyle w:val="VerbatimChar"/>
+        </w:rPr>
+        <w:t xml:space="preserve">aes()</w:t>
+      </w:r>
+      <w:r>
+        <w:t xml:space="preserve"> </w:t>
+      </w:r>
+      <w:r>
+        <w:t xml:space="preserve">does two things at once: it colors the points</w:t>
       </w:r>
       <w:r>
         <w:t xml:space="preserve"> </w:t>
@@ -5861,23 +4184,36 @@
           <w:b/>
           <w:bCs/>
         </w:rPr>
-        <w:t xml:space="preserve">°C per decade</w:t>
-      </w:r>
-      <w:r>
-        <w:t xml:space="preserve">, the</w:t>
-      </w:r>
-      <w:r>
-        <w:t xml:space="preserve"> </w:t>
-      </w:r>
-      <w:r>
-        <w:rPr>
-          <w:i/>
-          <w:iCs/>
-        </w:rPr>
-        <w:t xml:space="preserve">p</w:t>
-      </w:r>
-      <w:r>
-        <w:t xml:space="preserve">-value, R², and whether your city is warming</w:t>
+        <w:t xml:space="preserve">and</w:t>
+      </w:r>
+      <w:r>
+        <w:t xml:space="preserve"> </w:t>
+      </w:r>
+      <w:r>
+        <w:t xml:space="preserve">makes</w:t>
+      </w:r>
+      <w:r>
+        <w:t xml:space="preserve"> </w:t>
+      </w:r>
+      <w:r>
+        <w:rPr>
+          <w:rStyle w:val="VerbatimChar"/>
+        </w:rPr>
+        <w:t xml:space="preserve">geom_smooth()</w:t>
+      </w:r>
+      <w:r>
+        <w:t xml:space="preserve"> </w:t>
+      </w:r>
+      <w:r>
+        <w:t xml:space="preserve">fit a separate line for each season.</w:t>
+      </w:r>
+    </w:p>
+    <w:p>
+      <w:pPr>
+        <w:pStyle w:val="BodyText"/>
+      </w:pPr>
+      <w:r>
+        <w:t xml:space="preserve">✏️</w:t>
       </w:r>
       <w:r>
         <w:t xml:space="preserve"> </w:t>
@@ -5887,31 +4223,21 @@
           <w:b/>
           <w:bCs/>
         </w:rPr>
-        <w:t xml:space="preserve">faster or slower</w:t>
-      </w:r>
-      <w:r>
-        <w:t xml:space="preserve"> </w:t>
-      </w:r>
-      <w:r>
-        <w:t xml:space="preserve">than Duluth.</w:t>
-      </w:r>
-    </w:p>
-    <w:bookmarkEnd w:id="30"/>
-    <w:bookmarkStart w:id="31" w:name="e2-your-citys-seasons"/>
-    <w:p>
-      <w:pPr>
-        <w:pStyle w:val="Heading2"/>
-      </w:pPr>
-      <w:r>
-        <w:t xml:space="preserve">E2 · Your city’s seasons</w:t>
-      </w:r>
-    </w:p>
-    <w:p>
-      <w:pPr>
-        <w:pStyle w:val="FirstParagraph"/>
-      </w:pPr>
-      <w:r>
-        <w:t xml:space="preserve">Repeat Parts 6–9 on your city.</w:t>
+        <w:t xml:space="preserve">Q8a:</w:t>
+      </w:r>
+      <w:r>
+        <w:t xml:space="preserve"> </w:t>
+      </w:r>
+      <w:r>
+        <w:t xml:space="preserve">Roughly what temperature is each band centered on?</w:t>
+      </w:r>
+    </w:p>
+    <w:p>
+      <w:pPr>
+        <w:pStyle w:val="BodyText"/>
+      </w:pPr>
+      <w:r>
+        <w:t xml:space="preserve">✏️</w:t>
       </w:r>
       <w:r>
         <w:t xml:space="preserve"> </w:t>
@@ -5921,7 +4247,389 @@
           <w:b/>
           <w:bCs/>
         </w:rPr>
-        <w:t xml:space="preserve">If your city is in the southern hemisphere, swap the labels in</w:t>
+        <w:t xml:space="preserve">Q8b:</w:t>
+      </w:r>
+      <w:r>
+        <w:t xml:space="preserve"> </w:t>
+      </w:r>
+      <w:r>
+        <w:t xml:space="preserve">Which line looks</w:t>
+      </w:r>
+      <w:r>
+        <w:t xml:space="preserve"> </w:t>
+      </w:r>
+      <w:r>
+        <w:rPr>
+          <w:b/>
+          <w:bCs/>
+        </w:rPr>
+        <w:t xml:space="preserve">steeper</w:t>
+      </w:r>
+      <w:r>
+        <w:t xml:space="preserve">? Why is steepness the thing to compare, and not which band sits higher?</w:t>
+      </w:r>
+    </w:p>
+    <w:p>
+      <w:r>
+        <w:pict>
+          <v:rect style="width:0;height:1.5pt" o:hralign="center" o:hrstd="t" o:hr="t"/>
+        </w:pict>
+      </w:r>
+    </w:p>
+    <w:bookmarkEnd w:id="27"/>
+    <w:bookmarkStart w:id="28" w:name="part-9-a-model-for-each-season"/>
+    <w:p>
+      <w:pPr>
+        <w:pStyle w:val="Heading1"/>
+      </w:pPr>
+      <w:r>
+        <w:t xml:space="preserve">Part 9 · A model for each season</w:t>
+      </w:r>
+    </w:p>
+    <w:p>
+      <w:pPr>
+        <w:pStyle w:val="FirstParagraph"/>
+      </w:pPr>
+      <w:r>
+        <w:rPr>
+          <w:b/>
+          <w:bCs/>
+        </w:rPr>
+        <w:t xml:space="preserve">▶ Run this:</w:t>
+      </w:r>
+    </w:p>
+    <w:p>
+      <w:pPr>
+        <w:pStyle w:val="SourceCode"/>
+      </w:pPr>
+      <w:r>
+        <w:rPr>
+          <w:rStyle w:val="CommentTok"/>
+        </w:rPr>
+        <w:t xml:space="preserve"># Summer only ------------------------------------------</w:t>
+      </w:r>
+      <w:r>
+        <w:br/>
+      </w:r>
+      <w:r>
+        <w:rPr>
+          <w:rStyle w:val="NormalTok"/>
+        </w:rPr>
+        <w:t xml:space="preserve">summer_df </w:t>
+      </w:r>
+      <w:r>
+        <w:rPr>
+          <w:rStyle w:val="OtherTok"/>
+        </w:rPr>
+        <w:t xml:space="preserve">&lt;-</w:t>
+      </w:r>
+      <w:r>
+        <w:rPr>
+          <w:rStyle w:val="NormalTok"/>
+        </w:rPr>
+        <w:t xml:space="preserve"> season_year_df </w:t>
+      </w:r>
+      <w:r>
+        <w:rPr>
+          <w:rStyle w:val="SpecialCharTok"/>
+        </w:rPr>
+        <w:t xml:space="preserve">%&gt;%</w:t>
+      </w:r>
+      <w:r>
+        <w:br/>
+      </w:r>
+      <w:r>
+        <w:rPr>
+          <w:rStyle w:val="NormalTok"/>
+        </w:rPr>
+        <w:t xml:space="preserve">  </w:t>
+      </w:r>
+      <w:r>
+        <w:rPr>
+          <w:rStyle w:val="FunctionTok"/>
+        </w:rPr>
+        <w:t xml:space="preserve">filter</w:t>
+      </w:r>
+      <w:r>
+        <w:rPr>
+          <w:rStyle w:val="NormalTok"/>
+        </w:rPr>
+        <w:t xml:space="preserve">(season </w:t>
+      </w:r>
+      <w:r>
+        <w:rPr>
+          <w:rStyle w:val="SpecialCharTok"/>
+        </w:rPr>
+        <w:t xml:space="preserve">==</w:t>
+      </w:r>
+      <w:r>
+        <w:rPr>
+          <w:rStyle w:val="NormalTok"/>
+        </w:rPr>
+        <w:t xml:space="preserve"> </w:t>
+      </w:r>
+      <w:r>
+        <w:rPr>
+          <w:rStyle w:val="StringTok"/>
+        </w:rPr>
+        <w:t xml:space="preserve">"summer"</w:t>
+      </w:r>
+      <w:r>
+        <w:rPr>
+          <w:rStyle w:val="NormalTok"/>
+        </w:rPr>
+        <w:t xml:space="preserve">)</w:t>
+      </w:r>
+      <w:r>
+        <w:br/>
+      </w:r>
+      <w:r>
+        <w:br/>
+      </w:r>
+      <w:r>
+        <w:rPr>
+          <w:rStyle w:val="NormalTok"/>
+        </w:rPr>
+        <w:t xml:space="preserve">summer_model </w:t>
+      </w:r>
+      <w:r>
+        <w:rPr>
+          <w:rStyle w:val="OtherTok"/>
+        </w:rPr>
+        <w:t xml:space="preserve">&lt;-</w:t>
+      </w:r>
+      <w:r>
+        <w:rPr>
+          <w:rStyle w:val="NormalTok"/>
+        </w:rPr>
+        <w:t xml:space="preserve"> </w:t>
+      </w:r>
+      <w:r>
+        <w:rPr>
+          <w:rStyle w:val="FunctionTok"/>
+        </w:rPr>
+        <w:t xml:space="preserve">lm</w:t>
+      </w:r>
+      <w:r>
+        <w:rPr>
+          <w:rStyle w:val="NormalTok"/>
+        </w:rPr>
+        <w:t xml:space="preserve">(temp </w:t>
+      </w:r>
+      <w:r>
+        <w:rPr>
+          <w:rStyle w:val="SpecialCharTok"/>
+        </w:rPr>
+        <w:t xml:space="preserve">~</w:t>
+      </w:r>
+      <w:r>
+        <w:rPr>
+          <w:rStyle w:val="NormalTok"/>
+        </w:rPr>
+        <w:t xml:space="preserve"> year, </w:t>
+      </w:r>
+      <w:r>
+        <w:rPr>
+          <w:rStyle w:val="AttributeTok"/>
+        </w:rPr>
+        <w:t xml:space="preserve">data =</w:t>
+      </w:r>
+      <w:r>
+        <w:rPr>
+          <w:rStyle w:val="NormalTok"/>
+        </w:rPr>
+        <w:t xml:space="preserve"> summer_df)</w:t>
+      </w:r>
+      <w:r>
+        <w:br/>
+      </w:r>
+      <w:r>
+        <w:rPr>
+          <w:rStyle w:val="FunctionTok"/>
+        </w:rPr>
+        <w:t xml:space="preserve">summary</w:t>
+      </w:r>
+      <w:r>
+        <w:rPr>
+          <w:rStyle w:val="NormalTok"/>
+        </w:rPr>
+        <w:t xml:space="preserve">(summer_model)</w:t>
+      </w:r>
+    </w:p>
+    <w:p>
+      <w:pPr>
+        <w:pStyle w:val="SourceCode"/>
+      </w:pPr>
+      <w:r>
+        <w:rPr>
+          <w:rStyle w:val="CommentTok"/>
+        </w:rPr>
+        <w:t xml:space="preserve"># Winter only ------------------------------------------</w:t>
+      </w:r>
+      <w:r>
+        <w:br/>
+      </w:r>
+      <w:r>
+        <w:rPr>
+          <w:rStyle w:val="NormalTok"/>
+        </w:rPr>
+        <w:t xml:space="preserve">winter_df </w:t>
+      </w:r>
+      <w:r>
+        <w:rPr>
+          <w:rStyle w:val="OtherTok"/>
+        </w:rPr>
+        <w:t xml:space="preserve">&lt;-</w:t>
+      </w:r>
+      <w:r>
+        <w:rPr>
+          <w:rStyle w:val="NormalTok"/>
+        </w:rPr>
+        <w:t xml:space="preserve"> season_year_df </w:t>
+      </w:r>
+      <w:r>
+        <w:rPr>
+          <w:rStyle w:val="SpecialCharTok"/>
+        </w:rPr>
+        <w:t xml:space="preserve">%&gt;%</w:t>
+      </w:r>
+      <w:r>
+        <w:br/>
+      </w:r>
+      <w:r>
+        <w:rPr>
+          <w:rStyle w:val="NormalTok"/>
+        </w:rPr>
+        <w:t xml:space="preserve">  </w:t>
+      </w:r>
+      <w:r>
+        <w:rPr>
+          <w:rStyle w:val="FunctionTok"/>
+        </w:rPr>
+        <w:t xml:space="preserve">filter</w:t>
+      </w:r>
+      <w:r>
+        <w:rPr>
+          <w:rStyle w:val="NormalTok"/>
+        </w:rPr>
+        <w:t xml:space="preserve">(season </w:t>
+      </w:r>
+      <w:r>
+        <w:rPr>
+          <w:rStyle w:val="SpecialCharTok"/>
+        </w:rPr>
+        <w:t xml:space="preserve">==</w:t>
+      </w:r>
+      <w:r>
+        <w:rPr>
+          <w:rStyle w:val="NormalTok"/>
+        </w:rPr>
+        <w:t xml:space="preserve"> </w:t>
+      </w:r>
+      <w:r>
+        <w:rPr>
+          <w:rStyle w:val="StringTok"/>
+        </w:rPr>
+        <w:t xml:space="preserve">"winter"</w:t>
+      </w:r>
+      <w:r>
+        <w:rPr>
+          <w:rStyle w:val="NormalTok"/>
+        </w:rPr>
+        <w:t xml:space="preserve">)</w:t>
+      </w:r>
+      <w:r>
+        <w:br/>
+      </w:r>
+      <w:r>
+        <w:br/>
+      </w:r>
+      <w:r>
+        <w:rPr>
+          <w:rStyle w:val="NormalTok"/>
+        </w:rPr>
+        <w:t xml:space="preserve">winter_model </w:t>
+      </w:r>
+      <w:r>
+        <w:rPr>
+          <w:rStyle w:val="OtherTok"/>
+        </w:rPr>
+        <w:t xml:space="preserve">&lt;-</w:t>
+      </w:r>
+      <w:r>
+        <w:rPr>
+          <w:rStyle w:val="NormalTok"/>
+        </w:rPr>
+        <w:t xml:space="preserve"> </w:t>
+      </w:r>
+      <w:r>
+        <w:rPr>
+          <w:rStyle w:val="FunctionTok"/>
+        </w:rPr>
+        <w:t xml:space="preserve">lm</w:t>
+      </w:r>
+      <w:r>
+        <w:rPr>
+          <w:rStyle w:val="NormalTok"/>
+        </w:rPr>
+        <w:t xml:space="preserve">(temp </w:t>
+      </w:r>
+      <w:r>
+        <w:rPr>
+          <w:rStyle w:val="SpecialCharTok"/>
+        </w:rPr>
+        <w:t xml:space="preserve">~</w:t>
+      </w:r>
+      <w:r>
+        <w:rPr>
+          <w:rStyle w:val="NormalTok"/>
+        </w:rPr>
+        <w:t xml:space="preserve"> year, </w:t>
+      </w:r>
+      <w:r>
+        <w:rPr>
+          <w:rStyle w:val="AttributeTok"/>
+        </w:rPr>
+        <w:t xml:space="preserve">data =</w:t>
+      </w:r>
+      <w:r>
+        <w:rPr>
+          <w:rStyle w:val="NormalTok"/>
+        </w:rPr>
+        <w:t xml:space="preserve"> winter_df)</w:t>
+      </w:r>
+      <w:r>
+        <w:br/>
+      </w:r>
+      <w:r>
+        <w:rPr>
+          <w:rStyle w:val="FunctionTok"/>
+        </w:rPr>
+        <w:t xml:space="preserve">summary</w:t>
+      </w:r>
+      <w:r>
+        <w:rPr>
+          <w:rStyle w:val="NormalTok"/>
+        </w:rPr>
+        <w:t xml:space="preserve">(winter_model)</w:t>
+      </w:r>
+    </w:p>
+    <w:p>
+      <w:pPr>
+        <w:pStyle w:val="FirstParagraph"/>
+      </w:pPr>
+      <w:r>
+        <w:t xml:space="preserve">Filter first, then the</w:t>
+      </w:r>
+      <w:r>
+        <w:t xml:space="preserve"> </w:t>
+      </w:r>
+      <w:r>
+        <w:rPr>
+          <w:b/>
+          <w:bCs/>
+        </w:rPr>
+        <w:t xml:space="preserve">same</w:t>
       </w:r>
       <w:r>
         <w:rPr>
@@ -5936,13 +4644,74 @@
           <w:b/>
           <w:bCs/>
         </w:rPr>
-        <w:t xml:space="preserve">case_when()</w:t>
+        <w:t xml:space="preserve">lm()</w:t>
       </w:r>
       <w:r>
         <w:rPr>
           <w:b/>
           <w:bCs/>
         </w:rPr>
+        <w:t xml:space="preserve"> </w:t>
+      </w:r>
+      <w:r>
+        <w:rPr>
+          <w:b/>
+          <w:bCs/>
+        </w:rPr>
+        <w:t xml:space="preserve">as Part 5</w:t>
+      </w:r>
+      <w:r>
+        <w:t xml:space="preserve">. Two small models are much easier to read than one complicated one.</w:t>
+      </w:r>
+    </w:p>
+    <w:p>
+      <w:pPr>
+        <w:pStyle w:val="BodyText"/>
+      </w:pPr>
+      <w:r>
+        <w:t xml:space="preserve">✏️</w:t>
+      </w:r>
+      <w:r>
+        <w:t xml:space="preserve"> </w:t>
+      </w:r>
+      <w:r>
+        <w:rPr>
+          <w:b/>
+          <w:bCs/>
+        </w:rPr>
+        <w:t xml:space="preserve">Q9a:</w:t>
+      </w:r>
+      <w:r>
+        <w:t xml:space="preserve"> </w:t>
+      </w:r>
+      <w:r>
+        <w:t xml:space="preserve">Fill in this table by reading the</w:t>
+      </w:r>
+      <w:r>
+        <w:t xml:space="preserve"> </w:t>
+      </w:r>
+      <w:r>
+        <w:rPr>
+          <w:rStyle w:val="VerbatimChar"/>
+        </w:rPr>
+        <w:t xml:space="preserve">year</w:t>
+      </w:r>
+      <w:r>
+        <w:t xml:space="preserve"> </w:t>
+      </w:r>
+      <w:r>
+        <w:t xml:space="preserve">row of each</w:t>
+      </w:r>
+      <w:r>
+        <w:t xml:space="preserve"> </w:t>
+      </w:r>
+      <w:r>
+        <w:rPr>
+          <w:rStyle w:val="VerbatimChar"/>
+        </w:rPr>
+        <w:t xml:space="preserve">summary()</w:t>
+      </w:r>
+      <w:r>
         <w:t xml:space="preserve">:</w:t>
       </w:r>
     </w:p>
@@ -5952,282 +4721,36 @@
       </w:pPr>
       <w:r>
         <w:rPr>
-          <w:rStyle w:val="CommentTok"/>
-        </w:rPr>
-        <w:t xml:space="preserve"># SOUTHERN hemisphere seasons --------------------------</w:t>
-      </w:r>
-      <w:r>
-        <w:br/>
-      </w:r>
-      <w:r>
-        <w:rPr>
-          <w:rStyle w:val="FunctionTok"/>
-        </w:rPr>
-        <w:t xml:space="preserve">mutate</w:t>
-      </w:r>
-      <w:r>
-        <w:rPr>
-          <w:rStyle w:val="NormalTok"/>
-        </w:rPr>
-        <w:t xml:space="preserve">(</w:t>
-      </w:r>
-      <w:r>
-        <w:rPr>
-          <w:rStyle w:val="AttributeTok"/>
-        </w:rPr>
-        <w:t xml:space="preserve">season =</w:t>
-      </w:r>
-      <w:r>
-        <w:rPr>
-          <w:rStyle w:val="NormalTok"/>
-        </w:rPr>
-        <w:t xml:space="preserve"> </w:t>
-      </w:r>
-      <w:r>
-        <w:rPr>
-          <w:rStyle w:val="FunctionTok"/>
-        </w:rPr>
-        <w:t xml:space="preserve">case_when</w:t>
-      </w:r>
-      <w:r>
-        <w:rPr>
-          <w:rStyle w:val="NormalTok"/>
-        </w:rPr>
-        <w:t xml:space="preserve">(</w:t>
-      </w:r>
-      <w:r>
-        <w:br/>
-      </w:r>
-      <w:r>
-        <w:rPr>
-          <w:rStyle w:val="NormalTok"/>
-        </w:rPr>
-        <w:t xml:space="preserve">  month </w:t>
-      </w:r>
-      <w:r>
-        <w:rPr>
-          <w:rStyle w:val="SpecialCharTok"/>
-        </w:rPr>
-        <w:t xml:space="preserve">%in%</w:t>
-      </w:r>
-      <w:r>
-        <w:rPr>
-          <w:rStyle w:val="NormalTok"/>
-        </w:rPr>
-        <w:t xml:space="preserve"> </w:t>
-      </w:r>
-      <w:r>
-        <w:rPr>
-          <w:rStyle w:val="FunctionTok"/>
-        </w:rPr>
-        <w:t xml:space="preserve">c</w:t>
-      </w:r>
-      <w:r>
-        <w:rPr>
-          <w:rStyle w:val="NormalTok"/>
-        </w:rPr>
-        <w:t xml:space="preserve">(</w:t>
-      </w:r>
-      <w:r>
-        <w:rPr>
-          <w:rStyle w:val="DecValTok"/>
-        </w:rPr>
-        <w:t xml:space="preserve">12</w:t>
-      </w:r>
-      <w:r>
-        <w:rPr>
-          <w:rStyle w:val="NormalTok"/>
-        </w:rPr>
-        <w:t xml:space="preserve">, </w:t>
-      </w:r>
-      <w:r>
-        <w:rPr>
-          <w:rStyle w:val="DecValTok"/>
-        </w:rPr>
-        <w:t xml:space="preserve">1</w:t>
-      </w:r>
-      <w:r>
-        <w:rPr>
-          <w:rStyle w:val="NormalTok"/>
-        </w:rPr>
-        <w:t xml:space="preserve">, </w:t>
-      </w:r>
-      <w:r>
-        <w:rPr>
-          <w:rStyle w:val="DecValTok"/>
-        </w:rPr>
-        <w:t xml:space="preserve">2</w:t>
-      </w:r>
-      <w:r>
-        <w:rPr>
-          <w:rStyle w:val="NormalTok"/>
-        </w:rPr>
-        <w:t xml:space="preserve">) </w:t>
-      </w:r>
-      <w:r>
-        <w:rPr>
-          <w:rStyle w:val="SpecialCharTok"/>
-        </w:rPr>
-        <w:t xml:space="preserve">~</w:t>
-      </w:r>
-      <w:r>
-        <w:rPr>
-          <w:rStyle w:val="NormalTok"/>
-        </w:rPr>
-        <w:t xml:space="preserve"> </w:t>
-      </w:r>
-      <w:r>
-        <w:rPr>
-          <w:rStyle w:val="StringTok"/>
-        </w:rPr>
-        <w:t xml:space="preserve">"summer"</w:t>
-      </w:r>
-      <w:r>
-        <w:rPr>
-          <w:rStyle w:val="NormalTok"/>
-        </w:rPr>
-        <w:t xml:space="preserve">,</w:t>
-      </w:r>
-      <w:r>
-        <w:br/>
-      </w:r>
-      <w:r>
-        <w:rPr>
-          <w:rStyle w:val="NormalTok"/>
-        </w:rPr>
-        <w:t xml:space="preserve">  month </w:t>
-      </w:r>
-      <w:r>
-        <w:rPr>
-          <w:rStyle w:val="SpecialCharTok"/>
-        </w:rPr>
-        <w:t xml:space="preserve">%in%</w:t>
-      </w:r>
-      <w:r>
-        <w:rPr>
-          <w:rStyle w:val="NormalTok"/>
-        </w:rPr>
-        <w:t xml:space="preserve"> </w:t>
-      </w:r>
-      <w:r>
-        <w:rPr>
-          <w:rStyle w:val="FunctionTok"/>
-        </w:rPr>
-        <w:t xml:space="preserve">c</w:t>
-      </w:r>
-      <w:r>
-        <w:rPr>
-          <w:rStyle w:val="NormalTok"/>
-        </w:rPr>
-        <w:t xml:space="preserve">(</w:t>
-      </w:r>
-      <w:r>
-        <w:rPr>
-          <w:rStyle w:val="DecValTok"/>
-        </w:rPr>
-        <w:t xml:space="preserve">6</w:t>
-      </w:r>
-      <w:r>
-        <w:rPr>
-          <w:rStyle w:val="NormalTok"/>
-        </w:rPr>
-        <w:t xml:space="preserve">, </w:t>
-      </w:r>
-      <w:r>
-        <w:rPr>
-          <w:rStyle w:val="DecValTok"/>
-        </w:rPr>
-        <w:t xml:space="preserve">7</w:t>
-      </w:r>
-      <w:r>
-        <w:rPr>
-          <w:rStyle w:val="NormalTok"/>
-        </w:rPr>
-        <w:t xml:space="preserve">, </w:t>
-      </w:r>
-      <w:r>
-        <w:rPr>
-          <w:rStyle w:val="DecValTok"/>
-        </w:rPr>
-        <w:t xml:space="preserve">8</w:t>
-      </w:r>
-      <w:r>
-        <w:rPr>
-          <w:rStyle w:val="NormalTok"/>
-        </w:rPr>
-        <w:t xml:space="preserve">) </w:t>
-      </w:r>
-      <w:r>
-        <w:rPr>
-          <w:rStyle w:val="SpecialCharTok"/>
-        </w:rPr>
-        <w:t xml:space="preserve">~</w:t>
-      </w:r>
-      <w:r>
-        <w:rPr>
-          <w:rStyle w:val="NormalTok"/>
-        </w:rPr>
-        <w:t xml:space="preserve"> </w:t>
-      </w:r>
-      <w:r>
-        <w:rPr>
-          <w:rStyle w:val="StringTok"/>
-        </w:rPr>
-        <w:t xml:space="preserve">"winter"</w:t>
-      </w:r>
-      <w:r>
-        <w:rPr>
-          <w:rStyle w:val="NormalTok"/>
-        </w:rPr>
-        <w:t xml:space="preserve">,</w:t>
-      </w:r>
-      <w:r>
-        <w:br/>
-      </w:r>
-      <w:r>
-        <w:rPr>
-          <w:rStyle w:val="NormalTok"/>
-        </w:rPr>
-        <w:t xml:space="preserve">  </w:t>
-      </w:r>
-      <w:r>
-        <w:rPr>
-          <w:rStyle w:val="ConstantTok"/>
-        </w:rPr>
-        <w:t xml:space="preserve">TRUE</w:t>
-      </w:r>
-      <w:r>
-        <w:rPr>
-          <w:rStyle w:val="NormalTok"/>
-        </w:rPr>
-        <w:t xml:space="preserve"> </w:t>
-      </w:r>
-      <w:r>
-        <w:rPr>
-          <w:rStyle w:val="SpecialCharTok"/>
-        </w:rPr>
-        <w:t xml:space="preserve">~</w:t>
-      </w:r>
-      <w:r>
-        <w:rPr>
-          <w:rStyle w:val="NormalTok"/>
-        </w:rPr>
-        <w:t xml:space="preserve"> </w:t>
-      </w:r>
-      <w:r>
-        <w:rPr>
-          <w:rStyle w:val="StringTok"/>
-        </w:rPr>
-        <w:t xml:space="preserve">"shoulder"</w:t>
-      </w:r>
-      <w:r>
-        <w:br/>
-      </w:r>
-      <w:r>
-        <w:rPr>
-          <w:rStyle w:val="NormalTok"/>
-        </w:rPr>
-        <w:t xml:space="preserve">))</w:t>
+          <w:rStyle w:val="VerbatimChar"/>
+        </w:rPr>
+        <w:t xml:space="preserve">            slope (C/yr)   x10 (C/decade)   p-value</w:t>
+      </w:r>
+      <w:r>
+        <w:br/>
+      </w:r>
+      <w:r>
+        <w:rPr>
+          <w:rStyle w:val="VerbatimChar"/>
+        </w:rPr>
+        <w:t xml:space="preserve">annual</w:t>
+      </w:r>
+      <w:r>
+        <w:br/>
+      </w:r>
+      <w:r>
+        <w:rPr>
+          <w:rStyle w:val="VerbatimChar"/>
+        </w:rPr>
+        <w:t xml:space="preserve">summer</w:t>
+      </w:r>
+      <w:r>
+        <w:br/>
+      </w:r>
+      <w:r>
+        <w:rPr>
+          <w:rStyle w:val="VerbatimChar"/>
+        </w:rPr>
+        <w:t xml:space="preserve">winter</w:t>
       </w:r>
     </w:p>
     <w:p>
@@ -6235,17 +4758,191 @@
         <w:pStyle w:val="FirstParagraph"/>
       </w:pPr>
       <w:r>
-        <w:t xml:space="preserve">Report both seasonal rates in °C per decade. Is the winter-warms-faster pattern you found in Duluth also true in your city?</w:t>
-      </w:r>
-    </w:p>
-    <w:bookmarkEnd w:id="31"/>
-    <w:bookmarkStart w:id="32" w:name="e3-explain-your-own-numbers"/>
-    <w:p>
-      <w:pPr>
-        <w:pStyle w:val="Heading2"/>
-      </w:pPr>
-      <w:r>
-        <w:t xml:space="preserve">E3 · Explain your own numbers</w:t>
+        <w:t xml:space="preserve">✏️</w:t>
+      </w:r>
+      <w:r>
+        <w:t xml:space="preserve"> </w:t>
+      </w:r>
+      <w:r>
+        <w:rPr>
+          <w:b/>
+          <w:bCs/>
+        </w:rPr>
+        <w:t xml:space="preserve">Q9b:</w:t>
+      </w:r>
+      <w:r>
+        <w:t xml:space="preserve"> </w:t>
+      </w:r>
+      <w:r>
+        <w:t xml:space="preserve">Which season is warming faster, and by roughly how much? Does the annual rate from Part 5 sit between them?</w:t>
+      </w:r>
+    </w:p>
+    <w:p>
+      <w:pPr>
+        <w:pStyle w:val="BodyText"/>
+      </w:pPr>
+      <w:r>
+        <w:t xml:space="preserve">✏️</w:t>
+      </w:r>
+      <w:r>
+        <w:t xml:space="preserve"> </w:t>
+      </w:r>
+      <w:r>
+        <w:rPr>
+          <w:b/>
+          <w:bCs/>
+        </w:rPr>
+        <w:t xml:space="preserve">Q9c:</w:t>
+      </w:r>
+      <w:r>
+        <w:t xml:space="preserve"> </w:t>
+      </w:r>
+      <w:r>
+        <w:t xml:space="preserve">Why does an annual mean</w:t>
+      </w:r>
+      <w:r>
+        <w:t xml:space="preserve"> </w:t>
+      </w:r>
+      <w:r>
+        <w:rPr>
+          <w:i/>
+          <w:iCs/>
+        </w:rPr>
+        <w:t xml:space="preserve">hide</w:t>
+      </w:r>
+      <w:r>
+        <w:t xml:space="preserve"> </w:t>
+      </w:r>
+      <w:r>
+        <w:t xml:space="preserve">this? Name one biological thing that depends on winter temperature but not on the annual average.</w:t>
+      </w:r>
+    </w:p>
+    <w:p>
+      <w:pPr>
+        <w:pStyle w:val="BodyText"/>
+      </w:pPr>
+      <w:r>
+        <w:t xml:space="preserve">✏️</w:t>
+      </w:r>
+      <w:r>
+        <w:t xml:space="preserve"> </w:t>
+      </w:r>
+      <w:r>
+        <w:rPr>
+          <w:b/>
+          <w:bCs/>
+        </w:rPr>
+        <w:t xml:space="preserve">Q9d:</w:t>
+      </w:r>
+      <w:r>
+        <w:t xml:space="preserve"> </w:t>
+      </w:r>
+      <w:r>
+        <w:t xml:space="preserve">Write a results sentence for the annual trend. Give the slope with units, the per-decade rate, F with both df,</w:t>
+      </w:r>
+      <w:r>
+        <w:t xml:space="preserve"> </w:t>
+      </w:r>
+      <w:r>
+        <w:rPr>
+          <w:i/>
+          <w:iCs/>
+        </w:rPr>
+        <w:t xml:space="preserve">p</w:t>
+      </w:r>
+      <w:r>
+        <w:t xml:space="preserve">, and R².</w:t>
+      </w:r>
+    </w:p>
+    <w:p>
+      <w:r>
+        <w:pict>
+          <v:rect style="width:0;height:1.5pt" o:hralign="center" o:hrstd="t" o:hr="t"/>
+        </w:pict>
+      </w:r>
+    </w:p>
+    <w:bookmarkEnd w:id="28"/>
+    <w:bookmarkStart w:id="29" w:name="X11fb12db025d4f50952f5fa32885bfc37a30839"/>
+    <w:p>
+      <w:pPr>
+        <w:pStyle w:val="Heading1"/>
+      </w:pPr>
+      <w:r>
+        <w:t xml:space="preserve">Part 10 · Get the coordinates for your city</w:t>
+      </w:r>
+    </w:p>
+    <w:p>
+      <w:pPr>
+        <w:pStyle w:val="FirstParagraph"/>
+      </w:pPr>
+      <w:r>
+        <w:t xml:space="preserve">Duluth is done. For homework you do the same analysis somewhere else — and for that we switch packages.</w:t>
+      </w:r>
+    </w:p>
+    <w:p>
+      <w:pPr>
+        <w:pStyle w:val="BodyText"/>
+      </w:pPr>
+      <w:r>
+        <w:rPr>
+          <w:rStyle w:val="VerbatimChar"/>
+        </w:rPr>
+        <w:t xml:space="preserve">GSODR</w:t>
+      </w:r>
+      <w:r>
+        <w:t xml:space="preserve"> </w:t>
+      </w:r>
+      <w:r>
+        <w:t xml:space="preserve">needs a</w:t>
+      </w:r>
+      <w:r>
+        <w:t xml:space="preserve"> </w:t>
+      </w:r>
+      <w:r>
+        <w:rPr>
+          <w:b/>
+          <w:bCs/>
+        </w:rPr>
+        <w:t xml:space="preserve">station ID</w:t>
+      </w:r>
+      <w:r>
+        <w:t xml:space="preserve">, and most stations outside the US have missing years.</w:t>
+      </w:r>
+      <w:r>
+        <w:t xml:space="preserve"> </w:t>
+      </w:r>
+      <w:r>
+        <w:rPr>
+          <w:rStyle w:val="VerbatimChar"/>
+        </w:rPr>
+        <w:t xml:space="preserve">nasapower</w:t>
+      </w:r>
+      <w:r>
+        <w:t xml:space="preserve"> </w:t>
+      </w:r>
+      <w:r>
+        <w:t xml:space="preserve">needs only a</w:t>
+      </w:r>
+      <w:r>
+        <w:t xml:space="preserve"> </w:t>
+      </w:r>
+      <w:r>
+        <w:rPr>
+          <w:b/>
+          <w:bCs/>
+        </w:rPr>
+        <w:t xml:space="preserve">longitude and a latitude</w:t>
+      </w:r>
+      <w:r>
+        <w:t xml:space="preserve">, and gives you 1981 to now for anywhere on Earth with no gaps.</w:t>
+      </w:r>
+    </w:p>
+    <w:p>
+      <w:pPr>
+        <w:pStyle w:val="BodyText"/>
+      </w:pPr>
+      <w:r>
+        <w:t xml:space="preserve">Look up your city’s lat/long in any search engine.</w:t>
       </w:r>
     </w:p>
     <w:p>
@@ -6257,23 +4954,33 @@
         </w:numPr>
       </w:pPr>
       <w:r>
-        <w:t xml:space="preserve">Using</w:t>
-      </w:r>
-      <w:r>
-        <w:t xml:space="preserve"> </w:t>
-      </w:r>
-      <w:r>
         <w:rPr>
           <w:b/>
           <w:bCs/>
         </w:rPr>
-        <w:t xml:space="preserve">your</w:t>
-      </w:r>
-      <w:r>
-        <w:t xml:space="preserve"> </w:t>
-      </w:r>
-      <w:r>
-        <w:t xml:space="preserve">R², what fraction of the year-to-year variation in your city’s temperature does year alone explain? What is the rest?</w:t>
+        <w:t xml:space="preserve">south</w:t>
+      </w:r>
+      <w:r>
+        <w:t xml:space="preserve"> </w:t>
+      </w:r>
+      <w:r>
+        <w:t xml:space="preserve">of the equator →</w:t>
+      </w:r>
+      <w:r>
+        <w:t xml:space="preserve"> </w:t>
+      </w:r>
+      <w:r>
+        <w:rPr>
+          <w:b/>
+          <w:bCs/>
+        </w:rPr>
+        <w:t xml:space="preserve">negative</w:t>
+      </w:r>
+      <w:r>
+        <w:t xml:space="preserve"> </w:t>
+      </w:r>
+      <w:r>
+        <w:t xml:space="preserve">latitude</w:t>
       </w:r>
     </w:p>
     <w:p>
@@ -6285,20 +4992,2948 @@
         </w:numPr>
       </w:pPr>
       <w:r>
-        <w:t xml:space="preserve">How can a low R² sit next to a</w:t>
-      </w:r>
-      <w:r>
-        <w:t xml:space="preserve"> </w:t>
-      </w:r>
+        <w:rPr>
+          <w:b/>
+          <w:bCs/>
+        </w:rPr>
+        <w:t xml:space="preserve">west</w:t>
+      </w:r>
+      <w:r>
+        <w:t xml:space="preserve"> </w:t>
+      </w:r>
+      <w:r>
+        <w:t xml:space="preserve">of Greenwich →</w:t>
+      </w:r>
+      <w:r>
+        <w:t xml:space="preserve"> </w:t>
+      </w:r>
+      <w:r>
+        <w:rPr>
+          <w:b/>
+          <w:bCs/>
+        </w:rPr>
+        <w:t xml:space="preserve">negative</w:t>
+      </w:r>
+      <w:r>
+        <w:t xml:space="preserve"> </w:t>
+      </w:r>
+      <w:r>
+        <w:t xml:space="preserve">longitude</w:t>
+      </w:r>
+    </w:p>
+    <w:p>
+      <w:pPr>
+        <w:pStyle w:val="FirstParagraph"/>
+      </w:pPr>
+      <w:r>
+        <w:rPr>
+          <w:b/>
+          <w:bCs/>
+        </w:rPr>
+        <w:t xml:space="preserve">▶ Run this</w:t>
+      </w:r>
+      <w:r>
+        <w:t xml:space="preserve">, with London filled in as an example:</w:t>
+      </w:r>
+    </w:p>
+    <w:p>
+      <w:pPr>
+        <w:pStyle w:val="SourceCode"/>
+      </w:pPr>
+      <w:r>
+        <w:rPr>
+          <w:rStyle w:val="CommentTok"/>
+        </w:rPr>
+        <w:t xml:space="preserve"># NASA POWER: lonlat = c(LONGITUDE, LATITUDE) -----------</w:t>
+      </w:r>
+      <w:r>
+        <w:br/>
+      </w:r>
+      <w:r>
+        <w:rPr>
+          <w:rStyle w:val="NormalTok"/>
+        </w:rPr>
+        <w:t xml:space="preserve">city_df </w:t>
+      </w:r>
+      <w:r>
+        <w:rPr>
+          <w:rStyle w:val="OtherTok"/>
+        </w:rPr>
+        <w:t xml:space="preserve">&lt;-</w:t>
+      </w:r>
+      <w:r>
+        <w:rPr>
+          <w:rStyle w:val="NormalTok"/>
+        </w:rPr>
+        <w:t xml:space="preserve"> </w:t>
+      </w:r>
+      <w:r>
+        <w:rPr>
+          <w:rStyle w:val="FunctionTok"/>
+        </w:rPr>
+        <w:t xml:space="preserve">get_power</w:t>
+      </w:r>
+      <w:r>
+        <w:rPr>
+          <w:rStyle w:val="NormalTok"/>
+        </w:rPr>
+        <w:t xml:space="preserve">(</w:t>
+      </w:r>
+      <w:r>
+        <w:rPr>
+          <w:rStyle w:val="AttributeTok"/>
+        </w:rPr>
+        <w:t xml:space="preserve">community =</w:t>
+      </w:r>
+      <w:r>
+        <w:rPr>
+          <w:rStyle w:val="NormalTok"/>
+        </w:rPr>
+        <w:t xml:space="preserve"> </w:t>
+      </w:r>
+      <w:r>
+        <w:rPr>
+          <w:rStyle w:val="StringTok"/>
+        </w:rPr>
+        <w:t xml:space="preserve">"ag"</w:t>
+      </w:r>
+      <w:r>
+        <w:rPr>
+          <w:rStyle w:val="NormalTok"/>
+        </w:rPr>
+        <w:t xml:space="preserve">,</w:t>
+      </w:r>
+      <w:r>
+        <w:br/>
+      </w:r>
+      <w:r>
+        <w:rPr>
+          <w:rStyle w:val="NormalTok"/>
+        </w:rPr>
+        <w:t xml:space="preserve">                     </w:t>
+      </w:r>
+      <w:r>
+        <w:rPr>
+          <w:rStyle w:val="AttributeTok"/>
+        </w:rPr>
+        <w:t xml:space="preserve">lonlat =</w:t>
+      </w:r>
+      <w:r>
+        <w:rPr>
+          <w:rStyle w:val="NormalTok"/>
+        </w:rPr>
+        <w:t xml:space="preserve"> </w:t>
+      </w:r>
+      <w:r>
+        <w:rPr>
+          <w:rStyle w:val="FunctionTok"/>
+        </w:rPr>
+        <w:t xml:space="preserve">c</w:t>
+      </w:r>
+      <w:r>
+        <w:rPr>
+          <w:rStyle w:val="NormalTok"/>
+        </w:rPr>
+        <w:t xml:space="preserve">(</w:t>
+      </w:r>
+      <w:r>
+        <w:rPr>
+          <w:rStyle w:val="SpecialCharTok"/>
+        </w:rPr>
+        <w:t xml:space="preserve">-</w:t>
+      </w:r>
+      <w:r>
+        <w:rPr>
+          <w:rStyle w:val="FloatTok"/>
+        </w:rPr>
+        <w:t xml:space="preserve">0.13</w:t>
+      </w:r>
+      <w:r>
+        <w:rPr>
+          <w:rStyle w:val="NormalTok"/>
+        </w:rPr>
+        <w:t xml:space="preserve">, </w:t>
+      </w:r>
+      <w:r>
+        <w:rPr>
+          <w:rStyle w:val="FloatTok"/>
+        </w:rPr>
+        <w:t xml:space="preserve">51.51</w:t>
+      </w:r>
+      <w:r>
+        <w:rPr>
+          <w:rStyle w:val="NormalTok"/>
+        </w:rPr>
+        <w:t xml:space="preserve">),</w:t>
+      </w:r>
+      <w:r>
+        <w:br/>
+      </w:r>
+      <w:r>
+        <w:rPr>
+          <w:rStyle w:val="NormalTok"/>
+        </w:rPr>
+        <w:t xml:space="preserve">                     </w:t>
+      </w:r>
+      <w:r>
+        <w:rPr>
+          <w:rStyle w:val="AttributeTok"/>
+        </w:rPr>
+        <w:t xml:space="preserve">pars =</w:t>
+      </w:r>
+      <w:r>
+        <w:rPr>
+          <w:rStyle w:val="NormalTok"/>
+        </w:rPr>
+        <w:t xml:space="preserve"> </w:t>
+      </w:r>
+      <w:r>
+        <w:rPr>
+          <w:rStyle w:val="StringTok"/>
+        </w:rPr>
+        <w:t xml:space="preserve">"T2M"</w:t>
+      </w:r>
+      <w:r>
+        <w:rPr>
+          <w:rStyle w:val="NormalTok"/>
+        </w:rPr>
+        <w:t xml:space="preserve">,</w:t>
+      </w:r>
+      <w:r>
+        <w:br/>
+      </w:r>
+      <w:r>
+        <w:rPr>
+          <w:rStyle w:val="NormalTok"/>
+        </w:rPr>
+        <w:t xml:space="preserve">                     </w:t>
+      </w:r>
+      <w:r>
+        <w:rPr>
+          <w:rStyle w:val="AttributeTok"/>
+        </w:rPr>
+        <w:t xml:space="preserve">dates =</w:t>
+      </w:r>
+      <w:r>
+        <w:rPr>
+          <w:rStyle w:val="NormalTok"/>
+        </w:rPr>
+        <w:t xml:space="preserve"> </w:t>
+      </w:r>
+      <w:r>
+        <w:rPr>
+          <w:rStyle w:val="FunctionTok"/>
+        </w:rPr>
+        <w:t xml:space="preserve">c</w:t>
+      </w:r>
+      <w:r>
+        <w:rPr>
+          <w:rStyle w:val="NormalTok"/>
+        </w:rPr>
+        <w:t xml:space="preserve">(</w:t>
+      </w:r>
+      <w:r>
+        <w:rPr>
+          <w:rStyle w:val="StringTok"/>
+        </w:rPr>
+        <w:t xml:space="preserve">"1981-01-01"</w:t>
+      </w:r>
+      <w:r>
+        <w:rPr>
+          <w:rStyle w:val="NormalTok"/>
+        </w:rPr>
+        <w:t xml:space="preserve">, </w:t>
+      </w:r>
+      <w:r>
+        <w:rPr>
+          <w:rStyle w:val="StringTok"/>
+        </w:rPr>
+        <w:t xml:space="preserve">"2024-12-31"</w:t>
+      </w:r>
+      <w:r>
+        <w:rPr>
+          <w:rStyle w:val="NormalTok"/>
+        </w:rPr>
+        <w:t xml:space="preserve">),</w:t>
+      </w:r>
+      <w:r>
+        <w:br/>
+      </w:r>
+      <w:r>
+        <w:rPr>
+          <w:rStyle w:val="NormalTok"/>
+        </w:rPr>
+        <w:t xml:space="preserve">                     </w:t>
+      </w:r>
+      <w:r>
+        <w:rPr>
+          <w:rStyle w:val="AttributeTok"/>
+        </w:rPr>
+        <w:t xml:space="preserve">temporal_api =</w:t>
+      </w:r>
+      <w:r>
+        <w:rPr>
+          <w:rStyle w:val="NormalTok"/>
+        </w:rPr>
+        <w:t xml:space="preserve"> </w:t>
+      </w:r>
+      <w:r>
+        <w:rPr>
+          <w:rStyle w:val="StringTok"/>
+        </w:rPr>
+        <w:t xml:space="preserve">"daily"</w:t>
+      </w:r>
+      <w:r>
+        <w:rPr>
+          <w:rStyle w:val="NormalTok"/>
+        </w:rPr>
+        <w:t xml:space="preserve">) </w:t>
+      </w:r>
+      <w:r>
+        <w:rPr>
+          <w:rStyle w:val="SpecialCharTok"/>
+        </w:rPr>
+        <w:t xml:space="preserve">%&gt;%</w:t>
+      </w:r>
+      <w:r>
+        <w:br/>
+      </w:r>
+      <w:r>
+        <w:rPr>
+          <w:rStyle w:val="NormalTok"/>
+        </w:rPr>
+        <w:t xml:space="preserve">  </w:t>
+      </w:r>
+      <w:r>
+        <w:rPr>
+          <w:rStyle w:val="FunctionTok"/>
+        </w:rPr>
+        <w:t xml:space="preserve">clean_names</w:t>
+      </w:r>
+      <w:r>
+        <w:rPr>
+          <w:rStyle w:val="NormalTok"/>
+        </w:rPr>
+        <w:t xml:space="preserve">() </w:t>
+      </w:r>
+      <w:r>
+        <w:rPr>
+          <w:rStyle w:val="SpecialCharTok"/>
+        </w:rPr>
+        <w:t xml:space="preserve">%&gt;%</w:t>
+      </w:r>
+      <w:r>
+        <w:br/>
+      </w:r>
+      <w:r>
+        <w:rPr>
+          <w:rStyle w:val="NormalTok"/>
+        </w:rPr>
+        <w:t xml:space="preserve">  </w:t>
+      </w:r>
+      <w:r>
+        <w:rPr>
+          <w:rStyle w:val="FunctionTok"/>
+        </w:rPr>
+        <w:t xml:space="preserve">rename</w:t>
+      </w:r>
+      <w:r>
+        <w:rPr>
+          <w:rStyle w:val="NormalTok"/>
+        </w:rPr>
+        <w:t xml:space="preserve">(</w:t>
+      </w:r>
+      <w:r>
+        <w:rPr>
+          <w:rStyle w:val="AttributeTok"/>
+        </w:rPr>
+        <w:t xml:space="preserve">month =</w:t>
+      </w:r>
+      <w:r>
+        <w:rPr>
+          <w:rStyle w:val="NormalTok"/>
+        </w:rPr>
+        <w:t xml:space="preserve"> mm, </w:t>
+      </w:r>
+      <w:r>
+        <w:rPr>
+          <w:rStyle w:val="AttributeTok"/>
+        </w:rPr>
+        <w:t xml:space="preserve">temp =</w:t>
+      </w:r>
+      <w:r>
+        <w:rPr>
+          <w:rStyle w:val="NormalTok"/>
+        </w:rPr>
+        <w:t xml:space="preserve"> t2m)</w:t>
+      </w:r>
+      <w:r>
+        <w:br/>
+      </w:r>
+      <w:r>
+        <w:br/>
+      </w:r>
+      <w:r>
+        <w:rPr>
+          <w:rStyle w:val="FunctionTok"/>
+        </w:rPr>
+        <w:t xml:space="preserve">dim</w:t>
+      </w:r>
+      <w:r>
+        <w:rPr>
+          <w:rStyle w:val="NormalTok"/>
+        </w:rPr>
+        <w:t xml:space="preserve">(city_df)</w:t>
+      </w:r>
+    </w:p>
+    <w:p>
+      <w:pPr>
+        <w:pStyle w:val="FirstParagraph"/>
+      </w:pPr>
+      <w:r>
+        <w:t xml:space="preserve">Watch the</w:t>
+      </w:r>
+      <w:r>
+        <w:t xml:space="preserve"> </w:t>
+      </w:r>
+      <w:r>
+        <w:rPr>
+          <w:b/>
+          <w:bCs/>
+        </w:rPr>
+        <w:t xml:space="preserve">order</w:t>
+      </w:r>
+      <w:r>
+        <w:t xml:space="preserve">: longitude first, then latitude.</w:t>
+      </w:r>
+      <w:r>
+        <w:t xml:space="preserve"> </w:t>
+      </w:r>
+      <w:r>
+        <w:rPr>
+          <w:rStyle w:val="VerbatimChar"/>
+        </w:rPr>
+        <w:t xml:space="preserve">rename()</w:t>
+      </w:r>
+      <w:r>
+        <w:t xml:space="preserve"> </w:t>
+      </w:r>
+      <w:r>
+        <w:t xml:space="preserve">makes the columns match the names you used all class, so every line after this is code you have already written.</w:t>
+      </w:r>
+    </w:p>
+    <w:p>
+      <w:pPr>
+        <w:pStyle w:val="BodyText"/>
+      </w:pPr>
+      <w:r>
+        <w:t xml:space="preserve">✏️</w:t>
+      </w:r>
+      <w:r>
+        <w:t xml:space="preserve"> </w:t>
+      </w:r>
+      <w:r>
+        <w:rPr>
+          <w:b/>
+          <w:bCs/>
+        </w:rPr>
+        <w:t xml:space="preserve">Your turn:</w:t>
+      </w:r>
+      <w:r>
+        <w:t xml:space="preserve"> </w:t>
+      </w:r>
+      <w:r>
+        <w:t xml:space="preserve">replace those two numbers with your own city and run it again. Expect about 16,000 rows.</w:t>
+      </w:r>
+    </w:p>
+    <w:p>
+      <w:pPr>
+        <w:pStyle w:val="BodyText"/>
+      </w:pPr>
+      <w:r>
+        <w:t xml:space="preserve">✏️</w:t>
+      </w:r>
+      <w:r>
+        <w:t xml:space="preserve"> </w:t>
+      </w:r>
+      <w:r>
+        <w:rPr>
+          <w:b/>
+          <w:bCs/>
+        </w:rPr>
+        <w:t xml:space="preserve">Q10a:</w:t>
+      </w:r>
+      <w:r>
+        <w:t xml:space="preserve"> </w:t>
+      </w:r>
+      <w:r>
+        <w:t xml:space="preserve">What city did you pick? Longitude and latitude?</w:t>
+      </w:r>
+    </w:p>
+    <w:p>
+      <w:pPr>
+        <w:pStyle w:val="BodyText"/>
+      </w:pPr>
+      <w:r>
+        <w:t xml:space="preserve">✏️</w:t>
+      </w:r>
+      <w:r>
+        <w:t xml:space="preserve"> </w:t>
+      </w:r>
+      <w:r>
+        <w:rPr>
+          <w:b/>
+          <w:bCs/>
+        </w:rPr>
+        <w:t xml:space="preserve">Q10b:</w:t>
+      </w:r>
+      <w:r>
+        <w:t xml:space="preserve"> </w:t>
+      </w:r>
+      <w:r>
+        <w:t xml:space="preserve">How many rows, and how many years? How does that compare with Duluth’s 69?</w:t>
+      </w:r>
+    </w:p>
+    <w:p>
+      <w:pPr>
+        <w:pStyle w:val="BodyText"/>
+      </w:pPr>
+      <w:r>
+        <w:t xml:space="preserve">✏️</w:t>
+      </w:r>
+      <w:r>
+        <w:t xml:space="preserve"> </w:t>
+      </w:r>
+      <w:r>
+        <w:rPr>
+          <w:b/>
+          <w:bCs/>
+        </w:rPr>
+        <w:t xml:space="preserve">Q10c:</w:t>
+      </w:r>
+      <w:r>
+        <w:t xml:space="preserve"> </w:t>
+      </w:r>
+      <w:r>
+        <w:t xml:space="preserve">Northern or southern hemisphere? Will you need to swap the season labels?</w:t>
+      </w:r>
+    </w:p>
+    <w:p>
+      <w:pPr>
+        <w:pStyle w:val="BodyText"/>
+      </w:pPr>
+      <w:r>
+        <w:rPr>
+          <w:b/>
+          <w:bCs/>
+        </w:rPr>
+        <w:t xml:space="preserve">Save your script.</w:t>
+      </w:r>
+      <w:r>
+        <w:t xml:space="preserve"> </w:t>
+      </w:r>
+      <w:r>
+        <w:t xml:space="preserve">The rest is homework.</w:t>
+      </w:r>
+    </w:p>
+    <w:p>
+      <w:r>
+        <w:pict>
+          <v:rect style="width:0;height:1.5pt" o:hralign="center" o:hrstd="t" o:hr="t"/>
+        </w:pict>
+      </w:r>
+    </w:p>
+    <w:bookmarkEnd w:id="29"/>
+    <w:bookmarkStart w:id="34" w:name="homework-out-of-class"/>
+    <w:p>
+      <w:pPr>
+        <w:pStyle w:val="Heading1"/>
+      </w:pPr>
+      <w:r>
+        <w:t xml:space="preserve">Homework — out of class</w:t>
+      </w:r>
+    </w:p>
+    <w:p>
+      <w:pPr>
+        <w:pStyle w:val="FirstParagraph"/>
+      </w:pPr>
       <w:r>
         <w:rPr>
           <w:i/>
           <w:iCs/>
         </w:rPr>
+        <w:t xml:space="preserve">Add this to the bottom of the same script. Answers as</w:t>
+      </w:r>
+      <w:r>
+        <w:rPr>
+          <w:i/>
+          <w:iCs/>
+        </w:rPr>
+        <w:t xml:space="preserve"> </w:t>
+      </w:r>
+      <w:r>
+        <w:rPr>
+          <w:rStyle w:val="VerbatimChar"/>
+          <w:i/>
+          <w:iCs/>
+        </w:rPr>
+        <w:t xml:space="preserve">#</w:t>
+      </w:r>
+      <w:r>
+        <w:rPr>
+          <w:i/>
+          <w:iCs/>
+        </w:rPr>
+        <w:t xml:space="preserve"> </w:t>
+      </w:r>
+      <w:r>
+        <w:rPr>
+          <w:i/>
+          <w:iCs/>
+        </w:rPr>
+        <w:t xml:space="preserve">comments.</w:t>
+      </w:r>
+    </w:p>
+    <w:bookmarkStart w:id="30" w:name="h1-your-citys-warming-rate"/>
+    <w:p>
+      <w:pPr>
+        <w:pStyle w:val="Heading2"/>
+      </w:pPr>
+      <w:r>
+        <w:t xml:space="preserve">H1 · Your city’s warming rate</w:t>
+      </w:r>
+    </w:p>
+    <w:p>
+      <w:pPr>
+        <w:pStyle w:val="FirstParagraph"/>
+      </w:pPr>
+      <w:r>
+        <w:t xml:space="preserve">Parts 4 and 5 again, on</w:t>
+      </w:r>
+      <w:r>
+        <w:t xml:space="preserve"> </w:t>
+      </w:r>
+      <w:r>
+        <w:rPr>
+          <w:rStyle w:val="VerbatimChar"/>
+        </w:rPr>
+        <w:t xml:space="preserve">city_df</w:t>
+      </w:r>
+      <w:r>
+        <w:t xml:space="preserve">:</w:t>
+      </w:r>
+    </w:p>
+    <w:p>
+      <w:pPr>
+        <w:pStyle w:val="SourceCode"/>
+      </w:pPr>
+      <w:r>
+        <w:rPr>
+          <w:rStyle w:val="NormalTok"/>
+        </w:rPr>
+        <w:t xml:space="preserve">city_year_df </w:t>
+      </w:r>
+      <w:r>
+        <w:rPr>
+          <w:rStyle w:val="OtherTok"/>
+        </w:rPr>
+        <w:t xml:space="preserve">&lt;-</w:t>
+      </w:r>
+      <w:r>
+        <w:rPr>
+          <w:rStyle w:val="NormalTok"/>
+        </w:rPr>
+        <w:t xml:space="preserve"> city_df </w:t>
+      </w:r>
+      <w:r>
+        <w:rPr>
+          <w:rStyle w:val="SpecialCharTok"/>
+        </w:rPr>
+        <w:t xml:space="preserve">%&gt;%</w:t>
+      </w:r>
+      <w:r>
+        <w:br/>
+      </w:r>
+      <w:r>
+        <w:rPr>
+          <w:rStyle w:val="NormalTok"/>
+        </w:rPr>
+        <w:t xml:space="preserve">  </w:t>
+      </w:r>
+      <w:r>
+        <w:rPr>
+          <w:rStyle w:val="FunctionTok"/>
+        </w:rPr>
+        <w:t xml:space="preserve">group_by</w:t>
+      </w:r>
+      <w:r>
+        <w:rPr>
+          <w:rStyle w:val="NormalTok"/>
+        </w:rPr>
+        <w:t xml:space="preserve">(year) </w:t>
+      </w:r>
+      <w:r>
+        <w:rPr>
+          <w:rStyle w:val="SpecialCharTok"/>
+        </w:rPr>
+        <w:t xml:space="preserve">%&gt;%</w:t>
+      </w:r>
+      <w:r>
+        <w:br/>
+      </w:r>
+      <w:r>
+        <w:rPr>
+          <w:rStyle w:val="NormalTok"/>
+        </w:rPr>
+        <w:t xml:space="preserve">  </w:t>
+      </w:r>
+      <w:r>
+        <w:rPr>
+          <w:rStyle w:val="FunctionTok"/>
+        </w:rPr>
+        <w:t xml:space="preserve">summarize</w:t>
+      </w:r>
+      <w:r>
+        <w:rPr>
+          <w:rStyle w:val="NormalTok"/>
+        </w:rPr>
+        <w:t xml:space="preserve">(</w:t>
+      </w:r>
+      <w:r>
+        <w:rPr>
+          <w:rStyle w:val="AttributeTok"/>
+        </w:rPr>
+        <w:t xml:space="preserve">temp =</w:t>
+      </w:r>
+      <w:r>
+        <w:rPr>
+          <w:rStyle w:val="NormalTok"/>
+        </w:rPr>
+        <w:t xml:space="preserve"> </w:t>
+      </w:r>
+      <w:r>
+        <w:rPr>
+          <w:rStyle w:val="FunctionTok"/>
+        </w:rPr>
+        <w:t xml:space="preserve">mean</w:t>
+      </w:r>
+      <w:r>
+        <w:rPr>
+          <w:rStyle w:val="NormalTok"/>
+        </w:rPr>
+        <w:t xml:space="preserve">(temp, </w:t>
+      </w:r>
+      <w:r>
+        <w:rPr>
+          <w:rStyle w:val="AttributeTok"/>
+        </w:rPr>
+        <w:t xml:space="preserve">na.rm =</w:t>
+      </w:r>
+      <w:r>
+        <w:rPr>
+          <w:rStyle w:val="NormalTok"/>
+        </w:rPr>
+        <w:t xml:space="preserve"> </w:t>
+      </w:r>
+      <w:r>
+        <w:rPr>
+          <w:rStyle w:val="ConstantTok"/>
+        </w:rPr>
+        <w:t xml:space="preserve">TRUE</w:t>
+      </w:r>
+      <w:r>
+        <w:rPr>
+          <w:rStyle w:val="NormalTok"/>
+        </w:rPr>
+        <w:t xml:space="preserve">))</w:t>
+      </w:r>
+      <w:r>
+        <w:br/>
+      </w:r>
+      <w:r>
+        <w:br/>
+      </w:r>
+      <w:r>
+        <w:rPr>
+          <w:rStyle w:val="NormalTok"/>
+        </w:rPr>
+        <w:t xml:space="preserve">city_year_df </w:t>
+      </w:r>
+      <w:r>
+        <w:rPr>
+          <w:rStyle w:val="SpecialCharTok"/>
+        </w:rPr>
+        <w:t xml:space="preserve">%&gt;%</w:t>
+      </w:r>
+      <w:r>
+        <w:br/>
+      </w:r>
+      <w:r>
+        <w:rPr>
+          <w:rStyle w:val="NormalTok"/>
+        </w:rPr>
+        <w:t xml:space="preserve">  </w:t>
+      </w:r>
+      <w:r>
+        <w:rPr>
+          <w:rStyle w:val="FunctionTok"/>
+        </w:rPr>
+        <w:t xml:space="preserve">ggplot</w:t>
+      </w:r>
+      <w:r>
+        <w:rPr>
+          <w:rStyle w:val="NormalTok"/>
+        </w:rPr>
+        <w:t xml:space="preserve">(</w:t>
+      </w:r>
+      <w:r>
+        <w:rPr>
+          <w:rStyle w:val="FunctionTok"/>
+        </w:rPr>
+        <w:t xml:space="preserve">aes</w:t>
+      </w:r>
+      <w:r>
+        <w:rPr>
+          <w:rStyle w:val="NormalTok"/>
+        </w:rPr>
+        <w:t xml:space="preserve">(</w:t>
+      </w:r>
+      <w:r>
+        <w:rPr>
+          <w:rStyle w:val="AttributeTok"/>
+        </w:rPr>
+        <w:t xml:space="preserve">x =</w:t>
+      </w:r>
+      <w:r>
+        <w:rPr>
+          <w:rStyle w:val="NormalTok"/>
+        </w:rPr>
+        <w:t xml:space="preserve"> year, </w:t>
+      </w:r>
+      <w:r>
+        <w:rPr>
+          <w:rStyle w:val="AttributeTok"/>
+        </w:rPr>
+        <w:t xml:space="preserve">y =</w:t>
+      </w:r>
+      <w:r>
+        <w:rPr>
+          <w:rStyle w:val="NormalTok"/>
+        </w:rPr>
+        <w:t xml:space="preserve"> temp)) </w:t>
+      </w:r>
+      <w:r>
+        <w:rPr>
+          <w:rStyle w:val="SpecialCharTok"/>
+        </w:rPr>
+        <w:t xml:space="preserve">+</w:t>
+      </w:r>
+      <w:r>
+        <w:br/>
+      </w:r>
+      <w:r>
+        <w:rPr>
+          <w:rStyle w:val="NormalTok"/>
+        </w:rPr>
+        <w:t xml:space="preserve">  </w:t>
+      </w:r>
+      <w:r>
+        <w:rPr>
+          <w:rStyle w:val="FunctionTok"/>
+        </w:rPr>
+        <w:t xml:space="preserve">geom_point</w:t>
+      </w:r>
+      <w:r>
+        <w:rPr>
+          <w:rStyle w:val="NormalTok"/>
+        </w:rPr>
+        <w:t xml:space="preserve">() </w:t>
+      </w:r>
+      <w:r>
+        <w:rPr>
+          <w:rStyle w:val="SpecialCharTok"/>
+        </w:rPr>
+        <w:t xml:space="preserve">+</w:t>
+      </w:r>
+      <w:r>
+        <w:br/>
+      </w:r>
+      <w:r>
+        <w:rPr>
+          <w:rStyle w:val="NormalTok"/>
+        </w:rPr>
+        <w:t xml:space="preserve">  </w:t>
+      </w:r>
+      <w:r>
+        <w:rPr>
+          <w:rStyle w:val="FunctionTok"/>
+        </w:rPr>
+        <w:t xml:space="preserve">geom_smooth</w:t>
+      </w:r>
+      <w:r>
+        <w:rPr>
+          <w:rStyle w:val="NormalTok"/>
+        </w:rPr>
+        <w:t xml:space="preserve">(</w:t>
+      </w:r>
+      <w:r>
+        <w:rPr>
+          <w:rStyle w:val="AttributeTok"/>
+        </w:rPr>
+        <w:t xml:space="preserve">method =</w:t>
+      </w:r>
+      <w:r>
+        <w:rPr>
+          <w:rStyle w:val="NormalTok"/>
+        </w:rPr>
+        <w:t xml:space="preserve"> </w:t>
+      </w:r>
+      <w:r>
+        <w:rPr>
+          <w:rStyle w:val="StringTok"/>
+        </w:rPr>
+        <w:t xml:space="preserve">"lm"</w:t>
+      </w:r>
+      <w:r>
+        <w:rPr>
+          <w:rStyle w:val="NormalTok"/>
+        </w:rPr>
+        <w:t xml:space="preserve">)</w:t>
+      </w:r>
+      <w:r>
+        <w:br/>
+      </w:r>
+      <w:r>
+        <w:br/>
+      </w:r>
+      <w:r>
+        <w:rPr>
+          <w:rStyle w:val="NormalTok"/>
+        </w:rPr>
+        <w:t xml:space="preserve">city_model </w:t>
+      </w:r>
+      <w:r>
+        <w:rPr>
+          <w:rStyle w:val="OtherTok"/>
+        </w:rPr>
+        <w:t xml:space="preserve">&lt;-</w:t>
+      </w:r>
+      <w:r>
+        <w:rPr>
+          <w:rStyle w:val="NormalTok"/>
+        </w:rPr>
+        <w:t xml:space="preserve"> </w:t>
+      </w:r>
+      <w:r>
+        <w:rPr>
+          <w:rStyle w:val="FunctionTok"/>
+        </w:rPr>
+        <w:t xml:space="preserve">lm</w:t>
+      </w:r>
+      <w:r>
+        <w:rPr>
+          <w:rStyle w:val="NormalTok"/>
+        </w:rPr>
+        <w:t xml:space="preserve">(temp </w:t>
+      </w:r>
+      <w:r>
+        <w:rPr>
+          <w:rStyle w:val="SpecialCharTok"/>
+        </w:rPr>
+        <w:t xml:space="preserve">~</w:t>
+      </w:r>
+      <w:r>
+        <w:rPr>
+          <w:rStyle w:val="NormalTok"/>
+        </w:rPr>
+        <w:t xml:space="preserve"> year, </w:t>
+      </w:r>
+      <w:r>
+        <w:rPr>
+          <w:rStyle w:val="AttributeTok"/>
+        </w:rPr>
+        <w:t xml:space="preserve">data =</w:t>
+      </w:r>
+      <w:r>
+        <w:rPr>
+          <w:rStyle w:val="NormalTok"/>
+        </w:rPr>
+        <w:t xml:space="preserve"> city_year_df)</w:t>
+      </w:r>
+      <w:r>
+        <w:br/>
+      </w:r>
+      <w:r>
+        <w:br/>
+      </w:r>
+      <w:r>
+        <w:rPr>
+          <w:rStyle w:val="FunctionTok"/>
+        </w:rPr>
+        <w:t xml:space="preserve">summary</w:t>
+      </w:r>
+      <w:r>
+        <w:rPr>
+          <w:rStyle w:val="NormalTok"/>
+        </w:rPr>
+        <w:t xml:space="preserve">(city_model)</w:t>
+      </w:r>
+    </w:p>
+    <w:p>
+      <w:pPr>
+        <w:pStyle w:val="FirstParagraph"/>
+      </w:pPr>
+      <w:r>
+        <w:t xml:space="preserve">✏️</w:t>
+      </w:r>
+      <w:r>
+        <w:t xml:space="preserve"> </w:t>
+      </w:r>
+      <w:r>
+        <w:rPr>
+          <w:b/>
+          <w:bCs/>
+        </w:rPr>
+        <w:t xml:space="preserve">H1:</w:t>
+      </w:r>
+      <w:r>
+        <w:t xml:space="preserve"> </w:t>
+      </w:r>
+      <w:r>
+        <w:t xml:space="preserve">Slope in °C per year and per decade,</w:t>
+      </w:r>
+      <w:r>
+        <w:t xml:space="preserve"> </w:t>
+      </w:r>
+      <w:r>
+        <w:rPr>
+          <w:i/>
+          <w:iCs/>
+        </w:rPr>
         <w:t xml:space="preserve">p</w:t>
       </w:r>
       <w:r>
-        <w:t xml:space="preserve">-value below 0.001? What is each one telling you?</w:t>
+        <w:t xml:space="preserve">, and R². Is your city warming?</w:t>
+      </w:r>
+    </w:p>
+    <w:bookmarkEnd w:id="30"/>
+    <w:bookmarkStart w:id="31" w:name="h2-your-citys-seasons"/>
+    <w:p>
+      <w:pPr>
+        <w:pStyle w:val="Heading2"/>
+      </w:pPr>
+      <w:r>
+        <w:t xml:space="preserve">H2 · Your city’s seasons</w:t>
+      </w:r>
+    </w:p>
+    <w:p>
+      <w:pPr>
+        <w:pStyle w:val="FirstParagraph"/>
+      </w:pPr>
+      <w:r>
+        <w:t xml:space="preserve">Parts 6–9 again. The labels below are</w:t>
+      </w:r>
+      <w:r>
+        <w:t xml:space="preserve"> </w:t>
+      </w:r>
+      <w:r>
+        <w:rPr>
+          <w:b/>
+          <w:bCs/>
+        </w:rPr>
+        <w:t xml:space="preserve">northern</w:t>
+      </w:r>
+      <w:r>
+        <w:t xml:space="preserve"> </w:t>
+      </w:r>
+      <w:r>
+        <w:t xml:space="preserve">hemisphere — if your city is south of the equator, swap</w:t>
+      </w:r>
+      <w:r>
+        <w:t xml:space="preserve"> </w:t>
+      </w:r>
+      <w:r>
+        <w:rPr>
+          <w:rStyle w:val="VerbatimChar"/>
+        </w:rPr>
+        <w:t xml:space="preserve">summer</w:t>
+      </w:r>
+      <w:r>
+        <w:t xml:space="preserve"> </w:t>
+      </w:r>
+      <w:r>
+        <w:t xml:space="preserve">and</w:t>
+      </w:r>
+      <w:r>
+        <w:t xml:space="preserve"> </w:t>
+      </w:r>
+      <w:r>
+        <w:rPr>
+          <w:rStyle w:val="VerbatimChar"/>
+        </w:rPr>
+        <w:t xml:space="preserve">winter</w:t>
+      </w:r>
+      <w:r>
+        <w:t xml:space="preserve">.</w:t>
+      </w:r>
+    </w:p>
+    <w:p>
+      <w:pPr>
+        <w:pStyle w:val="SourceCode"/>
+      </w:pPr>
+      <w:r>
+        <w:rPr>
+          <w:rStyle w:val="NormalTok"/>
+        </w:rPr>
+        <w:t xml:space="preserve">city_season_df </w:t>
+      </w:r>
+      <w:r>
+        <w:rPr>
+          <w:rStyle w:val="OtherTok"/>
+        </w:rPr>
+        <w:t xml:space="preserve">&lt;-</w:t>
+      </w:r>
+      <w:r>
+        <w:rPr>
+          <w:rStyle w:val="NormalTok"/>
+        </w:rPr>
+        <w:t xml:space="preserve"> city_df </w:t>
+      </w:r>
+      <w:r>
+        <w:rPr>
+          <w:rStyle w:val="SpecialCharTok"/>
+        </w:rPr>
+        <w:t xml:space="preserve">%&gt;%</w:t>
+      </w:r>
+      <w:r>
+        <w:br/>
+      </w:r>
+      <w:r>
+        <w:rPr>
+          <w:rStyle w:val="NormalTok"/>
+        </w:rPr>
+        <w:t xml:space="preserve">  </w:t>
+      </w:r>
+      <w:r>
+        <w:rPr>
+          <w:rStyle w:val="FunctionTok"/>
+        </w:rPr>
+        <w:t xml:space="preserve">mutate</w:t>
+      </w:r>
+      <w:r>
+        <w:rPr>
+          <w:rStyle w:val="NormalTok"/>
+        </w:rPr>
+        <w:t xml:space="preserve">(</w:t>
+      </w:r>
+      <w:r>
+        <w:rPr>
+          <w:rStyle w:val="AttributeTok"/>
+        </w:rPr>
+        <w:t xml:space="preserve">season =</w:t>
+      </w:r>
+      <w:r>
+        <w:rPr>
+          <w:rStyle w:val="NormalTok"/>
+        </w:rPr>
+        <w:t xml:space="preserve"> </w:t>
+      </w:r>
+      <w:r>
+        <w:rPr>
+          <w:rStyle w:val="FunctionTok"/>
+        </w:rPr>
+        <w:t xml:space="preserve">case_when</w:t>
+      </w:r>
+      <w:r>
+        <w:rPr>
+          <w:rStyle w:val="NormalTok"/>
+        </w:rPr>
+        <w:t xml:space="preserve">(</w:t>
+      </w:r>
+      <w:r>
+        <w:br/>
+      </w:r>
+      <w:r>
+        <w:rPr>
+          <w:rStyle w:val="NormalTok"/>
+        </w:rPr>
+        <w:t xml:space="preserve">    month </w:t>
+      </w:r>
+      <w:r>
+        <w:rPr>
+          <w:rStyle w:val="SpecialCharTok"/>
+        </w:rPr>
+        <w:t xml:space="preserve">%in%</w:t>
+      </w:r>
+      <w:r>
+        <w:rPr>
+          <w:rStyle w:val="NormalTok"/>
+        </w:rPr>
+        <w:t xml:space="preserve"> </w:t>
+      </w:r>
+      <w:r>
+        <w:rPr>
+          <w:rStyle w:val="FunctionTok"/>
+        </w:rPr>
+        <w:t xml:space="preserve">c</w:t>
+      </w:r>
+      <w:r>
+        <w:rPr>
+          <w:rStyle w:val="NormalTok"/>
+        </w:rPr>
+        <w:t xml:space="preserve">(</w:t>
+      </w:r>
+      <w:r>
+        <w:rPr>
+          <w:rStyle w:val="DecValTok"/>
+        </w:rPr>
+        <w:t xml:space="preserve">6</w:t>
+      </w:r>
+      <w:r>
+        <w:rPr>
+          <w:rStyle w:val="NormalTok"/>
+        </w:rPr>
+        <w:t xml:space="preserve">, </w:t>
+      </w:r>
+      <w:r>
+        <w:rPr>
+          <w:rStyle w:val="DecValTok"/>
+        </w:rPr>
+        <w:t xml:space="preserve">7</w:t>
+      </w:r>
+      <w:r>
+        <w:rPr>
+          <w:rStyle w:val="NormalTok"/>
+        </w:rPr>
+        <w:t xml:space="preserve">, </w:t>
+      </w:r>
+      <w:r>
+        <w:rPr>
+          <w:rStyle w:val="DecValTok"/>
+        </w:rPr>
+        <w:t xml:space="preserve">8</w:t>
+      </w:r>
+      <w:r>
+        <w:rPr>
+          <w:rStyle w:val="NormalTok"/>
+        </w:rPr>
+        <w:t xml:space="preserve">) </w:t>
+      </w:r>
+      <w:r>
+        <w:rPr>
+          <w:rStyle w:val="SpecialCharTok"/>
+        </w:rPr>
+        <w:t xml:space="preserve">~</w:t>
+      </w:r>
+      <w:r>
+        <w:rPr>
+          <w:rStyle w:val="NormalTok"/>
+        </w:rPr>
+        <w:t xml:space="preserve"> </w:t>
+      </w:r>
+      <w:r>
+        <w:rPr>
+          <w:rStyle w:val="StringTok"/>
+        </w:rPr>
+        <w:t xml:space="preserve">"summer"</w:t>
+      </w:r>
+      <w:r>
+        <w:rPr>
+          <w:rStyle w:val="NormalTok"/>
+        </w:rPr>
+        <w:t xml:space="preserve">,</w:t>
+      </w:r>
+      <w:r>
+        <w:br/>
+      </w:r>
+      <w:r>
+        <w:rPr>
+          <w:rStyle w:val="NormalTok"/>
+        </w:rPr>
+        <w:t xml:space="preserve">    month </w:t>
+      </w:r>
+      <w:r>
+        <w:rPr>
+          <w:rStyle w:val="SpecialCharTok"/>
+        </w:rPr>
+        <w:t xml:space="preserve">%in%</w:t>
+      </w:r>
+      <w:r>
+        <w:rPr>
+          <w:rStyle w:val="NormalTok"/>
+        </w:rPr>
+        <w:t xml:space="preserve"> </w:t>
+      </w:r>
+      <w:r>
+        <w:rPr>
+          <w:rStyle w:val="FunctionTok"/>
+        </w:rPr>
+        <w:t xml:space="preserve">c</w:t>
+      </w:r>
+      <w:r>
+        <w:rPr>
+          <w:rStyle w:val="NormalTok"/>
+        </w:rPr>
+        <w:t xml:space="preserve">(</w:t>
+      </w:r>
+      <w:r>
+        <w:rPr>
+          <w:rStyle w:val="DecValTok"/>
+        </w:rPr>
+        <w:t xml:space="preserve">12</w:t>
+      </w:r>
+      <w:r>
+        <w:rPr>
+          <w:rStyle w:val="NormalTok"/>
+        </w:rPr>
+        <w:t xml:space="preserve">, </w:t>
+      </w:r>
+      <w:r>
+        <w:rPr>
+          <w:rStyle w:val="DecValTok"/>
+        </w:rPr>
+        <w:t xml:space="preserve">1</w:t>
+      </w:r>
+      <w:r>
+        <w:rPr>
+          <w:rStyle w:val="NormalTok"/>
+        </w:rPr>
+        <w:t xml:space="preserve">, </w:t>
+      </w:r>
+      <w:r>
+        <w:rPr>
+          <w:rStyle w:val="DecValTok"/>
+        </w:rPr>
+        <w:t xml:space="preserve">2</w:t>
+      </w:r>
+      <w:r>
+        <w:rPr>
+          <w:rStyle w:val="NormalTok"/>
+        </w:rPr>
+        <w:t xml:space="preserve">) </w:t>
+      </w:r>
+      <w:r>
+        <w:rPr>
+          <w:rStyle w:val="SpecialCharTok"/>
+        </w:rPr>
+        <w:t xml:space="preserve">~</w:t>
+      </w:r>
+      <w:r>
+        <w:rPr>
+          <w:rStyle w:val="NormalTok"/>
+        </w:rPr>
+        <w:t xml:space="preserve"> </w:t>
+      </w:r>
+      <w:r>
+        <w:rPr>
+          <w:rStyle w:val="StringTok"/>
+        </w:rPr>
+        <w:t xml:space="preserve">"winter"</w:t>
+      </w:r>
+      <w:r>
+        <w:rPr>
+          <w:rStyle w:val="NormalTok"/>
+        </w:rPr>
+        <w:t xml:space="preserve">,</w:t>
+      </w:r>
+      <w:r>
+        <w:br/>
+      </w:r>
+      <w:r>
+        <w:rPr>
+          <w:rStyle w:val="NormalTok"/>
+        </w:rPr>
+        <w:t xml:space="preserve">    </w:t>
+      </w:r>
+      <w:r>
+        <w:rPr>
+          <w:rStyle w:val="ConstantTok"/>
+        </w:rPr>
+        <w:t xml:space="preserve">TRUE</w:t>
+      </w:r>
+      <w:r>
+        <w:rPr>
+          <w:rStyle w:val="NormalTok"/>
+        </w:rPr>
+        <w:t xml:space="preserve"> </w:t>
+      </w:r>
+      <w:r>
+        <w:rPr>
+          <w:rStyle w:val="SpecialCharTok"/>
+        </w:rPr>
+        <w:t xml:space="preserve">~</w:t>
+      </w:r>
+      <w:r>
+        <w:rPr>
+          <w:rStyle w:val="NormalTok"/>
+        </w:rPr>
+        <w:t xml:space="preserve"> </w:t>
+      </w:r>
+      <w:r>
+        <w:rPr>
+          <w:rStyle w:val="StringTok"/>
+        </w:rPr>
+        <w:t xml:space="preserve">"shoulder"</w:t>
+      </w:r>
+      <w:r>
+        <w:br/>
+      </w:r>
+      <w:r>
+        <w:rPr>
+          <w:rStyle w:val="NormalTok"/>
+        </w:rPr>
+        <w:t xml:space="preserve">  )) </w:t>
+      </w:r>
+      <w:r>
+        <w:rPr>
+          <w:rStyle w:val="SpecialCharTok"/>
+        </w:rPr>
+        <w:t xml:space="preserve">%&gt;%</w:t>
+      </w:r>
+      <w:r>
+        <w:br/>
+      </w:r>
+      <w:r>
+        <w:rPr>
+          <w:rStyle w:val="NormalTok"/>
+        </w:rPr>
+        <w:t xml:space="preserve">  </w:t>
+      </w:r>
+      <w:r>
+        <w:rPr>
+          <w:rStyle w:val="FunctionTok"/>
+        </w:rPr>
+        <w:t xml:space="preserve">filter</w:t>
+      </w:r>
+      <w:r>
+        <w:rPr>
+          <w:rStyle w:val="NormalTok"/>
+        </w:rPr>
+        <w:t xml:space="preserve">(season </w:t>
+      </w:r>
+      <w:r>
+        <w:rPr>
+          <w:rStyle w:val="SpecialCharTok"/>
+        </w:rPr>
+        <w:t xml:space="preserve">!=</w:t>
+      </w:r>
+      <w:r>
+        <w:rPr>
+          <w:rStyle w:val="NormalTok"/>
+        </w:rPr>
+        <w:t xml:space="preserve"> </w:t>
+      </w:r>
+      <w:r>
+        <w:rPr>
+          <w:rStyle w:val="StringTok"/>
+        </w:rPr>
+        <w:t xml:space="preserve">"shoulder"</w:t>
+      </w:r>
+      <w:r>
+        <w:rPr>
+          <w:rStyle w:val="NormalTok"/>
+        </w:rPr>
+        <w:t xml:space="preserve">) </w:t>
+      </w:r>
+      <w:r>
+        <w:rPr>
+          <w:rStyle w:val="SpecialCharTok"/>
+        </w:rPr>
+        <w:t xml:space="preserve">%&gt;%</w:t>
+      </w:r>
+      <w:r>
+        <w:br/>
+      </w:r>
+      <w:r>
+        <w:rPr>
+          <w:rStyle w:val="NormalTok"/>
+        </w:rPr>
+        <w:t xml:space="preserve">  </w:t>
+      </w:r>
+      <w:r>
+        <w:rPr>
+          <w:rStyle w:val="FunctionTok"/>
+        </w:rPr>
+        <w:t xml:space="preserve">group_by</w:t>
+      </w:r>
+      <w:r>
+        <w:rPr>
+          <w:rStyle w:val="NormalTok"/>
+        </w:rPr>
+        <w:t xml:space="preserve">(year, season) </w:t>
+      </w:r>
+      <w:r>
+        <w:rPr>
+          <w:rStyle w:val="SpecialCharTok"/>
+        </w:rPr>
+        <w:t xml:space="preserve">%&gt;%</w:t>
+      </w:r>
+      <w:r>
+        <w:br/>
+      </w:r>
+      <w:r>
+        <w:rPr>
+          <w:rStyle w:val="NormalTok"/>
+        </w:rPr>
+        <w:t xml:space="preserve">  </w:t>
+      </w:r>
+      <w:r>
+        <w:rPr>
+          <w:rStyle w:val="FunctionTok"/>
+        </w:rPr>
+        <w:t xml:space="preserve">summarize</w:t>
+      </w:r>
+      <w:r>
+        <w:rPr>
+          <w:rStyle w:val="NormalTok"/>
+        </w:rPr>
+        <w:t xml:space="preserve">(</w:t>
+      </w:r>
+      <w:r>
+        <w:rPr>
+          <w:rStyle w:val="AttributeTok"/>
+        </w:rPr>
+        <w:t xml:space="preserve">temp =</w:t>
+      </w:r>
+      <w:r>
+        <w:rPr>
+          <w:rStyle w:val="NormalTok"/>
+        </w:rPr>
+        <w:t xml:space="preserve"> </w:t>
+      </w:r>
+      <w:r>
+        <w:rPr>
+          <w:rStyle w:val="FunctionTok"/>
+        </w:rPr>
+        <w:t xml:space="preserve">mean</w:t>
+      </w:r>
+      <w:r>
+        <w:rPr>
+          <w:rStyle w:val="NormalTok"/>
+        </w:rPr>
+        <w:t xml:space="preserve">(temp, </w:t>
+      </w:r>
+      <w:r>
+        <w:rPr>
+          <w:rStyle w:val="AttributeTok"/>
+        </w:rPr>
+        <w:t xml:space="preserve">na.rm =</w:t>
+      </w:r>
+      <w:r>
+        <w:rPr>
+          <w:rStyle w:val="NormalTok"/>
+        </w:rPr>
+        <w:t xml:space="preserve"> </w:t>
+      </w:r>
+      <w:r>
+        <w:rPr>
+          <w:rStyle w:val="ConstantTok"/>
+        </w:rPr>
+        <w:t xml:space="preserve">TRUE</w:t>
+      </w:r>
+      <w:r>
+        <w:rPr>
+          <w:rStyle w:val="NormalTok"/>
+        </w:rPr>
+        <w:t xml:space="preserve">),</w:t>
+      </w:r>
+      <w:r>
+        <w:br/>
+      </w:r>
+      <w:r>
+        <w:rPr>
+          <w:rStyle w:val="NormalTok"/>
+        </w:rPr>
+        <w:t xml:space="preserve">            </w:t>
+      </w:r>
+      <w:r>
+        <w:rPr>
+          <w:rStyle w:val="AttributeTok"/>
+        </w:rPr>
+        <w:t xml:space="preserve">.groups =</w:t>
+      </w:r>
+      <w:r>
+        <w:rPr>
+          <w:rStyle w:val="NormalTok"/>
+        </w:rPr>
+        <w:t xml:space="preserve"> </w:t>
+      </w:r>
+      <w:r>
+        <w:rPr>
+          <w:rStyle w:val="StringTok"/>
+        </w:rPr>
+        <w:t xml:space="preserve">"drop"</w:t>
+      </w:r>
+      <w:r>
+        <w:rPr>
+          <w:rStyle w:val="NormalTok"/>
+        </w:rPr>
+        <w:t xml:space="preserve">)</w:t>
+      </w:r>
+      <w:r>
+        <w:br/>
+      </w:r>
+      <w:r>
+        <w:br/>
+      </w:r>
+      <w:r>
+        <w:rPr>
+          <w:rStyle w:val="NormalTok"/>
+        </w:rPr>
+        <w:t xml:space="preserve">city_season_df </w:t>
+      </w:r>
+      <w:r>
+        <w:rPr>
+          <w:rStyle w:val="SpecialCharTok"/>
+        </w:rPr>
+        <w:t xml:space="preserve">%&gt;%</w:t>
+      </w:r>
+      <w:r>
+        <w:br/>
+      </w:r>
+      <w:r>
+        <w:rPr>
+          <w:rStyle w:val="NormalTok"/>
+        </w:rPr>
+        <w:t xml:space="preserve">  </w:t>
+      </w:r>
+      <w:r>
+        <w:rPr>
+          <w:rStyle w:val="FunctionTok"/>
+        </w:rPr>
+        <w:t xml:space="preserve">ggplot</w:t>
+      </w:r>
+      <w:r>
+        <w:rPr>
+          <w:rStyle w:val="NormalTok"/>
+        </w:rPr>
+        <w:t xml:space="preserve">(</w:t>
+      </w:r>
+      <w:r>
+        <w:rPr>
+          <w:rStyle w:val="FunctionTok"/>
+        </w:rPr>
+        <w:t xml:space="preserve">aes</w:t>
+      </w:r>
+      <w:r>
+        <w:rPr>
+          <w:rStyle w:val="NormalTok"/>
+        </w:rPr>
+        <w:t xml:space="preserve">(</w:t>
+      </w:r>
+      <w:r>
+        <w:rPr>
+          <w:rStyle w:val="AttributeTok"/>
+        </w:rPr>
+        <w:t xml:space="preserve">x =</w:t>
+      </w:r>
+      <w:r>
+        <w:rPr>
+          <w:rStyle w:val="NormalTok"/>
+        </w:rPr>
+        <w:t xml:space="preserve"> year, </w:t>
+      </w:r>
+      <w:r>
+        <w:rPr>
+          <w:rStyle w:val="AttributeTok"/>
+        </w:rPr>
+        <w:t xml:space="preserve">y =</w:t>
+      </w:r>
+      <w:r>
+        <w:rPr>
+          <w:rStyle w:val="NormalTok"/>
+        </w:rPr>
+        <w:t xml:space="preserve"> temp, </w:t>
+      </w:r>
+      <w:r>
+        <w:rPr>
+          <w:rStyle w:val="AttributeTok"/>
+        </w:rPr>
+        <w:t xml:space="preserve">color =</w:t>
+      </w:r>
+      <w:r>
+        <w:rPr>
+          <w:rStyle w:val="NormalTok"/>
+        </w:rPr>
+        <w:t xml:space="preserve"> season)) </w:t>
+      </w:r>
+      <w:r>
+        <w:rPr>
+          <w:rStyle w:val="SpecialCharTok"/>
+        </w:rPr>
+        <w:t xml:space="preserve">+</w:t>
+      </w:r>
+      <w:r>
+        <w:br/>
+      </w:r>
+      <w:r>
+        <w:rPr>
+          <w:rStyle w:val="NormalTok"/>
+        </w:rPr>
+        <w:t xml:space="preserve">  </w:t>
+      </w:r>
+      <w:r>
+        <w:rPr>
+          <w:rStyle w:val="FunctionTok"/>
+        </w:rPr>
+        <w:t xml:space="preserve">geom_point</w:t>
+      </w:r>
+      <w:r>
+        <w:rPr>
+          <w:rStyle w:val="NormalTok"/>
+        </w:rPr>
+        <w:t xml:space="preserve">() </w:t>
+      </w:r>
+      <w:r>
+        <w:rPr>
+          <w:rStyle w:val="SpecialCharTok"/>
+        </w:rPr>
+        <w:t xml:space="preserve">+</w:t>
+      </w:r>
+      <w:r>
+        <w:br/>
+      </w:r>
+      <w:r>
+        <w:rPr>
+          <w:rStyle w:val="NormalTok"/>
+        </w:rPr>
+        <w:t xml:space="preserve">  </w:t>
+      </w:r>
+      <w:r>
+        <w:rPr>
+          <w:rStyle w:val="FunctionTok"/>
+        </w:rPr>
+        <w:t xml:space="preserve">geom_smooth</w:t>
+      </w:r>
+      <w:r>
+        <w:rPr>
+          <w:rStyle w:val="NormalTok"/>
+        </w:rPr>
+        <w:t xml:space="preserve">(</w:t>
+      </w:r>
+      <w:r>
+        <w:rPr>
+          <w:rStyle w:val="AttributeTok"/>
+        </w:rPr>
+        <w:t xml:space="preserve">method =</w:t>
+      </w:r>
+      <w:r>
+        <w:rPr>
+          <w:rStyle w:val="NormalTok"/>
+        </w:rPr>
+        <w:t xml:space="preserve"> </w:t>
+      </w:r>
+      <w:r>
+        <w:rPr>
+          <w:rStyle w:val="StringTok"/>
+        </w:rPr>
+        <w:t xml:space="preserve">"lm"</w:t>
+      </w:r>
+      <w:r>
+        <w:rPr>
+          <w:rStyle w:val="NormalTok"/>
+        </w:rPr>
+        <w:t xml:space="preserve">)</w:t>
+      </w:r>
+    </w:p>
+    <w:p>
+      <w:pPr>
+        <w:pStyle w:val="FirstParagraph"/>
+      </w:pPr>
+      <w:r>
+        <w:t xml:space="preserve">Then fit a model for each season, exactly as in Part 9.</w:t>
+      </w:r>
+    </w:p>
+    <w:p>
+      <w:pPr>
+        <w:pStyle w:val="BodyText"/>
+      </w:pPr>
+      <w:r>
+        <w:t xml:space="preserve">✏️</w:t>
+      </w:r>
+      <w:r>
+        <w:t xml:space="preserve"> </w:t>
+      </w:r>
+      <w:r>
+        <w:rPr>
+          <w:b/>
+          <w:bCs/>
+        </w:rPr>
+        <w:t xml:space="preserve">H2:</w:t>
+      </w:r>
+      <w:r>
+        <w:t xml:space="preserve"> </w:t>
+      </w:r>
+      <w:r>
+        <w:t xml:space="preserve">Both seasonal rates in °C per decade. Does winter warm faster in your city too?</w:t>
+      </w:r>
+    </w:p>
+    <w:bookmarkEnd w:id="31"/>
+    <w:bookmarkStart w:id="32" w:name="h3-is-your-slope-different-from-duluths"/>
+    <w:p>
+      <w:pPr>
+        <w:pStyle w:val="Heading2"/>
+      </w:pPr>
+      <w:r>
+        <w:t xml:space="preserve">H3 · Is your slope different from Duluth’s?</w:t>
+      </w:r>
+    </w:p>
+    <w:p>
+      <w:pPr>
+        <w:pStyle w:val="FirstParagraph"/>
+      </w:pPr>
+      <w:r>
+        <w:t xml:space="preserve">Your city and Duluth almost certainly gave you different numbers. That does</w:t>
+      </w:r>
+      <w:r>
+        <w:t xml:space="preserve"> </w:t>
+      </w:r>
+      <w:r>
+        <w:rPr>
+          <w:b/>
+          <w:bCs/>
+        </w:rPr>
+        <w:t xml:space="preserve">not</w:t>
+      </w:r>
+      <w:r>
+        <w:t xml:space="preserve"> </w:t>
+      </w:r>
+      <w:r>
+        <w:t xml:space="preserve">mean the two rates are really different — the difference might be within the scatter. This tests it.</w:t>
+      </w:r>
+    </w:p>
+    <w:p>
+      <w:pPr>
+        <w:pStyle w:val="BodyText"/>
+      </w:pPr>
+      <w:r>
+        <w:t xml:space="preserve">First get Duluth from the</w:t>
+      </w:r>
+      <w:r>
+        <w:t xml:space="preserve"> </w:t>
+      </w:r>
+      <w:r>
+        <w:rPr>
+          <w:b/>
+          <w:bCs/>
+        </w:rPr>
+        <w:t xml:space="preserve">same source and the same years</w:t>
+      </w:r>
+      <w:r>
+        <w:t xml:space="preserve"> </w:t>
+      </w:r>
+      <w:r>
+        <w:t xml:space="preserve">as your city. Otherwise a difference in</w:t>
+      </w:r>
+      <w:r>
+        <w:t xml:space="preserve"> </w:t>
+      </w:r>
+      <w:r>
+        <w:rPr>
+          <w:i/>
+          <w:iCs/>
+        </w:rPr>
+        <w:t xml:space="preserve">place</w:t>
+      </w:r>
+      <w:r>
+        <w:t xml:space="preserve"> </w:t>
+      </w:r>
+      <w:r>
+        <w:t xml:space="preserve">is mixed up with a difference in source and years.</w:t>
+      </w:r>
+    </w:p>
+    <w:p>
+      <w:pPr>
+        <w:pStyle w:val="SourceCode"/>
+      </w:pPr>
+      <w:r>
+        <w:rPr>
+          <w:rStyle w:val="NormalTok"/>
+        </w:rPr>
+        <w:t xml:space="preserve">duluth_power_df </w:t>
+      </w:r>
+      <w:r>
+        <w:rPr>
+          <w:rStyle w:val="OtherTok"/>
+        </w:rPr>
+        <w:t xml:space="preserve">&lt;-</w:t>
+      </w:r>
+      <w:r>
+        <w:rPr>
+          <w:rStyle w:val="NormalTok"/>
+        </w:rPr>
+        <w:t xml:space="preserve"> </w:t>
+      </w:r>
+      <w:r>
+        <w:rPr>
+          <w:rStyle w:val="FunctionTok"/>
+        </w:rPr>
+        <w:t xml:space="preserve">get_power</w:t>
+      </w:r>
+      <w:r>
+        <w:rPr>
+          <w:rStyle w:val="NormalTok"/>
+        </w:rPr>
+        <w:t xml:space="preserve">(</w:t>
+      </w:r>
+      <w:r>
+        <w:rPr>
+          <w:rStyle w:val="AttributeTok"/>
+        </w:rPr>
+        <w:t xml:space="preserve">community =</w:t>
+      </w:r>
+      <w:r>
+        <w:rPr>
+          <w:rStyle w:val="NormalTok"/>
+        </w:rPr>
+        <w:t xml:space="preserve"> </w:t>
+      </w:r>
+      <w:r>
+        <w:rPr>
+          <w:rStyle w:val="StringTok"/>
+        </w:rPr>
+        <w:t xml:space="preserve">"ag"</w:t>
+      </w:r>
+      <w:r>
+        <w:rPr>
+          <w:rStyle w:val="NormalTok"/>
+        </w:rPr>
+        <w:t xml:space="preserve">,</w:t>
+      </w:r>
+      <w:r>
+        <w:br/>
+      </w:r>
+      <w:r>
+        <w:rPr>
+          <w:rStyle w:val="NormalTok"/>
+        </w:rPr>
+        <w:t xml:space="preserve">                             </w:t>
+      </w:r>
+      <w:r>
+        <w:rPr>
+          <w:rStyle w:val="AttributeTok"/>
+        </w:rPr>
+        <w:t xml:space="preserve">lonlat =</w:t>
+      </w:r>
+      <w:r>
+        <w:rPr>
+          <w:rStyle w:val="NormalTok"/>
+        </w:rPr>
+        <w:t xml:space="preserve"> </w:t>
+      </w:r>
+      <w:r>
+        <w:rPr>
+          <w:rStyle w:val="FunctionTok"/>
+        </w:rPr>
+        <w:t xml:space="preserve">c</w:t>
+      </w:r>
+      <w:r>
+        <w:rPr>
+          <w:rStyle w:val="NormalTok"/>
+        </w:rPr>
+        <w:t xml:space="preserve">(</w:t>
+      </w:r>
+      <w:r>
+        <w:rPr>
+          <w:rStyle w:val="SpecialCharTok"/>
+        </w:rPr>
+        <w:t xml:space="preserve">-</w:t>
+      </w:r>
+      <w:r>
+        <w:rPr>
+          <w:rStyle w:val="FloatTok"/>
+        </w:rPr>
+        <w:t xml:space="preserve">92.19</w:t>
+      </w:r>
+      <w:r>
+        <w:rPr>
+          <w:rStyle w:val="NormalTok"/>
+        </w:rPr>
+        <w:t xml:space="preserve">, </w:t>
+      </w:r>
+      <w:r>
+        <w:rPr>
+          <w:rStyle w:val="FloatTok"/>
+        </w:rPr>
+        <w:t xml:space="preserve">46.84</w:t>
+      </w:r>
+      <w:r>
+        <w:rPr>
+          <w:rStyle w:val="NormalTok"/>
+        </w:rPr>
+        <w:t xml:space="preserve">),</w:t>
+      </w:r>
+      <w:r>
+        <w:br/>
+      </w:r>
+      <w:r>
+        <w:rPr>
+          <w:rStyle w:val="NormalTok"/>
+        </w:rPr>
+        <w:t xml:space="preserve">                             </w:t>
+      </w:r>
+      <w:r>
+        <w:rPr>
+          <w:rStyle w:val="AttributeTok"/>
+        </w:rPr>
+        <w:t xml:space="preserve">pars =</w:t>
+      </w:r>
+      <w:r>
+        <w:rPr>
+          <w:rStyle w:val="NormalTok"/>
+        </w:rPr>
+        <w:t xml:space="preserve"> </w:t>
+      </w:r>
+      <w:r>
+        <w:rPr>
+          <w:rStyle w:val="StringTok"/>
+        </w:rPr>
+        <w:t xml:space="preserve">"T2M"</w:t>
+      </w:r>
+      <w:r>
+        <w:rPr>
+          <w:rStyle w:val="NormalTok"/>
+        </w:rPr>
+        <w:t xml:space="preserve">,</w:t>
+      </w:r>
+      <w:r>
+        <w:br/>
+      </w:r>
+      <w:r>
+        <w:rPr>
+          <w:rStyle w:val="NormalTok"/>
+        </w:rPr>
+        <w:t xml:space="preserve">                             </w:t>
+      </w:r>
+      <w:r>
+        <w:rPr>
+          <w:rStyle w:val="AttributeTok"/>
+        </w:rPr>
+        <w:t xml:space="preserve">dates =</w:t>
+      </w:r>
+      <w:r>
+        <w:rPr>
+          <w:rStyle w:val="NormalTok"/>
+        </w:rPr>
+        <w:t xml:space="preserve"> </w:t>
+      </w:r>
+      <w:r>
+        <w:rPr>
+          <w:rStyle w:val="FunctionTok"/>
+        </w:rPr>
+        <w:t xml:space="preserve">c</w:t>
+      </w:r>
+      <w:r>
+        <w:rPr>
+          <w:rStyle w:val="NormalTok"/>
+        </w:rPr>
+        <w:t xml:space="preserve">(</w:t>
+      </w:r>
+      <w:r>
+        <w:rPr>
+          <w:rStyle w:val="StringTok"/>
+        </w:rPr>
+        <w:t xml:space="preserve">"1981-01-01"</w:t>
+      </w:r>
+      <w:r>
+        <w:rPr>
+          <w:rStyle w:val="NormalTok"/>
+        </w:rPr>
+        <w:t xml:space="preserve">, </w:t>
+      </w:r>
+      <w:r>
+        <w:rPr>
+          <w:rStyle w:val="StringTok"/>
+        </w:rPr>
+        <w:t xml:space="preserve">"2024-12-31"</w:t>
+      </w:r>
+      <w:r>
+        <w:rPr>
+          <w:rStyle w:val="NormalTok"/>
+        </w:rPr>
+        <w:t xml:space="preserve">),</w:t>
+      </w:r>
+      <w:r>
+        <w:br/>
+      </w:r>
+      <w:r>
+        <w:rPr>
+          <w:rStyle w:val="NormalTok"/>
+        </w:rPr>
+        <w:t xml:space="preserve">                             </w:t>
+      </w:r>
+      <w:r>
+        <w:rPr>
+          <w:rStyle w:val="AttributeTok"/>
+        </w:rPr>
+        <w:t xml:space="preserve">temporal_api =</w:t>
+      </w:r>
+      <w:r>
+        <w:rPr>
+          <w:rStyle w:val="NormalTok"/>
+        </w:rPr>
+        <w:t xml:space="preserve"> </w:t>
+      </w:r>
+      <w:r>
+        <w:rPr>
+          <w:rStyle w:val="StringTok"/>
+        </w:rPr>
+        <w:t xml:space="preserve">"daily"</w:t>
+      </w:r>
+      <w:r>
+        <w:rPr>
+          <w:rStyle w:val="NormalTok"/>
+        </w:rPr>
+        <w:t xml:space="preserve">) </w:t>
+      </w:r>
+      <w:r>
+        <w:rPr>
+          <w:rStyle w:val="SpecialCharTok"/>
+        </w:rPr>
+        <w:t xml:space="preserve">%&gt;%</w:t>
+      </w:r>
+      <w:r>
+        <w:br/>
+      </w:r>
+      <w:r>
+        <w:rPr>
+          <w:rStyle w:val="NormalTok"/>
+        </w:rPr>
+        <w:t xml:space="preserve">  </w:t>
+      </w:r>
+      <w:r>
+        <w:rPr>
+          <w:rStyle w:val="FunctionTok"/>
+        </w:rPr>
+        <w:t xml:space="preserve">clean_names</w:t>
+      </w:r>
+      <w:r>
+        <w:rPr>
+          <w:rStyle w:val="NormalTok"/>
+        </w:rPr>
+        <w:t xml:space="preserve">() </w:t>
+      </w:r>
+      <w:r>
+        <w:rPr>
+          <w:rStyle w:val="SpecialCharTok"/>
+        </w:rPr>
+        <w:t xml:space="preserve">%&gt;%</w:t>
+      </w:r>
+      <w:r>
+        <w:br/>
+      </w:r>
+      <w:r>
+        <w:rPr>
+          <w:rStyle w:val="NormalTok"/>
+        </w:rPr>
+        <w:t xml:space="preserve">  </w:t>
+      </w:r>
+      <w:r>
+        <w:rPr>
+          <w:rStyle w:val="FunctionTok"/>
+        </w:rPr>
+        <w:t xml:space="preserve">rename</w:t>
+      </w:r>
+      <w:r>
+        <w:rPr>
+          <w:rStyle w:val="NormalTok"/>
+        </w:rPr>
+        <w:t xml:space="preserve">(</w:t>
+      </w:r>
+      <w:r>
+        <w:rPr>
+          <w:rStyle w:val="AttributeTok"/>
+        </w:rPr>
+        <w:t xml:space="preserve">month =</w:t>
+      </w:r>
+      <w:r>
+        <w:rPr>
+          <w:rStyle w:val="NormalTok"/>
+        </w:rPr>
+        <w:t xml:space="preserve"> mm, </w:t>
+      </w:r>
+      <w:r>
+        <w:rPr>
+          <w:rStyle w:val="AttributeTok"/>
+        </w:rPr>
+        <w:t xml:space="preserve">temp =</w:t>
+      </w:r>
+      <w:r>
+        <w:rPr>
+          <w:rStyle w:val="NormalTok"/>
+        </w:rPr>
+        <w:t xml:space="preserve"> t2m)</w:t>
+      </w:r>
+      <w:r>
+        <w:br/>
+      </w:r>
+      <w:r>
+        <w:br/>
+      </w:r>
+      <w:r>
+        <w:rPr>
+          <w:rStyle w:val="NormalTok"/>
+        </w:rPr>
+        <w:t xml:space="preserve">duluth_year_df </w:t>
+      </w:r>
+      <w:r>
+        <w:rPr>
+          <w:rStyle w:val="OtherTok"/>
+        </w:rPr>
+        <w:t xml:space="preserve">&lt;-</w:t>
+      </w:r>
+      <w:r>
+        <w:rPr>
+          <w:rStyle w:val="NormalTok"/>
+        </w:rPr>
+        <w:t xml:space="preserve"> duluth_power_df </w:t>
+      </w:r>
+      <w:r>
+        <w:rPr>
+          <w:rStyle w:val="SpecialCharTok"/>
+        </w:rPr>
+        <w:t xml:space="preserve">%&gt;%</w:t>
+      </w:r>
+      <w:r>
+        <w:br/>
+      </w:r>
+      <w:r>
+        <w:rPr>
+          <w:rStyle w:val="NormalTok"/>
+        </w:rPr>
+        <w:t xml:space="preserve">  </w:t>
+      </w:r>
+      <w:r>
+        <w:rPr>
+          <w:rStyle w:val="FunctionTok"/>
+        </w:rPr>
+        <w:t xml:space="preserve">group_by</w:t>
+      </w:r>
+      <w:r>
+        <w:rPr>
+          <w:rStyle w:val="NormalTok"/>
+        </w:rPr>
+        <w:t xml:space="preserve">(year) </w:t>
+      </w:r>
+      <w:r>
+        <w:rPr>
+          <w:rStyle w:val="SpecialCharTok"/>
+        </w:rPr>
+        <w:t xml:space="preserve">%&gt;%</w:t>
+      </w:r>
+      <w:r>
+        <w:br/>
+      </w:r>
+      <w:r>
+        <w:rPr>
+          <w:rStyle w:val="NormalTok"/>
+        </w:rPr>
+        <w:t xml:space="preserve">  </w:t>
+      </w:r>
+      <w:r>
+        <w:rPr>
+          <w:rStyle w:val="FunctionTok"/>
+        </w:rPr>
+        <w:t xml:space="preserve">summarize</w:t>
+      </w:r>
+      <w:r>
+        <w:rPr>
+          <w:rStyle w:val="NormalTok"/>
+        </w:rPr>
+        <w:t xml:space="preserve">(</w:t>
+      </w:r>
+      <w:r>
+        <w:rPr>
+          <w:rStyle w:val="AttributeTok"/>
+        </w:rPr>
+        <w:t xml:space="preserve">temp =</w:t>
+      </w:r>
+      <w:r>
+        <w:rPr>
+          <w:rStyle w:val="NormalTok"/>
+        </w:rPr>
+        <w:t xml:space="preserve"> </w:t>
+      </w:r>
+      <w:r>
+        <w:rPr>
+          <w:rStyle w:val="FunctionTok"/>
+        </w:rPr>
+        <w:t xml:space="preserve">mean</w:t>
+      </w:r>
+      <w:r>
+        <w:rPr>
+          <w:rStyle w:val="NormalTok"/>
+        </w:rPr>
+        <w:t xml:space="preserve">(temp, </w:t>
+      </w:r>
+      <w:r>
+        <w:rPr>
+          <w:rStyle w:val="AttributeTok"/>
+        </w:rPr>
+        <w:t xml:space="preserve">na.rm =</w:t>
+      </w:r>
+      <w:r>
+        <w:rPr>
+          <w:rStyle w:val="NormalTok"/>
+        </w:rPr>
+        <w:t xml:space="preserve"> </w:t>
+      </w:r>
+      <w:r>
+        <w:rPr>
+          <w:rStyle w:val="ConstantTok"/>
+        </w:rPr>
+        <w:t xml:space="preserve">TRUE</w:t>
+      </w:r>
+      <w:r>
+        <w:rPr>
+          <w:rStyle w:val="NormalTok"/>
+        </w:rPr>
+        <w:t xml:space="preserve">)) </w:t>
+      </w:r>
+      <w:r>
+        <w:rPr>
+          <w:rStyle w:val="SpecialCharTok"/>
+        </w:rPr>
+        <w:t xml:space="preserve">%&gt;%</w:t>
+      </w:r>
+      <w:r>
+        <w:br/>
+      </w:r>
+      <w:r>
+        <w:rPr>
+          <w:rStyle w:val="NormalTok"/>
+        </w:rPr>
+        <w:t xml:space="preserve">  </w:t>
+      </w:r>
+      <w:r>
+        <w:rPr>
+          <w:rStyle w:val="FunctionTok"/>
+        </w:rPr>
+        <w:t xml:space="preserve">mutate</w:t>
+      </w:r>
+      <w:r>
+        <w:rPr>
+          <w:rStyle w:val="NormalTok"/>
+        </w:rPr>
+        <w:t xml:space="preserve">(</w:t>
+      </w:r>
+      <w:r>
+        <w:rPr>
+          <w:rStyle w:val="AttributeTok"/>
+        </w:rPr>
+        <w:t xml:space="preserve">station =</w:t>
+      </w:r>
+      <w:r>
+        <w:rPr>
+          <w:rStyle w:val="NormalTok"/>
+        </w:rPr>
+        <w:t xml:space="preserve"> </w:t>
+      </w:r>
+      <w:r>
+        <w:rPr>
+          <w:rStyle w:val="StringTok"/>
+        </w:rPr>
+        <w:t xml:space="preserve">"duluth"</w:t>
+      </w:r>
+      <w:r>
+        <w:rPr>
+          <w:rStyle w:val="NormalTok"/>
+        </w:rPr>
+        <w:t xml:space="preserve">)</w:t>
+      </w:r>
+      <w:r>
+        <w:br/>
+      </w:r>
+      <w:r>
+        <w:br/>
+      </w:r>
+      <w:r>
+        <w:rPr>
+          <w:rStyle w:val="NormalTok"/>
+        </w:rPr>
+        <w:t xml:space="preserve">city_labeled_df </w:t>
+      </w:r>
+      <w:r>
+        <w:rPr>
+          <w:rStyle w:val="OtherTok"/>
+        </w:rPr>
+        <w:t xml:space="preserve">&lt;-</w:t>
+      </w:r>
+      <w:r>
+        <w:rPr>
+          <w:rStyle w:val="NormalTok"/>
+        </w:rPr>
+        <w:t xml:space="preserve"> city_year_df </w:t>
+      </w:r>
+      <w:r>
+        <w:rPr>
+          <w:rStyle w:val="SpecialCharTok"/>
+        </w:rPr>
+        <w:t xml:space="preserve">%&gt;%</w:t>
+      </w:r>
+      <w:r>
+        <w:br/>
+      </w:r>
+      <w:r>
+        <w:rPr>
+          <w:rStyle w:val="NormalTok"/>
+        </w:rPr>
+        <w:t xml:space="preserve">  </w:t>
+      </w:r>
+      <w:r>
+        <w:rPr>
+          <w:rStyle w:val="FunctionTok"/>
+        </w:rPr>
+        <w:t xml:space="preserve">mutate</w:t>
+      </w:r>
+      <w:r>
+        <w:rPr>
+          <w:rStyle w:val="NormalTok"/>
+        </w:rPr>
+        <w:t xml:space="preserve">(</w:t>
+      </w:r>
+      <w:r>
+        <w:rPr>
+          <w:rStyle w:val="AttributeTok"/>
+        </w:rPr>
+        <w:t xml:space="preserve">station =</w:t>
+      </w:r>
+      <w:r>
+        <w:rPr>
+          <w:rStyle w:val="NormalTok"/>
+        </w:rPr>
+        <w:t xml:space="preserve"> </w:t>
+      </w:r>
+      <w:r>
+        <w:rPr>
+          <w:rStyle w:val="StringTok"/>
+        </w:rPr>
+        <w:t xml:space="preserve">"my_city"</w:t>
+      </w:r>
+      <w:r>
+        <w:rPr>
+          <w:rStyle w:val="NormalTok"/>
+        </w:rPr>
+        <w:t xml:space="preserve">)</w:t>
+      </w:r>
+      <w:r>
+        <w:br/>
+      </w:r>
+      <w:r>
+        <w:br/>
+      </w:r>
+      <w:r>
+        <w:rPr>
+          <w:rStyle w:val="NormalTok"/>
+        </w:rPr>
+        <w:t xml:space="preserve">both_df </w:t>
+      </w:r>
+      <w:r>
+        <w:rPr>
+          <w:rStyle w:val="OtherTok"/>
+        </w:rPr>
+        <w:t xml:space="preserve">&lt;-</w:t>
+      </w:r>
+      <w:r>
+        <w:rPr>
+          <w:rStyle w:val="NormalTok"/>
+        </w:rPr>
+        <w:t xml:space="preserve"> </w:t>
+      </w:r>
+      <w:r>
+        <w:rPr>
+          <w:rStyle w:val="FunctionTok"/>
+        </w:rPr>
+        <w:t xml:space="preserve">bind_rows</w:t>
+      </w:r>
+      <w:r>
+        <w:rPr>
+          <w:rStyle w:val="NormalTok"/>
+        </w:rPr>
+        <w:t xml:space="preserve">(duluth_year_df, city_labeled_df)</w:t>
+      </w:r>
+      <w:r>
+        <w:br/>
+      </w:r>
+      <w:r>
+        <w:br/>
+      </w:r>
+      <w:r>
+        <w:rPr>
+          <w:rStyle w:val="NormalTok"/>
+        </w:rPr>
+        <w:t xml:space="preserve">both_df </w:t>
+      </w:r>
+      <w:r>
+        <w:rPr>
+          <w:rStyle w:val="SpecialCharTok"/>
+        </w:rPr>
+        <w:t xml:space="preserve">%&gt;%</w:t>
+      </w:r>
+      <w:r>
+        <w:br/>
+      </w:r>
+      <w:r>
+        <w:rPr>
+          <w:rStyle w:val="NormalTok"/>
+        </w:rPr>
+        <w:t xml:space="preserve">  </w:t>
+      </w:r>
+      <w:r>
+        <w:rPr>
+          <w:rStyle w:val="FunctionTok"/>
+        </w:rPr>
+        <w:t xml:space="preserve">ggplot</w:t>
+      </w:r>
+      <w:r>
+        <w:rPr>
+          <w:rStyle w:val="NormalTok"/>
+        </w:rPr>
+        <w:t xml:space="preserve">(</w:t>
+      </w:r>
+      <w:r>
+        <w:rPr>
+          <w:rStyle w:val="FunctionTok"/>
+        </w:rPr>
+        <w:t xml:space="preserve">aes</w:t>
+      </w:r>
+      <w:r>
+        <w:rPr>
+          <w:rStyle w:val="NormalTok"/>
+        </w:rPr>
+        <w:t xml:space="preserve">(</w:t>
+      </w:r>
+      <w:r>
+        <w:rPr>
+          <w:rStyle w:val="AttributeTok"/>
+        </w:rPr>
+        <w:t xml:space="preserve">x =</w:t>
+      </w:r>
+      <w:r>
+        <w:rPr>
+          <w:rStyle w:val="NormalTok"/>
+        </w:rPr>
+        <w:t xml:space="preserve"> year, </w:t>
+      </w:r>
+      <w:r>
+        <w:rPr>
+          <w:rStyle w:val="AttributeTok"/>
+        </w:rPr>
+        <w:t xml:space="preserve">y =</w:t>
+      </w:r>
+      <w:r>
+        <w:rPr>
+          <w:rStyle w:val="NormalTok"/>
+        </w:rPr>
+        <w:t xml:space="preserve"> temp, </w:t>
+      </w:r>
+      <w:r>
+        <w:rPr>
+          <w:rStyle w:val="AttributeTok"/>
+        </w:rPr>
+        <w:t xml:space="preserve">color =</w:t>
+      </w:r>
+      <w:r>
+        <w:rPr>
+          <w:rStyle w:val="NormalTok"/>
+        </w:rPr>
+        <w:t xml:space="preserve"> station)) </w:t>
+      </w:r>
+      <w:r>
+        <w:rPr>
+          <w:rStyle w:val="SpecialCharTok"/>
+        </w:rPr>
+        <w:t xml:space="preserve">+</w:t>
+      </w:r>
+      <w:r>
+        <w:br/>
+      </w:r>
+      <w:r>
+        <w:rPr>
+          <w:rStyle w:val="NormalTok"/>
+        </w:rPr>
+        <w:t xml:space="preserve">  </w:t>
+      </w:r>
+      <w:r>
+        <w:rPr>
+          <w:rStyle w:val="FunctionTok"/>
+        </w:rPr>
+        <w:t xml:space="preserve">geom_point</w:t>
+      </w:r>
+      <w:r>
+        <w:rPr>
+          <w:rStyle w:val="NormalTok"/>
+        </w:rPr>
+        <w:t xml:space="preserve">() </w:t>
+      </w:r>
+      <w:r>
+        <w:rPr>
+          <w:rStyle w:val="SpecialCharTok"/>
+        </w:rPr>
+        <w:t xml:space="preserve">+</w:t>
+      </w:r>
+      <w:r>
+        <w:br/>
+      </w:r>
+      <w:r>
+        <w:rPr>
+          <w:rStyle w:val="NormalTok"/>
+        </w:rPr>
+        <w:t xml:space="preserve">  </w:t>
+      </w:r>
+      <w:r>
+        <w:rPr>
+          <w:rStyle w:val="FunctionTok"/>
+        </w:rPr>
+        <w:t xml:space="preserve">geom_smooth</w:t>
+      </w:r>
+      <w:r>
+        <w:rPr>
+          <w:rStyle w:val="NormalTok"/>
+        </w:rPr>
+        <w:t xml:space="preserve">(</w:t>
+      </w:r>
+      <w:r>
+        <w:rPr>
+          <w:rStyle w:val="AttributeTok"/>
+        </w:rPr>
+        <w:t xml:space="preserve">method =</w:t>
+      </w:r>
+      <w:r>
+        <w:rPr>
+          <w:rStyle w:val="NormalTok"/>
+        </w:rPr>
+        <w:t xml:space="preserve"> </w:t>
+      </w:r>
+      <w:r>
+        <w:rPr>
+          <w:rStyle w:val="StringTok"/>
+        </w:rPr>
+        <w:t xml:space="preserve">"lm"</w:t>
+      </w:r>
+      <w:r>
+        <w:rPr>
+          <w:rStyle w:val="NormalTok"/>
+        </w:rPr>
+        <w:t xml:space="preserve">)</w:t>
+      </w:r>
+      <w:r>
+        <w:br/>
+      </w:r>
+      <w:r>
+        <w:br/>
+      </w:r>
+      <w:r>
+        <w:rPr>
+          <w:rStyle w:val="NormalTok"/>
+        </w:rPr>
+        <w:t xml:space="preserve">slope_model </w:t>
+      </w:r>
+      <w:r>
+        <w:rPr>
+          <w:rStyle w:val="OtherTok"/>
+        </w:rPr>
+        <w:t xml:space="preserve">&lt;-</w:t>
+      </w:r>
+      <w:r>
+        <w:rPr>
+          <w:rStyle w:val="NormalTok"/>
+        </w:rPr>
+        <w:t xml:space="preserve"> </w:t>
+      </w:r>
+      <w:r>
+        <w:rPr>
+          <w:rStyle w:val="FunctionTok"/>
+        </w:rPr>
+        <w:t xml:space="preserve">lm</w:t>
+      </w:r>
+      <w:r>
+        <w:rPr>
+          <w:rStyle w:val="NormalTok"/>
+        </w:rPr>
+        <w:t xml:space="preserve">(temp </w:t>
+      </w:r>
+      <w:r>
+        <w:rPr>
+          <w:rStyle w:val="SpecialCharTok"/>
+        </w:rPr>
+        <w:t xml:space="preserve">~</w:t>
+      </w:r>
+      <w:r>
+        <w:rPr>
+          <w:rStyle w:val="NormalTok"/>
+        </w:rPr>
+        <w:t xml:space="preserve"> year </w:t>
+      </w:r>
+      <w:r>
+        <w:rPr>
+          <w:rStyle w:val="SpecialCharTok"/>
+        </w:rPr>
+        <w:t xml:space="preserve">*</w:t>
+      </w:r>
+      <w:r>
+        <w:rPr>
+          <w:rStyle w:val="NormalTok"/>
+        </w:rPr>
+        <w:t xml:space="preserve"> station, </w:t>
+      </w:r>
+      <w:r>
+        <w:rPr>
+          <w:rStyle w:val="AttributeTok"/>
+        </w:rPr>
+        <w:t xml:space="preserve">data =</w:t>
+      </w:r>
+      <w:r>
+        <w:rPr>
+          <w:rStyle w:val="NormalTok"/>
+        </w:rPr>
+        <w:t xml:space="preserve"> both_df)</w:t>
+      </w:r>
+      <w:r>
+        <w:br/>
+      </w:r>
+      <w:r>
+        <w:br/>
+      </w:r>
+      <w:r>
+        <w:rPr>
+          <w:rStyle w:val="FunctionTok"/>
+        </w:rPr>
+        <w:t xml:space="preserve">summary</w:t>
+      </w:r>
+      <w:r>
+        <w:rPr>
+          <w:rStyle w:val="NormalTok"/>
+        </w:rPr>
+        <w:t xml:space="preserve">(slope_model)</w:t>
+      </w:r>
+    </w:p>
+    <w:p>
+      <w:pPr>
+        <w:pStyle w:val="FirstParagraph"/>
+      </w:pPr>
+      <w:r>
+        <w:rPr>
+          <w:rStyle w:val="VerbatimChar"/>
+        </w:rPr>
+        <w:t xml:space="preserve">temp ~ year * station</w:t>
+      </w:r>
+      <w:r>
+        <w:t xml:space="preserve"> </w:t>
+      </w:r>
+      <w:r>
+        <w:t xml:space="preserve">fits a</w:t>
+      </w:r>
+      <w:r>
+        <w:t xml:space="preserve"> </w:t>
+      </w:r>
+      <w:r>
+        <w:rPr>
+          <w:b/>
+          <w:bCs/>
+        </w:rPr>
+        <w:t xml:space="preserve">separate slope for each station</w:t>
+      </w:r>
+      <w:r>
+        <w:t xml:space="preserve">. In the Coefficients table:</w:t>
+      </w:r>
+    </w:p>
+    <w:tbl>
+      <w:tblPr>
+        <w:tblStyle w:val="Table"/>
+        <w:tblW w:type="pct" w:w="5000"/>
+        <w:tblLayout w:type="fixed"/>
+        <w:tblLook w:firstRow="1" w:lastRow="0" w:firstColumn="0" w:lastColumn="0" w:noHBand="0" w:noVBand="0" w:val="0020"/>
+      </w:tblPr>
+      <w:tblGrid>
+        <w:gridCol w:w="3168"/>
+        <w:gridCol w:w="4752"/>
+      </w:tblGrid>
+      <w:tr>
+        <w:trPr>
+          <w:tblHeader w:val="on"/>
+        </w:trPr>
+        <w:tc>
+          <w:tcPr/>
+          <w:p>
+            <w:pPr>
+              <w:pStyle w:val="Compact"/>
+            </w:pPr>
+            <w:r>
+              <w:t xml:space="preserve">Row</w:t>
+            </w:r>
+          </w:p>
+        </w:tc>
+        <w:tc>
+          <w:tcPr/>
+          <w:p>
+            <w:pPr>
+              <w:pStyle w:val="Compact"/>
+            </w:pPr>
+            <w:r>
+              <w:t xml:space="preserve">What it is</w:t>
+            </w:r>
+          </w:p>
+        </w:tc>
+      </w:tr>
+      <w:tr>
+        <w:tc>
+          <w:tcPr/>
+          <w:p>
+            <w:pPr>
+              <w:pStyle w:val="Compact"/>
+            </w:pPr>
+            <w:r>
+              <w:rPr>
+                <w:rStyle w:val="VerbatimChar"/>
+              </w:rPr>
+              <w:t xml:space="preserve">year</w:t>
+            </w:r>
+          </w:p>
+        </w:tc>
+        <w:tc>
+          <w:tcPr/>
+          <w:p>
+            <w:pPr>
+              <w:pStyle w:val="Compact"/>
+            </w:pPr>
+            <w:r>
+              <w:t xml:space="preserve">Duluth’s slope</w:t>
+            </w:r>
+          </w:p>
+        </w:tc>
+      </w:tr>
+      <w:tr>
+        <w:tc>
+          <w:tcPr/>
+          <w:p>
+            <w:pPr>
+              <w:pStyle w:val="Compact"/>
+            </w:pPr>
+            <w:r>
+              <w:rPr>
+                <w:rStyle w:val="VerbatimChar"/>
+              </w:rPr>
+              <w:t xml:space="preserve">year:stationmy_city</w:t>
+            </w:r>
+          </w:p>
+        </w:tc>
+        <w:tc>
+          <w:tcPr/>
+          <w:p>
+            <w:pPr>
+              <w:pStyle w:val="Compact"/>
+            </w:pPr>
+            <w:r>
+              <w:t xml:space="preserve">how much your city’s slope</w:t>
+            </w:r>
+            <w:r>
+              <w:t xml:space="preserve"> </w:t>
+            </w:r>
+            <w:r>
+              <w:rPr>
+                <w:b/>
+                <w:bCs/>
+              </w:rPr>
+              <w:t xml:space="preserve">differs</w:t>
+            </w:r>
+          </w:p>
+        </w:tc>
+      </w:tr>
+    </w:tbl>
+    <w:p>
+      <w:pPr>
+        <w:pStyle w:val="BodyText"/>
+      </w:pPr>
+      <w:r>
+        <w:t xml:space="preserve">So your city’s slope is</w:t>
+      </w:r>
+      <w:r>
+        <w:t xml:space="preserve"> </w:t>
+      </w:r>
+      <w:r>
+        <w:rPr>
+          <w:rStyle w:val="VerbatimChar"/>
+        </w:rPr>
+        <w:t xml:space="preserve">year</w:t>
+      </w:r>
+      <w:r>
+        <w:t xml:space="preserve"> </w:t>
+      </w:r>
+      <w:r>
+        <w:rPr>
+          <w:b/>
+          <w:bCs/>
+        </w:rPr>
+        <w:t xml:space="preserve">+</w:t>
+      </w:r>
+      <w:r>
+        <w:t xml:space="preserve"> </w:t>
+      </w:r>
+      <w:r>
+        <w:rPr>
+          <w:rStyle w:val="VerbatimChar"/>
+        </w:rPr>
+        <w:t xml:space="preserve">year:stationmy_city</w:t>
+      </w:r>
+      <w:r>
+        <w:t xml:space="preserve">. The</w:t>
+      </w:r>
+      <w:r>
+        <w:t xml:space="preserve"> </w:t>
+      </w:r>
+      <w:r>
+        <w:rPr>
+          <w:i/>
+          <w:iCs/>
+        </w:rPr>
+        <w:t xml:space="preserve">p</w:t>
+      </w:r>
+      <w:r>
+        <w:t xml:space="preserve">-value on that second row is the answer: it is a</w:t>
+      </w:r>
+      <w:r>
+        <w:t xml:space="preserve"> </w:t>
+      </w:r>
+      <w:r>
+        <w:rPr>
+          <w:b/>
+          <w:bCs/>
+        </w:rPr>
+        <w:t xml:space="preserve">t-test on the difference between two slopes</w:t>
+      </w:r>
+      <w:r>
+        <w:t xml:space="preserve">, reported in the same</w:t>
+      </w:r>
+      <w:r>
+        <w:t xml:space="preserve"> </w:t>
+      </w:r>
+      <w:r>
+        <w:rPr>
+          <w:rStyle w:val="VerbatimChar"/>
+        </w:rPr>
+        <w:t xml:space="preserve">t value</w:t>
+      </w:r>
+      <w:r>
+        <w:t xml:space="preserve"> </w:t>
+      </w:r>
+      <w:r>
+        <w:t xml:space="preserve">and</w:t>
+      </w:r>
+      <w:r>
+        <w:t xml:space="preserve"> </w:t>
+      </w:r>
+      <w:r>
+        <w:rPr>
+          <w:rStyle w:val="VerbatimChar"/>
+        </w:rPr>
+        <w:t xml:space="preserve">Pr(&gt;|t|)</w:t>
+      </w:r>
+      <w:r>
+        <w:t xml:space="preserve"> </w:t>
+      </w:r>
+      <w:r>
+        <w:t xml:space="preserve">columns you have been reading all class.</w:t>
       </w:r>
     </w:p>
     <w:p>
@@ -6306,27 +7941,344 @@
         <w:pStyle w:val="Compact"/>
         <w:numPr>
           <w:ilvl w:val="0"/>
-          <w:numId w:val="1006"/>
+          <w:numId w:val="1007"/>
         </w:numPr>
       </w:pPr>
-      <w:r>
-        <w:t xml:space="preserve">One station’s significant trend does not prove</w:t>
-      </w:r>
-      <w:r>
-        <w:t xml:space="preserve"> </w:t>
-      </w:r>
       <w:r>
         <w:rPr>
           <w:i/>
           <w:iCs/>
         </w:rPr>
+        <w:t xml:space="preserve">p</w:t>
+      </w:r>
+      <w:r>
+        <w:t xml:space="preserve"> </w:t>
+      </w:r>
+      <w:r>
+        <w:t xml:space="preserve">&lt; 0.05 → the two places warm at</w:t>
+      </w:r>
+      <w:r>
+        <w:t xml:space="preserve"> </w:t>
+      </w:r>
+      <w:r>
+        <w:rPr>
+          <w:b/>
+          <w:bCs/>
+        </w:rPr>
+        <w:t xml:space="preserve">measurably different</w:t>
+      </w:r>
+      <w:r>
+        <w:t xml:space="preserve"> </w:t>
+      </w:r>
+      <w:r>
+        <w:t xml:space="preserve">rates</w:t>
+      </w:r>
+    </w:p>
+    <w:p>
+      <w:pPr>
+        <w:pStyle w:val="Compact"/>
+        <w:numPr>
+          <w:ilvl w:val="0"/>
+          <w:numId w:val="1007"/>
+        </w:numPr>
+      </w:pPr>
+      <w:r>
+        <w:rPr>
+          <w:i/>
+          <w:iCs/>
+        </w:rPr>
+        <w:t xml:space="preserve">p</w:t>
+      </w:r>
+      <w:r>
+        <w:t xml:space="preserve"> </w:t>
+      </w:r>
+      <w:r>
+        <w:t xml:space="preserve">&gt; 0.05 → you</w:t>
+      </w:r>
+      <w:r>
+        <w:t xml:space="preserve"> </w:t>
+      </w:r>
+      <w:r>
+        <w:rPr>
+          <w:b/>
+          <w:bCs/>
+        </w:rPr>
+        <w:t xml:space="preserve">cannot tell the two rates apart</w:t>
+      </w:r>
+      <w:r>
+        <w:t xml:space="preserve">, even if the numbers look different</w:t>
+      </w:r>
+    </w:p>
+    <w:p>
+      <w:pPr>
+        <w:pStyle w:val="BlockText"/>
+      </w:pPr>
+      <w:r>
+        <w:t xml:space="preserve">⚠️ If that row is exactly 0 with</w:t>
+      </w:r>
+      <w:r>
+        <w:t xml:space="preserve"> </w:t>
+      </w:r>
+      <w:r>
+        <w:rPr>
+          <w:i/>
+          <w:iCs/>
+        </w:rPr>
+        <w:t xml:space="preserve">p</w:t>
+      </w:r>
+      <w:r>
+        <w:t xml:space="preserve"> </w:t>
+      </w:r>
+      <w:r>
+        <w:t xml:space="preserve">= 1, you are comparing Duluth with Duluth — go back to Part 10 and put in your own coordinates.</w:t>
+      </w:r>
+    </w:p>
+    <w:p>
+      <w:pPr>
+        <w:pStyle w:val="FirstParagraph"/>
+      </w:pPr>
+      <w:r>
+        <w:t xml:space="preserve">✏️</w:t>
+      </w:r>
+      <w:r>
+        <w:t xml:space="preserve"> </w:t>
+      </w:r>
+      <w:r>
+        <w:rPr>
+          <w:b/>
+          <w:bCs/>
+        </w:rPr>
+        <w:t xml:space="preserve">H3a:</w:t>
+      </w:r>
+      <w:r>
+        <w:t xml:space="preserve"> </w:t>
+      </w:r>
+      <w:r>
+        <w:t xml:space="preserve">Both slopes in °C per decade, and the difference.</w:t>
+      </w:r>
+    </w:p>
+    <w:p>
+      <w:pPr>
+        <w:pStyle w:val="BodyText"/>
+      </w:pPr>
+      <w:r>
+        <w:t xml:space="preserve">✏️</w:t>
+      </w:r>
+      <w:r>
+        <w:t xml:space="preserve"> </w:t>
+      </w:r>
+      <w:r>
+        <w:rPr>
+          <w:b/>
+          <w:bCs/>
+        </w:rPr>
+        <w:t xml:space="preserve">H3b:</w:t>
+      </w:r>
+      <w:r>
+        <w:t xml:space="preserve"> </w:t>
+      </w:r>
+      <w:r>
+        <w:t xml:space="preserve">The</w:t>
+      </w:r>
+      <w:r>
+        <w:t xml:space="preserve"> </w:t>
+      </w:r>
+      <w:r>
+        <w:rPr>
+          <w:i/>
+          <w:iCs/>
+        </w:rPr>
+        <w:t xml:space="preserve">p</w:t>
+      </w:r>
+      <w:r>
+        <w:t xml:space="preserve">-value on the</w:t>
+      </w:r>
+      <w:r>
+        <w:t xml:space="preserve"> </w:t>
+      </w:r>
+      <w:r>
+        <w:rPr>
+          <w:rStyle w:val="VerbatimChar"/>
+        </w:rPr>
+        <w:t xml:space="preserve">year:stationmy_city</w:t>
+      </w:r>
+      <w:r>
+        <w:t xml:space="preserve"> </w:t>
+      </w:r>
+      <w:r>
+        <w:t xml:space="preserve">row. Can you tell the two rates apart?</w:t>
+      </w:r>
+    </w:p>
+    <w:p>
+      <w:pPr>
+        <w:pStyle w:val="BodyText"/>
+      </w:pPr>
+      <w:r>
+        <w:t xml:space="preserve">✏️</w:t>
+      </w:r>
+      <w:r>
+        <w:t xml:space="preserve"> </w:t>
+      </w:r>
+      <w:r>
+        <w:rPr>
+          <w:b/>
+          <w:bCs/>
+        </w:rPr>
+        <w:t xml:space="preserve">H3c:</w:t>
+      </w:r>
+      <w:r>
+        <w:t xml:space="preserve"> </w:t>
+      </w:r>
+      <w:r>
+        <w:t xml:space="preserve">One sentence reporting the comparison — both rates, the difference, and</w:t>
+      </w:r>
+      <w:r>
+        <w:t xml:space="preserve"> </w:t>
+      </w:r>
+      <w:r>
+        <w:rPr>
+          <w:i/>
+          <w:iCs/>
+        </w:rPr>
+        <w:t xml:space="preserve">p</w:t>
+      </w:r>
+      <w:r>
+        <w:t xml:space="preserve">.</w:t>
+      </w:r>
+    </w:p>
+    <w:bookmarkEnd w:id="32"/>
+    <w:bookmarkStart w:id="33" w:name="h4-explain-your-numbers"/>
+    <w:p>
+      <w:pPr>
+        <w:pStyle w:val="Heading2"/>
+      </w:pPr>
+      <w:r>
+        <w:t xml:space="preserve">H4 · Explain your numbers</w:t>
+      </w:r>
+    </w:p>
+    <w:p>
+      <w:pPr>
+        <w:pStyle w:val="FirstParagraph"/>
+      </w:pPr>
+      <w:r>
+        <w:t xml:space="preserve">✏️</w:t>
+      </w:r>
+      <w:r>
+        <w:t xml:space="preserve"> </w:t>
+      </w:r>
+      <w:r>
+        <w:rPr>
+          <w:b/>
+          <w:bCs/>
+        </w:rPr>
+        <w:t xml:space="preserve">H4a:</w:t>
+      </w:r>
+      <w:r>
+        <w:t xml:space="preserve"> </w:t>
+      </w:r>
+      <w:r>
+        <w:t xml:space="preserve">Using your R² from H1, what fraction of the year-to-year variation does year alone explain? What is the rest?</w:t>
+      </w:r>
+    </w:p>
+    <w:p>
+      <w:pPr>
+        <w:pStyle w:val="BodyText"/>
+      </w:pPr>
+      <w:r>
+        <w:t xml:space="preserve">✏️</w:t>
+      </w:r>
+      <w:r>
+        <w:t xml:space="preserve"> </w:t>
+      </w:r>
+      <w:r>
+        <w:rPr>
+          <w:b/>
+          <w:bCs/>
+        </w:rPr>
+        <w:t xml:space="preserve">H4b:</w:t>
+      </w:r>
+      <w:r>
+        <w:t xml:space="preserve"> </w:t>
+      </w:r>
+      <w:r>
+        <w:t xml:space="preserve">How can a low R² sit next to a</w:t>
+      </w:r>
+      <w:r>
+        <w:t xml:space="preserve"> </w:t>
+      </w:r>
+      <w:r>
+        <w:rPr>
+          <w:i/>
+          <w:iCs/>
+        </w:rPr>
+        <w:t xml:space="preserve">p</w:t>
+      </w:r>
+      <w:r>
+        <w:t xml:space="preserve">-value below 0.001? What is each telling you?</w:t>
+      </w:r>
+    </w:p>
+    <w:p>
+      <w:pPr>
+        <w:pStyle w:val="BodyText"/>
+      </w:pPr>
+      <w:r>
+        <w:t xml:space="preserve">✏️</w:t>
+      </w:r>
+      <w:r>
+        <w:t xml:space="preserve"> </w:t>
+      </w:r>
+      <w:r>
+        <w:rPr>
+          <w:b/>
+          <w:bCs/>
+        </w:rPr>
+        <w:t xml:space="preserve">H4c:</w:t>
+      </w:r>
+      <w:r>
+        <w:t xml:space="preserve"> </w:t>
+      </w:r>
+      <w:r>
+        <w:t xml:space="preserve">Duluth used 69 years, your city 44. Why does a longer record make a trend easier to detect?</w:t>
+      </w:r>
+    </w:p>
+    <w:p>
+      <w:pPr>
+        <w:pStyle w:val="BodyText"/>
+      </w:pPr>
+      <w:r>
+        <w:t xml:space="preserve">✏️</w:t>
+      </w:r>
+      <w:r>
+        <w:t xml:space="preserve"> </w:t>
+      </w:r>
+      <w:r>
+        <w:rPr>
+          <w:b/>
+          <w:bCs/>
+        </w:rPr>
+        <w:t xml:space="preserve">H4d:</w:t>
+      </w:r>
+      <w:r>
+        <w:t xml:space="preserve"> </w:t>
+      </w:r>
+      <w:r>
+        <w:t xml:space="preserve">A significant trend at one place does not prove</w:t>
+      </w:r>
+      <w:r>
+        <w:t xml:space="preserve"> </w:t>
+      </w:r>
+      <w:r>
+        <w:rPr>
+          <w:i/>
+          <w:iCs/>
+        </w:rPr>
         <w:t xml:space="preserve">why</w:t>
       </w:r>
       <w:r>
         <w:t xml:space="preserve"> </w:t>
       </w:r>
       <w:r>
-        <w:t xml:space="preserve">a city is warming. Name one thing that could inflate a single station’s trend with nothing to do with global climate — and say how you might check for it.</w:t>
+        <w:t xml:space="preserve">it is warming. Name one thing that could inflate a single location’s trend with nothing to do with global climate — and how you would check for it.</w:t>
       </w:r>
     </w:p>
     <w:p>
@@ -6348,8 +8300,8 @@
         <w:t xml:space="preserve">End of Activity 12. Next: the final project — the same pipeline, on data you choose.</w:t>
       </w:r>
     </w:p>
-    <w:bookmarkEnd w:id="32"/>
     <w:bookmarkEnd w:id="33"/>
+    <w:bookmarkEnd w:id="34"/>
     <w:sectPr>
       <w:pgSz w:h="15840" w:w="12240"/>
       <w:pgMar w:bottom="720" w:footer="432" w:gutter="0" w:header="432" w:left="720" w:right="1008" w:top="720"/>
@@ -6695,34 +8647,10 @@
     <w:abstractNumId w:val="991"/>
   </w:num>
   <w:num w:numId="1006">
-    <w:abstractNumId w:val="99411"/>
-    <w:lvlOverride w:ilvl="0">
-      <w:startOverride w:val="1"/>
-    </w:lvlOverride>
-    <w:lvlOverride w:ilvl="1">
-      <w:startOverride w:val="1"/>
-    </w:lvlOverride>
-    <w:lvlOverride w:ilvl="2">
-      <w:startOverride w:val="1"/>
-    </w:lvlOverride>
-    <w:lvlOverride w:ilvl="3">
-      <w:startOverride w:val="1"/>
-    </w:lvlOverride>
-    <w:lvlOverride w:ilvl="4">
-      <w:startOverride w:val="1"/>
-    </w:lvlOverride>
-    <w:lvlOverride w:ilvl="5">
-      <w:startOverride w:val="1"/>
-    </w:lvlOverride>
-    <w:lvlOverride w:ilvl="6">
-      <w:startOverride w:val="1"/>
-    </w:lvlOverride>
-    <w:lvlOverride w:ilvl="7">
-      <w:startOverride w:val="1"/>
-    </w:lvlOverride>
-    <w:lvlOverride w:ilvl="8">
-      <w:startOverride w:val="1"/>
-    </w:lvlOverride>
+    <w:abstractNumId w:val="991"/>
+  </w:num>
+  <w:num w:numId="1007">
+    <w:abstractNumId w:val="991"/>
   </w:num>
 </w:numbering>
 </file>

--- a/docs/content/weather/weather_activity.docx
+++ b/docs/content/weather/weather_activity.docx
@@ -31,7 +31,7 @@
         <w:pStyle w:val="Date"/>
       </w:pPr>
       <w:r>
-        <w:t xml:space="preserve">2026-10-08</w:t>
+        <w:t xml:space="preserve">2026-10-09</w:t>
       </w:r>
     </w:p>
     <w:bookmarkStart w:id="18" w:name="in-class-activity-12-real-climate-data"/>
@@ -933,7 +933,7 @@
         <w:rPr>
           <w:rStyle w:val="CommentTok"/>
         </w:rPr>
-        <w:t xml:space="preserve"># NASA data by lat/long - your city, homework</w:t>
+        <w:t xml:space="preserve"># NASA data by lat/long - another source, example only</w:t>
       </w:r>
       <w:r>
         <w:br/>
@@ -945,25 +945,16 @@
         <w:rPr>
           <w:rStyle w:val="CommentTok"/>
         </w:rPr>
-        <w:t xml:space="preserve"># Download daily Duluth weather, 1948-2024 -------------</w:t>
-      </w:r>
-      <w:r>
-        <w:br/>
-      </w:r>
-      <w:r>
-        <w:rPr>
-          <w:rStyle w:val="CommentTok"/>
-        </w:rPr>
-        <w:t xml:space="preserve"># 1965-1972 are missing for this station, so skip them</w:t>
-      </w:r>
-      <w:r>
-        <w:br/>
-      </w:r>
-      <w:r>
-        <w:rPr>
-          <w:rStyle w:val="NormalTok"/>
-        </w:rPr>
-        <w:t xml:space="preserve">gap_years </w:t>
+        <w:t xml:space="preserve"># Download the whole Duluth record, 1948-2025 ----------</w:t>
+      </w:r>
+      <w:r>
+        <w:br/>
+      </w:r>
+      <w:r>
+        <w:rPr>
+          <w:rStyle w:val="NormalTok"/>
+        </w:rPr>
+        <w:t xml:space="preserve">duluth_df </w:t>
       </w:r>
       <w:r>
         <w:rPr>
@@ -979,9 +970,33 @@
       </w:r>
       <w:r>
         <w:rPr>
+          <w:rStyle w:val="FunctionTok"/>
+        </w:rPr>
+        <w:t xml:space="preserve">get_GSOD</w:t>
+      </w:r>
+      <w:r>
+        <w:rPr>
+          <w:rStyle w:val="NormalTok"/>
+        </w:rPr>
+        <w:t xml:space="preserve">(</w:t>
+      </w:r>
+      <w:r>
+        <w:rPr>
+          <w:rStyle w:val="AttributeTok"/>
+        </w:rPr>
+        <w:t xml:space="preserve">years =</w:t>
+      </w:r>
+      <w:r>
+        <w:rPr>
+          <w:rStyle w:val="NormalTok"/>
+        </w:rPr>
+        <w:t xml:space="preserve"> </w:t>
+      </w:r>
+      <w:r>
+        <w:rPr>
           <w:rStyle w:val="DecValTok"/>
         </w:rPr>
-        <w:t xml:space="preserve">1965</w:t>
+        <w:t xml:space="preserve">1948</w:t>
       </w:r>
       <w:r>
         <w:rPr>
@@ -993,144 +1008,66 @@
         <w:rPr>
           <w:rStyle w:val="DecValTok"/>
         </w:rPr>
-        <w:t xml:space="preserve">1972</w:t>
-      </w:r>
-      <w:r>
-        <w:br/>
-      </w:r>
-      <w:r>
-        <w:br/>
-      </w:r>
-      <w:r>
-        <w:rPr>
-          <w:rStyle w:val="NormalTok"/>
-        </w:rPr>
-        <w:t xml:space="preserve">duluth_df </w:t>
-      </w:r>
-      <w:r>
-        <w:rPr>
-          <w:rStyle w:val="OtherTok"/>
-        </w:rPr>
-        <w:t xml:space="preserve">&lt;-</w:t>
-      </w:r>
-      <w:r>
-        <w:rPr>
-          <w:rStyle w:val="NormalTok"/>
-        </w:rPr>
-        <w:t xml:space="preserve"> </w:t>
+        <w:t xml:space="preserve">2025</w:t>
+      </w:r>
+      <w:r>
+        <w:rPr>
+          <w:rStyle w:val="NormalTok"/>
+        </w:rPr>
+        <w:t xml:space="preserve">,</w:t>
+      </w:r>
+      <w:r>
+        <w:br/>
+      </w:r>
+      <w:r>
+        <w:rPr>
+          <w:rStyle w:val="NormalTok"/>
+        </w:rPr>
+        <w:t xml:space="preserve">                      </w:t>
+      </w:r>
+      <w:r>
+        <w:rPr>
+          <w:rStyle w:val="AttributeTok"/>
+        </w:rPr>
+        <w:t xml:space="preserve">station =</w:t>
+      </w:r>
+      <w:r>
+        <w:rPr>
+          <w:rStyle w:val="NormalTok"/>
+        </w:rPr>
+        <w:t xml:space="preserve"> </w:t>
+      </w:r>
+      <w:r>
+        <w:rPr>
+          <w:rStyle w:val="StringTok"/>
+        </w:rPr>
+        <w:t xml:space="preserve">"727450-14913"</w:t>
+      </w:r>
+      <w:r>
+        <w:rPr>
+          <w:rStyle w:val="NormalTok"/>
+        </w:rPr>
+        <w:t xml:space="preserve">) </w:t>
+      </w:r>
+      <w:r>
+        <w:rPr>
+          <w:rStyle w:val="SpecialCharTok"/>
+        </w:rPr>
+        <w:t xml:space="preserve">%&gt;%</w:t>
+      </w:r>
+      <w:r>
+        <w:br/>
+      </w:r>
+      <w:r>
+        <w:rPr>
+          <w:rStyle w:val="NormalTok"/>
+        </w:rPr>
+        <w:t xml:space="preserve">  </w:t>
       </w:r>
       <w:r>
         <w:rPr>
           <w:rStyle w:val="FunctionTok"/>
         </w:rPr>
-        <w:t xml:space="preserve">get_GSOD</w:t>
-      </w:r>
-      <w:r>
-        <w:rPr>
-          <w:rStyle w:val="NormalTok"/>
-        </w:rPr>
-        <w:t xml:space="preserve">(</w:t>
-      </w:r>
-      <w:r>
-        <w:rPr>
-          <w:rStyle w:val="AttributeTok"/>
-        </w:rPr>
-        <w:t xml:space="preserve">years =</w:t>
-      </w:r>
-      <w:r>
-        <w:rPr>
-          <w:rStyle w:val="NormalTok"/>
-        </w:rPr>
-        <w:t xml:space="preserve"> </w:t>
-      </w:r>
-      <w:r>
-        <w:rPr>
-          <w:rStyle w:val="FunctionTok"/>
-        </w:rPr>
-        <w:t xml:space="preserve">setdiff</w:t>
-      </w:r>
-      <w:r>
-        <w:rPr>
-          <w:rStyle w:val="NormalTok"/>
-        </w:rPr>
-        <w:t xml:space="preserve">(</w:t>
-      </w:r>
-      <w:r>
-        <w:rPr>
-          <w:rStyle w:val="DecValTok"/>
-        </w:rPr>
-        <w:t xml:space="preserve">1948</w:t>
-      </w:r>
-      <w:r>
-        <w:rPr>
-          <w:rStyle w:val="SpecialCharTok"/>
-        </w:rPr>
-        <w:t xml:space="preserve">:</w:t>
-      </w:r>
-      <w:r>
-        <w:rPr>
-          <w:rStyle w:val="DecValTok"/>
-        </w:rPr>
-        <w:t xml:space="preserve">2024</w:t>
-      </w:r>
-      <w:r>
-        <w:rPr>
-          <w:rStyle w:val="NormalTok"/>
-        </w:rPr>
-        <w:t xml:space="preserve">, gap_years),</w:t>
-      </w:r>
-      <w:r>
-        <w:br/>
-      </w:r>
-      <w:r>
-        <w:rPr>
-          <w:rStyle w:val="NormalTok"/>
-        </w:rPr>
-        <w:t xml:space="preserve">                      </w:t>
-      </w:r>
-      <w:r>
-        <w:rPr>
-          <w:rStyle w:val="AttributeTok"/>
-        </w:rPr>
-        <w:t xml:space="preserve">station =</w:t>
-      </w:r>
-      <w:r>
-        <w:rPr>
-          <w:rStyle w:val="NormalTok"/>
-        </w:rPr>
-        <w:t xml:space="preserve"> </w:t>
-      </w:r>
-      <w:r>
-        <w:rPr>
-          <w:rStyle w:val="StringTok"/>
-        </w:rPr>
-        <w:t xml:space="preserve">"727450-14913"</w:t>
-      </w:r>
-      <w:r>
-        <w:rPr>
-          <w:rStyle w:val="NormalTok"/>
-        </w:rPr>
-        <w:t xml:space="preserve">) </w:t>
-      </w:r>
-      <w:r>
-        <w:rPr>
-          <w:rStyle w:val="SpecialCharTok"/>
-        </w:rPr>
-        <w:t xml:space="preserve">%&gt;%</w:t>
-      </w:r>
-      <w:r>
-        <w:br/>
-      </w:r>
-      <w:r>
-        <w:rPr>
-          <w:rStyle w:val="NormalTok"/>
-        </w:rPr>
-        <w:t xml:space="preserve">  </w:t>
-      </w:r>
-      <w:r>
-        <w:rPr>
-          <w:rStyle w:val="FunctionTok"/>
-        </w:rPr>
         <w:t xml:space="preserve">clean_names</w:t>
       </w:r>
       <w:r>
@@ -1145,7 +1082,7 @@
         <w:pStyle w:val="FirstParagraph"/>
       </w:pPr>
       <w:r>
-        <w:t xml:space="preserve">This takes a minute — it is pulling 69 years of daily records from NOAA.</w:t>
+        <w:t xml:space="preserve">This takes a minute — it is pulling 70 years of daily records from NOAA.</w:t>
       </w:r>
     </w:p>
     <w:p>
@@ -1153,7 +1090,7 @@
         <w:pStyle w:val="BodyText"/>
       </w:pPr>
       <w:r>
-        <w:t xml:space="preserve">Duluth International reported under a</w:t>
+        <w:t xml:space="preserve">You asked for 78 years but you will get</w:t>
       </w:r>
       <w:r>
         <w:t xml:space="preserve"> </w:t>
@@ -1163,40 +1100,10 @@
           <w:b/>
           <w:bCs/>
         </w:rPr>
-        <w:t xml:space="preserve">different station ID from 1965 to 1972</w:t>
-      </w:r>
-      <w:r>
-        <w:t xml:space="preserve">, so this station has no files for those 8 years.</w:t>
-      </w:r>
-      <w:r>
-        <w:t xml:space="preserve"> </w:t>
-      </w:r>
-      <w:r>
-        <w:rPr>
-          <w:rStyle w:val="VerbatimChar"/>
-        </w:rPr>
-        <w:t xml:space="preserve">setdiff()</w:t>
-      </w:r>
-      <w:r>
-        <w:t xml:space="preserve"> </w:t>
-      </w:r>
-      <w:r>
-        <w:t xml:space="preserve">takes them out of the year vector. If you leave them in,</w:t>
-      </w:r>
-      <w:r>
-        <w:t xml:space="preserve"> </w:t>
-      </w:r>
-      <w:r>
-        <w:rPr>
-          <w:rStyle w:val="VerbatimChar"/>
-        </w:rPr>
-        <w:t xml:space="preserve">get_GSOD()</w:t>
-      </w:r>
-      <w:r>
-        <w:t xml:space="preserve"> </w:t>
-      </w:r>
-      <w:r>
-        <w:t xml:space="preserve">does not quietly skip them — the</w:t>
+        <w:t xml:space="preserve">70</w:t>
+      </w:r>
+      <w:r>
+        <w:t xml:space="preserve">. NOAA has no files at all for</w:t>
       </w:r>
       <w:r>
         <w:t xml:space="preserve"> </w:t>
@@ -1206,13 +1113,13 @@
           <w:b/>
           <w:bCs/>
         </w:rPr>
-        <w:t xml:space="preserve">entire download fails</w:t>
-      </w:r>
-      <w:r>
-        <w:t xml:space="preserve"> </w:t>
-      </w:r>
-      <w:r>
-        <w:t xml:space="preserve">with</w:t>
+        <w:t xml:space="preserve">1965–1972</w:t>
+      </w:r>
+      <w:r>
+        <w:t xml:space="preserve"> </w:t>
+      </w:r>
+      <w:r>
+        <w:t xml:space="preserve">— a hole in the GSOD archive itself, not something about Duluth; most long-running US stations are missing exactly those eight years.</w:t>
       </w:r>
       <w:r>
         <w:t xml:space="preserve"> </w:t>
@@ -1221,13 +1128,21 @@
         <w:rPr>
           <w:rStyle w:val="VerbatimChar"/>
         </w:rPr>
-        <w:t xml:space="preserve">The file downloads have failed. Please retry.</w:t>
-      </w:r>
-      <w:r>
-        <w:t xml:space="preserve"> </w:t>
-      </w:r>
-      <w:r>
-        <w:t xml:space="preserve">Retrying will not help; the year vector is the problem.</w:t>
+        <w:t xml:space="preserve">get_GSOD()</w:t>
+      </w:r>
+      <w:r>
+        <w:t xml:space="preserve"> </w:t>
+      </w:r>
+      <w:r>
+        <w:t xml:space="preserve">skips what isn’t there and carries on.</w:t>
+      </w:r>
+    </w:p>
+    <w:p>
+      <w:pPr>
+        <w:pStyle w:val="BodyText"/>
+      </w:pPr>
+      <w:r>
+        <w:t xml:space="preserve">That is worth seeing rather than hiding. The gap shows up as a hole in your plots, real archives have holes, and the regression doesn’t care — it just has 70 points instead of 78.</w:t>
       </w:r>
     </w:p>
     <w:p>
@@ -2527,8 +2442,8 @@
         <w:tblLook w:firstRow="1" w:lastRow="0" w:firstColumn="0" w:lastColumn="0" w:noHBand="0" w:noVBand="0" w:val="0020"/>
       </w:tblPr>
       <w:tblGrid>
-        <w:gridCol w:w="2772"/>
-        <w:gridCol w:w="5148"/>
+        <w:gridCol w:w="2970"/>
+        <w:gridCol w:w="4950"/>
       </w:tblGrid>
       <w:tr>
         <w:trPr>
@@ -2797,7 +2712,7 @@
         <w:t xml:space="preserve">°C per decade</w:t>
       </w:r>
       <w:r>
-        <w:t xml:space="preserve">. Write it down. The record spans 77 years (1948–2024) — roughly how many degrees is that in total?</w:t>
+        <w:t xml:space="preserve">. Write it down. The record spans 78 years (1948–2025) — roughly how many degrees is that in total?</w:t>
       </w:r>
     </w:p>
     <w:p>
@@ -4862,13 +4777,13 @@
       </w:r>
     </w:p>
     <w:bookmarkEnd w:id="28"/>
-    <w:bookmarkStart w:id="29" w:name="X11fb12db025d4f50952f5fa32885bfc37a30839"/>
+    <w:bookmarkStart w:id="34" w:name="part-10-pick-a-place-of-your-own"/>
     <w:p>
       <w:pPr>
         <w:pStyle w:val="Heading1"/>
       </w:pPr>
       <w:r>
-        <w:t xml:space="preserve">Part 10 · Get the coordinates for your city</w:t>
+        <w:t xml:space="preserve">Part 10 · Pick a place of your own</w:t>
       </w:r>
     </w:p>
     <w:p>
@@ -4876,24 +4791,7 @@
         <w:pStyle w:val="FirstParagraph"/>
       </w:pPr>
       <w:r>
-        <w:t xml:space="preserve">Duluth is done. For homework you do the same analysis somewhere else — and for that we switch packages.</w:t>
-      </w:r>
-    </w:p>
-    <w:p>
-      <w:pPr>
-        <w:pStyle w:val="BodyText"/>
-      </w:pPr>
-      <w:r>
-        <w:rPr>
-          <w:rStyle w:val="VerbatimChar"/>
-        </w:rPr>
-        <w:t xml:space="preserve">GSODR</w:t>
-      </w:r>
-      <w:r>
-        <w:t xml:space="preserve"> </w:t>
-      </w:r>
-      <w:r>
-        <w:t xml:space="preserve">needs a</w:t>
+        <w:t xml:space="preserve">Duluth is done. For homework you run the same analysis somewhere else — with the</w:t>
       </w:r>
       <w:r>
         <w:t xml:space="preserve"> </w:t>
@@ -4903,106 +4801,68 @@
           <w:b/>
           <w:bCs/>
         </w:rPr>
-        <w:t xml:space="preserve">station ID</w:t>
-      </w:r>
-      <w:r>
-        <w:t xml:space="preserve">, and most stations outside the US have missing years.</w:t>
-      </w:r>
-      <w:r>
-        <w:t xml:space="preserve"> </w:t>
-      </w:r>
-      <w:r>
-        <w:rPr>
-          <w:rStyle w:val="VerbatimChar"/>
-        </w:rPr>
-        <w:t xml:space="preserve">nasapower</w:t>
-      </w:r>
-      <w:r>
-        <w:t xml:space="preserve"> </w:t>
-      </w:r>
-      <w:r>
-        <w:t xml:space="preserve">needs only a</w:t>
-      </w:r>
-      <w:r>
-        <w:t xml:space="preserve"> </w:t>
+        <w:t xml:space="preserve">same</w:t>
       </w:r>
       <w:r>
         <w:rPr>
           <w:b/>
           <w:bCs/>
         </w:rPr>
-        <w:t xml:space="preserve">longitude and a latitude</w:t>
-      </w:r>
-      <w:r>
-        <w:t xml:space="preserve">, and gives you 1981 to now for anywhere on Earth with no gaps.</w:t>
-      </w:r>
-    </w:p>
-    <w:p>
-      <w:pPr>
-        <w:pStyle w:val="BodyText"/>
-      </w:pPr>
-      <w:r>
-        <w:t xml:space="preserve">Look up your city’s lat/long in any search engine.</w:t>
-      </w:r>
-    </w:p>
-    <w:p>
-      <w:pPr>
-        <w:pStyle w:val="Compact"/>
-        <w:numPr>
-          <w:ilvl w:val="0"/>
-          <w:numId w:val="1006"/>
-        </w:numPr>
-      </w:pPr>
-      <w:r>
-        <w:rPr>
+        <w:t xml:space="preserve"> </w:t>
+      </w:r>
+      <w:r>
+        <w:rPr>
+          <w:rStyle w:val="VerbatimChar"/>
           <w:b/>
           <w:bCs/>
         </w:rPr>
-        <w:t xml:space="preserve">south</w:t>
-      </w:r>
-      <w:r>
-        <w:t xml:space="preserve"> </w:t>
-      </w:r>
-      <w:r>
-        <w:t xml:space="preserve">of the equator →</w:t>
-      </w:r>
-      <w:r>
-        <w:t xml:space="preserve"> </w:t>
+        <w:t xml:space="preserve">GSODR</w:t>
       </w:r>
       <w:r>
         <w:rPr>
           <w:b/>
           <w:bCs/>
         </w:rPr>
-        <w:t xml:space="preserve">negative</w:t>
-      </w:r>
-      <w:r>
-        <w:t xml:space="preserve"> </w:t>
-      </w:r>
-      <w:r>
-        <w:t xml:space="preserve">latitude</w:t>
-      </w:r>
-    </w:p>
-    <w:p>
-      <w:pPr>
-        <w:pStyle w:val="Compact"/>
-        <w:numPr>
-          <w:ilvl w:val="0"/>
-          <w:numId w:val="1006"/>
-        </w:numPr>
-      </w:pPr>
+        <w:t xml:space="preserve"> </w:t>
+      </w:r>
       <w:r>
         <w:rPr>
           <w:b/>
           <w:bCs/>
         </w:rPr>
-        <w:t xml:space="preserve">west</w:t>
-      </w:r>
-      <w:r>
-        <w:t xml:space="preserve"> </w:t>
-      </w:r>
-      <w:r>
-        <w:t xml:space="preserve">of Greenwich →</w:t>
+        <w:t xml:space="preserve">package</w:t>
+      </w:r>
+      <w:r>
+        <w:t xml:space="preserve"> </w:t>
+      </w:r>
+      <w:r>
+        <w:t xml:space="preserve">you just used, so you get a long station record to compare against Duluth’s.</w:t>
+      </w:r>
+    </w:p>
+    <w:bookmarkStart w:id="29" w:name="what-gsod-actually-has-any-country"/>
+    <w:p>
+      <w:pPr>
+        <w:pStyle w:val="Heading2"/>
+      </w:pPr>
+      <w:r>
+        <w:t xml:space="preserve">What GSOD actually has — any country</w:t>
+      </w:r>
+    </w:p>
+    <w:p>
+      <w:pPr>
+        <w:pStyle w:val="FirstParagraph"/>
+      </w:pPr>
+      <w:r>
+        <w:rPr>
+          <w:rStyle w:val="VerbatimChar"/>
+        </w:rPr>
+        <w:t xml:space="preserve">GSODR</w:t>
+      </w:r>
+      <w:r>
+        <w:t xml:space="preserve"> </w:t>
+      </w:r>
+      <w:r>
+        <w:t xml:space="preserve">ships a table of</w:t>
       </w:r>
       <w:r>
         <w:t xml:space="preserve"> </w:t>
@@ -5012,18 +4872,18 @@
           <w:b/>
           <w:bCs/>
         </w:rPr>
-        <w:t xml:space="preserve">negative</w:t>
-      </w:r>
-      <w:r>
-        <w:t xml:space="preserve"> </w:t>
-      </w:r>
-      <w:r>
-        <w:t xml:space="preserve">longitude</w:t>
-      </w:r>
-    </w:p>
-    <w:p>
-      <w:pPr>
-        <w:pStyle w:val="FirstParagraph"/>
+        <w:t xml:space="preserve">every station in the world</w:t>
+      </w:r>
+      <w:r>
+        <w:t xml:space="preserve"> </w:t>
+      </w:r>
+      <w:r>
+        <w:t xml:space="preserve">and the years each one covers. This is how you find out what exists before you ask for it.</w:t>
+      </w:r>
+    </w:p>
+    <w:p>
+      <w:pPr>
+        <w:pStyle w:val="BodyText"/>
       </w:pPr>
       <w:r>
         <w:rPr>
@@ -5033,7 +4893,7 @@
         <w:t xml:space="preserve">▶ Run this</w:t>
       </w:r>
       <w:r>
-        <w:t xml:space="preserve">, with London filled in as an example:</w:t>
+        <w:t xml:space="preserve">, with Australia as the example:</w:t>
       </w:r>
     </w:p>
     <w:p>
@@ -5044,16 +4904,94 @@
         <w:rPr>
           <w:rStyle w:val="CommentTok"/>
         </w:rPr>
-        <w:t xml:space="preserve"># NASA POWER: lonlat = c(LONGITUDE, LATITUDE) -----------</w:t>
-      </w:r>
-      <w:r>
-        <w:br/>
-      </w:r>
-      <w:r>
-        <w:rPr>
-          <w:rStyle w:val="NormalTok"/>
-        </w:rPr>
-        <w:t xml:space="preserve">city_df </w:t>
+        <w:t xml:space="preserve"># Every GSOD station and the years it covers ------------</w:t>
+      </w:r>
+      <w:r>
+        <w:br/>
+      </w:r>
+      <w:r>
+        <w:rPr>
+          <w:rStyle w:val="FunctionTok"/>
+        </w:rPr>
+        <w:t xml:space="preserve">load</w:t>
+      </w:r>
+      <w:r>
+        <w:rPr>
+          <w:rStyle w:val="NormalTok"/>
+        </w:rPr>
+        <w:t xml:space="preserve">(</w:t>
+      </w:r>
+      <w:r>
+        <w:rPr>
+          <w:rStyle w:val="FunctionTok"/>
+        </w:rPr>
+        <w:t xml:space="preserve">system.file</w:t>
+      </w:r>
+      <w:r>
+        <w:rPr>
+          <w:rStyle w:val="NormalTok"/>
+        </w:rPr>
+        <w:t xml:space="preserve">(</w:t>
+      </w:r>
+      <w:r>
+        <w:rPr>
+          <w:rStyle w:val="StringTok"/>
+        </w:rPr>
+        <w:t xml:space="preserve">"extdata"</w:t>
+      </w:r>
+      <w:r>
+        <w:rPr>
+          <w:rStyle w:val="NormalTok"/>
+        </w:rPr>
+        <w:t xml:space="preserve">, </w:t>
+      </w:r>
+      <w:r>
+        <w:rPr>
+          <w:rStyle w:val="StringTok"/>
+        </w:rPr>
+        <w:t xml:space="preserve">"isd_history.rda"</w:t>
+      </w:r>
+      <w:r>
+        <w:rPr>
+          <w:rStyle w:val="NormalTok"/>
+        </w:rPr>
+        <w:t xml:space="preserve">, </w:t>
+      </w:r>
+      <w:r>
+        <w:rPr>
+          <w:rStyle w:val="AttributeTok"/>
+        </w:rPr>
+        <w:t xml:space="preserve">package =</w:t>
+      </w:r>
+      <w:r>
+        <w:rPr>
+          <w:rStyle w:val="NormalTok"/>
+        </w:rPr>
+        <w:t xml:space="preserve"> </w:t>
+      </w:r>
+      <w:r>
+        <w:rPr>
+          <w:rStyle w:val="StringTok"/>
+        </w:rPr>
+        <w:t xml:space="preserve">"GSODR"</w:t>
+      </w:r>
+      <w:r>
+        <w:rPr>
+          <w:rStyle w:val="NormalTok"/>
+        </w:rPr>
+        <w:t xml:space="preserve">))</w:t>
+      </w:r>
+      <w:r>
+        <w:br/>
+      </w:r>
+      <w:r>
+        <w:br/>
+      </w:r>
+      <w:r>
+        <w:rPr>
+          <w:rStyle w:val="NormalTok"/>
+        </w:rPr>
+        <w:t xml:space="preserve">stations_df </w:t>
       </w:r>
       <w:r>
         <w:rPr>
@@ -5065,13 +5003,106 @@
         <w:rPr>
           <w:rStyle w:val="NormalTok"/>
         </w:rPr>
-        <w:t xml:space="preserve"> </w:t>
+        <w:t xml:space="preserve"> isd_history </w:t>
+      </w:r>
+      <w:r>
+        <w:rPr>
+          <w:rStyle w:val="SpecialCharTok"/>
+        </w:rPr>
+        <w:t xml:space="preserve">%&gt;%</w:t>
+      </w:r>
+      <w:r>
+        <w:br/>
+      </w:r>
+      <w:r>
+        <w:rPr>
+          <w:rStyle w:val="NormalTok"/>
+        </w:rPr>
+        <w:t xml:space="preserve">  </w:t>
       </w:r>
       <w:r>
         <w:rPr>
           <w:rStyle w:val="FunctionTok"/>
         </w:rPr>
-        <w:t xml:space="preserve">get_power</w:t>
+        <w:t xml:space="preserve">clean_names</w:t>
+      </w:r>
+      <w:r>
+        <w:rPr>
+          <w:rStyle w:val="NormalTok"/>
+        </w:rPr>
+        <w:t xml:space="preserve">() </w:t>
+      </w:r>
+      <w:r>
+        <w:rPr>
+          <w:rStyle w:val="SpecialCharTok"/>
+        </w:rPr>
+        <w:t xml:space="preserve">%&gt;%</w:t>
+      </w:r>
+      <w:r>
+        <w:br/>
+      </w:r>
+      <w:r>
+        <w:rPr>
+          <w:rStyle w:val="NormalTok"/>
+        </w:rPr>
+        <w:t xml:space="preserve">  </w:t>
+      </w:r>
+      <w:r>
+        <w:rPr>
+          <w:rStyle w:val="FunctionTok"/>
+        </w:rPr>
+        <w:t xml:space="preserve">filter</w:t>
+      </w:r>
+      <w:r>
+        <w:rPr>
+          <w:rStyle w:val="NormalTok"/>
+        </w:rPr>
+        <w:t xml:space="preserve">(country_name </w:t>
+      </w:r>
+      <w:r>
+        <w:rPr>
+          <w:rStyle w:val="SpecialCharTok"/>
+        </w:rPr>
+        <w:t xml:space="preserve">==</w:t>
+      </w:r>
+      <w:r>
+        <w:rPr>
+          <w:rStyle w:val="NormalTok"/>
+        </w:rPr>
+        <w:t xml:space="preserve"> </w:t>
+      </w:r>
+      <w:r>
+        <w:rPr>
+          <w:rStyle w:val="StringTok"/>
+        </w:rPr>
+        <w:t xml:space="preserve">"AUSTRALIA"</w:t>
+      </w:r>
+      <w:r>
+        <w:rPr>
+          <w:rStyle w:val="NormalTok"/>
+        </w:rPr>
+        <w:t xml:space="preserve">) </w:t>
+      </w:r>
+      <w:r>
+        <w:rPr>
+          <w:rStyle w:val="SpecialCharTok"/>
+        </w:rPr>
+        <w:t xml:space="preserve">%&gt;%</w:t>
+      </w:r>
+      <w:r>
+        <w:br/>
+      </w:r>
+      <w:r>
+        <w:rPr>
+          <w:rStyle w:val="NormalTok"/>
+        </w:rPr>
+        <w:t xml:space="preserve">  </w:t>
+      </w:r>
+      <w:r>
+        <w:rPr>
+          <w:rStyle w:val="FunctionTok"/>
+        </w:rPr>
+        <w:t xml:space="preserve">mutate</w:t>
       </w:r>
       <w:r>
         <w:rPr>
@@ -5083,19 +5114,175 @@
         <w:rPr>
           <w:rStyle w:val="AttributeTok"/>
         </w:rPr>
-        <w:t xml:space="preserve">community =</w:t>
-      </w:r>
-      <w:r>
-        <w:rPr>
-          <w:rStyle w:val="NormalTok"/>
-        </w:rPr>
-        <w:t xml:space="preserve"> </w:t>
-      </w:r>
-      <w:r>
-        <w:rPr>
-          <w:rStyle w:val="StringTok"/>
-        </w:rPr>
-        <w:t xml:space="preserve">"ag"</w:t>
+        <w:t xml:space="preserve">begin_year =</w:t>
+      </w:r>
+      <w:r>
+        <w:rPr>
+          <w:rStyle w:val="NormalTok"/>
+        </w:rPr>
+        <w:t xml:space="preserve"> </w:t>
+      </w:r>
+      <w:r>
+        <w:rPr>
+          <w:rStyle w:val="FunctionTok"/>
+        </w:rPr>
+        <w:t xml:space="preserve">as.integer</w:t>
+      </w:r>
+      <w:r>
+        <w:rPr>
+          <w:rStyle w:val="NormalTok"/>
+        </w:rPr>
+        <w:t xml:space="preserve">(</w:t>
+      </w:r>
+      <w:r>
+        <w:rPr>
+          <w:rStyle w:val="FunctionTok"/>
+        </w:rPr>
+        <w:t xml:space="preserve">str_sub</w:t>
+      </w:r>
+      <w:r>
+        <w:rPr>
+          <w:rStyle w:val="NormalTok"/>
+        </w:rPr>
+        <w:t xml:space="preserve">(begin, </w:t>
+      </w:r>
+      <w:r>
+        <w:rPr>
+          <w:rStyle w:val="DecValTok"/>
+        </w:rPr>
+        <w:t xml:space="preserve">1</w:t>
+      </w:r>
+      <w:r>
+        <w:rPr>
+          <w:rStyle w:val="NormalTok"/>
+        </w:rPr>
+        <w:t xml:space="preserve">, </w:t>
+      </w:r>
+      <w:r>
+        <w:rPr>
+          <w:rStyle w:val="DecValTok"/>
+        </w:rPr>
+        <w:t xml:space="preserve">4</w:t>
+      </w:r>
+      <w:r>
+        <w:rPr>
+          <w:rStyle w:val="NormalTok"/>
+        </w:rPr>
+        <w:t xml:space="preserve">)),</w:t>
+      </w:r>
+      <w:r>
+        <w:br/>
+      </w:r>
+      <w:r>
+        <w:rPr>
+          <w:rStyle w:val="NormalTok"/>
+        </w:rPr>
+        <w:t xml:space="preserve">         </w:t>
+      </w:r>
+      <w:r>
+        <w:rPr>
+          <w:rStyle w:val="AttributeTok"/>
+        </w:rPr>
+        <w:t xml:space="preserve">end_year   =</w:t>
+      </w:r>
+      <w:r>
+        <w:rPr>
+          <w:rStyle w:val="NormalTok"/>
+        </w:rPr>
+        <w:t xml:space="preserve"> </w:t>
+      </w:r>
+      <w:r>
+        <w:rPr>
+          <w:rStyle w:val="FunctionTok"/>
+        </w:rPr>
+        <w:t xml:space="preserve">as.integer</w:t>
+      </w:r>
+      <w:r>
+        <w:rPr>
+          <w:rStyle w:val="NormalTok"/>
+        </w:rPr>
+        <w:t xml:space="preserve">(</w:t>
+      </w:r>
+      <w:r>
+        <w:rPr>
+          <w:rStyle w:val="FunctionTok"/>
+        </w:rPr>
+        <w:t xml:space="preserve">str_sub</w:t>
+      </w:r>
+      <w:r>
+        <w:rPr>
+          <w:rStyle w:val="NormalTok"/>
+        </w:rPr>
+        <w:t xml:space="preserve">(end, </w:t>
+      </w:r>
+      <w:r>
+        <w:rPr>
+          <w:rStyle w:val="DecValTok"/>
+        </w:rPr>
+        <w:t xml:space="preserve">1</w:t>
+      </w:r>
+      <w:r>
+        <w:rPr>
+          <w:rStyle w:val="NormalTok"/>
+        </w:rPr>
+        <w:t xml:space="preserve">, </w:t>
+      </w:r>
+      <w:r>
+        <w:rPr>
+          <w:rStyle w:val="DecValTok"/>
+        </w:rPr>
+        <w:t xml:space="preserve">4</w:t>
+      </w:r>
+      <w:r>
+        <w:rPr>
+          <w:rStyle w:val="NormalTok"/>
+        </w:rPr>
+        <w:t xml:space="preserve">))) </w:t>
+      </w:r>
+      <w:r>
+        <w:rPr>
+          <w:rStyle w:val="SpecialCharTok"/>
+        </w:rPr>
+        <w:t xml:space="preserve">%&gt;%</w:t>
+      </w:r>
+      <w:r>
+        <w:br/>
+      </w:r>
+      <w:r>
+        <w:rPr>
+          <w:rStyle w:val="NormalTok"/>
+        </w:rPr>
+        <w:t xml:space="preserve">  </w:t>
+      </w:r>
+      <w:r>
+        <w:rPr>
+          <w:rStyle w:val="FunctionTok"/>
+        </w:rPr>
+        <w:t xml:space="preserve">filter</w:t>
+      </w:r>
+      <w:r>
+        <w:rPr>
+          <w:rStyle w:val="NormalTok"/>
+        </w:rPr>
+        <w:t xml:space="preserve">(begin_year </w:t>
+      </w:r>
+      <w:r>
+        <w:rPr>
+          <w:rStyle w:val="SpecialCharTok"/>
+        </w:rPr>
+        <w:t xml:space="preserve">&lt;=</w:t>
+      </w:r>
+      <w:r>
+        <w:rPr>
+          <w:rStyle w:val="NormalTok"/>
+        </w:rPr>
+        <w:t xml:space="preserve"> </w:t>
+      </w:r>
+      <w:r>
+        <w:rPr>
+          <w:rStyle w:val="DecValTok"/>
+        </w:rPr>
+        <w:t xml:space="preserve">1970</w:t>
       </w:r>
       <w:r>
         <w:rPr>
@@ -5110,280 +5297,97 @@
         <w:rPr>
           <w:rStyle w:val="NormalTok"/>
         </w:rPr>
-        <w:t xml:space="preserve">                     </w:t>
-      </w:r>
-      <w:r>
-        <w:rPr>
-          <w:rStyle w:val="AttributeTok"/>
-        </w:rPr>
-        <w:t xml:space="preserve">lonlat =</w:t>
-      </w:r>
-      <w:r>
-        <w:rPr>
-          <w:rStyle w:val="NormalTok"/>
-        </w:rPr>
-        <w:t xml:space="preserve"> </w:t>
+        <w:t xml:space="preserve">         end_year </w:t>
+      </w:r>
+      <w:r>
+        <w:rPr>
+          <w:rStyle w:val="SpecialCharTok"/>
+        </w:rPr>
+        <w:t xml:space="preserve">&gt;=</w:t>
+      </w:r>
+      <w:r>
+        <w:rPr>
+          <w:rStyle w:val="NormalTok"/>
+        </w:rPr>
+        <w:t xml:space="preserve"> </w:t>
+      </w:r>
+      <w:r>
+        <w:rPr>
+          <w:rStyle w:val="DecValTok"/>
+        </w:rPr>
+        <w:t xml:space="preserve">2025</w:t>
+      </w:r>
+      <w:r>
+        <w:rPr>
+          <w:rStyle w:val="NormalTok"/>
+        </w:rPr>
+        <w:t xml:space="preserve">) </w:t>
+      </w:r>
+      <w:r>
+        <w:rPr>
+          <w:rStyle w:val="SpecialCharTok"/>
+        </w:rPr>
+        <w:t xml:space="preserve">%&gt;%</w:t>
+      </w:r>
+      <w:r>
+        <w:br/>
+      </w:r>
+      <w:r>
+        <w:rPr>
+          <w:rStyle w:val="NormalTok"/>
+        </w:rPr>
+        <w:t xml:space="preserve">  </w:t>
       </w:r>
       <w:r>
         <w:rPr>
           <w:rStyle w:val="FunctionTok"/>
         </w:rPr>
-        <w:t xml:space="preserve">c</w:t>
-      </w:r>
-      <w:r>
-        <w:rPr>
-          <w:rStyle w:val="NormalTok"/>
-        </w:rPr>
-        <w:t xml:space="preserve">(</w:t>
+        <w:t xml:space="preserve">select</w:t>
+      </w:r>
+      <w:r>
+        <w:rPr>
+          <w:rStyle w:val="NormalTok"/>
+        </w:rPr>
+        <w:t xml:space="preserve">(stnid, name, begin_year, end_year) </w:t>
       </w:r>
       <w:r>
         <w:rPr>
           <w:rStyle w:val="SpecialCharTok"/>
         </w:rPr>
-        <w:t xml:space="preserve">-</w:t>
-      </w:r>
-      <w:r>
-        <w:rPr>
-          <w:rStyle w:val="FloatTok"/>
-        </w:rPr>
-        <w:t xml:space="preserve">0.13</w:t>
-      </w:r>
-      <w:r>
-        <w:rPr>
-          <w:rStyle w:val="NormalTok"/>
-        </w:rPr>
-        <w:t xml:space="preserve">, </w:t>
-      </w:r>
-      <w:r>
-        <w:rPr>
-          <w:rStyle w:val="FloatTok"/>
-        </w:rPr>
-        <w:t xml:space="preserve">51.51</w:t>
-      </w:r>
-      <w:r>
-        <w:rPr>
-          <w:rStyle w:val="NormalTok"/>
-        </w:rPr>
-        <w:t xml:space="preserve">),</w:t>
-      </w:r>
-      <w:r>
-        <w:br/>
-      </w:r>
-      <w:r>
-        <w:rPr>
-          <w:rStyle w:val="NormalTok"/>
-        </w:rPr>
-        <w:t xml:space="preserve">                     </w:t>
-      </w:r>
-      <w:r>
-        <w:rPr>
-          <w:rStyle w:val="AttributeTok"/>
-        </w:rPr>
-        <w:t xml:space="preserve">pars =</w:t>
-      </w:r>
-      <w:r>
-        <w:rPr>
-          <w:rStyle w:val="NormalTok"/>
-        </w:rPr>
-        <w:t xml:space="preserve"> </w:t>
-      </w:r>
-      <w:r>
-        <w:rPr>
-          <w:rStyle w:val="StringTok"/>
-        </w:rPr>
-        <w:t xml:space="preserve">"T2M"</w:t>
-      </w:r>
-      <w:r>
-        <w:rPr>
-          <w:rStyle w:val="NormalTok"/>
-        </w:rPr>
-        <w:t xml:space="preserve">,</w:t>
-      </w:r>
-      <w:r>
-        <w:br/>
-      </w:r>
-      <w:r>
-        <w:rPr>
-          <w:rStyle w:val="NormalTok"/>
-        </w:rPr>
-        <w:t xml:space="preserve">                     </w:t>
-      </w:r>
-      <w:r>
-        <w:rPr>
-          <w:rStyle w:val="AttributeTok"/>
-        </w:rPr>
-        <w:t xml:space="preserve">dates =</w:t>
-      </w:r>
-      <w:r>
-        <w:rPr>
-          <w:rStyle w:val="NormalTok"/>
-        </w:rPr>
-        <w:t xml:space="preserve"> </w:t>
+        <w:t xml:space="preserve">%&gt;%</w:t>
+      </w:r>
+      <w:r>
+        <w:br/>
+      </w:r>
+      <w:r>
+        <w:rPr>
+          <w:rStyle w:val="NormalTok"/>
+        </w:rPr>
+        <w:t xml:space="preserve">  </w:t>
       </w:r>
       <w:r>
         <w:rPr>
           <w:rStyle w:val="FunctionTok"/>
         </w:rPr>
-        <w:t xml:space="preserve">c</w:t>
-      </w:r>
-      <w:r>
-        <w:rPr>
-          <w:rStyle w:val="NormalTok"/>
-        </w:rPr>
-        <w:t xml:space="preserve">(</w:t>
-      </w:r>
-      <w:r>
-        <w:rPr>
-          <w:rStyle w:val="StringTok"/>
-        </w:rPr>
-        <w:t xml:space="preserve">"1981-01-01"</w:t>
-      </w:r>
-      <w:r>
-        <w:rPr>
-          <w:rStyle w:val="NormalTok"/>
-        </w:rPr>
-        <w:t xml:space="preserve">, </w:t>
-      </w:r>
-      <w:r>
-        <w:rPr>
-          <w:rStyle w:val="StringTok"/>
-        </w:rPr>
-        <w:t xml:space="preserve">"2024-12-31"</w:t>
-      </w:r>
-      <w:r>
-        <w:rPr>
-          <w:rStyle w:val="NormalTok"/>
-        </w:rPr>
-        <w:t xml:space="preserve">),</w:t>
-      </w:r>
-      <w:r>
-        <w:br/>
-      </w:r>
-      <w:r>
-        <w:rPr>
-          <w:rStyle w:val="NormalTok"/>
-        </w:rPr>
-        <w:t xml:space="preserve">                     </w:t>
-      </w:r>
-      <w:r>
-        <w:rPr>
-          <w:rStyle w:val="AttributeTok"/>
-        </w:rPr>
-        <w:t xml:space="preserve">temporal_api =</w:t>
-      </w:r>
-      <w:r>
-        <w:rPr>
-          <w:rStyle w:val="NormalTok"/>
-        </w:rPr>
-        <w:t xml:space="preserve"> </w:t>
-      </w:r>
-      <w:r>
-        <w:rPr>
-          <w:rStyle w:val="StringTok"/>
-        </w:rPr>
-        <w:t xml:space="preserve">"daily"</w:t>
-      </w:r>
-      <w:r>
-        <w:rPr>
-          <w:rStyle w:val="NormalTok"/>
-        </w:rPr>
-        <w:t xml:space="preserve">) </w:t>
-      </w:r>
-      <w:r>
-        <w:rPr>
-          <w:rStyle w:val="SpecialCharTok"/>
-        </w:rPr>
-        <w:t xml:space="preserve">%&gt;%</w:t>
-      </w:r>
-      <w:r>
-        <w:br/>
-      </w:r>
-      <w:r>
-        <w:rPr>
-          <w:rStyle w:val="NormalTok"/>
-        </w:rPr>
-        <w:t xml:space="preserve">  </w:t>
-      </w:r>
-      <w:r>
-        <w:rPr>
-          <w:rStyle w:val="FunctionTok"/>
-        </w:rPr>
-        <w:t xml:space="preserve">clean_names</w:t>
-      </w:r>
-      <w:r>
-        <w:rPr>
-          <w:rStyle w:val="NormalTok"/>
-        </w:rPr>
-        <w:t xml:space="preserve">() </w:t>
-      </w:r>
-      <w:r>
-        <w:rPr>
-          <w:rStyle w:val="SpecialCharTok"/>
-        </w:rPr>
-        <w:t xml:space="preserve">%&gt;%</w:t>
-      </w:r>
-      <w:r>
-        <w:br/>
-      </w:r>
-      <w:r>
-        <w:rPr>
-          <w:rStyle w:val="NormalTok"/>
-        </w:rPr>
-        <w:t xml:space="preserve">  </w:t>
-      </w:r>
-      <w:r>
-        <w:rPr>
-          <w:rStyle w:val="FunctionTok"/>
-        </w:rPr>
-        <w:t xml:space="preserve">rename</w:t>
-      </w:r>
-      <w:r>
-        <w:rPr>
-          <w:rStyle w:val="NormalTok"/>
-        </w:rPr>
-        <w:t xml:space="preserve">(</w:t>
-      </w:r>
-      <w:r>
-        <w:rPr>
-          <w:rStyle w:val="AttributeTok"/>
-        </w:rPr>
-        <w:t xml:space="preserve">month =</w:t>
-      </w:r>
-      <w:r>
-        <w:rPr>
-          <w:rStyle w:val="NormalTok"/>
-        </w:rPr>
-        <w:t xml:space="preserve"> mm, </w:t>
-      </w:r>
-      <w:r>
-        <w:rPr>
-          <w:rStyle w:val="AttributeTok"/>
-        </w:rPr>
-        <w:t xml:space="preserve">temp =</w:t>
-      </w:r>
-      <w:r>
-        <w:rPr>
-          <w:rStyle w:val="NormalTok"/>
-        </w:rPr>
-        <w:t xml:space="preserve"> t2m)</w:t>
-      </w:r>
-      <w:r>
-        <w:br/>
-      </w:r>
-      <w:r>
-        <w:br/>
-      </w:r>
-      <w:r>
-        <w:rPr>
-          <w:rStyle w:val="FunctionTok"/>
-        </w:rPr>
-        <w:t xml:space="preserve">dim</w:t>
-      </w:r>
-      <w:r>
-        <w:rPr>
-          <w:rStyle w:val="NormalTok"/>
-        </w:rPr>
-        <w:t xml:space="preserve">(city_df)</w:t>
+        <w:t xml:space="preserve">arrange</w:t>
+      </w:r>
+      <w:r>
+        <w:rPr>
+          <w:rStyle w:val="NormalTok"/>
+        </w:rPr>
+        <w:t xml:space="preserve">(begin_year)</w:t>
+      </w:r>
+      <w:r>
+        <w:br/>
+      </w:r>
+      <w:r>
+        <w:br/>
+      </w:r>
+      <w:r>
+        <w:rPr>
+          <w:rStyle w:val="NormalTok"/>
+        </w:rPr>
+        <w:t xml:space="preserve">stations_df</w:t>
       </w:r>
     </w:p>
     <w:p>
@@ -5391,7 +5395,7 @@
         <w:pStyle w:val="FirstParagraph"/>
       </w:pPr>
       <w:r>
-        <w:t xml:space="preserve">Watch the</w:t>
+        <w:t xml:space="preserve">Put</w:t>
       </w:r>
       <w:r>
         <w:t xml:space="preserve"> </w:t>
@@ -5401,10 +5405,13 @@
           <w:b/>
           <w:bCs/>
         </w:rPr>
-        <w:t xml:space="preserve">order</w:t>
-      </w:r>
-      <w:r>
-        <w:t xml:space="preserve">: longitude first, then latitude.</w:t>
+        <w:t xml:space="preserve">your</w:t>
+      </w:r>
+      <w:r>
+        <w:t xml:space="preserve"> </w:t>
+      </w:r>
+      <w:r>
+        <w:t xml:space="preserve">country in</w:t>
       </w:r>
       <w:r>
         <w:t xml:space="preserve"> </w:t>
@@ -5413,13 +5420,10 @@
         <w:rPr>
           <w:rStyle w:val="VerbatimChar"/>
         </w:rPr>
-        <w:t xml:space="preserve">rename()</w:t>
-      </w:r>
-      <w:r>
-        <w:t xml:space="preserve"> </w:t>
-      </w:r>
-      <w:r>
-        <w:t xml:space="preserve">makes the columns match the names you used all class, so every line after this is code you have already written.</w:t>
+        <w:t xml:space="preserve">filter(country_name == )</w:t>
+      </w:r>
+      <w:r>
+        <w:t xml:space="preserve">, in CAPITALS. Australia has 151 stations starting in 1970 or earlier and still reporting; Kenya has 19, India 138, Brazil 49.</w:t>
       </w:r>
     </w:p>
     <w:p>
@@ -5427,71 +5431,1490 @@
         <w:pStyle w:val="BodyText"/>
       </w:pPr>
       <w:r>
-        <w:t xml:space="preserve">✏️</w:t>
-      </w:r>
-      <w:r>
-        <w:t xml:space="preserve"> </w:t>
-      </w:r>
-      <w:r>
-        <w:rPr>
+        <w:t xml:space="preserve">Scan the</w:t>
+      </w:r>
+      <w:r>
+        <w:t xml:space="preserve"> </w:t>
+      </w:r>
+      <w:r>
+        <w:rPr>
+          <w:rStyle w:val="VerbatimChar"/>
+        </w:rPr>
+        <w:t xml:space="preserve">name</w:t>
+      </w:r>
+      <w:r>
+        <w:t xml:space="preserve"> </w:t>
+      </w:r>
+      <w:r>
+        <w:t xml:space="preserve">column for a city you want, and note two things: its</w:t>
+      </w:r>
+      <w:r>
+        <w:t xml:space="preserve"> </w:t>
+      </w:r>
+      <w:r>
+        <w:rPr>
+          <w:rStyle w:val="VerbatimChar"/>
           <w:b/>
           <w:bCs/>
         </w:rPr>
-        <w:t xml:space="preserve">Your turn:</w:t>
-      </w:r>
-      <w:r>
-        <w:t xml:space="preserve"> </w:t>
-      </w:r>
-      <w:r>
-        <w:t xml:space="preserve">replace those two numbers with your own city and run it again. Expect about 16,000 rows.</w:t>
-      </w:r>
-    </w:p>
-    <w:p>
-      <w:pPr>
-        <w:pStyle w:val="BodyText"/>
-      </w:pPr>
-      <w:r>
-        <w:t xml:space="preserve">✏️</w:t>
-      </w:r>
-      <w:r>
-        <w:t xml:space="preserve"> </w:t>
-      </w:r>
-      <w:r>
-        <w:rPr>
+        <w:t xml:space="preserve">stnid</w:t>
+      </w:r>
+      <w:r>
+        <w:t xml:space="preserve"> </w:t>
+      </w:r>
+      <w:r>
+        <w:t xml:space="preserve">and its</w:t>
+      </w:r>
+      <w:r>
+        <w:t xml:space="preserve"> </w:t>
+      </w:r>
+      <w:r>
+        <w:rPr>
+          <w:rStyle w:val="VerbatimChar"/>
           <w:b/>
           <w:bCs/>
         </w:rPr>
-        <w:t xml:space="preserve">Q10a:</w:t>
-      </w:r>
-      <w:r>
-        <w:t xml:space="preserve"> </w:t>
-      </w:r>
-      <w:r>
-        <w:t xml:space="preserve">What city did you pick? Longitude and latitude?</w:t>
+        <w:t xml:space="preserve">begin_year</w:t>
+      </w:r>
+      <w:r>
+        <w:t xml:space="preserve">.</w:t>
+      </w:r>
+    </w:p>
+    <w:bookmarkEnd w:id="29"/>
+    <w:bookmarkStart w:id="30" w:name="download-it"/>
+    <w:p>
+      <w:pPr>
+        <w:pStyle w:val="Heading2"/>
+      </w:pPr>
+      <w:r>
+        <w:t xml:space="preserve">Download it</w:t>
+      </w:r>
+    </w:p>
+    <w:p>
+      <w:pPr>
+        <w:pStyle w:val="FirstParagraph"/>
+      </w:pPr>
+      <w:r>
+        <w:rPr>
+          <w:rStyle w:val="VerbatimChar"/>
+        </w:rPr>
+        <w:t xml:space="preserve">stnid</w:t>
+      </w:r>
+      <w:r>
+        <w:t xml:space="preserve"> </w:t>
+      </w:r>
+      <w:r>
+        <w:t xml:space="preserve">goes into</w:t>
+      </w:r>
+      <w:r>
+        <w:t xml:space="preserve"> </w:t>
+      </w:r>
+      <w:r>
+        <w:rPr>
+          <w:rStyle w:val="VerbatimChar"/>
+        </w:rPr>
+        <w:t xml:space="preserve">get_GSOD()</w:t>
+      </w:r>
+      <w:r>
+        <w:t xml:space="preserve">, and</w:t>
+      </w:r>
+      <w:r>
+        <w:t xml:space="preserve"> </w:t>
+      </w:r>
+      <w:r>
+        <w:rPr>
+          <w:rStyle w:val="VerbatimChar"/>
+        </w:rPr>
+        <w:t xml:space="preserve">begin_year</w:t>
+      </w:r>
+      <w:r>
+        <w:t xml:space="preserve"> </w:t>
+      </w:r>
+      <w:r>
+        <w:t xml:space="preserve">tells you what to put at the start of the year range:</w:t>
       </w:r>
     </w:p>
     <w:p>
       <w:pPr>
         <w:pStyle w:val="BodyText"/>
       </w:pPr>
-      <w:r>
-        <w:t xml:space="preserve">✏️</w:t>
-      </w:r>
-      <w:r>
-        <w:t xml:space="preserve"> </w:t>
-      </w:r>
       <w:r>
         <w:rPr>
           <w:b/>
           <w:bCs/>
         </w:rPr>
+        <w:t xml:space="preserve">▶ Run this</w:t>
+      </w:r>
+      <w:r>
+        <w:t xml:space="preserve">, with Melbourne filled in as an example:</w:t>
+      </w:r>
+    </w:p>
+    <w:p>
+      <w:pPr>
+        <w:pStyle w:val="SourceCode"/>
+      </w:pPr>
+      <w:r>
+        <w:rPr>
+          <w:rStyle w:val="CommentTok"/>
+        </w:rPr>
+        <w:t xml:space="preserve"># Your city's whole station record ----------------------</w:t>
+      </w:r>
+      <w:r>
+        <w:br/>
+      </w:r>
+      <w:r>
+        <w:rPr>
+          <w:rStyle w:val="NormalTok"/>
+        </w:rPr>
+        <w:t xml:space="preserve">city_df </w:t>
+      </w:r>
+      <w:r>
+        <w:rPr>
+          <w:rStyle w:val="OtherTok"/>
+        </w:rPr>
+        <w:t xml:space="preserve">&lt;-</w:t>
+      </w:r>
+      <w:r>
+        <w:rPr>
+          <w:rStyle w:val="NormalTok"/>
+        </w:rPr>
+        <w:t xml:space="preserve"> </w:t>
+      </w:r>
+      <w:r>
+        <w:rPr>
+          <w:rStyle w:val="FunctionTok"/>
+        </w:rPr>
+        <w:t xml:space="preserve">get_GSOD</w:t>
+      </w:r>
+      <w:r>
+        <w:rPr>
+          <w:rStyle w:val="NormalTok"/>
+        </w:rPr>
+        <w:t xml:space="preserve">(</w:t>
+      </w:r>
+      <w:r>
+        <w:rPr>
+          <w:rStyle w:val="AttributeTok"/>
+        </w:rPr>
+        <w:t xml:space="preserve">years =</w:t>
+      </w:r>
+      <w:r>
+        <w:rPr>
+          <w:rStyle w:val="NormalTok"/>
+        </w:rPr>
+        <w:t xml:space="preserve"> </w:t>
+      </w:r>
+      <w:r>
+        <w:rPr>
+          <w:rStyle w:val="DecValTok"/>
+        </w:rPr>
+        <w:t xml:space="preserve">1966</w:t>
+      </w:r>
+      <w:r>
+        <w:rPr>
+          <w:rStyle w:val="SpecialCharTok"/>
+        </w:rPr>
+        <w:t xml:space="preserve">:</w:t>
+      </w:r>
+      <w:r>
+        <w:rPr>
+          <w:rStyle w:val="DecValTok"/>
+        </w:rPr>
+        <w:t xml:space="preserve">2025</w:t>
+      </w:r>
+      <w:r>
+        <w:rPr>
+          <w:rStyle w:val="NormalTok"/>
+        </w:rPr>
+        <w:t xml:space="preserve">,</w:t>
+      </w:r>
+      <w:r>
+        <w:br/>
+      </w:r>
+      <w:r>
+        <w:rPr>
+          <w:rStyle w:val="NormalTok"/>
+        </w:rPr>
+        <w:t xml:space="preserve">                    </w:t>
+      </w:r>
+      <w:r>
+        <w:rPr>
+          <w:rStyle w:val="AttributeTok"/>
+        </w:rPr>
+        <w:t xml:space="preserve">station =</w:t>
+      </w:r>
+      <w:r>
+        <w:rPr>
+          <w:rStyle w:val="NormalTok"/>
+        </w:rPr>
+        <w:t xml:space="preserve"> </w:t>
+      </w:r>
+      <w:r>
+        <w:rPr>
+          <w:rStyle w:val="StringTok"/>
+        </w:rPr>
+        <w:t xml:space="preserve">"959360-99999"</w:t>
+      </w:r>
+      <w:r>
+        <w:rPr>
+          <w:rStyle w:val="NormalTok"/>
+        </w:rPr>
+        <w:t xml:space="preserve">) </w:t>
+      </w:r>
+      <w:r>
+        <w:rPr>
+          <w:rStyle w:val="SpecialCharTok"/>
+        </w:rPr>
+        <w:t xml:space="preserve">%&gt;%</w:t>
+      </w:r>
+      <w:r>
+        <w:br/>
+      </w:r>
+      <w:r>
+        <w:rPr>
+          <w:rStyle w:val="NormalTok"/>
+        </w:rPr>
+        <w:t xml:space="preserve">  </w:t>
+      </w:r>
+      <w:r>
+        <w:rPr>
+          <w:rStyle w:val="FunctionTok"/>
+        </w:rPr>
+        <w:t xml:space="preserve">clean_names</w:t>
+      </w:r>
+      <w:r>
+        <w:rPr>
+          <w:rStyle w:val="NormalTok"/>
+        </w:rPr>
+        <w:t xml:space="preserve">()</w:t>
+      </w:r>
+      <w:r>
+        <w:br/>
+      </w:r>
+      <w:r>
+        <w:br/>
+      </w:r>
+      <w:r>
+        <w:rPr>
+          <w:rStyle w:val="FunctionTok"/>
+        </w:rPr>
+        <w:t xml:space="preserve">dim</w:t>
+      </w:r>
+      <w:r>
+        <w:rPr>
+          <w:rStyle w:val="NormalTok"/>
+        </w:rPr>
+        <w:t xml:space="preserve">(city_df)</w:t>
+      </w:r>
+    </w:p>
+    <w:p>
+      <w:pPr>
+        <w:pStyle w:val="FirstParagraph"/>
+      </w:pPr>
+      <w:r>
+        <w:t xml:space="preserve">Replace</w:t>
+      </w:r>
+      <w:r>
+        <w:t xml:space="preserve"> </w:t>
+      </w:r>
+      <w:r>
+        <w:rPr>
+          <w:b/>
+          <w:bCs/>
+        </w:rPr>
+        <w:t xml:space="preserve">both</w:t>
+      </w:r>
+      <w:r>
+        <w:t xml:space="preserve"> </w:t>
+      </w:r>
+      <w:r>
+        <w:t xml:space="preserve">the years and the</w:t>
+      </w:r>
+      <w:r>
+        <w:t xml:space="preserve"> </w:t>
+      </w:r>
+      <w:r>
+        <w:rPr>
+          <w:rStyle w:val="VerbatimChar"/>
+        </w:rPr>
+        <w:t xml:space="preserve">stnid</w:t>
+      </w:r>
+      <w:r>
+        <w:t xml:space="preserve"> </w:t>
+      </w:r>
+      <w:r>
+        <w:t xml:space="preserve">with your own before you go any further.</w:t>
+      </w:r>
+    </w:p>
+    <w:p>
+      <w:pPr>
+        <w:pStyle w:val="BlockText"/>
+      </w:pPr>
+      <w:r>
+        <w:t xml:space="preserve">💡</w:t>
+      </w:r>
+      <w:r>
+        <w:t xml:space="preserve"> </w:t>
+      </w:r>
+      <w:r>
+        <w:rPr>
+          <w:b/>
+          <w:bCs/>
+        </w:rPr>
+        <w:t xml:space="preserve">Key idea:</w:t>
+      </w:r>
+      <w:r>
+        <w:t xml:space="preserve"> </w:t>
+      </w:r>
+      <w:r>
+        <w:rPr>
+          <w:rStyle w:val="VerbatimChar"/>
+        </w:rPr>
+        <w:t xml:space="preserve">get_GSOD()</w:t>
+      </w:r>
+      <w:r>
+        <w:t xml:space="preserve"> </w:t>
+      </w:r>
+      <w:r>
+        <w:t xml:space="preserve">hands back the</w:t>
+      </w:r>
+      <w:r>
+        <w:t xml:space="preserve"> </w:t>
+      </w:r>
+      <w:r>
+        <w:rPr>
+          <w:b/>
+          <w:bCs/>
+        </w:rPr>
+        <w:t xml:space="preserve">same columns</w:t>
+      </w:r>
+      <w:r>
+        <w:t xml:space="preserve"> </w:t>
+      </w:r>
+      <w:r>
+        <w:t xml:space="preserve">as Duluth —</w:t>
+      </w:r>
+      <w:r>
+        <w:t xml:space="preserve"> </w:t>
+      </w:r>
+      <w:r>
+        <w:rPr>
+          <w:rStyle w:val="VerbatimChar"/>
+        </w:rPr>
+        <w:t xml:space="preserve">year</w:t>
+      </w:r>
+      <w:r>
+        <w:t xml:space="preserve">,</w:t>
+      </w:r>
+      <w:r>
+        <w:t xml:space="preserve"> </w:t>
+      </w:r>
+      <w:r>
+        <w:rPr>
+          <w:rStyle w:val="VerbatimChar"/>
+        </w:rPr>
+        <w:t xml:space="preserve">month</w:t>
+      </w:r>
+      <w:r>
+        <w:t xml:space="preserve">,</w:t>
+      </w:r>
+      <w:r>
+        <w:t xml:space="preserve"> </w:t>
+      </w:r>
+      <w:r>
+        <w:rPr>
+          <w:rStyle w:val="VerbatimChar"/>
+        </w:rPr>
+        <w:t xml:space="preserve">temp</w:t>
+      </w:r>
+      <w:r>
+        <w:t xml:space="preserve">, already lower-case from</w:t>
+      </w:r>
+      <w:r>
+        <w:t xml:space="preserve"> </w:t>
+      </w:r>
+      <w:r>
+        <w:rPr>
+          <w:rStyle w:val="VerbatimChar"/>
+        </w:rPr>
+        <w:t xml:space="preserve">clean_names()</w:t>
+      </w:r>
+      <w:r>
+        <w:t xml:space="preserve">. Nothing to rename. Every line of the homework is code you have already run, with</w:t>
+      </w:r>
+      <w:r>
+        <w:t xml:space="preserve"> </w:t>
+      </w:r>
+      <w:r>
+        <w:rPr>
+          <w:rStyle w:val="VerbatimChar"/>
+        </w:rPr>
+        <w:t xml:space="preserve">city_df</w:t>
+      </w:r>
+      <w:r>
+        <w:t xml:space="preserve"> </w:t>
+      </w:r>
+      <w:r>
+        <w:t xml:space="preserve">in place of</w:t>
+      </w:r>
+      <w:r>
+        <w:t xml:space="preserve"> </w:t>
+      </w:r>
+      <w:r>
+        <w:rPr>
+          <w:rStyle w:val="VerbatimChar"/>
+        </w:rPr>
+        <w:t xml:space="preserve">dlh_df</w:t>
+      </w:r>
+      <w:r>
+        <w:t xml:space="preserve">.</w:t>
+      </w:r>
+    </w:p>
+    <w:p>
+      <w:pPr>
+        <w:pStyle w:val="BlockText"/>
+      </w:pPr>
+      <w:r>
+        <w:t xml:space="preserve">⚠️</w:t>
+      </w:r>
+      <w:r>
+        <w:t xml:space="preserve"> </w:t>
+      </w:r>
+      <w:r>
+        <w:rPr>
+          <w:b/>
+          <w:bCs/>
+        </w:rPr>
+        <w:t xml:space="preserve">Watch out!</w:t>
+      </w:r>
+      <w:r>
+        <w:t xml:space="preserve"> </w:t>
+      </w:r>
+      <w:r>
+        <w:t xml:space="preserve">Stations outside the US are</w:t>
+      </w:r>
+      <w:r>
+        <w:t xml:space="preserve"> </w:t>
+      </w:r>
+      <w:r>
+        <w:rPr>
+          <w:b/>
+          <w:bCs/>
+        </w:rPr>
+        <w:t xml:space="preserve">gappier</w:t>
+      </w:r>
+      <w:r>
+        <w:t xml:space="preserve"> </w:t>
+      </w:r>
+      <w:r>
+        <w:t xml:space="preserve">than Duluth. If</w:t>
+      </w:r>
+      <w:r>
+        <w:t xml:space="preserve"> </w:t>
+      </w:r>
+      <w:r>
+        <w:rPr>
+          <w:rStyle w:val="VerbatimChar"/>
+        </w:rPr>
+        <w:t xml:space="preserve">get_GSOD()</w:t>
+      </w:r>
+      <w:r>
+        <w:t xml:space="preserve"> </w:t>
+      </w:r>
+      <w:r>
+        <w:t xml:space="preserve">returns far fewer years than you asked for, or errors, go back to</w:t>
+      </w:r>
+      <w:r>
+        <w:t xml:space="preserve"> </w:t>
+      </w:r>
+      <w:r>
+        <w:rPr>
+          <w:rStyle w:val="VerbatimChar"/>
+        </w:rPr>
+        <w:t xml:space="preserve">stations_df</w:t>
+      </w:r>
+      <w:r>
+        <w:t xml:space="preserve"> </w:t>
+      </w:r>
+      <w:r>
+        <w:t xml:space="preserve">and pick another station in the same country — a capital city or a major airport is usually the safest bet.</w:t>
+      </w:r>
+    </w:p>
+    <w:bookmarkEnd w:id="30"/>
+    <w:bookmarkStart w:id="33" w:name="another-source-worth-knowing-nasa-power"/>
+    <w:p>
+      <w:pPr>
+        <w:pStyle w:val="Heading2"/>
+      </w:pPr>
+      <w:r>
+        <w:t xml:space="preserve">Another source worth knowing — NASA POWER</w:t>
+      </w:r>
+    </w:p>
+    <w:p>
+      <w:pPr>
+        <w:pStyle w:val="FirstParagraph"/>
+      </w:pPr>
+      <w:r>
+        <w:t xml:space="preserve">You are not using this for the homework, but it is worth seeing that a station is not the only way to get climate data.</w:t>
+      </w:r>
+    </w:p>
+    <w:p>
+      <w:pPr>
+        <w:pStyle w:val="BodyText"/>
+      </w:pPr>
+      <w:r>
+        <w:rPr>
+          <w:rStyle w:val="VerbatimChar"/>
+        </w:rPr>
+        <w:t xml:space="preserve">nasapower</w:t>
+      </w:r>
+      <w:r>
+        <w:t xml:space="preserve"> </w:t>
+      </w:r>
+      <w:r>
+        <w:t xml:space="preserve">needs no station at all — just a</w:t>
+      </w:r>
+      <w:r>
+        <w:t xml:space="preserve"> </w:t>
+      </w:r>
+      <w:r>
+        <w:rPr>
+          <w:b/>
+          <w:bCs/>
+        </w:rPr>
+        <w:t xml:space="preserve">longitude and a latitude</w:t>
+      </w:r>
+      <w:r>
+        <w:t xml:space="preserve"> </w:t>
+      </w:r>
+      <w:r>
+        <w:t xml:space="preserve">— and gives you 1981 to now for anywhere on Earth with</w:t>
+      </w:r>
+      <w:r>
+        <w:t xml:space="preserve"> </w:t>
+      </w:r>
+      <w:r>
+        <w:rPr>
+          <w:b/>
+          <w:bCs/>
+        </w:rPr>
+        <w:t xml:space="preserve">no gaps</w:t>
+      </w:r>
+      <w:r>
+        <w:t xml:space="preserve">.</w:t>
+      </w:r>
+    </w:p>
+    <w:p>
+      <w:pPr>
+        <w:pStyle w:val="BodyText"/>
+      </w:pPr>
+      <w:r>
+        <w:rPr>
+          <w:b/>
+          <w:bCs/>
+        </w:rPr>
+        <w:t xml:space="preserve">▶ Run this once</w:t>
+      </w:r>
+      <w:r>
+        <w:t xml:space="preserve">, with London filled in, just to see it work:</w:t>
+      </w:r>
+    </w:p>
+    <w:p>
+      <w:pPr>
+        <w:pStyle w:val="SourceCode"/>
+      </w:pPr>
+      <w:r>
+        <w:rPr>
+          <w:rStyle w:val="CommentTok"/>
+        </w:rPr>
+        <w:t xml:space="preserve"># NASA POWER: lonlat = c(LONGITUDE, LATITUDE) -----------</w:t>
+      </w:r>
+      <w:r>
+        <w:br/>
+      </w:r>
+      <w:r>
+        <w:rPr>
+          <w:rStyle w:val="NormalTok"/>
+        </w:rPr>
+        <w:t xml:space="preserve">power_df </w:t>
+      </w:r>
+      <w:r>
+        <w:rPr>
+          <w:rStyle w:val="OtherTok"/>
+        </w:rPr>
+        <w:t xml:space="preserve">&lt;-</w:t>
+      </w:r>
+      <w:r>
+        <w:rPr>
+          <w:rStyle w:val="NormalTok"/>
+        </w:rPr>
+        <w:t xml:space="preserve"> </w:t>
+      </w:r>
+      <w:r>
+        <w:rPr>
+          <w:rStyle w:val="FunctionTok"/>
+        </w:rPr>
+        <w:t xml:space="preserve">get_power</w:t>
+      </w:r>
+      <w:r>
+        <w:rPr>
+          <w:rStyle w:val="NormalTok"/>
+        </w:rPr>
+        <w:t xml:space="preserve">(</w:t>
+      </w:r>
+      <w:r>
+        <w:rPr>
+          <w:rStyle w:val="AttributeTok"/>
+        </w:rPr>
+        <w:t xml:space="preserve">community =</w:t>
+      </w:r>
+      <w:r>
+        <w:rPr>
+          <w:rStyle w:val="NormalTok"/>
+        </w:rPr>
+        <w:t xml:space="preserve"> </w:t>
+      </w:r>
+      <w:r>
+        <w:rPr>
+          <w:rStyle w:val="StringTok"/>
+        </w:rPr>
+        <w:t xml:space="preserve">"ag"</w:t>
+      </w:r>
+      <w:r>
+        <w:rPr>
+          <w:rStyle w:val="NormalTok"/>
+        </w:rPr>
+        <w:t xml:space="preserve">,</w:t>
+      </w:r>
+      <w:r>
+        <w:br/>
+      </w:r>
+      <w:r>
+        <w:rPr>
+          <w:rStyle w:val="NormalTok"/>
+        </w:rPr>
+        <w:t xml:space="preserve">                      </w:t>
+      </w:r>
+      <w:r>
+        <w:rPr>
+          <w:rStyle w:val="AttributeTok"/>
+        </w:rPr>
+        <w:t xml:space="preserve">lonlat =</w:t>
+      </w:r>
+      <w:r>
+        <w:rPr>
+          <w:rStyle w:val="NormalTok"/>
+        </w:rPr>
+        <w:t xml:space="preserve"> </w:t>
+      </w:r>
+      <w:r>
+        <w:rPr>
+          <w:rStyle w:val="FunctionTok"/>
+        </w:rPr>
+        <w:t xml:space="preserve">c</w:t>
+      </w:r>
+      <w:r>
+        <w:rPr>
+          <w:rStyle w:val="NormalTok"/>
+        </w:rPr>
+        <w:t xml:space="preserve">(</w:t>
+      </w:r>
+      <w:r>
+        <w:rPr>
+          <w:rStyle w:val="SpecialCharTok"/>
+        </w:rPr>
+        <w:t xml:space="preserve">-</w:t>
+      </w:r>
+      <w:r>
+        <w:rPr>
+          <w:rStyle w:val="FloatTok"/>
+        </w:rPr>
+        <w:t xml:space="preserve">0.13</w:t>
+      </w:r>
+      <w:r>
+        <w:rPr>
+          <w:rStyle w:val="NormalTok"/>
+        </w:rPr>
+        <w:t xml:space="preserve">, </w:t>
+      </w:r>
+      <w:r>
+        <w:rPr>
+          <w:rStyle w:val="FloatTok"/>
+        </w:rPr>
+        <w:t xml:space="preserve">51.51</w:t>
+      </w:r>
+      <w:r>
+        <w:rPr>
+          <w:rStyle w:val="NormalTok"/>
+        </w:rPr>
+        <w:t xml:space="preserve">),</w:t>
+      </w:r>
+      <w:r>
+        <w:br/>
+      </w:r>
+      <w:r>
+        <w:rPr>
+          <w:rStyle w:val="NormalTok"/>
+        </w:rPr>
+        <w:t xml:space="preserve">                      </w:t>
+      </w:r>
+      <w:r>
+        <w:rPr>
+          <w:rStyle w:val="AttributeTok"/>
+        </w:rPr>
+        <w:t xml:space="preserve">pars =</w:t>
+      </w:r>
+      <w:r>
+        <w:rPr>
+          <w:rStyle w:val="NormalTok"/>
+        </w:rPr>
+        <w:t xml:space="preserve"> </w:t>
+      </w:r>
+      <w:r>
+        <w:rPr>
+          <w:rStyle w:val="StringTok"/>
+        </w:rPr>
+        <w:t xml:space="preserve">"T2M"</w:t>
+      </w:r>
+      <w:r>
+        <w:rPr>
+          <w:rStyle w:val="NormalTok"/>
+        </w:rPr>
+        <w:t xml:space="preserve">,</w:t>
+      </w:r>
+      <w:r>
+        <w:br/>
+      </w:r>
+      <w:r>
+        <w:rPr>
+          <w:rStyle w:val="NormalTok"/>
+        </w:rPr>
+        <w:t xml:space="preserve">                      </w:t>
+      </w:r>
+      <w:r>
+        <w:rPr>
+          <w:rStyle w:val="AttributeTok"/>
+        </w:rPr>
+        <w:t xml:space="preserve">dates =</w:t>
+      </w:r>
+      <w:r>
+        <w:rPr>
+          <w:rStyle w:val="NormalTok"/>
+        </w:rPr>
+        <w:t xml:space="preserve"> </w:t>
+      </w:r>
+      <w:r>
+        <w:rPr>
+          <w:rStyle w:val="FunctionTok"/>
+        </w:rPr>
+        <w:t xml:space="preserve">c</w:t>
+      </w:r>
+      <w:r>
+        <w:rPr>
+          <w:rStyle w:val="NormalTok"/>
+        </w:rPr>
+        <w:t xml:space="preserve">(</w:t>
+      </w:r>
+      <w:r>
+        <w:rPr>
+          <w:rStyle w:val="StringTok"/>
+        </w:rPr>
+        <w:t xml:space="preserve">"1981-01-01"</w:t>
+      </w:r>
+      <w:r>
+        <w:rPr>
+          <w:rStyle w:val="NormalTok"/>
+        </w:rPr>
+        <w:t xml:space="preserve">, </w:t>
+      </w:r>
+      <w:r>
+        <w:rPr>
+          <w:rStyle w:val="StringTok"/>
+        </w:rPr>
+        <w:t xml:space="preserve">"2024-12-31"</w:t>
+      </w:r>
+      <w:r>
+        <w:rPr>
+          <w:rStyle w:val="NormalTok"/>
+        </w:rPr>
+        <w:t xml:space="preserve">),</w:t>
+      </w:r>
+      <w:r>
+        <w:br/>
+      </w:r>
+      <w:r>
+        <w:rPr>
+          <w:rStyle w:val="NormalTok"/>
+        </w:rPr>
+        <w:t xml:space="preserve">                      </w:t>
+      </w:r>
+      <w:r>
+        <w:rPr>
+          <w:rStyle w:val="AttributeTok"/>
+        </w:rPr>
+        <w:t xml:space="preserve">temporal_api =</w:t>
+      </w:r>
+      <w:r>
+        <w:rPr>
+          <w:rStyle w:val="NormalTok"/>
+        </w:rPr>
+        <w:t xml:space="preserve"> </w:t>
+      </w:r>
+      <w:r>
+        <w:rPr>
+          <w:rStyle w:val="StringTok"/>
+        </w:rPr>
+        <w:t xml:space="preserve">"daily"</w:t>
+      </w:r>
+      <w:r>
+        <w:rPr>
+          <w:rStyle w:val="NormalTok"/>
+        </w:rPr>
+        <w:t xml:space="preserve">) </w:t>
+      </w:r>
+      <w:r>
+        <w:rPr>
+          <w:rStyle w:val="SpecialCharTok"/>
+        </w:rPr>
+        <w:t xml:space="preserve">%&gt;%</w:t>
+      </w:r>
+      <w:r>
+        <w:br/>
+      </w:r>
+      <w:r>
+        <w:rPr>
+          <w:rStyle w:val="NormalTok"/>
+        </w:rPr>
+        <w:t xml:space="preserve">  </w:t>
+      </w:r>
+      <w:r>
+        <w:rPr>
+          <w:rStyle w:val="FunctionTok"/>
+        </w:rPr>
+        <w:t xml:space="preserve">clean_names</w:t>
+      </w:r>
+      <w:r>
+        <w:rPr>
+          <w:rStyle w:val="NormalTok"/>
+        </w:rPr>
+        <w:t xml:space="preserve">() </w:t>
+      </w:r>
+      <w:r>
+        <w:rPr>
+          <w:rStyle w:val="SpecialCharTok"/>
+        </w:rPr>
+        <w:t xml:space="preserve">%&gt;%</w:t>
+      </w:r>
+      <w:r>
+        <w:br/>
+      </w:r>
+      <w:r>
+        <w:rPr>
+          <w:rStyle w:val="NormalTok"/>
+        </w:rPr>
+        <w:t xml:space="preserve">  </w:t>
+      </w:r>
+      <w:r>
+        <w:rPr>
+          <w:rStyle w:val="FunctionTok"/>
+        </w:rPr>
+        <w:t xml:space="preserve">rename</w:t>
+      </w:r>
+      <w:r>
+        <w:rPr>
+          <w:rStyle w:val="NormalTok"/>
+        </w:rPr>
+        <w:t xml:space="preserve">(</w:t>
+      </w:r>
+      <w:r>
+        <w:rPr>
+          <w:rStyle w:val="AttributeTok"/>
+        </w:rPr>
+        <w:t xml:space="preserve">month =</w:t>
+      </w:r>
+      <w:r>
+        <w:rPr>
+          <w:rStyle w:val="NormalTok"/>
+        </w:rPr>
+        <w:t xml:space="preserve"> mm, </w:t>
+      </w:r>
+      <w:r>
+        <w:rPr>
+          <w:rStyle w:val="AttributeTok"/>
+        </w:rPr>
+        <w:t xml:space="preserve">temp =</w:t>
+      </w:r>
+      <w:r>
+        <w:rPr>
+          <w:rStyle w:val="NormalTok"/>
+        </w:rPr>
+        <w:t xml:space="preserve"> t2m)</w:t>
+      </w:r>
+      <w:r>
+        <w:br/>
+      </w:r>
+      <w:r>
+        <w:br/>
+      </w:r>
+      <w:r>
+        <w:rPr>
+          <w:rStyle w:val="FunctionTok"/>
+        </w:rPr>
+        <w:t xml:space="preserve">dim</w:t>
+      </w:r>
+      <w:r>
+        <w:rPr>
+          <w:rStyle w:val="NormalTok"/>
+        </w:rPr>
+        <w:t xml:space="preserve">(power_df)</w:t>
+      </w:r>
+    </w:p>
+    <w:p>
+      <w:pPr>
+        <w:pStyle w:val="FirstParagraph"/>
+      </w:pPr>
+      <w:r>
+        <w:t xml:space="preserve">Watch the</w:t>
+      </w:r>
+      <w:r>
+        <w:t xml:space="preserve"> </w:t>
+      </w:r>
+      <w:r>
+        <w:rPr>
+          <w:b/>
+          <w:bCs/>
+        </w:rPr>
+        <w:t xml:space="preserve">order</w:t>
+      </w:r>
+      <w:r>
+        <w:t xml:space="preserve">: longitude first, then latitude. The columns come back as</w:t>
+      </w:r>
+      <w:r>
+        <w:t xml:space="preserve"> </w:t>
+      </w:r>
+      <w:r>
+        <w:rPr>
+          <w:rStyle w:val="VerbatimChar"/>
+        </w:rPr>
+        <w:t xml:space="preserve">MM</w:t>
+      </w:r>
+      <w:r>
+        <w:t xml:space="preserve"> </w:t>
+      </w:r>
+      <w:r>
+        <w:t xml:space="preserve">and</w:t>
+      </w:r>
+      <w:r>
+        <w:t xml:space="preserve"> </w:t>
+      </w:r>
+      <w:r>
+        <w:rPr>
+          <w:rStyle w:val="VerbatimChar"/>
+        </w:rPr>
+        <w:t xml:space="preserve">T2M</w:t>
+      </w:r>
+      <w:r>
+        <w:t xml:space="preserve">, so</w:t>
+      </w:r>
+      <w:r>
+        <w:t xml:space="preserve"> </w:t>
+      </w:r>
+      <w:r>
+        <w:rPr>
+          <w:rStyle w:val="VerbatimChar"/>
+        </w:rPr>
+        <w:t xml:space="preserve">rename()</w:t>
+      </w:r>
+      <w:r>
+        <w:t xml:space="preserve"> </w:t>
+      </w:r>
+      <w:r>
+        <w:t xml:space="preserve">is needed here to make them match the names you used all class — that is the kind of small translation every new data source needs.</w:t>
+      </w:r>
+    </w:p>
+    <w:tbl>
+      <w:tblPr>
+        <w:tblStyle w:val="Table"/>
+        <w:tblLook w:firstRow="0" w:lastRow="0" w:firstColumn="0" w:lastColumn="0" w:noHBand="0" w:noVBand="0" w:val="0000"/>
+        <w:tblBorders>
+          <w:top w:val="single" w:sz="4" w:space="0" w:color="00A047"/>
+          <w:left w:val="single" w:sz="24" w:space="0" w:color="00A047"/>
+          <w:bottom w:val="single" w:sz="4" w:space="0" w:color="00A047"/>
+          <w:right w:val="single" w:sz="4" w:space="0" w:color="00A047"/>
+        </w:tblBorders>
+        <w:tblCellMar>
+          <w:left w:w="144" w:type="dxa"/>
+          <w:right w:w="144" w:type="dxa"/>
+        </w:tblCellMar>
+        <w:tblLook w:firstRow="0" w:lastRow="0" w:firstColumn="0" w:lastColumn="0" w:noHBand="0" w:noVBand="0" w:val="0000"/>
+      </w:tblPr>
+      <w:tr>
+        <w:trPr>
+          <w:cantSplit/>
+        </w:trPr>
+        <w:tc>
+          <w:tcPr>
+            <w:shd w:color="auto" w:fill="ccf1e3" w:val="clear"/>
+            <w:tcMar>
+              <w:top w:w="92" w:type="dxa"/>
+              <w:bottom w:w="92" w:type="dxa"/>
+            </w:tcMar>
+          </w:tcPr>
+          <w:p>
+            <w:pPr>
+              <w:pStyle w:val="BodyText"/>
+            </w:pPr>
+            <w:pPr>
+              <w:spacing w:before="0" w:after="0"/>
+              <w:textAlignment w:val="center"/>
+            </w:pPr>
+            <w:r>
+              <w:drawing>
+                <wp:inline>
+                  <wp:extent cx="152400" cy="152400"/>
+                  <wp:effectExtent b="0" l="0" r="0" t="0"/>
+                  <wp:docPr descr="" title="" id="31" name="Picture"/>
+                  <a:graphic>
+                    <a:graphicData uri="http://schemas.openxmlformats.org/drawingml/2006/picture">
+                      <pic:pic>
+                        <pic:nvPicPr>
+                          <pic:cNvPr descr="/Applications/Positron.app/Contents/Resources/app/quarto/share/formats/docx/tip.png" id="32" name="Picture"/>
+                          <pic:cNvPicPr>
+                            <a:picLocks noChangeArrowheads="1" noChangeAspect="1"/>
+                          </pic:cNvPicPr>
+                        </pic:nvPicPr>
+                        <pic:blipFill>
+                          <a:blip r:embed="rId9"/>
+                          <a:stretch>
+                            <a:fillRect/>
+                          </a:stretch>
+                        </pic:blipFill>
+                        <pic:spPr bwMode="auto">
+                          <a:xfrm>
+                            <a:off x="0" y="0"/>
+                            <a:ext cx="152400" cy="152400"/>
+                          </a:xfrm>
+                          <a:prstGeom prst="rect">
+                            <a:avLst/>
+                          </a:prstGeom>
+                          <a:noFill/>
+                          <a:ln w="9525">
+                            <a:noFill/>
+                            <a:headEnd/>
+                            <a:tailEnd/>
+                          </a:ln>
+                        </pic:spPr>
+                      </pic:pic>
+                    </a:graphicData>
+                  </a:graphic>
+                </wp:inline>
+              </w:drawing>
+            </w:r>
+            <w:r>
+              <w:t xml:space="preserve"> </w:t>
+            </w:r>
+            <w:r>
+              <w:t xml:space="preserve"> </w:t>
+            </w:r>
+            <w:r>
+              <w:t xml:space="preserve">The two sources side by side</w:t>
+            </w:r>
+          </w:p>
+        </w:tc>
+      </w:tr>
+      <w:tr>
+        <w:trPr>
+          <w:cantSplit/>
+        </w:trPr>
+        <w:tc>
+          <w:tcPr>
+            <w:tcMar>
+              <w:top w:w="108" w:type="dxa"/>
+              <w:bottom w:w="108" w:type="dxa"/>
+            </w:tcMar>
+          </w:tcPr>
+          <w:tbl>
+            <w:tblPr>
+              <w:tblStyle w:val="Table"/>
+              <w:tblW w:type="auto" w:w="0"/>
+              <w:tblLook w:firstRow="1" w:lastRow="0" w:firstColumn="0" w:lastColumn="0" w:noHBand="0" w:noVBand="0" w:val="0020"/>
+            </w:tblPr>
+            <w:tblGrid>
+              <w:gridCol w:w="2640"/>
+              <w:gridCol w:w="2640"/>
+              <w:gridCol w:w="2640"/>
+            </w:tblGrid>
+            <w:tr>
+              <w:trPr>
+                <w:tblHeader w:val="on"/>
+              </w:trPr>
+              <w:tc>
+                <w:tcPr/>
+                <w:p>
+                  <w:pPr>
+                    <w:pStyle w:val="Compact"/>
+                  </w:pPr>
+                </w:p>
+              </w:tc>
+              <w:tc>
+                <w:tcPr/>
+                <w:p>
+                  <w:pPr>
+                    <w:pStyle w:val="Compact"/>
+                  </w:pPr>
+                  <w:r>
+                    <w:t xml:space="preserve">GSOD station</w:t>
+                  </w:r>
+                </w:p>
+              </w:tc>
+              <w:tc>
+                <w:tcPr/>
+                <w:p>
+                  <w:pPr>
+                    <w:pStyle w:val="Compact"/>
+                  </w:pPr>
+                  <w:r>
+                    <w:t xml:space="preserve">NASA POWER</w:t>
+                  </w:r>
+                </w:p>
+              </w:tc>
+            </w:tr>
+            <w:tr>
+              <w:tc>
+                <w:tcPr/>
+                <w:p>
+                  <w:pPr>
+                    <w:pStyle w:val="Compact"/>
+                  </w:pPr>
+                  <w:r>
+                    <w:t xml:space="preserve">find it by</w:t>
+                  </w:r>
+                </w:p>
+              </w:tc>
+              <w:tc>
+                <w:tcPr/>
+                <w:p>
+                  <w:pPr>
+                    <w:pStyle w:val="Compact"/>
+                  </w:pPr>
+                  <w:r>
+                    <w:t xml:space="preserve">country +</w:t>
+                  </w:r>
+                  <w:r>
+                    <w:t xml:space="preserve"> </w:t>
+                  </w:r>
+                  <w:r>
+                    <w:rPr>
+                      <w:rStyle w:val="VerbatimChar"/>
+                    </w:rPr>
+                    <w:t xml:space="preserve">stnid</w:t>
+                  </w:r>
+                </w:p>
+              </w:tc>
+              <w:tc>
+                <w:tcPr/>
+                <w:p>
+                  <w:pPr>
+                    <w:pStyle w:val="Compact"/>
+                  </w:pPr>
+                  <w:r>
+                    <w:t xml:space="preserve">longitude, latitude</w:t>
+                  </w:r>
+                </w:p>
+              </w:tc>
+            </w:tr>
+            <w:tr>
+              <w:tc>
+                <w:tcPr/>
+                <w:p>
+                  <w:pPr>
+                    <w:pStyle w:val="Compact"/>
+                  </w:pPr>
+                  <w:r>
+                    <w:t xml:space="preserve">record</w:t>
+                  </w:r>
+                </w:p>
+              </w:tc>
+              <w:tc>
+                <w:tcPr/>
+                <w:p>
+                  <w:pPr>
+                    <w:pStyle w:val="Compact"/>
+                  </w:pPr>
+                  <w:r>
+                    <w:t xml:space="preserve">1930s–2025,</w:t>
+                  </w:r>
+                  <w:r>
+                    <w:t xml:space="preserve"> </w:t>
+                  </w:r>
+                  <w:r>
+                    <w:rPr>
+                      <w:b/>
+                      <w:bCs/>
+                    </w:rPr>
+                    <w:t xml:space="preserve">with gaps</w:t>
+                  </w:r>
+                </w:p>
+              </w:tc>
+              <w:tc>
+                <w:tcPr/>
+                <w:p>
+                  <w:pPr>
+                    <w:pStyle w:val="Compact"/>
+                  </w:pPr>
+                  <w:r>
+                    <w:t xml:space="preserve">1981–now, no gaps</w:t>
+                  </w:r>
+                </w:p>
+              </w:tc>
+            </w:tr>
+            <w:tr>
+              <w:tc>
+                <w:tcPr/>
+                <w:p>
+                  <w:pPr>
+                    <w:pStyle w:val="Compact"/>
+                  </w:pPr>
+                  <w:r>
+                    <w:t xml:space="preserve">what it is</w:t>
+                  </w:r>
+                </w:p>
+              </w:tc>
+              <w:tc>
+                <w:tcPr/>
+                <w:p>
+                  <w:pPr>
+                    <w:pStyle w:val="Compact"/>
+                  </w:pPr>
+                  <w:r>
+                    <w:t xml:space="preserve">a real weather station</w:t>
+                  </w:r>
+                </w:p>
+              </w:tc>
+              <w:tc>
+                <w:tcPr/>
+                <w:p>
+                  <w:pPr>
+                    <w:pStyle w:val="Compact"/>
+                  </w:pPr>
+                  <w:r>
+                    <w:t xml:space="preserve">a modelled grid cell (~50 km)</w:t>
+                  </w:r>
+                </w:p>
+              </w:tc>
+            </w:tr>
+            <w:tr>
+              <w:tc>
+                <w:tcPr/>
+                <w:p>
+                  <w:pPr>
+                    <w:pStyle w:val="Compact"/>
+                  </w:pPr>
+                  <w:r>
+                    <w:t xml:space="preserve">columns</w:t>
+                  </w:r>
+                </w:p>
+              </w:tc>
+              <w:tc>
+                <w:tcPr/>
+                <w:p>
+                  <w:pPr>
+                    <w:pStyle w:val="Compact"/>
+                  </w:pPr>
+                  <w:r>
+                    <w:rPr>
+                      <w:rStyle w:val="VerbatimChar"/>
+                    </w:rPr>
+                    <w:t xml:space="preserve">year</w:t>
+                  </w:r>
+                  <w:r>
+                    <w:t xml:space="preserve">,</w:t>
+                  </w:r>
+                  <w:r>
+                    <w:t xml:space="preserve"> </w:t>
+                  </w:r>
+                  <w:r>
+                    <w:rPr>
+                      <w:rStyle w:val="VerbatimChar"/>
+                    </w:rPr>
+                    <w:t xml:space="preserve">month</w:t>
+                  </w:r>
+                  <w:r>
+                    <w:t xml:space="preserve">,</w:t>
+                  </w:r>
+                  <w:r>
+                    <w:t xml:space="preserve"> </w:t>
+                  </w:r>
+                  <w:r>
+                    <w:rPr>
+                      <w:rStyle w:val="VerbatimChar"/>
+                    </w:rPr>
+                    <w:t xml:space="preserve">temp</w:t>
+                  </w:r>
+                  <w:r>
+                    <w:t xml:space="preserve"> </w:t>
+                  </w:r>
+                  <w:r>
+                    <w:t xml:space="preserve">already</w:t>
+                  </w:r>
+                </w:p>
+              </w:tc>
+              <w:tc>
+                <w:tcPr/>
+                <w:p>
+                  <w:pPr>
+                    <w:pStyle w:val="Compact"/>
+                  </w:pPr>
+                  <w:r>
+                    <w:t xml:space="preserve">need</w:t>
+                  </w:r>
+                  <w:r>
+                    <w:t xml:space="preserve"> </w:t>
+                  </w:r>
+                  <w:r>
+                    <w:rPr>
+                      <w:rStyle w:val="VerbatimChar"/>
+                    </w:rPr>
+                    <w:t xml:space="preserve">rename()</w:t>
+                  </w:r>
+                </w:p>
+              </w:tc>
+            </w:tr>
+          </w:tbl>
+          <w:p>
+            <w:pPr>
+              <w:pStyle w:val="BodyText"/>
+            </w:pPr>
+            <w:pPr>
+              <w:spacing w:after="16"/>
+            </w:pPr>
+            <w:r>
+              <w:rPr>
+                <w:b/>
+                <w:bCs/>
+              </w:rPr>
+              <w:t xml:space="preserve">Use GSOD for the homework.</w:t>
+            </w:r>
+            <w:r>
+              <w:t xml:space="preserve"> </w:t>
+            </w:r>
+            <w:r>
+              <w:t xml:space="preserve">The longer record is the point — more years means a trend you can actually detect, and it lets you compare your city against the Duluth data you already have in</w:t>
+            </w:r>
+            <w:r>
+              <w:t xml:space="preserve"> </w:t>
+            </w:r>
+            <w:r>
+              <w:rPr>
+                <w:rStyle w:val="VerbatimChar"/>
+              </w:rPr>
+              <w:t xml:space="preserve">dlh_year_df</w:t>
+            </w:r>
+            <w:r>
+              <w:t xml:space="preserve">.</w:t>
+            </w:r>
+          </w:p>
+          <w:p/>
+        </w:tc>
+      </w:tr>
+    </w:tbl>
+    <w:p>
+      <w:pPr>
+        <w:pStyle w:val="BodyText"/>
+      </w:pPr>
+      <w:r>
+        <w:t xml:space="preserve">✏️</w:t>
+      </w:r>
+      <w:r>
+        <w:t xml:space="preserve"> </w:t>
+      </w:r>
+      <w:r>
+        <w:rPr>
+          <w:b/>
+          <w:bCs/>
+        </w:rPr>
+        <w:t xml:space="preserve">Your turn:</w:t>
+      </w:r>
+      <w:r>
+        <w:t xml:space="preserve"> </w:t>
+      </w:r>
+      <w:r>
+        <w:t xml:space="preserve">find a station and download it.</w:t>
+      </w:r>
+    </w:p>
+    <w:p>
+      <w:pPr>
+        <w:pStyle w:val="BodyText"/>
+      </w:pPr>
+      <w:r>
+        <w:t xml:space="preserve">✏️</w:t>
+      </w:r>
+      <w:r>
+        <w:t xml:space="preserve"> </w:t>
+      </w:r>
+      <w:r>
+        <w:rPr>
+          <w:b/>
+          <w:bCs/>
+        </w:rPr>
+        <w:t xml:space="preserve">Q10a:</w:t>
+      </w:r>
+      <w:r>
+        <w:t xml:space="preserve"> </w:t>
+      </w:r>
+      <w:r>
+        <w:t xml:space="preserve">What country,</w:t>
+      </w:r>
+      <w:r>
+        <w:t xml:space="preserve"> </w:t>
+      </w:r>
+      <w:r>
+        <w:rPr>
+          <w:rStyle w:val="VerbatimChar"/>
+        </w:rPr>
+        <w:t xml:space="preserve">stnid</w:t>
+      </w:r>
+      <w:r>
+        <w:t xml:space="preserve">, and</w:t>
+      </w:r>
+      <w:r>
+        <w:t xml:space="preserve"> </w:t>
+      </w:r>
+      <w:r>
+        <w:rPr>
+          <w:rStyle w:val="VerbatimChar"/>
+        </w:rPr>
+        <w:t xml:space="preserve">begin_year</w:t>
+      </w:r>
+      <w:r>
+        <w:t xml:space="preserve"> </w:t>
+      </w:r>
+      <w:r>
+        <w:t xml:space="preserve">did you use? What city is it?</w:t>
+      </w:r>
+    </w:p>
+    <w:p>
+      <w:pPr>
+        <w:pStyle w:val="BodyText"/>
+      </w:pPr>
+      <w:r>
+        <w:t xml:space="preserve">✏️</w:t>
+      </w:r>
+      <w:r>
+        <w:t xml:space="preserve"> </w:t>
+      </w:r>
+      <w:r>
+        <w:rPr>
+          <w:b/>
+          <w:bCs/>
+        </w:rPr>
         <w:t xml:space="preserve">Q10b:</w:t>
       </w:r>
       <w:r>
         <w:t xml:space="preserve"> </w:t>
       </w:r>
       <w:r>
-        <w:t xml:space="preserve">How many rows, and how many years? How does that compare with Duluth’s 69?</w:t>
+        <w:t xml:space="preserve">How many rows, and how many years? How does that compare with Duluth’s 70?</w:t>
       </w:r>
     </w:p>
     <w:p>
@@ -5543,8 +6966,9 @@
         </w:pict>
       </w:r>
     </w:p>
-    <w:bookmarkEnd w:id="29"/>
-    <w:bookmarkStart w:id="34" w:name="homework-out-of-class"/>
+    <w:bookmarkEnd w:id="33"/>
+    <w:bookmarkEnd w:id="34"/>
+    <w:bookmarkStart w:id="43" w:name="homework-out-of-class"/>
     <w:p>
       <w:pPr>
         <w:pStyle w:val="Heading1"/>
@@ -5594,7 +7018,7 @@
         <w:t xml:space="preserve">comments.</w:t>
       </w:r>
     </w:p>
-    <w:bookmarkStart w:id="30" w:name="h1-your-citys-warming-rate"/>
+    <w:bookmarkStart w:id="35" w:name="h1-your-citys-warming-rate"/>
     <w:p>
       <w:pPr>
         <w:pStyle w:val="Heading2"/>
@@ -6016,8 +7440,8 @@
         <w:t xml:space="preserve">, and R². Is your city warming?</w:t>
       </w:r>
     </w:p>
-    <w:bookmarkEnd w:id="30"/>
-    <w:bookmarkStart w:id="31" w:name="h2-your-citys-seasons"/>
+    <w:bookmarkEnd w:id="35"/>
+    <w:bookmarkStart w:id="36" w:name="h2-your-citys-seasons"/>
     <w:p>
       <w:pPr>
         <w:pStyle w:val="Heading2"/>
@@ -6768,8 +8192,8 @@
         <w:t xml:space="preserve">Both seasonal rates in °C per decade. Does winter warm faster in your city too?</w:t>
       </w:r>
     </w:p>
-    <w:bookmarkEnd w:id="31"/>
-    <w:bookmarkStart w:id="32" w:name="h3-is-your-slope-different-from-duluths"/>
+    <w:bookmarkEnd w:id="36"/>
+    <w:bookmarkStart w:id="41" w:name="h3-is-your-slope-different-from-duluths"/>
     <w:p>
       <w:pPr>
         <w:pStyle w:val="Heading2"/>
@@ -6807,7 +8231,7 @@
         <w:pStyle w:val="BodyText"/>
       </w:pPr>
       <w:r>
-        <w:t xml:space="preserve">First get Duluth from the</w:t>
+        <w:t xml:space="preserve">Both records came from the</w:t>
       </w:r>
       <w:r>
         <w:t xml:space="preserve"> </w:t>
@@ -6817,13 +8241,82 @@
           <w:b/>
           <w:bCs/>
         </w:rPr>
-        <w:t xml:space="preserve">same source and the same years</w:t>
-      </w:r>
-      <w:r>
-        <w:t xml:space="preserve"> </w:t>
-      </w:r>
-      <w:r>
-        <w:t xml:space="preserve">as your city. Otherwise a difference in</w:t>
+        <w:t xml:space="preserve">same source</w:t>
+      </w:r>
+      <w:r>
+        <w:t xml:space="preserve">,</w:t>
+      </w:r>
+      <w:r>
+        <w:t xml:space="preserve"> </w:t>
+      </w:r>
+      <w:r>
+        <w:rPr>
+          <w:rStyle w:val="VerbatimChar"/>
+        </w:rPr>
+        <w:t xml:space="preserve">GSODR</w:t>
+      </w:r>
+      <w:r>
+        <w:t xml:space="preserve">, so you already have everything you need:</w:t>
+      </w:r>
+      <w:r>
+        <w:t xml:space="preserve"> </w:t>
+      </w:r>
+      <w:r>
+        <w:rPr>
+          <w:rStyle w:val="VerbatimChar"/>
+        </w:rPr>
+        <w:t xml:space="preserve">dlh_year_df</w:t>
+      </w:r>
+      <w:r>
+        <w:t xml:space="preserve"> </w:t>
+      </w:r>
+      <w:r>
+        <w:t xml:space="preserve">from Part 4 and</w:t>
+      </w:r>
+      <w:r>
+        <w:t xml:space="preserve"> </w:t>
+      </w:r>
+      <w:r>
+        <w:rPr>
+          <w:rStyle w:val="VerbatimChar"/>
+        </w:rPr>
+        <w:t xml:space="preserve">city_year_df</w:t>
+      </w:r>
+      <w:r>
+        <w:t xml:space="preserve"> </w:t>
+      </w:r>
+      <w:r>
+        <w:t xml:space="preserve">from H1.</w:t>
+      </w:r>
+    </w:p>
+    <w:bookmarkStart w:id="37" w:name="step-1-match-the-years"/>
+    <w:p>
+      <w:pPr>
+        <w:pStyle w:val="Heading3"/>
+      </w:pPr>
+      <w:r>
+        <w:t xml:space="preserve">Step 1 · Match the years</w:t>
+      </w:r>
+    </w:p>
+    <w:p>
+      <w:pPr>
+        <w:pStyle w:val="FirstParagraph"/>
+      </w:pPr>
+      <w:r>
+        <w:t xml:space="preserve">The two stations do not start in the same year. Compare them over the span they</w:t>
+      </w:r>
+      <w:r>
+        <w:t xml:space="preserve"> </w:t>
+      </w:r>
+      <w:r>
+        <w:rPr>
+          <w:b/>
+          <w:bCs/>
+        </w:rPr>
+        <w:t xml:space="preserve">share</w:t>
+      </w:r>
+      <w:r>
+        <w:t xml:space="preserve">, or a difference in</w:t>
       </w:r>
       <w:r>
         <w:t xml:space="preserve"> </w:t>
@@ -6839,7 +8332,20 @@
         <w:t xml:space="preserve"> </w:t>
       </w:r>
       <w:r>
-        <w:t xml:space="preserve">is mixed up with a difference in source and years.</w:t>
+        <w:t xml:space="preserve">gets mixed up with a difference in</w:t>
+      </w:r>
+      <w:r>
+        <w:t xml:space="preserve"> </w:t>
+      </w:r>
+      <w:r>
+        <w:rPr>
+          <w:i/>
+          <w:iCs/>
+        </w:rPr>
+        <w:t xml:space="preserve">years</w:t>
+      </w:r>
+      <w:r>
+        <w:t xml:space="preserve">.</w:t>
       </w:r>
     </w:p>
     <w:p>
@@ -6848,9 +8354,18 @@
       </w:pPr>
       <w:r>
         <w:rPr>
-          <w:rStyle w:val="NormalTok"/>
-        </w:rPr>
-        <w:t xml:space="preserve">duluth_power_df </w:t>
+          <w:rStyle w:val="CommentTok"/>
+        </w:rPr>
+        <w:t xml:space="preserve"># The later of the two start years ----------------------</w:t>
+      </w:r>
+      <w:r>
+        <w:br/>
+      </w:r>
+      <w:r>
+        <w:rPr>
+          <w:rStyle w:val="NormalTok"/>
+        </w:rPr>
+        <w:t xml:space="preserve">start_year </w:t>
       </w:r>
       <w:r>
         <w:rPr>
@@ -6868,7 +8383,7 @@
         <w:rPr>
           <w:rStyle w:val="FunctionTok"/>
         </w:rPr>
-        <w:t xml:space="preserve">get_power</w:t>
+        <w:t xml:space="preserve">max</w:t>
       </w:r>
       <w:r>
         <w:rPr>
@@ -6878,9 +8393,177 @@
       </w:r>
       <w:r>
         <w:rPr>
+          <w:rStyle w:val="FunctionTok"/>
+        </w:rPr>
+        <w:t xml:space="preserve">min</w:t>
+      </w:r>
+      <w:r>
+        <w:rPr>
+          <w:rStyle w:val="NormalTok"/>
+        </w:rPr>
+        <w:t xml:space="preserve">(dlh_year_df</w:t>
+      </w:r>
+      <w:r>
+        <w:rPr>
+          <w:rStyle w:val="SpecialCharTok"/>
+        </w:rPr>
+        <w:t xml:space="preserve">$</w:t>
+      </w:r>
+      <w:r>
+        <w:rPr>
+          <w:rStyle w:val="NormalTok"/>
+        </w:rPr>
+        <w:t xml:space="preserve">year), </w:t>
+      </w:r>
+      <w:r>
+        <w:rPr>
+          <w:rStyle w:val="FunctionTok"/>
+        </w:rPr>
+        <w:t xml:space="preserve">min</w:t>
+      </w:r>
+      <w:r>
+        <w:rPr>
+          <w:rStyle w:val="NormalTok"/>
+        </w:rPr>
+        <w:t xml:space="preserve">(city_year_df</w:t>
+      </w:r>
+      <w:r>
+        <w:rPr>
+          <w:rStyle w:val="SpecialCharTok"/>
+        </w:rPr>
+        <w:t xml:space="preserve">$</w:t>
+      </w:r>
+      <w:r>
+        <w:rPr>
+          <w:rStyle w:val="NormalTok"/>
+        </w:rPr>
+        <w:t xml:space="preserve">year))</w:t>
+      </w:r>
+      <w:r>
+        <w:br/>
+      </w:r>
+      <w:r>
+        <w:br/>
+      </w:r>
+      <w:r>
+        <w:rPr>
+          <w:rStyle w:val="NormalTok"/>
+        </w:rPr>
+        <w:t xml:space="preserve">start_year</w:t>
+      </w:r>
+    </w:p>
+    <w:bookmarkEnd w:id="37"/>
+    <w:bookmarkStart w:id="38" w:name="step-2-label-each-one-and-stack-them"/>
+    <w:p>
+      <w:pPr>
+        <w:pStyle w:val="Heading3"/>
+      </w:pPr>
+      <w:r>
+        <w:t xml:space="preserve">Step 2 · Label each one and stack them</w:t>
+      </w:r>
+    </w:p>
+    <w:p>
+      <w:pPr>
+        <w:pStyle w:val="SourceCode"/>
+      </w:pPr>
+      <w:r>
+        <w:rPr>
+          <w:rStyle w:val="CommentTok"/>
+        </w:rPr>
+        <w:t xml:space="preserve"># A column saying which place each row came from --------</w:t>
+      </w:r>
+      <w:r>
+        <w:br/>
+      </w:r>
+      <w:r>
+        <w:rPr>
+          <w:rStyle w:val="NormalTok"/>
+        </w:rPr>
+        <w:t xml:space="preserve">duluth_labeled_df </w:t>
+      </w:r>
+      <w:r>
+        <w:rPr>
+          <w:rStyle w:val="OtherTok"/>
+        </w:rPr>
+        <w:t xml:space="preserve">&lt;-</w:t>
+      </w:r>
+      <w:r>
+        <w:rPr>
+          <w:rStyle w:val="NormalTok"/>
+        </w:rPr>
+        <w:t xml:space="preserve"> dlh_year_df </w:t>
+      </w:r>
+      <w:r>
+        <w:rPr>
+          <w:rStyle w:val="SpecialCharTok"/>
+        </w:rPr>
+        <w:t xml:space="preserve">%&gt;%</w:t>
+      </w:r>
+      <w:r>
+        <w:br/>
+      </w:r>
+      <w:r>
+        <w:rPr>
+          <w:rStyle w:val="NormalTok"/>
+        </w:rPr>
+        <w:t xml:space="preserve">  </w:t>
+      </w:r>
+      <w:r>
+        <w:rPr>
+          <w:rStyle w:val="FunctionTok"/>
+        </w:rPr>
+        <w:t xml:space="preserve">filter</w:t>
+      </w:r>
+      <w:r>
+        <w:rPr>
+          <w:rStyle w:val="NormalTok"/>
+        </w:rPr>
+        <w:t xml:space="preserve">(year </w:t>
+      </w:r>
+      <w:r>
+        <w:rPr>
+          <w:rStyle w:val="SpecialCharTok"/>
+        </w:rPr>
+        <w:t xml:space="preserve">&gt;=</w:t>
+      </w:r>
+      <w:r>
+        <w:rPr>
+          <w:rStyle w:val="NormalTok"/>
+        </w:rPr>
+        <w:t xml:space="preserve"> start_year) </w:t>
+      </w:r>
+      <w:r>
+        <w:rPr>
+          <w:rStyle w:val="SpecialCharTok"/>
+        </w:rPr>
+        <w:t xml:space="preserve">%&gt;%</w:t>
+      </w:r>
+      <w:r>
+        <w:br/>
+      </w:r>
+      <w:r>
+        <w:rPr>
+          <w:rStyle w:val="NormalTok"/>
+        </w:rPr>
+        <w:t xml:space="preserve">  </w:t>
+      </w:r>
+      <w:r>
+        <w:rPr>
+          <w:rStyle w:val="FunctionTok"/>
+        </w:rPr>
+        <w:t xml:space="preserve">mutate</w:t>
+      </w:r>
+      <w:r>
+        <w:rPr>
+          <w:rStyle w:val="NormalTok"/>
+        </w:rPr>
+        <w:t xml:space="preserve">(</w:t>
+      </w:r>
+      <w:r>
+        <w:rPr>
           <w:rStyle w:val="AttributeTok"/>
         </w:rPr>
-        <w:t xml:space="preserve">community =</w:t>
+        <w:t xml:space="preserve">station =</w:t>
       </w:r>
       <w:r>
         <w:rPr>
@@ -6892,40 +8575,521 @@
         <w:rPr>
           <w:rStyle w:val="StringTok"/>
         </w:rPr>
-        <w:t xml:space="preserve">"ag"</w:t>
-      </w:r>
-      <w:r>
-        <w:rPr>
-          <w:rStyle w:val="NormalTok"/>
-        </w:rPr>
+        <w:t xml:space="preserve">"duluth"</w:t>
+      </w:r>
+      <w:r>
+        <w:rPr>
+          <w:rStyle w:val="NormalTok"/>
+        </w:rPr>
+        <w:t xml:space="preserve">)</w:t>
+      </w:r>
+      <w:r>
+        <w:br/>
+      </w:r>
+      <w:r>
+        <w:br/>
+      </w:r>
+      <w:r>
+        <w:rPr>
+          <w:rStyle w:val="NormalTok"/>
+        </w:rPr>
+        <w:t xml:space="preserve">city_labeled_df </w:t>
+      </w:r>
+      <w:r>
+        <w:rPr>
+          <w:rStyle w:val="OtherTok"/>
+        </w:rPr>
+        <w:t xml:space="preserve">&lt;-</w:t>
+      </w:r>
+      <w:r>
+        <w:rPr>
+          <w:rStyle w:val="NormalTok"/>
+        </w:rPr>
+        <w:t xml:space="preserve"> city_year_df </w:t>
+      </w:r>
+      <w:r>
+        <w:rPr>
+          <w:rStyle w:val="SpecialCharTok"/>
+        </w:rPr>
+        <w:t xml:space="preserve">%&gt;%</w:t>
+      </w:r>
+      <w:r>
+        <w:br/>
+      </w:r>
+      <w:r>
+        <w:rPr>
+          <w:rStyle w:val="NormalTok"/>
+        </w:rPr>
+        <w:t xml:space="preserve">  </w:t>
+      </w:r>
+      <w:r>
+        <w:rPr>
+          <w:rStyle w:val="FunctionTok"/>
+        </w:rPr>
+        <w:t xml:space="preserve">filter</w:t>
+      </w:r>
+      <w:r>
+        <w:rPr>
+          <w:rStyle w:val="NormalTok"/>
+        </w:rPr>
+        <w:t xml:space="preserve">(year </w:t>
+      </w:r>
+      <w:r>
+        <w:rPr>
+          <w:rStyle w:val="SpecialCharTok"/>
+        </w:rPr>
+        <w:t xml:space="preserve">&gt;=</w:t>
+      </w:r>
+      <w:r>
+        <w:rPr>
+          <w:rStyle w:val="NormalTok"/>
+        </w:rPr>
+        <w:t xml:space="preserve"> start_year) </w:t>
+      </w:r>
+      <w:r>
+        <w:rPr>
+          <w:rStyle w:val="SpecialCharTok"/>
+        </w:rPr>
+        <w:t xml:space="preserve">%&gt;%</w:t>
+      </w:r>
+      <w:r>
+        <w:br/>
+      </w:r>
+      <w:r>
+        <w:rPr>
+          <w:rStyle w:val="NormalTok"/>
+        </w:rPr>
+        <w:t xml:space="preserve">  </w:t>
+      </w:r>
+      <w:r>
+        <w:rPr>
+          <w:rStyle w:val="FunctionTok"/>
+        </w:rPr>
+        <w:t xml:space="preserve">mutate</w:t>
+      </w:r>
+      <w:r>
+        <w:rPr>
+          <w:rStyle w:val="NormalTok"/>
+        </w:rPr>
+        <w:t xml:space="preserve">(</w:t>
+      </w:r>
+      <w:r>
+        <w:rPr>
+          <w:rStyle w:val="AttributeTok"/>
+        </w:rPr>
+        <w:t xml:space="preserve">station =</w:t>
+      </w:r>
+      <w:r>
+        <w:rPr>
+          <w:rStyle w:val="NormalTok"/>
+        </w:rPr>
+        <w:t xml:space="preserve"> </w:t>
+      </w:r>
+      <w:r>
+        <w:rPr>
+          <w:rStyle w:val="StringTok"/>
+        </w:rPr>
+        <w:t xml:space="preserve">"my_city"</w:t>
+      </w:r>
+      <w:r>
+        <w:rPr>
+          <w:rStyle w:val="NormalTok"/>
+        </w:rPr>
+        <w:t xml:space="preserve">)</w:t>
+      </w:r>
+      <w:r>
+        <w:br/>
+      </w:r>
+      <w:r>
+        <w:br/>
+      </w:r>
+      <w:r>
+        <w:rPr>
+          <w:rStyle w:val="CommentTok"/>
+        </w:rPr>
+        <w:t xml:space="preserve"># Stack them into one data frame ------------------------</w:t>
+      </w:r>
+      <w:r>
+        <w:br/>
+      </w:r>
+      <w:r>
+        <w:rPr>
+          <w:rStyle w:val="NormalTok"/>
+        </w:rPr>
+        <w:t xml:space="preserve">both_df </w:t>
+      </w:r>
+      <w:r>
+        <w:rPr>
+          <w:rStyle w:val="OtherTok"/>
+        </w:rPr>
+        <w:t xml:space="preserve">&lt;-</w:t>
+      </w:r>
+      <w:r>
+        <w:rPr>
+          <w:rStyle w:val="NormalTok"/>
+        </w:rPr>
+        <w:t xml:space="preserve"> </w:t>
+      </w:r>
+      <w:r>
+        <w:rPr>
+          <w:rStyle w:val="FunctionTok"/>
+        </w:rPr>
+        <w:t xml:space="preserve">bind_rows</w:t>
+      </w:r>
+      <w:r>
+        <w:rPr>
+          <w:rStyle w:val="NormalTok"/>
+        </w:rPr>
+        <w:t xml:space="preserve">(duluth_labeled_df, city_labeled_df)</w:t>
+      </w:r>
+      <w:r>
+        <w:br/>
+      </w:r>
+      <w:r>
+        <w:br/>
+      </w:r>
+      <w:r>
+        <w:rPr>
+          <w:rStyle w:val="CommentTok"/>
+        </w:rPr>
+        <w:t xml:space="preserve"># Did it work? -----------------------------------------</w:t>
+      </w:r>
+      <w:r>
+        <w:br/>
+      </w:r>
+      <w:r>
+        <w:rPr>
+          <w:rStyle w:val="NormalTok"/>
+        </w:rPr>
+        <w:t xml:space="preserve">both_df </w:t>
+      </w:r>
+      <w:r>
+        <w:rPr>
+          <w:rStyle w:val="SpecialCharTok"/>
+        </w:rPr>
+        <w:t xml:space="preserve">%&gt;%</w:t>
+      </w:r>
+      <w:r>
+        <w:rPr>
+          <w:rStyle w:val="NormalTok"/>
+        </w:rPr>
+        <w:t xml:space="preserve"> </w:t>
+      </w:r>
+      <w:r>
+        <w:rPr>
+          <w:rStyle w:val="FunctionTok"/>
+        </w:rPr>
+        <w:t xml:space="preserve">count</w:t>
+      </w:r>
+      <w:r>
+        <w:rPr>
+          <w:rStyle w:val="NormalTok"/>
+        </w:rPr>
+        <w:t xml:space="preserve">(station)</w:t>
+      </w:r>
+    </w:p>
+    <w:p>
+      <w:pPr>
+        <w:pStyle w:val="FirstParagraph"/>
+      </w:pPr>
+      <w:r>
+        <w:rPr>
+          <w:rStyle w:val="VerbatimChar"/>
+        </w:rPr>
+        <w:t xml:space="preserve">bind_rows()</w:t>
+      </w:r>
+      <w:r>
+        <w:t xml:space="preserve"> </w:t>
+      </w:r>
+      <w:r>
+        <w:t xml:space="preserve">puts one data frame</w:t>
+      </w:r>
+      <w:r>
+        <w:t xml:space="preserve"> </w:t>
+      </w:r>
+      <w:r>
+        <w:rPr>
+          <w:b/>
+          <w:bCs/>
+        </w:rPr>
+        <w:t xml:space="preserve">underneath</w:t>
+      </w:r>
+      <w:r>
+        <w:t xml:space="preserve"> </w:t>
+      </w:r>
+      <w:r>
+        <w:t xml:space="preserve">the other. It matches up columns by</w:t>
+      </w:r>
+      <w:r>
+        <w:t xml:space="preserve"> </w:t>
+      </w:r>
+      <w:r>
+        <w:rPr>
+          <w:b/>
+          <w:bCs/>
+        </w:rPr>
+        <w:t xml:space="preserve">name</w:t>
+      </w:r>
+      <w:r>
+        <w:t xml:space="preserve">, which is why both frames having</w:t>
+      </w:r>
+      <w:r>
+        <w:t xml:space="preserve"> </w:t>
+      </w:r>
+      <w:r>
+        <w:rPr>
+          <w:rStyle w:val="VerbatimChar"/>
+        </w:rPr>
+        <w:t xml:space="preserve">year</w:t>
+      </w:r>
+      <w:r>
         <w:t xml:space="preserve">,</w:t>
       </w:r>
       <w:r>
-        <w:br/>
-      </w:r>
-      <w:r>
-        <w:rPr>
-          <w:rStyle w:val="NormalTok"/>
-        </w:rPr>
-        <w:t xml:space="preserve">                             </w:t>
+        <w:t xml:space="preserve"> </w:t>
+      </w:r>
+      <w:r>
+        <w:rPr>
+          <w:rStyle w:val="VerbatimChar"/>
+        </w:rPr>
+        <w:t xml:space="preserve">temp</w:t>
+      </w:r>
+      <w:r>
+        <w:t xml:space="preserve">, and</w:t>
+      </w:r>
+      <w:r>
+        <w:t xml:space="preserve"> </w:t>
+      </w:r>
+      <w:r>
+        <w:rPr>
+          <w:rStyle w:val="VerbatimChar"/>
+        </w:rPr>
+        <w:t xml:space="preserve">station</w:t>
+      </w:r>
+      <w:r>
+        <w:t xml:space="preserve"> </w:t>
+      </w:r>
+      <w:r>
+        <w:t xml:space="preserve">matters — and why using</w:t>
+      </w:r>
+      <w:r>
+        <w:t xml:space="preserve"> </w:t>
+      </w:r>
+      <w:r>
+        <w:rPr>
+          <w:rStyle w:val="VerbatimChar"/>
+        </w:rPr>
+        <w:t xml:space="preserve">GSODR</w:t>
+      </w:r>
+      <w:r>
+        <w:t xml:space="preserve"> </w:t>
+      </w:r>
+      <w:r>
+        <w:t xml:space="preserve">for both places saved you a</w:t>
+      </w:r>
+      <w:r>
+        <w:t xml:space="preserve"> </w:t>
+      </w:r>
+      <w:r>
+        <w:rPr>
+          <w:rStyle w:val="VerbatimChar"/>
+        </w:rPr>
+        <w:t xml:space="preserve">rename()</w:t>
+      </w:r>
+      <w:r>
+        <w:t xml:space="preserve">.</w:t>
+      </w:r>
+    </w:p>
+    <w:p>
+      <w:pPr>
+        <w:pStyle w:val="BodyText"/>
+      </w:pPr>
+      <w:r>
+        <w:t xml:space="preserve">The</w:t>
+      </w:r>
+      <w:r>
+        <w:t xml:space="preserve"> </w:t>
+      </w:r>
+      <w:r>
+        <w:rPr>
+          <w:rStyle w:val="VerbatimChar"/>
+        </w:rPr>
+        <w:t xml:space="preserve">station</w:t>
+      </w:r>
+      <w:r>
+        <w:t xml:space="preserve"> </w:t>
+      </w:r>
+      <w:r>
+        <w:t xml:space="preserve">column is the whole trick: stacking alone would throw away which rows came from where, so you add the label</w:t>
+      </w:r>
+      <w:r>
+        <w:t xml:space="preserve"> </w:t>
+      </w:r>
+      <w:r>
+        <w:rPr>
+          <w:b/>
+          <w:bCs/>
+        </w:rPr>
+        <w:t xml:space="preserve">before</w:t>
+      </w:r>
+      <w:r>
+        <w:t xml:space="preserve"> </w:t>
+      </w:r>
+      <w:r>
+        <w:t xml:space="preserve">you stack.</w:t>
+      </w:r>
+    </w:p>
+    <w:bookmarkEnd w:id="38"/>
+    <w:bookmarkStart w:id="39" w:name="step-3-plot-both-places"/>
+    <w:p>
+      <w:pPr>
+        <w:pStyle w:val="Heading3"/>
+      </w:pPr>
+      <w:r>
+        <w:t xml:space="preserve">Step 3 · Plot both places</w:t>
+      </w:r>
+    </w:p>
+    <w:p>
+      <w:pPr>
+        <w:pStyle w:val="SourceCode"/>
+      </w:pPr>
+      <w:r>
+        <w:rPr>
+          <w:rStyle w:val="CommentTok"/>
+        </w:rPr>
+        <w:t xml:space="preserve"># One line per place -----------------------------------</w:t>
+      </w:r>
+      <w:r>
+        <w:br/>
+      </w:r>
+      <w:r>
+        <w:rPr>
+          <w:rStyle w:val="NormalTok"/>
+        </w:rPr>
+        <w:t xml:space="preserve">both_df </w:t>
+      </w:r>
+      <w:r>
+        <w:rPr>
+          <w:rStyle w:val="SpecialCharTok"/>
+        </w:rPr>
+        <w:t xml:space="preserve">%&gt;%</w:t>
+      </w:r>
+      <w:r>
+        <w:br/>
+      </w:r>
+      <w:r>
+        <w:rPr>
+          <w:rStyle w:val="NormalTok"/>
+        </w:rPr>
+        <w:t xml:space="preserve">  </w:t>
+      </w:r>
+      <w:r>
+        <w:rPr>
+          <w:rStyle w:val="FunctionTok"/>
+        </w:rPr>
+        <w:t xml:space="preserve">ggplot</w:t>
+      </w:r>
+      <w:r>
+        <w:rPr>
+          <w:rStyle w:val="NormalTok"/>
+        </w:rPr>
+        <w:t xml:space="preserve">(</w:t>
+      </w:r>
+      <w:r>
+        <w:rPr>
+          <w:rStyle w:val="FunctionTok"/>
+        </w:rPr>
+        <w:t xml:space="preserve">aes</w:t>
+      </w:r>
+      <w:r>
+        <w:rPr>
+          <w:rStyle w:val="NormalTok"/>
+        </w:rPr>
+        <w:t xml:space="preserve">(</w:t>
       </w:r>
       <w:r>
         <w:rPr>
           <w:rStyle w:val="AttributeTok"/>
         </w:rPr>
-        <w:t xml:space="preserve">lonlat =</w:t>
-      </w:r>
-      <w:r>
-        <w:rPr>
-          <w:rStyle w:val="NormalTok"/>
-        </w:rPr>
-        <w:t xml:space="preserve"> </w:t>
+        <w:t xml:space="preserve">x =</w:t>
+      </w:r>
+      <w:r>
+        <w:rPr>
+          <w:rStyle w:val="NormalTok"/>
+        </w:rPr>
+        <w:t xml:space="preserve"> year, </w:t>
+      </w:r>
+      <w:r>
+        <w:rPr>
+          <w:rStyle w:val="AttributeTok"/>
+        </w:rPr>
+        <w:t xml:space="preserve">y =</w:t>
+      </w:r>
+      <w:r>
+        <w:rPr>
+          <w:rStyle w:val="NormalTok"/>
+        </w:rPr>
+        <w:t xml:space="preserve"> temp, </w:t>
+      </w:r>
+      <w:r>
+        <w:rPr>
+          <w:rStyle w:val="AttributeTok"/>
+        </w:rPr>
+        <w:t xml:space="preserve">color =</w:t>
+      </w:r>
+      <w:r>
+        <w:rPr>
+          <w:rStyle w:val="NormalTok"/>
+        </w:rPr>
+        <w:t xml:space="preserve"> station)) </w:t>
+      </w:r>
+      <w:r>
+        <w:rPr>
+          <w:rStyle w:val="SpecialCharTok"/>
+        </w:rPr>
+        <w:t xml:space="preserve">+</w:t>
+      </w:r>
+      <w:r>
+        <w:br/>
+      </w:r>
+      <w:r>
+        <w:rPr>
+          <w:rStyle w:val="NormalTok"/>
+        </w:rPr>
+        <w:t xml:space="preserve">  </w:t>
       </w:r>
       <w:r>
         <w:rPr>
           <w:rStyle w:val="FunctionTok"/>
         </w:rPr>
-        <w:t xml:space="preserve">c</w:t>
+        <w:t xml:space="preserve">geom_point</w:t>
+      </w:r>
+      <w:r>
+        <w:rPr>
+          <w:rStyle w:val="NormalTok"/>
+        </w:rPr>
+        <w:t xml:space="preserve">() </w:t>
+      </w:r>
+      <w:r>
+        <w:rPr>
+          <w:rStyle w:val="SpecialCharTok"/>
+        </w:rPr>
+        <w:t xml:space="preserve">+</w:t>
+      </w:r>
+      <w:r>
+        <w:br/>
+      </w:r>
+      <w:r>
+        <w:rPr>
+          <w:rStyle w:val="NormalTok"/>
+        </w:rPr>
+        <w:t xml:space="preserve">  </w:t>
+      </w:r>
+      <w:r>
+        <w:rPr>
+          <w:rStyle w:val="FunctionTok"/>
+        </w:rPr>
+        <w:t xml:space="preserve">geom_smooth</w:t>
       </w:r>
       <w:r>
         <w:rPr>
@@ -6935,48 +9099,9 @@
       </w:r>
       <w:r>
         <w:rPr>
-          <w:rStyle w:val="SpecialCharTok"/>
-        </w:rPr>
-        <w:t xml:space="preserve">-</w:t>
-      </w:r>
-      <w:r>
-        <w:rPr>
-          <w:rStyle w:val="FloatTok"/>
-        </w:rPr>
-        <w:t xml:space="preserve">92.19</w:t>
-      </w:r>
-      <w:r>
-        <w:rPr>
-          <w:rStyle w:val="NormalTok"/>
-        </w:rPr>
-        <w:t xml:space="preserve">, </w:t>
-      </w:r>
-      <w:r>
-        <w:rPr>
-          <w:rStyle w:val="FloatTok"/>
-        </w:rPr>
-        <w:t xml:space="preserve">46.84</w:t>
-      </w:r>
-      <w:r>
-        <w:rPr>
-          <w:rStyle w:val="NormalTok"/>
-        </w:rPr>
-        <w:t xml:space="preserve">),</w:t>
-      </w:r>
-      <w:r>
-        <w:br/>
-      </w:r>
-      <w:r>
-        <w:rPr>
-          <w:rStyle w:val="NormalTok"/>
-        </w:rPr>
-        <w:t xml:space="preserve">                             </w:t>
-      </w:r>
-      <w:r>
-        <w:rPr>
           <w:rStyle w:val="AttributeTok"/>
         </w:rPr>
-        <w:t xml:space="preserve">pars =</w:t>
+        <w:t xml:space="preserve">method =</w:t>
       </w:r>
       <w:r>
         <w:rPr>
@@ -6988,352 +9113,7 @@
         <w:rPr>
           <w:rStyle w:val="StringTok"/>
         </w:rPr>
-        <w:t xml:space="preserve">"T2M"</w:t>
-      </w:r>
-      <w:r>
-        <w:rPr>
-          <w:rStyle w:val="NormalTok"/>
-        </w:rPr>
-        <w:t xml:space="preserve">,</w:t>
-      </w:r>
-      <w:r>
-        <w:br/>
-      </w:r>
-      <w:r>
-        <w:rPr>
-          <w:rStyle w:val="NormalTok"/>
-        </w:rPr>
-        <w:t xml:space="preserve">                             </w:t>
-      </w:r>
-      <w:r>
-        <w:rPr>
-          <w:rStyle w:val="AttributeTok"/>
-        </w:rPr>
-        <w:t xml:space="preserve">dates =</w:t>
-      </w:r>
-      <w:r>
-        <w:rPr>
-          <w:rStyle w:val="NormalTok"/>
-        </w:rPr>
-        <w:t xml:space="preserve"> </w:t>
-      </w:r>
-      <w:r>
-        <w:rPr>
-          <w:rStyle w:val="FunctionTok"/>
-        </w:rPr>
-        <w:t xml:space="preserve">c</w:t>
-      </w:r>
-      <w:r>
-        <w:rPr>
-          <w:rStyle w:val="NormalTok"/>
-        </w:rPr>
-        <w:t xml:space="preserve">(</w:t>
-      </w:r>
-      <w:r>
-        <w:rPr>
-          <w:rStyle w:val="StringTok"/>
-        </w:rPr>
-        <w:t xml:space="preserve">"1981-01-01"</w:t>
-      </w:r>
-      <w:r>
-        <w:rPr>
-          <w:rStyle w:val="NormalTok"/>
-        </w:rPr>
-        <w:t xml:space="preserve">, </w:t>
-      </w:r>
-      <w:r>
-        <w:rPr>
-          <w:rStyle w:val="StringTok"/>
-        </w:rPr>
-        <w:t xml:space="preserve">"2024-12-31"</w:t>
-      </w:r>
-      <w:r>
-        <w:rPr>
-          <w:rStyle w:val="NormalTok"/>
-        </w:rPr>
-        <w:t xml:space="preserve">),</w:t>
-      </w:r>
-      <w:r>
-        <w:br/>
-      </w:r>
-      <w:r>
-        <w:rPr>
-          <w:rStyle w:val="NormalTok"/>
-        </w:rPr>
-        <w:t xml:space="preserve">                             </w:t>
-      </w:r>
-      <w:r>
-        <w:rPr>
-          <w:rStyle w:val="AttributeTok"/>
-        </w:rPr>
-        <w:t xml:space="preserve">temporal_api =</w:t>
-      </w:r>
-      <w:r>
-        <w:rPr>
-          <w:rStyle w:val="NormalTok"/>
-        </w:rPr>
-        <w:t xml:space="preserve"> </w:t>
-      </w:r>
-      <w:r>
-        <w:rPr>
-          <w:rStyle w:val="StringTok"/>
-        </w:rPr>
-        <w:t xml:space="preserve">"daily"</w:t>
-      </w:r>
-      <w:r>
-        <w:rPr>
-          <w:rStyle w:val="NormalTok"/>
-        </w:rPr>
-        <w:t xml:space="preserve">) </w:t>
-      </w:r>
-      <w:r>
-        <w:rPr>
-          <w:rStyle w:val="SpecialCharTok"/>
-        </w:rPr>
-        <w:t xml:space="preserve">%&gt;%</w:t>
-      </w:r>
-      <w:r>
-        <w:br/>
-      </w:r>
-      <w:r>
-        <w:rPr>
-          <w:rStyle w:val="NormalTok"/>
-        </w:rPr>
-        <w:t xml:space="preserve">  </w:t>
-      </w:r>
-      <w:r>
-        <w:rPr>
-          <w:rStyle w:val="FunctionTok"/>
-        </w:rPr>
-        <w:t xml:space="preserve">clean_names</w:t>
-      </w:r>
-      <w:r>
-        <w:rPr>
-          <w:rStyle w:val="NormalTok"/>
-        </w:rPr>
-        <w:t xml:space="preserve">() </w:t>
-      </w:r>
-      <w:r>
-        <w:rPr>
-          <w:rStyle w:val="SpecialCharTok"/>
-        </w:rPr>
-        <w:t xml:space="preserve">%&gt;%</w:t>
-      </w:r>
-      <w:r>
-        <w:br/>
-      </w:r>
-      <w:r>
-        <w:rPr>
-          <w:rStyle w:val="NormalTok"/>
-        </w:rPr>
-        <w:t xml:space="preserve">  </w:t>
-      </w:r>
-      <w:r>
-        <w:rPr>
-          <w:rStyle w:val="FunctionTok"/>
-        </w:rPr>
-        <w:t xml:space="preserve">rename</w:t>
-      </w:r>
-      <w:r>
-        <w:rPr>
-          <w:rStyle w:val="NormalTok"/>
-        </w:rPr>
-        <w:t xml:space="preserve">(</w:t>
-      </w:r>
-      <w:r>
-        <w:rPr>
-          <w:rStyle w:val="AttributeTok"/>
-        </w:rPr>
-        <w:t xml:space="preserve">month =</w:t>
-      </w:r>
-      <w:r>
-        <w:rPr>
-          <w:rStyle w:val="NormalTok"/>
-        </w:rPr>
-        <w:t xml:space="preserve"> mm, </w:t>
-      </w:r>
-      <w:r>
-        <w:rPr>
-          <w:rStyle w:val="AttributeTok"/>
-        </w:rPr>
-        <w:t xml:space="preserve">temp =</w:t>
-      </w:r>
-      <w:r>
-        <w:rPr>
-          <w:rStyle w:val="NormalTok"/>
-        </w:rPr>
-        <w:t xml:space="preserve"> t2m)</w:t>
-      </w:r>
-      <w:r>
-        <w:br/>
-      </w:r>
-      <w:r>
-        <w:br/>
-      </w:r>
-      <w:r>
-        <w:rPr>
-          <w:rStyle w:val="NormalTok"/>
-        </w:rPr>
-        <w:t xml:space="preserve">duluth_year_df </w:t>
-      </w:r>
-      <w:r>
-        <w:rPr>
-          <w:rStyle w:val="OtherTok"/>
-        </w:rPr>
-        <w:t xml:space="preserve">&lt;-</w:t>
-      </w:r>
-      <w:r>
-        <w:rPr>
-          <w:rStyle w:val="NormalTok"/>
-        </w:rPr>
-        <w:t xml:space="preserve"> duluth_power_df </w:t>
-      </w:r>
-      <w:r>
-        <w:rPr>
-          <w:rStyle w:val="SpecialCharTok"/>
-        </w:rPr>
-        <w:t xml:space="preserve">%&gt;%</w:t>
-      </w:r>
-      <w:r>
-        <w:br/>
-      </w:r>
-      <w:r>
-        <w:rPr>
-          <w:rStyle w:val="NormalTok"/>
-        </w:rPr>
-        <w:t xml:space="preserve">  </w:t>
-      </w:r>
-      <w:r>
-        <w:rPr>
-          <w:rStyle w:val="FunctionTok"/>
-        </w:rPr>
-        <w:t xml:space="preserve">group_by</w:t>
-      </w:r>
-      <w:r>
-        <w:rPr>
-          <w:rStyle w:val="NormalTok"/>
-        </w:rPr>
-        <w:t xml:space="preserve">(year) </w:t>
-      </w:r>
-      <w:r>
-        <w:rPr>
-          <w:rStyle w:val="SpecialCharTok"/>
-        </w:rPr>
-        <w:t xml:space="preserve">%&gt;%</w:t>
-      </w:r>
-      <w:r>
-        <w:br/>
-      </w:r>
-      <w:r>
-        <w:rPr>
-          <w:rStyle w:val="NormalTok"/>
-        </w:rPr>
-        <w:t xml:space="preserve">  </w:t>
-      </w:r>
-      <w:r>
-        <w:rPr>
-          <w:rStyle w:val="FunctionTok"/>
-        </w:rPr>
-        <w:t xml:space="preserve">summarize</w:t>
-      </w:r>
-      <w:r>
-        <w:rPr>
-          <w:rStyle w:val="NormalTok"/>
-        </w:rPr>
-        <w:t xml:space="preserve">(</w:t>
-      </w:r>
-      <w:r>
-        <w:rPr>
-          <w:rStyle w:val="AttributeTok"/>
-        </w:rPr>
-        <w:t xml:space="preserve">temp =</w:t>
-      </w:r>
-      <w:r>
-        <w:rPr>
-          <w:rStyle w:val="NormalTok"/>
-        </w:rPr>
-        <w:t xml:space="preserve"> </w:t>
-      </w:r>
-      <w:r>
-        <w:rPr>
-          <w:rStyle w:val="FunctionTok"/>
-        </w:rPr>
-        <w:t xml:space="preserve">mean</w:t>
-      </w:r>
-      <w:r>
-        <w:rPr>
-          <w:rStyle w:val="NormalTok"/>
-        </w:rPr>
-        <w:t xml:space="preserve">(temp, </w:t>
-      </w:r>
-      <w:r>
-        <w:rPr>
-          <w:rStyle w:val="AttributeTok"/>
-        </w:rPr>
-        <w:t xml:space="preserve">na.rm =</w:t>
-      </w:r>
-      <w:r>
-        <w:rPr>
-          <w:rStyle w:val="NormalTok"/>
-        </w:rPr>
-        <w:t xml:space="preserve"> </w:t>
-      </w:r>
-      <w:r>
-        <w:rPr>
-          <w:rStyle w:val="ConstantTok"/>
-        </w:rPr>
-        <w:t xml:space="preserve">TRUE</w:t>
-      </w:r>
-      <w:r>
-        <w:rPr>
-          <w:rStyle w:val="NormalTok"/>
-        </w:rPr>
-        <w:t xml:space="preserve">)) </w:t>
-      </w:r>
-      <w:r>
-        <w:rPr>
-          <w:rStyle w:val="SpecialCharTok"/>
-        </w:rPr>
-        <w:t xml:space="preserve">%&gt;%</w:t>
-      </w:r>
-      <w:r>
-        <w:br/>
-      </w:r>
-      <w:r>
-        <w:rPr>
-          <w:rStyle w:val="NormalTok"/>
-        </w:rPr>
-        <w:t xml:space="preserve">  </w:t>
-      </w:r>
-      <w:r>
-        <w:rPr>
-          <w:rStyle w:val="FunctionTok"/>
-        </w:rPr>
-        <w:t xml:space="preserve">mutate</w:t>
-      </w:r>
-      <w:r>
-        <w:rPr>
-          <w:rStyle w:val="NormalTok"/>
-        </w:rPr>
-        <w:t xml:space="preserve">(</w:t>
-      </w:r>
-      <w:r>
-        <w:rPr>
-          <w:rStyle w:val="AttributeTok"/>
-        </w:rPr>
-        <w:t xml:space="preserve">station =</w:t>
-      </w:r>
-      <w:r>
-        <w:rPr>
-          <w:rStyle w:val="NormalTok"/>
-        </w:rPr>
-        <w:t xml:space="preserve"> </w:t>
-      </w:r>
-      <w:r>
-        <w:rPr>
-          <w:rStyle w:val="StringTok"/>
-        </w:rPr>
-        <w:t xml:space="preserve">"duluth"</w:t>
+        <w:t xml:space="preserve">"lm"</w:t>
       </w:r>
       <w:r>
         <w:rPr>
@@ -7341,284 +9121,26 @@
         </w:rPr>
         <w:t xml:space="preserve">)</w:t>
       </w:r>
-      <w:r>
-        <w:br/>
-      </w:r>
-      <w:r>
-        <w:br/>
-      </w:r>
-      <w:r>
-        <w:rPr>
-          <w:rStyle w:val="NormalTok"/>
-        </w:rPr>
-        <w:t xml:space="preserve">city_labeled_df </w:t>
-      </w:r>
-      <w:r>
-        <w:rPr>
-          <w:rStyle w:val="OtherTok"/>
-        </w:rPr>
-        <w:t xml:space="preserve">&lt;-</w:t>
-      </w:r>
-      <w:r>
-        <w:rPr>
-          <w:rStyle w:val="NormalTok"/>
-        </w:rPr>
-        <w:t xml:space="preserve"> city_year_df </w:t>
-      </w:r>
-      <w:r>
-        <w:rPr>
-          <w:rStyle w:val="SpecialCharTok"/>
-        </w:rPr>
-        <w:t xml:space="preserve">%&gt;%</w:t>
-      </w:r>
-      <w:r>
-        <w:br/>
-      </w:r>
-      <w:r>
-        <w:rPr>
-          <w:rStyle w:val="NormalTok"/>
-        </w:rPr>
-        <w:t xml:space="preserve">  </w:t>
-      </w:r>
-      <w:r>
-        <w:rPr>
-          <w:rStyle w:val="FunctionTok"/>
-        </w:rPr>
-        <w:t xml:space="preserve">mutate</w:t>
-      </w:r>
-      <w:r>
-        <w:rPr>
-          <w:rStyle w:val="NormalTok"/>
-        </w:rPr>
-        <w:t xml:space="preserve">(</w:t>
-      </w:r>
-      <w:r>
-        <w:rPr>
-          <w:rStyle w:val="AttributeTok"/>
-        </w:rPr>
-        <w:t xml:space="preserve">station =</w:t>
-      </w:r>
-      <w:r>
-        <w:rPr>
-          <w:rStyle w:val="NormalTok"/>
-        </w:rPr>
-        <w:t xml:space="preserve"> </w:t>
-      </w:r>
-      <w:r>
-        <w:rPr>
-          <w:rStyle w:val="StringTok"/>
-        </w:rPr>
-        <w:t xml:space="preserve">"my_city"</w:t>
-      </w:r>
-      <w:r>
-        <w:rPr>
-          <w:rStyle w:val="NormalTok"/>
-        </w:rPr>
-        <w:t xml:space="preserve">)</w:t>
-      </w:r>
-      <w:r>
-        <w:br/>
-      </w:r>
-      <w:r>
-        <w:br/>
-      </w:r>
-      <w:r>
-        <w:rPr>
-          <w:rStyle w:val="NormalTok"/>
-        </w:rPr>
-        <w:t xml:space="preserve">both_df </w:t>
-      </w:r>
-      <w:r>
-        <w:rPr>
-          <w:rStyle w:val="OtherTok"/>
-        </w:rPr>
-        <w:t xml:space="preserve">&lt;-</w:t>
-      </w:r>
-      <w:r>
-        <w:rPr>
-          <w:rStyle w:val="NormalTok"/>
-        </w:rPr>
-        <w:t xml:space="preserve"> </w:t>
-      </w:r>
-      <w:r>
-        <w:rPr>
-          <w:rStyle w:val="FunctionTok"/>
-        </w:rPr>
-        <w:t xml:space="preserve">bind_rows</w:t>
-      </w:r>
-      <w:r>
-        <w:rPr>
-          <w:rStyle w:val="NormalTok"/>
-        </w:rPr>
-        <w:t xml:space="preserve">(duluth_year_df, city_labeled_df)</w:t>
-      </w:r>
-      <w:r>
-        <w:br/>
-      </w:r>
-      <w:r>
-        <w:br/>
-      </w:r>
-      <w:r>
-        <w:rPr>
-          <w:rStyle w:val="NormalTok"/>
-        </w:rPr>
-        <w:t xml:space="preserve">both_df </w:t>
-      </w:r>
-      <w:r>
-        <w:rPr>
-          <w:rStyle w:val="SpecialCharTok"/>
-        </w:rPr>
-        <w:t xml:space="preserve">%&gt;%</w:t>
-      </w:r>
-      <w:r>
-        <w:br/>
-      </w:r>
-      <w:r>
-        <w:rPr>
-          <w:rStyle w:val="NormalTok"/>
-        </w:rPr>
-        <w:t xml:space="preserve">  </w:t>
-      </w:r>
-      <w:r>
-        <w:rPr>
-          <w:rStyle w:val="FunctionTok"/>
-        </w:rPr>
-        <w:t xml:space="preserve">ggplot</w:t>
-      </w:r>
-      <w:r>
-        <w:rPr>
-          <w:rStyle w:val="NormalTok"/>
-        </w:rPr>
-        <w:t xml:space="preserve">(</w:t>
-      </w:r>
-      <w:r>
-        <w:rPr>
-          <w:rStyle w:val="FunctionTok"/>
-        </w:rPr>
-        <w:t xml:space="preserve">aes</w:t>
-      </w:r>
-      <w:r>
-        <w:rPr>
-          <w:rStyle w:val="NormalTok"/>
-        </w:rPr>
-        <w:t xml:space="preserve">(</w:t>
-      </w:r>
-      <w:r>
-        <w:rPr>
-          <w:rStyle w:val="AttributeTok"/>
-        </w:rPr>
-        <w:t xml:space="preserve">x =</w:t>
-      </w:r>
-      <w:r>
-        <w:rPr>
-          <w:rStyle w:val="NormalTok"/>
-        </w:rPr>
-        <w:t xml:space="preserve"> year, </w:t>
-      </w:r>
-      <w:r>
-        <w:rPr>
-          <w:rStyle w:val="AttributeTok"/>
-        </w:rPr>
-        <w:t xml:space="preserve">y =</w:t>
-      </w:r>
-      <w:r>
-        <w:rPr>
-          <w:rStyle w:val="NormalTok"/>
-        </w:rPr>
-        <w:t xml:space="preserve"> temp, </w:t>
-      </w:r>
-      <w:r>
-        <w:rPr>
-          <w:rStyle w:val="AttributeTok"/>
-        </w:rPr>
-        <w:t xml:space="preserve">color =</w:t>
-      </w:r>
-      <w:r>
-        <w:rPr>
-          <w:rStyle w:val="NormalTok"/>
-        </w:rPr>
-        <w:t xml:space="preserve"> station)) </w:t>
-      </w:r>
-      <w:r>
-        <w:rPr>
-          <w:rStyle w:val="SpecialCharTok"/>
-        </w:rPr>
-        <w:t xml:space="preserve">+</w:t>
-      </w:r>
-      <w:r>
-        <w:br/>
-      </w:r>
-      <w:r>
-        <w:rPr>
-          <w:rStyle w:val="NormalTok"/>
-        </w:rPr>
-        <w:t xml:space="preserve">  </w:t>
-      </w:r>
-      <w:r>
-        <w:rPr>
-          <w:rStyle w:val="FunctionTok"/>
-        </w:rPr>
-        <w:t xml:space="preserve">geom_point</w:t>
-      </w:r>
-      <w:r>
-        <w:rPr>
-          <w:rStyle w:val="NormalTok"/>
-        </w:rPr>
-        <w:t xml:space="preserve">() </w:t>
-      </w:r>
-      <w:r>
-        <w:rPr>
-          <w:rStyle w:val="SpecialCharTok"/>
-        </w:rPr>
-        <w:t xml:space="preserve">+</w:t>
-      </w:r>
-      <w:r>
-        <w:br/>
-      </w:r>
-      <w:r>
-        <w:rPr>
-          <w:rStyle w:val="NormalTok"/>
-        </w:rPr>
-        <w:t xml:space="preserve">  </w:t>
-      </w:r>
-      <w:r>
-        <w:rPr>
-          <w:rStyle w:val="FunctionTok"/>
-        </w:rPr>
-        <w:t xml:space="preserve">geom_smooth</w:t>
-      </w:r>
-      <w:r>
-        <w:rPr>
-          <w:rStyle w:val="NormalTok"/>
-        </w:rPr>
-        <w:t xml:space="preserve">(</w:t>
-      </w:r>
-      <w:r>
-        <w:rPr>
-          <w:rStyle w:val="AttributeTok"/>
-        </w:rPr>
-        <w:t xml:space="preserve">method =</w:t>
-      </w:r>
-      <w:r>
-        <w:rPr>
-          <w:rStyle w:val="NormalTok"/>
-        </w:rPr>
-        <w:t xml:space="preserve"> </w:t>
-      </w:r>
-      <w:r>
-        <w:rPr>
-          <w:rStyle w:val="StringTok"/>
-        </w:rPr>
-        <w:t xml:space="preserve">"lm"</w:t>
-      </w:r>
-      <w:r>
-        <w:rPr>
-          <w:rStyle w:val="NormalTok"/>
-        </w:rPr>
-        <w:t xml:space="preserve">)</w:t>
-      </w:r>
-      <w:r>
-        <w:br/>
+    </w:p>
+    <w:bookmarkEnd w:id="39"/>
+    <w:bookmarkStart w:id="40" w:name="step-4-test-the-two-slopes"/>
+    <w:p>
+      <w:pPr>
+        <w:pStyle w:val="Heading3"/>
+      </w:pPr>
+      <w:r>
+        <w:t xml:space="preserve">Step 4 · Test the two slopes</w:t>
+      </w:r>
+    </w:p>
+    <w:p>
+      <w:pPr>
+        <w:pStyle w:val="SourceCode"/>
+      </w:pPr>
+      <w:r>
+        <w:rPr>
+          <w:rStyle w:val="CommentTok"/>
+        </w:rPr>
+        <w:t xml:space="preserve"># A separate slope for each station --------------------</w:t>
       </w:r>
       <w:r>
         <w:br/>
@@ -7741,13 +9263,12 @@
     <w:tbl>
       <w:tblPr>
         <w:tblStyle w:val="Table"/>
-        <w:tblW w:type="pct" w:w="5000"/>
-        <w:tblLayout w:type="fixed"/>
+        <w:tblW w:type="auto" w:w="0"/>
         <w:tblLook w:firstRow="1" w:lastRow="0" w:firstColumn="0" w:lastColumn="0" w:noHBand="0" w:noVBand="0" w:val="0020"/>
       </w:tblPr>
       <w:tblGrid>
-        <w:gridCol w:w="3168"/>
-        <w:gridCol w:w="4752"/>
+        <w:gridCol w:w="3960"/>
+        <w:gridCol w:w="3960"/>
       </w:tblGrid>
       <w:tr>
         <w:trPr>
@@ -7941,7 +9462,7 @@
         <w:pStyle w:val="Compact"/>
         <w:numPr>
           <w:ilvl w:val="0"/>
-          <w:numId w:val="1007"/>
+          <w:numId w:val="1006"/>
         </w:numPr>
       </w:pPr>
       <w:r>
@@ -7979,7 +9500,7 @@
         <w:pStyle w:val="Compact"/>
         <w:numPr>
           <w:ilvl w:val="0"/>
-          <w:numId w:val="1007"/>
+          <w:numId w:val="1006"/>
         </w:numPr>
       </w:pPr>
       <w:r>
@@ -8030,7 +9551,19 @@
         <w:t xml:space="preserve"> </w:t>
       </w:r>
       <w:r>
-        <w:t xml:space="preserve">= 1, you are comparing Duluth with Duluth — go back to Part 10 and put in your own coordinates.</w:t>
+        <w:t xml:space="preserve">= 1, you are comparing Duluth with Duluth — go back to Part 10 and put in your own</w:t>
+      </w:r>
+      <w:r>
+        <w:t xml:space="preserve"> </w:t>
+      </w:r>
+      <w:r>
+        <w:rPr>
+          <w:rStyle w:val="VerbatimChar"/>
+        </w:rPr>
+        <w:t xml:space="preserve">stnid</w:t>
+      </w:r>
+      <w:r>
+        <w:t xml:space="preserve">.</w:t>
       </w:r>
     </w:p>
     <w:p>
@@ -8054,7 +9587,19 @@
         <w:t xml:space="preserve"> </w:t>
       </w:r>
       <w:r>
-        <w:t xml:space="preserve">Both slopes in °C per decade, and the difference.</w:t>
+        <w:t xml:space="preserve">What is</w:t>
+      </w:r>
+      <w:r>
+        <w:t xml:space="preserve"> </w:t>
+      </w:r>
+      <w:r>
+        <w:rPr>
+          <w:rStyle w:val="VerbatimChar"/>
+        </w:rPr>
+        <w:t xml:space="preserve">start_year</w:t>
+      </w:r>
+      <w:r>
+        <w:t xml:space="preserve">, and how many years does the comparison use?</w:t>
       </w:r>
     </w:p>
     <w:p>
@@ -8078,6 +9623,30 @@
         <w:t xml:space="preserve"> </w:t>
       </w:r>
       <w:r>
+        <w:t xml:space="preserve">Both slopes in °C per decade, and the difference.</w:t>
+      </w:r>
+    </w:p>
+    <w:p>
+      <w:pPr>
+        <w:pStyle w:val="BodyText"/>
+      </w:pPr>
+      <w:r>
+        <w:t xml:space="preserve">✏️</w:t>
+      </w:r>
+      <w:r>
+        <w:t xml:space="preserve"> </w:t>
+      </w:r>
+      <w:r>
+        <w:rPr>
+          <w:b/>
+          <w:bCs/>
+        </w:rPr>
+        <w:t xml:space="preserve">H3c:</w:t>
+      </w:r>
+      <w:r>
+        <w:t xml:space="preserve"> </w:t>
+      </w:r>
+      <w:r>
         <w:t xml:space="preserve">The</w:t>
       </w:r>
       <w:r>
@@ -8124,7 +9693,7 @@
           <w:b/>
           <w:bCs/>
         </w:rPr>
-        <w:t xml:space="preserve">H3c:</w:t>
+        <w:t xml:space="preserve">H3d:</w:t>
       </w:r>
       <w:r>
         <w:t xml:space="preserve"> </w:t>
@@ -8146,8 +9715,9 @@
         <w:t xml:space="preserve">.</w:t>
       </w:r>
     </w:p>
-    <w:bookmarkEnd w:id="32"/>
-    <w:bookmarkStart w:id="33" w:name="h4-explain-your-numbers"/>
+    <w:bookmarkEnd w:id="40"/>
+    <w:bookmarkEnd w:id="41"/>
+    <w:bookmarkStart w:id="42" w:name="h4-explain-your-numbers"/>
     <w:p>
       <w:pPr>
         <w:pStyle w:val="Heading2"/>
@@ -8238,7 +9808,7 @@
         <w:t xml:space="preserve"> </w:t>
       </w:r>
       <w:r>
-        <w:t xml:space="preserve">Duluth used 69 years, your city 44. Why does a longer record make a trend easier to detect?</w:t>
+        <w:t xml:space="preserve">Duluth used 70 years. How many did your city’s station give you, and how many did the H3 comparison use once you matched the years? Why does a longer record make a trend easier to detect?</w:t>
       </w:r>
     </w:p>
     <w:p>
@@ -8300,8 +9870,8 @@
         <w:t xml:space="preserve">End of Activity 12. Next: the final project — the same pipeline, on data you choose.</w:t>
       </w:r>
     </w:p>
-    <w:bookmarkEnd w:id="33"/>
-    <w:bookmarkEnd w:id="34"/>
+    <w:bookmarkEnd w:id="42"/>
+    <w:bookmarkEnd w:id="43"/>
     <w:sectPr>
       <w:pgSz w:h="15840" w:w="12240"/>
       <w:pgMar w:bottom="720" w:footer="432" w:gutter="0" w:header="432" w:left="720" w:right="1008" w:top="720"/>
@@ -8647,9 +10217,6 @@
     <w:abstractNumId w:val="991"/>
   </w:num>
   <w:num w:numId="1006">
-    <w:abstractNumId w:val="991"/>
-  </w:num>
-  <w:num w:numId="1007">
     <w:abstractNumId w:val="991"/>
   </w:num>
 </w:numbering>

--- a/docs/content/weather/weather_activity.docx
+++ b/docs/content/weather/weather_activity.docx
@@ -31,7 +31,7 @@
         <w:pStyle w:val="Date"/>
       </w:pPr>
       <w:r>
-        <w:t xml:space="preserve">2026-10-09</w:t>
+        <w:t xml:space="preserve">2026-10-19</w:t>
       </w:r>
     </w:p>
     <w:bookmarkStart w:id="18" w:name="in-class-activity-12-real-climate-data"/>

--- a/docs/content/weather/weather_activity.docx
+++ b/docs/content/weather/weather_activity.docx
@@ -31,7 +31,7 @@
         <w:pStyle w:val="Date"/>
       </w:pPr>
       <w:r>
-        <w:t xml:space="preserve">2026-10-19</w:t>
+        <w:t xml:space="preserve">2026-10-22</w:t>
       </w:r>
     </w:p>
     <w:bookmarkStart w:id="18" w:name="in-class-activity-12-real-climate-data"/>
